--- a/Документы/Описание предметной области .docx
+++ b/Документы/Описание предметной области .docx
@@ -1922,25 +1922,7 @@
           <w:sz w:val="28"/>
           <w:szCs w:val="28"/>
         </w:rPr>
-        <w:t>Диаграмма прецедентов (</w:t>
-      </w:r>
-      <w:proofErr w:type="spellStart"/>
-      <w:r>
-        <w:rPr>
-          <w:rFonts w:ascii="Times New Roman" w:hAnsi="Times New Roman" w:cs="Times New Roman"/>
-          <w:sz w:val="28"/>
-          <w:szCs w:val="28"/>
-        </w:rPr>
-        <w:t>Use</w:t>
-      </w:r>
-      <w:proofErr w:type="spellEnd"/>
-      <w:r>
-        <w:rPr>
-          <w:rFonts w:ascii="Times New Roman" w:hAnsi="Times New Roman" w:cs="Times New Roman"/>
-          <w:sz w:val="28"/>
-          <w:szCs w:val="28"/>
-        </w:rPr>
-        <w:t xml:space="preserve"> Case диаграмма) – это UML-диаграмма, которая через акторов (действующих лиц) и прецеденты (ключевые функции) показывает, кто и как взаимодействует с системой. Она экономит время на согласование, снижает риски ошибок и служит фундаментом для детальной проработки функционала. Диаграмма прецедентов</w:t>
+        <w:t>Диаграмма прецедентов (Use Case диаграмма) – это UML-диаграмма, которая через акторов (действующих лиц) и прецеденты (ключевые функции) показывает, кто и как взаимодействует с системой. Она экономит время на согласование, снижает риски ошибок и служит фундаментом для детальной проработки функционала. Диаграмма прецедентов</w:t>
       </w:r>
       <w:r>
         <w:rPr>
@@ -2083,43 +2065,7 @@
           <w:szCs w:val="28"/>
         </w:rPr>
         <w:lastRenderedPageBreak/>
-        <w:t>Диаграмма деятельности (</w:t>
-      </w:r>
-      <w:proofErr w:type="spellStart"/>
-      <w:r>
-        <w:rPr>
-          <w:rFonts w:ascii="Times New Roman" w:hAnsi="Times New Roman" w:cs="Times New Roman"/>
-          <w:sz w:val="28"/>
-          <w:szCs w:val="28"/>
-        </w:rPr>
-        <w:t>Activity</w:t>
-      </w:r>
-      <w:proofErr w:type="spellEnd"/>
-      <w:r>
-        <w:rPr>
-          <w:rFonts w:ascii="Times New Roman" w:hAnsi="Times New Roman" w:cs="Times New Roman"/>
-          <w:sz w:val="28"/>
-          <w:szCs w:val="28"/>
-        </w:rPr>
-        <w:t xml:space="preserve"> </w:t>
-      </w:r>
-      <w:proofErr w:type="spellStart"/>
-      <w:r>
-        <w:rPr>
-          <w:rFonts w:ascii="Times New Roman" w:hAnsi="Times New Roman" w:cs="Times New Roman"/>
-          <w:sz w:val="28"/>
-          <w:szCs w:val="28"/>
-        </w:rPr>
-        <w:t>diagram</w:t>
-      </w:r>
-      <w:proofErr w:type="spellEnd"/>
-      <w:r>
-        <w:rPr>
-          <w:rFonts w:ascii="Times New Roman" w:hAnsi="Times New Roman" w:cs="Times New Roman"/>
-          <w:sz w:val="28"/>
-          <w:szCs w:val="28"/>
-        </w:rPr>
-        <w:t>, диаграмма активности, диаграмма видов деятельности) – UML-диаграмма, которая показывает последовательность действий и потоки управления в системе. В отличие от статических моделей, она показывает динамику процесса, позволяя рассмотреть его выполнение во времени.</w:t>
+        <w:t>Диаграмма деятельности (Activity diagram, диаграмма активности, диаграмма видов деятельности) – UML-диаграмма, которая показывает последовательность действий и потоки управления в системе. В отличие от статических моделей, она показывает динамику процесса, позволяя рассмотреть его выполнение во времени.</w:t>
       </w:r>
       <w:r>
         <w:rPr>
@@ -2978,14 +2924,12 @@
                 <w:rFonts w:ascii="Times New Roman" w:hAnsi="Times New Roman" w:cs="Times New Roman"/>
               </w:rPr>
             </w:pPr>
-            <w:proofErr w:type="spellStart"/>
             <w:r>
               <w:rPr>
                 <w:rFonts w:ascii="Times New Roman" w:hAnsi="Times New Roman" w:cs="Times New Roman"/>
               </w:rPr>
               <w:t>Статистика_продаж</w:t>
             </w:r>
-            <w:proofErr w:type="spellEnd"/>
           </w:p>
         </w:tc>
         <w:tc>
@@ -3446,25 +3390,7 @@
           <w:sz w:val="28"/>
           <w:szCs w:val="28"/>
         </w:rPr>
-        <w:t xml:space="preserve">Таблица 5.1 – </w:t>
-      </w:r>
-      <w:proofErr w:type="spellStart"/>
-      <w:r>
-        <w:rPr>
-          <w:rFonts w:ascii="Times New Roman" w:hAnsi="Times New Roman" w:cs="Times New Roman"/>
-          <w:sz w:val="28"/>
-          <w:szCs w:val="28"/>
-        </w:rPr>
-        <w:t>suppliers</w:t>
-      </w:r>
-      <w:proofErr w:type="spellEnd"/>
-      <w:r>
-        <w:rPr>
-          <w:rFonts w:ascii="Times New Roman" w:hAnsi="Times New Roman" w:cs="Times New Roman"/>
-          <w:sz w:val="28"/>
-          <w:szCs w:val="28"/>
-        </w:rPr>
-        <w:t xml:space="preserve"> (Список поставщиков) </w:t>
+        <w:t xml:space="preserve">Таблица 5.1 – suppliers (Список поставщиков) </w:t>
       </w:r>
     </w:p>
     <w:tbl>
@@ -3594,14 +3520,12 @@
                 <w:rFonts w:ascii="Times New Roman" w:hAnsi="Times New Roman" w:cs="Times New Roman"/>
               </w:rPr>
             </w:pPr>
-            <w:proofErr w:type="spellStart"/>
             <w:r>
               <w:rPr>
                 <w:rFonts w:ascii="Times New Roman" w:hAnsi="Times New Roman" w:cs="Times New Roman"/>
               </w:rPr>
               <w:t>suppliers_id</w:t>
             </w:r>
-            <w:proofErr w:type="spellEnd"/>
           </w:p>
         </w:tc>
         <w:tc>
@@ -3678,14 +3602,12 @@
                 <w:rFonts w:ascii="Times New Roman" w:hAnsi="Times New Roman" w:cs="Times New Roman"/>
               </w:rPr>
             </w:pPr>
-            <w:proofErr w:type="spellStart"/>
             <w:r>
               <w:rPr>
                 <w:rFonts w:ascii="Times New Roman" w:hAnsi="Times New Roman" w:cs="Times New Roman"/>
               </w:rPr>
               <w:t>title</w:t>
             </w:r>
-            <w:proofErr w:type="spellEnd"/>
           </w:p>
         </w:tc>
         <w:tc>
@@ -3700,19 +3622,11 @@
                 <w:rFonts w:ascii="Times New Roman" w:hAnsi="Times New Roman" w:cs="Times New Roman"/>
               </w:rPr>
             </w:pPr>
-            <w:proofErr w:type="gramStart"/>
-            <w:r>
-              <w:rPr>
-                <w:rFonts w:ascii="Times New Roman" w:hAnsi="Times New Roman" w:cs="Times New Roman"/>
-              </w:rPr>
-              <w:t>VARCHAR(</w:t>
-            </w:r>
-            <w:proofErr w:type="gramEnd"/>
-            <w:r>
-              <w:rPr>
-                <w:rFonts w:ascii="Times New Roman" w:hAnsi="Times New Roman" w:cs="Times New Roman"/>
-              </w:rPr>
-              <w:t>45)</w:t>
+            <w:r>
+              <w:rPr>
+                <w:rFonts w:ascii="Times New Roman" w:hAnsi="Times New Roman" w:cs="Times New Roman"/>
+              </w:rPr>
+              <w:t>VARCHAR(45)</w:t>
             </w:r>
           </w:p>
         </w:tc>
@@ -3752,25 +3666,7 @@
           <w:sz w:val="28"/>
           <w:szCs w:val="28"/>
         </w:rPr>
-        <w:t xml:space="preserve">Таблица 5.2 – </w:t>
-      </w:r>
-      <w:proofErr w:type="spellStart"/>
-      <w:r>
-        <w:rPr>
-          <w:rFonts w:ascii="Times New Roman" w:hAnsi="Times New Roman" w:cs="Times New Roman"/>
-          <w:sz w:val="28"/>
-          <w:szCs w:val="28"/>
-        </w:rPr>
-        <w:t>manufacturer</w:t>
-      </w:r>
-      <w:proofErr w:type="spellEnd"/>
-      <w:r>
-        <w:rPr>
-          <w:rFonts w:ascii="Times New Roman" w:hAnsi="Times New Roman" w:cs="Times New Roman"/>
-          <w:sz w:val="28"/>
-          <w:szCs w:val="28"/>
-        </w:rPr>
-        <w:t xml:space="preserve"> (Список производителей) </w:t>
+        <w:t xml:space="preserve">Таблица 5.2 – manufacturer (Список производителей) </w:t>
       </w:r>
     </w:p>
     <w:tbl>
@@ -3900,14 +3796,12 @@
                 <w:rFonts w:ascii="Times New Roman" w:hAnsi="Times New Roman" w:cs="Times New Roman"/>
               </w:rPr>
             </w:pPr>
-            <w:proofErr w:type="spellStart"/>
             <w:r>
               <w:rPr>
                 <w:rFonts w:ascii="Times New Roman" w:hAnsi="Times New Roman" w:cs="Times New Roman"/>
               </w:rPr>
               <w:t>manufacturer_id</w:t>
             </w:r>
-            <w:proofErr w:type="spellEnd"/>
           </w:p>
         </w:tc>
         <w:tc>
@@ -3984,14 +3878,12 @@
                 <w:rFonts w:ascii="Times New Roman" w:hAnsi="Times New Roman" w:cs="Times New Roman"/>
               </w:rPr>
             </w:pPr>
-            <w:proofErr w:type="spellStart"/>
             <w:r>
               <w:rPr>
                 <w:rFonts w:ascii="Times New Roman" w:hAnsi="Times New Roman" w:cs="Times New Roman"/>
               </w:rPr>
               <w:t>title</w:t>
             </w:r>
-            <w:proofErr w:type="spellEnd"/>
           </w:p>
         </w:tc>
         <w:tc>
@@ -4006,19 +3898,11 @@
                 <w:rFonts w:ascii="Times New Roman" w:hAnsi="Times New Roman" w:cs="Times New Roman"/>
               </w:rPr>
             </w:pPr>
-            <w:proofErr w:type="gramStart"/>
-            <w:r>
-              <w:rPr>
-                <w:rFonts w:ascii="Times New Roman" w:hAnsi="Times New Roman" w:cs="Times New Roman"/>
-              </w:rPr>
-              <w:t>VARCHAR(</w:t>
-            </w:r>
-            <w:proofErr w:type="gramEnd"/>
-            <w:r>
-              <w:rPr>
-                <w:rFonts w:ascii="Times New Roman" w:hAnsi="Times New Roman" w:cs="Times New Roman"/>
-              </w:rPr>
-              <w:t>45)</w:t>
+            <w:r>
+              <w:rPr>
+                <w:rFonts w:ascii="Times New Roman" w:hAnsi="Times New Roman" w:cs="Times New Roman"/>
+              </w:rPr>
+              <w:t>VARCHAR(45)</w:t>
             </w:r>
           </w:p>
         </w:tc>
@@ -4058,18 +3942,8 @@
           <w:sz w:val="28"/>
           <w:szCs w:val="28"/>
         </w:rPr>
-        <w:t xml:space="preserve">Таблица 5.3 – </w:t>
-      </w:r>
-      <w:proofErr w:type="spellStart"/>
-      <w:r>
-        <w:rPr>
-          <w:rFonts w:ascii="Times New Roman" w:hAnsi="Times New Roman" w:cs="Times New Roman"/>
-          <w:sz w:val="28"/>
-          <w:szCs w:val="28"/>
-        </w:rPr>
-        <w:t>deliviry_po</w:t>
-      </w:r>
-      <w:proofErr w:type="spellEnd"/>
+        <w:t>Таблица 5.3 – deliviry_po</w:t>
+      </w:r>
       <w:r>
         <w:rPr>
           <w:rFonts w:ascii="Times New Roman" w:hAnsi="Times New Roman" w:cs="Times New Roman"/>
@@ -4305,14 +4179,12 @@
                 <w:rFonts w:ascii="Times New Roman" w:hAnsi="Times New Roman" w:cs="Times New Roman"/>
               </w:rPr>
             </w:pPr>
-            <w:proofErr w:type="spellStart"/>
             <w:r>
               <w:rPr>
                 <w:rFonts w:ascii="Times New Roman" w:hAnsi="Times New Roman" w:cs="Times New Roman"/>
               </w:rPr>
               <w:t>deliviry_po</w:t>
             </w:r>
-            <w:proofErr w:type="spellEnd"/>
             <w:r>
               <w:rPr>
                 <w:rFonts w:ascii="Times New Roman" w:hAnsi="Times New Roman" w:cs="Times New Roman"/>
@@ -4324,16 +4196,8 @@
               <w:rPr>
                 <w:rFonts w:ascii="Times New Roman" w:hAnsi="Times New Roman" w:cs="Times New Roman"/>
               </w:rPr>
-              <w:t>_</w:t>
-            </w:r>
-            <w:proofErr w:type="spellStart"/>
-            <w:r>
-              <w:rPr>
-                <w:rFonts w:ascii="Times New Roman" w:hAnsi="Times New Roman" w:cs="Times New Roman"/>
-              </w:rPr>
-              <w:t>id</w:t>
-            </w:r>
-            <w:proofErr w:type="spellEnd"/>
+              <w:t>_id</w:t>
+            </w:r>
           </w:p>
         </w:tc>
         <w:tc>
@@ -4410,14 +4274,12 @@
                 <w:rFonts w:ascii="Times New Roman" w:hAnsi="Times New Roman" w:cs="Times New Roman"/>
               </w:rPr>
             </w:pPr>
-            <w:proofErr w:type="spellStart"/>
             <w:r>
               <w:rPr>
                 <w:rFonts w:ascii="Times New Roman" w:hAnsi="Times New Roman" w:cs="Times New Roman"/>
               </w:rPr>
               <w:t>code</w:t>
             </w:r>
-            <w:proofErr w:type="spellEnd"/>
           </w:p>
         </w:tc>
         <w:tc>
@@ -4432,19 +4294,11 @@
                 <w:rFonts w:ascii="Times New Roman" w:hAnsi="Times New Roman" w:cs="Times New Roman"/>
               </w:rPr>
             </w:pPr>
-            <w:proofErr w:type="gramStart"/>
-            <w:r>
-              <w:rPr>
-                <w:rFonts w:ascii="Times New Roman" w:hAnsi="Times New Roman" w:cs="Times New Roman"/>
-              </w:rPr>
-              <w:t>VARCHAR(</w:t>
-            </w:r>
-            <w:proofErr w:type="gramEnd"/>
-            <w:r>
-              <w:rPr>
-                <w:rFonts w:ascii="Times New Roman" w:hAnsi="Times New Roman" w:cs="Times New Roman"/>
-              </w:rPr>
-              <w:t>14)</w:t>
+            <w:r>
+              <w:rPr>
+                <w:rFonts w:ascii="Times New Roman" w:hAnsi="Times New Roman" w:cs="Times New Roman"/>
+              </w:rPr>
+              <w:t>VARCHAR(14)</w:t>
             </w:r>
           </w:p>
         </w:tc>
@@ -4493,18 +4347,8 @@
           <w:sz w:val="28"/>
           <w:szCs w:val="28"/>
         </w:rPr>
-        <w:t xml:space="preserve">аблица 5.3 – </w:t>
-      </w:r>
-      <w:proofErr w:type="spellStart"/>
-      <w:r>
-        <w:rPr>
-          <w:rFonts w:ascii="Times New Roman" w:hAnsi="Times New Roman" w:cs="Times New Roman"/>
-          <w:sz w:val="28"/>
-          <w:szCs w:val="28"/>
-        </w:rPr>
-        <w:t>deliviry_po</w:t>
-      </w:r>
-      <w:proofErr w:type="spellEnd"/>
+        <w:t>аблица 5.3 – deliviry_po</w:t>
+      </w:r>
       <w:r>
         <w:rPr>
           <w:rFonts w:ascii="Times New Roman" w:hAnsi="Times New Roman" w:cs="Times New Roman"/>
@@ -4658,14 +4502,12 @@
                 <w:rFonts w:ascii="Times New Roman" w:hAnsi="Times New Roman" w:cs="Times New Roman"/>
               </w:rPr>
             </w:pPr>
-            <w:proofErr w:type="spellStart"/>
             <w:r>
               <w:rPr>
                 <w:rFonts w:ascii="Times New Roman" w:hAnsi="Times New Roman" w:cs="Times New Roman"/>
               </w:rPr>
               <w:t>city</w:t>
             </w:r>
-            <w:proofErr w:type="spellEnd"/>
           </w:p>
         </w:tc>
         <w:tc>
@@ -4680,19 +4522,11 @@
                 <w:rFonts w:ascii="Times New Roman" w:hAnsi="Times New Roman" w:cs="Times New Roman"/>
               </w:rPr>
             </w:pPr>
-            <w:proofErr w:type="gramStart"/>
-            <w:r>
-              <w:rPr>
-                <w:rFonts w:ascii="Times New Roman" w:hAnsi="Times New Roman" w:cs="Times New Roman"/>
-              </w:rPr>
-              <w:t>VARCHAR(</w:t>
-            </w:r>
-            <w:proofErr w:type="gramEnd"/>
-            <w:r>
-              <w:rPr>
-                <w:rFonts w:ascii="Times New Roman" w:hAnsi="Times New Roman" w:cs="Times New Roman"/>
-              </w:rPr>
-              <w:t>14)</w:t>
+            <w:r>
+              <w:rPr>
+                <w:rFonts w:ascii="Times New Roman" w:hAnsi="Times New Roman" w:cs="Times New Roman"/>
+              </w:rPr>
+              <w:t>VARCHAR(14)</w:t>
             </w:r>
           </w:p>
         </w:tc>
@@ -4744,14 +4578,12 @@
                 <w:rFonts w:ascii="Times New Roman" w:hAnsi="Times New Roman" w:cs="Times New Roman"/>
               </w:rPr>
             </w:pPr>
-            <w:proofErr w:type="spellStart"/>
             <w:r>
               <w:rPr>
                 <w:rFonts w:ascii="Times New Roman" w:hAnsi="Times New Roman" w:cs="Times New Roman"/>
               </w:rPr>
               <w:t>street</w:t>
             </w:r>
-            <w:proofErr w:type="spellEnd"/>
           </w:p>
         </w:tc>
         <w:tc>
@@ -4766,19 +4598,11 @@
                 <w:rFonts w:ascii="Times New Roman" w:hAnsi="Times New Roman" w:cs="Times New Roman"/>
               </w:rPr>
             </w:pPr>
-            <w:proofErr w:type="gramStart"/>
-            <w:r>
-              <w:rPr>
-                <w:rFonts w:ascii="Times New Roman" w:hAnsi="Times New Roman" w:cs="Times New Roman"/>
-              </w:rPr>
-              <w:t>VARCHAR(</w:t>
-            </w:r>
-            <w:proofErr w:type="gramEnd"/>
-            <w:r>
-              <w:rPr>
-                <w:rFonts w:ascii="Times New Roman" w:hAnsi="Times New Roman" w:cs="Times New Roman"/>
-              </w:rPr>
-              <w:t>24)</w:t>
+            <w:r>
+              <w:rPr>
+                <w:rFonts w:ascii="Times New Roman" w:hAnsi="Times New Roman" w:cs="Times New Roman"/>
+              </w:rPr>
+              <w:t>VARCHAR(24)</w:t>
             </w:r>
           </w:p>
         </w:tc>
@@ -4830,14 +4654,12 @@
                 <w:rFonts w:ascii="Times New Roman" w:hAnsi="Times New Roman" w:cs="Times New Roman"/>
               </w:rPr>
             </w:pPr>
-            <w:proofErr w:type="spellStart"/>
             <w:r>
               <w:rPr>
                 <w:rFonts w:ascii="Times New Roman" w:hAnsi="Times New Roman" w:cs="Times New Roman"/>
               </w:rPr>
               <w:t>number</w:t>
             </w:r>
-            <w:proofErr w:type="spellEnd"/>
           </w:p>
         </w:tc>
         <w:tc>
@@ -4852,19 +4674,11 @@
                 <w:rFonts w:ascii="Times New Roman" w:hAnsi="Times New Roman" w:cs="Times New Roman"/>
               </w:rPr>
             </w:pPr>
-            <w:proofErr w:type="gramStart"/>
-            <w:r>
-              <w:rPr>
-                <w:rFonts w:ascii="Times New Roman" w:hAnsi="Times New Roman" w:cs="Times New Roman"/>
-              </w:rPr>
-              <w:t>VARCHAR(</w:t>
-            </w:r>
-            <w:proofErr w:type="gramEnd"/>
-            <w:r>
-              <w:rPr>
-                <w:rFonts w:ascii="Times New Roman" w:hAnsi="Times New Roman" w:cs="Times New Roman"/>
-              </w:rPr>
-              <w:t>24)</w:t>
+            <w:r>
+              <w:rPr>
+                <w:rFonts w:ascii="Times New Roman" w:hAnsi="Times New Roman" w:cs="Times New Roman"/>
+              </w:rPr>
+              <w:t>VARCHAR(24)</w:t>
             </w:r>
           </w:p>
         </w:tc>
@@ -4904,25 +4718,7 @@
           <w:sz w:val="28"/>
           <w:szCs w:val="28"/>
         </w:rPr>
-        <w:t xml:space="preserve">Таблица 5.4 – </w:t>
-      </w:r>
-      <w:proofErr w:type="spellStart"/>
-      <w:r>
-        <w:rPr>
-          <w:rFonts w:ascii="Times New Roman" w:hAnsi="Times New Roman" w:cs="Times New Roman"/>
-          <w:sz w:val="28"/>
-          <w:szCs w:val="28"/>
-        </w:rPr>
-        <w:t>type_product</w:t>
-      </w:r>
-      <w:proofErr w:type="spellEnd"/>
-      <w:r>
-        <w:rPr>
-          <w:rFonts w:ascii="Times New Roman" w:hAnsi="Times New Roman" w:cs="Times New Roman"/>
-          <w:sz w:val="28"/>
-          <w:szCs w:val="28"/>
-        </w:rPr>
-        <w:t xml:space="preserve"> (Категории обуви) </w:t>
+        <w:t xml:space="preserve">Таблица 5.4 – type_product (Категории обуви) </w:t>
       </w:r>
     </w:p>
     <w:tbl>
@@ -5052,14 +4848,12 @@
                 <w:rFonts w:ascii="Times New Roman" w:hAnsi="Times New Roman" w:cs="Times New Roman"/>
               </w:rPr>
             </w:pPr>
-            <w:proofErr w:type="spellStart"/>
             <w:r>
               <w:rPr>
                 <w:rFonts w:ascii="Times New Roman" w:hAnsi="Times New Roman" w:cs="Times New Roman"/>
               </w:rPr>
               <w:t>type_product_id</w:t>
             </w:r>
-            <w:proofErr w:type="spellEnd"/>
           </w:p>
         </w:tc>
         <w:tc>
@@ -5136,14 +4930,12 @@
                 <w:rFonts w:ascii="Times New Roman" w:hAnsi="Times New Roman" w:cs="Times New Roman"/>
               </w:rPr>
             </w:pPr>
-            <w:proofErr w:type="spellStart"/>
             <w:r>
               <w:rPr>
                 <w:rFonts w:ascii="Times New Roman" w:hAnsi="Times New Roman" w:cs="Times New Roman"/>
               </w:rPr>
               <w:t>title</w:t>
             </w:r>
-            <w:proofErr w:type="spellEnd"/>
           </w:p>
         </w:tc>
         <w:tc>
@@ -5158,19 +4950,11 @@
                 <w:rFonts w:ascii="Times New Roman" w:hAnsi="Times New Roman" w:cs="Times New Roman"/>
               </w:rPr>
             </w:pPr>
-            <w:proofErr w:type="gramStart"/>
-            <w:r>
-              <w:rPr>
-                <w:rFonts w:ascii="Times New Roman" w:hAnsi="Times New Roman" w:cs="Times New Roman"/>
-              </w:rPr>
-              <w:t>VARCHAR(</w:t>
-            </w:r>
-            <w:proofErr w:type="gramEnd"/>
-            <w:r>
-              <w:rPr>
-                <w:rFonts w:ascii="Times New Roman" w:hAnsi="Times New Roman" w:cs="Times New Roman"/>
-              </w:rPr>
-              <w:t>45)</w:t>
+            <w:r>
+              <w:rPr>
+                <w:rFonts w:ascii="Times New Roman" w:hAnsi="Times New Roman" w:cs="Times New Roman"/>
+              </w:rPr>
+              <w:t>VARCHAR(45)</w:t>
             </w:r>
           </w:p>
         </w:tc>
@@ -5414,14 +5198,12 @@
                 <w:rFonts w:ascii="Times New Roman" w:hAnsi="Times New Roman" w:cs="Times New Roman"/>
               </w:rPr>
             </w:pPr>
-            <w:proofErr w:type="spellStart"/>
             <w:r>
               <w:rPr>
                 <w:rFonts w:ascii="Times New Roman" w:hAnsi="Times New Roman" w:cs="Times New Roman"/>
               </w:rPr>
               <w:t>type_boots_id</w:t>
             </w:r>
-            <w:proofErr w:type="spellEnd"/>
           </w:p>
         </w:tc>
         <w:tc>
@@ -5498,14 +5280,12 @@
                 <w:rFonts w:ascii="Times New Roman" w:hAnsi="Times New Roman" w:cs="Times New Roman"/>
               </w:rPr>
             </w:pPr>
-            <w:proofErr w:type="spellStart"/>
             <w:r>
               <w:rPr>
                 <w:rFonts w:ascii="Times New Roman" w:hAnsi="Times New Roman" w:cs="Times New Roman"/>
               </w:rPr>
               <w:t>title</w:t>
             </w:r>
-            <w:proofErr w:type="spellEnd"/>
           </w:p>
         </w:tc>
         <w:tc>
@@ -5520,19 +5300,11 @@
                 <w:rFonts w:ascii="Times New Roman" w:hAnsi="Times New Roman" w:cs="Times New Roman"/>
               </w:rPr>
             </w:pPr>
-            <w:proofErr w:type="gramStart"/>
-            <w:r>
-              <w:rPr>
-                <w:rFonts w:ascii="Times New Roman" w:hAnsi="Times New Roman" w:cs="Times New Roman"/>
-              </w:rPr>
-              <w:t>VARCHAR(</w:t>
-            </w:r>
-            <w:proofErr w:type="gramEnd"/>
-            <w:r>
-              <w:rPr>
-                <w:rFonts w:ascii="Times New Roman" w:hAnsi="Times New Roman" w:cs="Times New Roman"/>
-              </w:rPr>
-              <w:t>45)</w:t>
+            <w:r>
+              <w:rPr>
+                <w:rFonts w:ascii="Times New Roman" w:hAnsi="Times New Roman" w:cs="Times New Roman"/>
+              </w:rPr>
+              <w:t>VARCHAR(45)</w:t>
             </w:r>
           </w:p>
         </w:tc>
@@ -5572,25 +5344,7 @@
           <w:sz w:val="28"/>
           <w:szCs w:val="28"/>
         </w:rPr>
-        <w:t xml:space="preserve">Таблица 5.6 – </w:t>
-      </w:r>
-      <w:proofErr w:type="spellStart"/>
-      <w:r>
-        <w:rPr>
-          <w:rFonts w:ascii="Times New Roman" w:hAnsi="Times New Roman" w:cs="Times New Roman"/>
-          <w:sz w:val="28"/>
-          <w:szCs w:val="28"/>
-        </w:rPr>
-        <w:t>type_role</w:t>
-      </w:r>
-      <w:proofErr w:type="spellEnd"/>
-      <w:r>
-        <w:rPr>
-          <w:rFonts w:ascii="Times New Roman" w:hAnsi="Times New Roman" w:cs="Times New Roman"/>
-          <w:sz w:val="28"/>
-          <w:szCs w:val="28"/>
-        </w:rPr>
-        <w:t xml:space="preserve"> (Список ролей) </w:t>
+        <w:t xml:space="preserve">Таблица 5.6 – type_role (Список ролей) </w:t>
       </w:r>
     </w:p>
     <w:tbl>
@@ -5720,14 +5474,12 @@
                 <w:rFonts w:ascii="Times New Roman" w:hAnsi="Times New Roman" w:cs="Times New Roman"/>
               </w:rPr>
             </w:pPr>
-            <w:proofErr w:type="spellStart"/>
             <w:r>
               <w:rPr>
                 <w:rFonts w:ascii="Times New Roman" w:hAnsi="Times New Roman" w:cs="Times New Roman"/>
               </w:rPr>
               <w:t>type_role_id</w:t>
             </w:r>
-            <w:proofErr w:type="spellEnd"/>
           </w:p>
         </w:tc>
         <w:tc>
@@ -5804,14 +5556,12 @@
                 <w:rFonts w:ascii="Times New Roman" w:hAnsi="Times New Roman" w:cs="Times New Roman"/>
               </w:rPr>
             </w:pPr>
-            <w:proofErr w:type="spellStart"/>
             <w:r>
               <w:rPr>
                 <w:rFonts w:ascii="Times New Roman" w:hAnsi="Times New Roman" w:cs="Times New Roman"/>
               </w:rPr>
               <w:t>title</w:t>
             </w:r>
-            <w:proofErr w:type="spellEnd"/>
           </w:p>
         </w:tc>
         <w:tc>
@@ -5826,19 +5576,11 @@
                 <w:rFonts w:ascii="Times New Roman" w:hAnsi="Times New Roman" w:cs="Times New Roman"/>
               </w:rPr>
             </w:pPr>
-            <w:proofErr w:type="gramStart"/>
-            <w:r>
-              <w:rPr>
-                <w:rFonts w:ascii="Times New Roman" w:hAnsi="Times New Roman" w:cs="Times New Roman"/>
-              </w:rPr>
-              <w:t>VARCHAR(</w:t>
-            </w:r>
-            <w:proofErr w:type="gramEnd"/>
-            <w:r>
-              <w:rPr>
-                <w:rFonts w:ascii="Times New Roman" w:hAnsi="Times New Roman" w:cs="Times New Roman"/>
-              </w:rPr>
-              <w:t>45)</w:t>
+            <w:r>
+              <w:rPr>
+                <w:rFonts w:ascii="Times New Roman" w:hAnsi="Times New Roman" w:cs="Times New Roman"/>
+              </w:rPr>
+              <w:t>VARCHAR(45)</w:t>
             </w:r>
           </w:p>
         </w:tc>
@@ -5878,25 +5620,7 @@
           <w:sz w:val="28"/>
           <w:szCs w:val="28"/>
         </w:rPr>
-        <w:t xml:space="preserve">Таблица 5.7 – </w:t>
-      </w:r>
-      <w:proofErr w:type="spellStart"/>
-      <w:r>
-        <w:rPr>
-          <w:rFonts w:ascii="Times New Roman" w:hAnsi="Times New Roman" w:cs="Times New Roman"/>
-          <w:sz w:val="28"/>
-          <w:szCs w:val="28"/>
-        </w:rPr>
-        <w:t>person</w:t>
-      </w:r>
-      <w:proofErr w:type="spellEnd"/>
-      <w:r>
-        <w:rPr>
-          <w:rFonts w:ascii="Times New Roman" w:hAnsi="Times New Roman" w:cs="Times New Roman"/>
-          <w:sz w:val="28"/>
-          <w:szCs w:val="28"/>
-        </w:rPr>
-        <w:t xml:space="preserve"> (Список пользователей) </w:t>
+        <w:t xml:space="preserve">Таблица 5.7 – person (Список пользователей) </w:t>
       </w:r>
     </w:p>
     <w:tbl>
@@ -6026,14 +5750,12 @@
                 <w:rFonts w:ascii="Times New Roman" w:hAnsi="Times New Roman" w:cs="Times New Roman"/>
               </w:rPr>
             </w:pPr>
-            <w:proofErr w:type="spellStart"/>
             <w:r>
               <w:rPr>
                 <w:rFonts w:ascii="Times New Roman" w:hAnsi="Times New Roman" w:cs="Times New Roman"/>
               </w:rPr>
               <w:t>person_id</w:t>
             </w:r>
-            <w:proofErr w:type="spellEnd"/>
           </w:p>
         </w:tc>
         <w:tc>
@@ -6110,14 +5832,12 @@
                 <w:rFonts w:ascii="Times New Roman" w:hAnsi="Times New Roman" w:cs="Times New Roman"/>
               </w:rPr>
             </w:pPr>
-            <w:proofErr w:type="spellStart"/>
             <w:r>
               <w:rPr>
                 <w:rFonts w:ascii="Times New Roman" w:hAnsi="Times New Roman" w:cs="Times New Roman"/>
               </w:rPr>
               <w:t>type_role_id</w:t>
             </w:r>
-            <w:proofErr w:type="spellEnd"/>
           </w:p>
         </w:tc>
         <w:tc>
@@ -6156,21 +5876,7 @@
               <w:rPr>
                 <w:rFonts w:ascii="Times New Roman" w:hAnsi="Times New Roman" w:cs="Times New Roman"/>
               </w:rPr>
-              <w:t xml:space="preserve">Внешний ключ (к </w:t>
-            </w:r>
-            <w:proofErr w:type="spellStart"/>
-            <w:r>
-              <w:rPr>
-                <w:rFonts w:ascii="Times New Roman" w:hAnsi="Times New Roman" w:cs="Times New Roman"/>
-              </w:rPr>
-              <w:t>type_role</w:t>
-            </w:r>
-            <w:proofErr w:type="spellEnd"/>
-            <w:r>
-              <w:rPr>
-                <w:rFonts w:ascii="Times New Roman" w:hAnsi="Times New Roman" w:cs="Times New Roman"/>
-              </w:rPr>
-              <w:t>)</w:t>
+              <w:t>Внешний ключ (к type_role)</w:t>
             </w:r>
           </w:p>
         </w:tc>
@@ -6208,14 +5914,12 @@
                 <w:rFonts w:ascii="Times New Roman" w:hAnsi="Times New Roman" w:cs="Times New Roman"/>
               </w:rPr>
             </w:pPr>
-            <w:proofErr w:type="spellStart"/>
             <w:r>
               <w:rPr>
                 <w:rFonts w:ascii="Times New Roman" w:hAnsi="Times New Roman" w:cs="Times New Roman"/>
               </w:rPr>
               <w:t>last_name</w:t>
             </w:r>
-            <w:proofErr w:type="spellEnd"/>
           </w:p>
         </w:tc>
         <w:tc>
@@ -6230,19 +5934,11 @@
                 <w:rFonts w:ascii="Times New Roman" w:hAnsi="Times New Roman" w:cs="Times New Roman"/>
               </w:rPr>
             </w:pPr>
-            <w:proofErr w:type="gramStart"/>
-            <w:r>
-              <w:rPr>
-                <w:rFonts w:ascii="Times New Roman" w:hAnsi="Times New Roman" w:cs="Times New Roman"/>
-              </w:rPr>
-              <w:t>VARCHAR(</w:t>
-            </w:r>
-            <w:proofErr w:type="gramEnd"/>
-            <w:r>
-              <w:rPr>
-                <w:rFonts w:ascii="Times New Roman" w:hAnsi="Times New Roman" w:cs="Times New Roman"/>
-              </w:rPr>
-              <w:t>45)</w:t>
+            <w:r>
+              <w:rPr>
+                <w:rFonts w:ascii="Times New Roman" w:hAnsi="Times New Roman" w:cs="Times New Roman"/>
+              </w:rPr>
+              <w:t>VARCHAR(45)</w:t>
             </w:r>
           </w:p>
         </w:tc>
@@ -6294,14 +5990,12 @@
                 <w:rFonts w:ascii="Times New Roman" w:hAnsi="Times New Roman" w:cs="Times New Roman"/>
               </w:rPr>
             </w:pPr>
-            <w:proofErr w:type="spellStart"/>
             <w:r>
               <w:rPr>
                 <w:rFonts w:ascii="Times New Roman" w:hAnsi="Times New Roman" w:cs="Times New Roman"/>
               </w:rPr>
               <w:t>name</w:t>
             </w:r>
-            <w:proofErr w:type="spellEnd"/>
           </w:p>
         </w:tc>
         <w:tc>
@@ -6316,19 +6010,11 @@
                 <w:rFonts w:ascii="Times New Roman" w:hAnsi="Times New Roman" w:cs="Times New Roman"/>
               </w:rPr>
             </w:pPr>
-            <w:proofErr w:type="gramStart"/>
-            <w:r>
-              <w:rPr>
-                <w:rFonts w:ascii="Times New Roman" w:hAnsi="Times New Roman" w:cs="Times New Roman"/>
-              </w:rPr>
-              <w:t>VARCHAR(</w:t>
-            </w:r>
-            <w:proofErr w:type="gramEnd"/>
-            <w:r>
-              <w:rPr>
-                <w:rFonts w:ascii="Times New Roman" w:hAnsi="Times New Roman" w:cs="Times New Roman"/>
-              </w:rPr>
-              <w:t>45)</w:t>
+            <w:r>
+              <w:rPr>
+                <w:rFonts w:ascii="Times New Roman" w:hAnsi="Times New Roman" w:cs="Times New Roman"/>
+              </w:rPr>
+              <w:t>VARCHAR(45)</w:t>
             </w:r>
           </w:p>
         </w:tc>
@@ -6380,14 +6066,12 @@
                 <w:rFonts w:ascii="Times New Roman" w:hAnsi="Times New Roman" w:cs="Times New Roman"/>
               </w:rPr>
             </w:pPr>
-            <w:proofErr w:type="spellStart"/>
             <w:r>
               <w:rPr>
                 <w:rFonts w:ascii="Times New Roman" w:hAnsi="Times New Roman" w:cs="Times New Roman"/>
               </w:rPr>
               <w:t>patronamic</w:t>
             </w:r>
-            <w:proofErr w:type="spellEnd"/>
           </w:p>
         </w:tc>
         <w:tc>
@@ -6402,19 +6086,11 @@
                 <w:rFonts w:ascii="Times New Roman" w:hAnsi="Times New Roman" w:cs="Times New Roman"/>
               </w:rPr>
             </w:pPr>
-            <w:proofErr w:type="gramStart"/>
-            <w:r>
-              <w:rPr>
-                <w:rFonts w:ascii="Times New Roman" w:hAnsi="Times New Roman" w:cs="Times New Roman"/>
-              </w:rPr>
-              <w:t>VARCHAR(</w:t>
-            </w:r>
-            <w:proofErr w:type="gramEnd"/>
-            <w:r>
-              <w:rPr>
-                <w:rFonts w:ascii="Times New Roman" w:hAnsi="Times New Roman" w:cs="Times New Roman"/>
-              </w:rPr>
-              <w:t>45)</w:t>
+            <w:r>
+              <w:rPr>
+                <w:rFonts w:ascii="Times New Roman" w:hAnsi="Times New Roman" w:cs="Times New Roman"/>
+              </w:rPr>
+              <w:t>VARCHAR(45)</w:t>
             </w:r>
           </w:p>
         </w:tc>
@@ -6466,14 +6142,12 @@
                 <w:rFonts w:ascii="Times New Roman" w:hAnsi="Times New Roman" w:cs="Times New Roman"/>
               </w:rPr>
             </w:pPr>
-            <w:proofErr w:type="spellStart"/>
             <w:r>
               <w:rPr>
                 <w:rFonts w:ascii="Times New Roman" w:hAnsi="Times New Roman" w:cs="Times New Roman"/>
               </w:rPr>
               <w:t>login</w:t>
             </w:r>
-            <w:proofErr w:type="spellEnd"/>
           </w:p>
         </w:tc>
         <w:tc>
@@ -6488,19 +6162,11 @@
                 <w:rFonts w:ascii="Times New Roman" w:hAnsi="Times New Roman" w:cs="Times New Roman"/>
               </w:rPr>
             </w:pPr>
-            <w:proofErr w:type="gramStart"/>
-            <w:r>
-              <w:rPr>
-                <w:rFonts w:ascii="Times New Roman" w:hAnsi="Times New Roman" w:cs="Times New Roman"/>
-              </w:rPr>
-              <w:t>VARCHAR(</w:t>
-            </w:r>
-            <w:proofErr w:type="gramEnd"/>
-            <w:r>
-              <w:rPr>
-                <w:rFonts w:ascii="Times New Roman" w:hAnsi="Times New Roman" w:cs="Times New Roman"/>
-              </w:rPr>
-              <w:t>45)</w:t>
+            <w:r>
+              <w:rPr>
+                <w:rFonts w:ascii="Times New Roman" w:hAnsi="Times New Roman" w:cs="Times New Roman"/>
+              </w:rPr>
+              <w:t>VARCHAR(45)</w:t>
             </w:r>
           </w:p>
         </w:tc>
@@ -6552,14 +6218,12 @@
                 <w:rFonts w:ascii="Times New Roman" w:hAnsi="Times New Roman" w:cs="Times New Roman"/>
               </w:rPr>
             </w:pPr>
-            <w:proofErr w:type="spellStart"/>
             <w:r>
               <w:rPr>
                 <w:rFonts w:ascii="Times New Roman" w:hAnsi="Times New Roman" w:cs="Times New Roman"/>
               </w:rPr>
               <w:t>pass</w:t>
             </w:r>
-            <w:proofErr w:type="spellEnd"/>
           </w:p>
         </w:tc>
         <w:tc>
@@ -6574,19 +6238,11 @@
                 <w:rFonts w:ascii="Times New Roman" w:hAnsi="Times New Roman" w:cs="Times New Roman"/>
               </w:rPr>
             </w:pPr>
-            <w:proofErr w:type="gramStart"/>
-            <w:r>
-              <w:rPr>
-                <w:rFonts w:ascii="Times New Roman" w:hAnsi="Times New Roman" w:cs="Times New Roman"/>
-              </w:rPr>
-              <w:t>VARCHAR(</w:t>
-            </w:r>
-            <w:proofErr w:type="gramEnd"/>
-            <w:r>
-              <w:rPr>
-                <w:rFonts w:ascii="Times New Roman" w:hAnsi="Times New Roman" w:cs="Times New Roman"/>
-              </w:rPr>
-              <w:t>45)</w:t>
+            <w:r>
+              <w:rPr>
+                <w:rFonts w:ascii="Times New Roman" w:hAnsi="Times New Roman" w:cs="Times New Roman"/>
+              </w:rPr>
+              <w:t>VARCHAR(45)</w:t>
             </w:r>
           </w:p>
         </w:tc>
@@ -6642,25 +6298,7 @@
           <w:szCs w:val="28"/>
         </w:rPr>
         <w:lastRenderedPageBreak/>
-        <w:t xml:space="preserve">Таблица 5.8 – </w:t>
-      </w:r>
-      <w:proofErr w:type="spellStart"/>
-      <w:r>
-        <w:rPr>
-          <w:rFonts w:ascii="Times New Roman" w:hAnsi="Times New Roman" w:cs="Times New Roman"/>
-          <w:sz w:val="28"/>
-          <w:szCs w:val="28"/>
-        </w:rPr>
-        <w:t>product</w:t>
-      </w:r>
-      <w:proofErr w:type="spellEnd"/>
-      <w:r>
-        <w:rPr>
-          <w:rFonts w:ascii="Times New Roman" w:hAnsi="Times New Roman" w:cs="Times New Roman"/>
-          <w:sz w:val="28"/>
-          <w:szCs w:val="28"/>
-        </w:rPr>
-        <w:t xml:space="preserve"> (Список товаров) </w:t>
+        <w:t xml:space="preserve">Таблица 5.8 – product (Список товаров) </w:t>
       </w:r>
     </w:p>
     <w:tbl>
@@ -6790,14 +6428,12 @@
                 <w:rFonts w:ascii="Times New Roman" w:hAnsi="Times New Roman" w:cs="Times New Roman"/>
               </w:rPr>
             </w:pPr>
-            <w:proofErr w:type="spellStart"/>
             <w:r>
               <w:rPr>
                 <w:rFonts w:ascii="Times New Roman" w:hAnsi="Times New Roman" w:cs="Times New Roman"/>
               </w:rPr>
               <w:t>product_id</w:t>
             </w:r>
-            <w:proofErr w:type="spellEnd"/>
           </w:p>
         </w:tc>
         <w:tc>
@@ -6812,19 +6448,11 @@
                 <w:rFonts w:ascii="Times New Roman" w:hAnsi="Times New Roman" w:cs="Times New Roman"/>
               </w:rPr>
             </w:pPr>
-            <w:proofErr w:type="gramStart"/>
-            <w:r>
-              <w:rPr>
-                <w:rFonts w:ascii="Times New Roman" w:hAnsi="Times New Roman" w:cs="Times New Roman"/>
-              </w:rPr>
-              <w:t>VARCHAR(</w:t>
-            </w:r>
-            <w:proofErr w:type="gramEnd"/>
-            <w:r>
-              <w:rPr>
-                <w:rFonts w:ascii="Times New Roman" w:hAnsi="Times New Roman" w:cs="Times New Roman"/>
-              </w:rPr>
-              <w:t>6)</w:t>
+            <w:r>
+              <w:rPr>
+                <w:rFonts w:ascii="Times New Roman" w:hAnsi="Times New Roman" w:cs="Times New Roman"/>
+              </w:rPr>
+              <w:t>VARCHAR(6)</w:t>
             </w:r>
           </w:p>
         </w:tc>
@@ -6882,14 +6510,12 @@
                 <w:rFonts w:ascii="Times New Roman" w:hAnsi="Times New Roman" w:cs="Times New Roman"/>
               </w:rPr>
             </w:pPr>
-            <w:proofErr w:type="spellStart"/>
             <w:r>
               <w:rPr>
                 <w:rFonts w:ascii="Times New Roman" w:hAnsi="Times New Roman" w:cs="Times New Roman"/>
               </w:rPr>
               <w:t>type_boots_id</w:t>
             </w:r>
-            <w:proofErr w:type="spellEnd"/>
           </w:p>
         </w:tc>
         <w:tc>
@@ -6928,21 +6554,7 @@
               <w:rPr>
                 <w:rFonts w:ascii="Times New Roman" w:hAnsi="Times New Roman" w:cs="Times New Roman"/>
               </w:rPr>
-              <w:t xml:space="preserve">Внешний ключ (к </w:t>
-            </w:r>
-            <w:proofErr w:type="spellStart"/>
-            <w:r>
-              <w:rPr>
-                <w:rFonts w:ascii="Times New Roman" w:hAnsi="Times New Roman" w:cs="Times New Roman"/>
-              </w:rPr>
-              <w:t>type_boots</w:t>
-            </w:r>
-            <w:proofErr w:type="spellEnd"/>
-            <w:r>
-              <w:rPr>
-                <w:rFonts w:ascii="Times New Roman" w:hAnsi="Times New Roman" w:cs="Times New Roman"/>
-              </w:rPr>
-              <w:t>)</w:t>
+              <w:t>Внешний ключ (к type_boots)</w:t>
             </w:r>
           </w:p>
         </w:tc>
@@ -6980,14 +6592,12 @@
                 <w:rFonts w:ascii="Times New Roman" w:hAnsi="Times New Roman" w:cs="Times New Roman"/>
               </w:rPr>
             </w:pPr>
-            <w:proofErr w:type="spellStart"/>
             <w:r>
               <w:rPr>
                 <w:rFonts w:ascii="Times New Roman" w:hAnsi="Times New Roman" w:cs="Times New Roman"/>
               </w:rPr>
               <w:t>unit</w:t>
             </w:r>
-            <w:proofErr w:type="spellEnd"/>
           </w:p>
         </w:tc>
         <w:tc>
@@ -7002,19 +6612,11 @@
                 <w:rFonts w:ascii="Times New Roman" w:hAnsi="Times New Roman" w:cs="Times New Roman"/>
               </w:rPr>
             </w:pPr>
-            <w:proofErr w:type="gramStart"/>
-            <w:r>
-              <w:rPr>
-                <w:rFonts w:ascii="Times New Roman" w:hAnsi="Times New Roman" w:cs="Times New Roman"/>
-              </w:rPr>
-              <w:t>VARCHAR(</w:t>
-            </w:r>
-            <w:proofErr w:type="gramEnd"/>
-            <w:r>
-              <w:rPr>
-                <w:rFonts w:ascii="Times New Roman" w:hAnsi="Times New Roman" w:cs="Times New Roman"/>
-              </w:rPr>
-              <w:t>7)</w:t>
+            <w:r>
+              <w:rPr>
+                <w:rFonts w:ascii="Times New Roman" w:hAnsi="Times New Roman" w:cs="Times New Roman"/>
+              </w:rPr>
+              <w:t>VARCHAR(7)</w:t>
             </w:r>
           </w:p>
         </w:tc>
@@ -7066,14 +6668,12 @@
                 <w:rFonts w:ascii="Times New Roman" w:hAnsi="Times New Roman" w:cs="Times New Roman"/>
               </w:rPr>
             </w:pPr>
-            <w:proofErr w:type="spellStart"/>
             <w:r>
               <w:rPr>
                 <w:rFonts w:ascii="Times New Roman" w:hAnsi="Times New Roman" w:cs="Times New Roman"/>
               </w:rPr>
               <w:t>price</w:t>
             </w:r>
-            <w:proofErr w:type="spellEnd"/>
           </w:p>
         </w:tc>
         <w:tc>
@@ -7144,14 +6744,12 @@
                 <w:rFonts w:ascii="Times New Roman" w:hAnsi="Times New Roman" w:cs="Times New Roman"/>
               </w:rPr>
             </w:pPr>
-            <w:proofErr w:type="spellStart"/>
             <w:r>
               <w:rPr>
                 <w:rFonts w:ascii="Times New Roman" w:hAnsi="Times New Roman" w:cs="Times New Roman"/>
               </w:rPr>
               <w:t>supplier_id</w:t>
             </w:r>
-            <w:proofErr w:type="spellEnd"/>
           </w:p>
         </w:tc>
         <w:tc>
@@ -7190,21 +6788,7 @@
               <w:rPr>
                 <w:rFonts w:ascii="Times New Roman" w:hAnsi="Times New Roman" w:cs="Times New Roman"/>
               </w:rPr>
-              <w:t xml:space="preserve">Внешний ключ (к </w:t>
-            </w:r>
-            <w:proofErr w:type="spellStart"/>
-            <w:r>
-              <w:rPr>
-                <w:rFonts w:ascii="Times New Roman" w:hAnsi="Times New Roman" w:cs="Times New Roman"/>
-              </w:rPr>
-              <w:t>suppliers</w:t>
-            </w:r>
-            <w:proofErr w:type="spellEnd"/>
-            <w:r>
-              <w:rPr>
-                <w:rFonts w:ascii="Times New Roman" w:hAnsi="Times New Roman" w:cs="Times New Roman"/>
-              </w:rPr>
-              <w:t>)</w:t>
+              <w:t>Внешний ключ (к suppliers)</w:t>
             </w:r>
           </w:p>
         </w:tc>
@@ -7242,14 +6826,12 @@
                 <w:rFonts w:ascii="Times New Roman" w:hAnsi="Times New Roman" w:cs="Times New Roman"/>
               </w:rPr>
             </w:pPr>
-            <w:proofErr w:type="spellStart"/>
             <w:r>
               <w:rPr>
                 <w:rFonts w:ascii="Times New Roman" w:hAnsi="Times New Roman" w:cs="Times New Roman"/>
               </w:rPr>
               <w:t>manufacturer_id</w:t>
             </w:r>
-            <w:proofErr w:type="spellEnd"/>
           </w:p>
         </w:tc>
         <w:tc>
@@ -7288,21 +6870,7 @@
               <w:rPr>
                 <w:rFonts w:ascii="Times New Roman" w:hAnsi="Times New Roman" w:cs="Times New Roman"/>
               </w:rPr>
-              <w:t xml:space="preserve">Внешний ключ (к </w:t>
-            </w:r>
-            <w:proofErr w:type="spellStart"/>
-            <w:r>
-              <w:rPr>
-                <w:rFonts w:ascii="Times New Roman" w:hAnsi="Times New Roman" w:cs="Times New Roman"/>
-              </w:rPr>
-              <w:t>manufacturer</w:t>
-            </w:r>
-            <w:proofErr w:type="spellEnd"/>
-            <w:r>
-              <w:rPr>
-                <w:rFonts w:ascii="Times New Roman" w:hAnsi="Times New Roman" w:cs="Times New Roman"/>
-              </w:rPr>
-              <w:t>)</w:t>
+              <w:t>Внешний ключ (к manufacturer)</w:t>
             </w:r>
           </w:p>
         </w:tc>
@@ -7340,14 +6908,12 @@
                 <w:rFonts w:ascii="Times New Roman" w:hAnsi="Times New Roman" w:cs="Times New Roman"/>
               </w:rPr>
             </w:pPr>
-            <w:proofErr w:type="spellStart"/>
             <w:r>
               <w:rPr>
                 <w:rFonts w:ascii="Times New Roman" w:hAnsi="Times New Roman" w:cs="Times New Roman"/>
               </w:rPr>
               <w:t>type_product_id</w:t>
             </w:r>
-            <w:proofErr w:type="spellEnd"/>
           </w:p>
         </w:tc>
         <w:tc>
@@ -7386,21 +6952,7 @@
               <w:rPr>
                 <w:rFonts w:ascii="Times New Roman" w:hAnsi="Times New Roman" w:cs="Times New Roman"/>
               </w:rPr>
-              <w:t xml:space="preserve">Внешний ключ (к </w:t>
-            </w:r>
-            <w:proofErr w:type="spellStart"/>
-            <w:r>
-              <w:rPr>
-                <w:rFonts w:ascii="Times New Roman" w:hAnsi="Times New Roman" w:cs="Times New Roman"/>
-              </w:rPr>
-              <w:t>type_product</w:t>
-            </w:r>
-            <w:proofErr w:type="spellEnd"/>
-            <w:r>
-              <w:rPr>
-                <w:rFonts w:ascii="Times New Roman" w:hAnsi="Times New Roman" w:cs="Times New Roman"/>
-              </w:rPr>
-              <w:t>)</w:t>
+              <w:t>Внешний ключ (к type_product)</w:t>
             </w:r>
           </w:p>
         </w:tc>
@@ -7438,14 +6990,12 @@
                 <w:rFonts w:ascii="Times New Roman" w:hAnsi="Times New Roman" w:cs="Times New Roman"/>
               </w:rPr>
             </w:pPr>
-            <w:proofErr w:type="spellStart"/>
             <w:r>
               <w:rPr>
                 <w:rFonts w:ascii="Times New Roman" w:hAnsi="Times New Roman" w:cs="Times New Roman"/>
               </w:rPr>
               <w:t>discount</w:t>
             </w:r>
-            <w:proofErr w:type="spellEnd"/>
           </w:p>
         </w:tc>
         <w:tc>
@@ -7516,14 +7066,12 @@
                 <w:rFonts w:ascii="Times New Roman" w:hAnsi="Times New Roman" w:cs="Times New Roman"/>
               </w:rPr>
             </w:pPr>
-            <w:proofErr w:type="spellStart"/>
             <w:r>
               <w:rPr>
                 <w:rFonts w:ascii="Times New Roman" w:hAnsi="Times New Roman" w:cs="Times New Roman"/>
               </w:rPr>
               <w:t>count</w:t>
             </w:r>
-            <w:proofErr w:type="spellEnd"/>
           </w:p>
         </w:tc>
         <w:tc>
@@ -7594,14 +7142,12 @@
                 <w:rFonts w:ascii="Times New Roman" w:hAnsi="Times New Roman" w:cs="Times New Roman"/>
               </w:rPr>
             </w:pPr>
-            <w:proofErr w:type="spellStart"/>
             <w:r>
               <w:rPr>
                 <w:rFonts w:ascii="Times New Roman" w:hAnsi="Times New Roman" w:cs="Times New Roman"/>
               </w:rPr>
               <w:t>title</w:t>
             </w:r>
-            <w:proofErr w:type="spellEnd"/>
           </w:p>
         </w:tc>
         <w:tc>
@@ -7672,14 +7218,12 @@
                 <w:rFonts w:ascii="Times New Roman" w:hAnsi="Times New Roman" w:cs="Times New Roman"/>
               </w:rPr>
             </w:pPr>
-            <w:proofErr w:type="spellStart"/>
             <w:r>
               <w:rPr>
                 <w:rFonts w:ascii="Times New Roman" w:hAnsi="Times New Roman" w:cs="Times New Roman"/>
               </w:rPr>
               <w:t>photo</w:t>
             </w:r>
-            <w:proofErr w:type="spellEnd"/>
           </w:p>
         </w:tc>
         <w:tc>
@@ -7738,25 +7282,7 @@
           <w:sz w:val="28"/>
           <w:szCs w:val="28"/>
         </w:rPr>
-        <w:t xml:space="preserve">Таблица 5.9 – </w:t>
-      </w:r>
-      <w:proofErr w:type="spellStart"/>
-      <w:r>
-        <w:rPr>
-          <w:rFonts w:ascii="Times New Roman" w:hAnsi="Times New Roman" w:cs="Times New Roman"/>
-          <w:sz w:val="28"/>
-          <w:szCs w:val="28"/>
-        </w:rPr>
-        <w:t>orders</w:t>
-      </w:r>
-      <w:proofErr w:type="spellEnd"/>
-      <w:r>
-        <w:rPr>
-          <w:rFonts w:ascii="Times New Roman" w:hAnsi="Times New Roman" w:cs="Times New Roman"/>
-          <w:sz w:val="28"/>
-          <w:szCs w:val="28"/>
-        </w:rPr>
-        <w:t xml:space="preserve"> (Список заказов) </w:t>
+        <w:t xml:space="preserve">Таблица 5.9 – orders (Список заказов) </w:t>
       </w:r>
     </w:p>
     <w:tbl>
@@ -7887,14 +7413,12 @@
                 <w:rFonts w:ascii="Times New Roman" w:hAnsi="Times New Roman" w:cs="Times New Roman"/>
               </w:rPr>
             </w:pPr>
-            <w:proofErr w:type="spellStart"/>
             <w:r>
               <w:rPr>
                 <w:rFonts w:ascii="Times New Roman" w:hAnsi="Times New Roman" w:cs="Times New Roman"/>
               </w:rPr>
               <w:t>orders_id</w:t>
             </w:r>
-            <w:proofErr w:type="spellEnd"/>
           </w:p>
         </w:tc>
         <w:tc>
@@ -7978,14 +7502,12 @@
               </w:rPr>
               <w:t>date</w:t>
             </w:r>
-            <w:proofErr w:type="spellStart"/>
             <w:r>
               <w:rPr>
                 <w:rFonts w:ascii="Times New Roman" w:hAnsi="Times New Roman" w:cs="Times New Roman"/>
               </w:rPr>
               <w:t>order</w:t>
             </w:r>
-            <w:proofErr w:type="spellEnd"/>
           </w:p>
         </w:tc>
         <w:tc>
@@ -8063,14 +7585,12 @@
               </w:rPr>
               <w:t>date</w:t>
             </w:r>
-            <w:proofErr w:type="spellStart"/>
             <w:r>
               <w:rPr>
                 <w:rFonts w:ascii="Times New Roman" w:hAnsi="Times New Roman" w:cs="Times New Roman"/>
               </w:rPr>
               <w:t>deliviry</w:t>
             </w:r>
-            <w:proofErr w:type="spellEnd"/>
           </w:p>
         </w:tc>
         <w:tc>
@@ -8141,7 +7661,6 @@
                 <w:rFonts w:ascii="Times New Roman" w:hAnsi="Times New Roman" w:cs="Times New Roman"/>
               </w:rPr>
             </w:pPr>
-            <w:proofErr w:type="spellStart"/>
             <w:r>
               <w:rPr>
                 <w:rFonts w:ascii="Times New Roman" w:hAnsi="Times New Roman" w:cs="Times New Roman"/>
@@ -8154,7 +7673,6 @@
               </w:rPr>
               <w:t>po</w:t>
             </w:r>
-            <w:proofErr w:type="spellEnd"/>
             <w:r>
               <w:rPr>
                 <w:rFonts w:ascii="Times New Roman" w:hAnsi="Times New Roman" w:cs="Times New Roman"/>
@@ -8166,16 +7684,8 @@
               <w:rPr>
                 <w:rFonts w:ascii="Times New Roman" w:hAnsi="Times New Roman" w:cs="Times New Roman"/>
               </w:rPr>
-              <w:t>_</w:t>
-            </w:r>
-            <w:proofErr w:type="spellStart"/>
-            <w:r>
-              <w:rPr>
-                <w:rFonts w:ascii="Times New Roman" w:hAnsi="Times New Roman" w:cs="Times New Roman"/>
-              </w:rPr>
-              <w:t>id</w:t>
-            </w:r>
-            <w:proofErr w:type="spellEnd"/>
+              <w:t>_id</w:t>
+            </w:r>
           </w:p>
         </w:tc>
         <w:tc>
@@ -8214,16 +7724,8 @@
               <w:rPr>
                 <w:rFonts w:ascii="Times New Roman" w:hAnsi="Times New Roman" w:cs="Times New Roman"/>
               </w:rPr>
-              <w:t xml:space="preserve">Внешний ключ (к </w:t>
-            </w:r>
-            <w:proofErr w:type="spellStart"/>
-            <w:r>
-              <w:rPr>
-                <w:rFonts w:ascii="Times New Roman" w:hAnsi="Times New Roman" w:cs="Times New Roman"/>
-              </w:rPr>
-              <w:t>deliviry_po</w:t>
-            </w:r>
-            <w:proofErr w:type="spellEnd"/>
+              <w:t>Внешний ключ (к deliviry_po</w:t>
+            </w:r>
             <w:r>
               <w:rPr>
                 <w:rFonts w:ascii="Times New Roman" w:hAnsi="Times New Roman" w:cs="Times New Roman"/>
@@ -8272,14 +7774,12 @@
                 <w:rFonts w:ascii="Times New Roman" w:hAnsi="Times New Roman" w:cs="Times New Roman"/>
               </w:rPr>
             </w:pPr>
-            <w:proofErr w:type="spellStart"/>
             <w:r>
               <w:rPr>
                 <w:rFonts w:ascii="Times New Roman" w:hAnsi="Times New Roman" w:cs="Times New Roman"/>
               </w:rPr>
               <w:t>person_id</w:t>
             </w:r>
-            <w:proofErr w:type="spellEnd"/>
           </w:p>
         </w:tc>
         <w:tc>
@@ -8318,21 +7818,7 @@
               <w:rPr>
                 <w:rFonts w:ascii="Times New Roman" w:hAnsi="Times New Roman" w:cs="Times New Roman"/>
               </w:rPr>
-              <w:t xml:space="preserve">Внешний ключ (к </w:t>
-            </w:r>
-            <w:proofErr w:type="spellStart"/>
-            <w:r>
-              <w:rPr>
-                <w:rFonts w:ascii="Times New Roman" w:hAnsi="Times New Roman" w:cs="Times New Roman"/>
-              </w:rPr>
-              <w:t>person</w:t>
-            </w:r>
-            <w:proofErr w:type="spellEnd"/>
-            <w:r>
-              <w:rPr>
-                <w:rFonts w:ascii="Times New Roman" w:hAnsi="Times New Roman" w:cs="Times New Roman"/>
-              </w:rPr>
-              <w:t>)</w:t>
+              <w:t>Внешний ключ (к person)</w:t>
             </w:r>
           </w:p>
         </w:tc>
@@ -8370,14 +7856,12 @@
                 <w:rFonts w:ascii="Times New Roman" w:hAnsi="Times New Roman" w:cs="Times New Roman"/>
               </w:rPr>
             </w:pPr>
-            <w:proofErr w:type="spellStart"/>
             <w:r>
               <w:rPr>
                 <w:rFonts w:ascii="Times New Roman" w:hAnsi="Times New Roman" w:cs="Times New Roman"/>
               </w:rPr>
               <w:t>code</w:t>
             </w:r>
-            <w:proofErr w:type="spellEnd"/>
           </w:p>
         </w:tc>
         <w:tc>
@@ -8392,19 +7876,11 @@
                 <w:rFonts w:ascii="Times New Roman" w:hAnsi="Times New Roman" w:cs="Times New Roman"/>
               </w:rPr>
             </w:pPr>
-            <w:proofErr w:type="gramStart"/>
-            <w:r>
-              <w:rPr>
-                <w:rFonts w:ascii="Times New Roman" w:hAnsi="Times New Roman" w:cs="Times New Roman"/>
-              </w:rPr>
-              <w:t>VARCHAR(</w:t>
-            </w:r>
-            <w:proofErr w:type="gramEnd"/>
-            <w:r>
-              <w:rPr>
-                <w:rFonts w:ascii="Times New Roman" w:hAnsi="Times New Roman" w:cs="Times New Roman"/>
-              </w:rPr>
-              <w:t>4)</w:t>
+            <w:r>
+              <w:rPr>
+                <w:rFonts w:ascii="Times New Roman" w:hAnsi="Times New Roman" w:cs="Times New Roman"/>
+              </w:rPr>
+              <w:t>VARCHAR(4)</w:t>
             </w:r>
           </w:p>
         </w:tc>
@@ -8456,14 +7932,12 @@
                 <w:rFonts w:ascii="Times New Roman" w:hAnsi="Times New Roman" w:cs="Times New Roman"/>
               </w:rPr>
             </w:pPr>
-            <w:proofErr w:type="spellStart"/>
             <w:r>
               <w:rPr>
                 <w:rFonts w:ascii="Times New Roman" w:hAnsi="Times New Roman" w:cs="Times New Roman"/>
               </w:rPr>
               <w:t>status</w:t>
             </w:r>
-            <w:proofErr w:type="spellEnd"/>
           </w:p>
         </w:tc>
         <w:tc>
@@ -8478,19 +7952,11 @@
                 <w:rFonts w:ascii="Times New Roman" w:hAnsi="Times New Roman" w:cs="Times New Roman"/>
               </w:rPr>
             </w:pPr>
-            <w:proofErr w:type="gramStart"/>
-            <w:r>
-              <w:rPr>
-                <w:rFonts w:ascii="Times New Roman" w:hAnsi="Times New Roman" w:cs="Times New Roman"/>
-              </w:rPr>
-              <w:t>VARCHAR(</w:t>
-            </w:r>
-            <w:proofErr w:type="gramEnd"/>
-            <w:r>
-              <w:rPr>
-                <w:rFonts w:ascii="Times New Roman" w:hAnsi="Times New Roman" w:cs="Times New Roman"/>
-              </w:rPr>
-              <w:t>25)</w:t>
+            <w:r>
+              <w:rPr>
+                <w:rFonts w:ascii="Times New Roman" w:hAnsi="Times New Roman" w:cs="Times New Roman"/>
+              </w:rPr>
+              <w:t>VARCHAR(25)</w:t>
             </w:r>
           </w:p>
         </w:tc>
@@ -8545,25 +8011,7 @@
           <w:szCs w:val="28"/>
         </w:rPr>
         <w:lastRenderedPageBreak/>
-        <w:t xml:space="preserve">Таблица 5.10 – </w:t>
-      </w:r>
-      <w:proofErr w:type="spellStart"/>
-      <w:r>
-        <w:rPr>
-          <w:rFonts w:ascii="Times New Roman" w:hAnsi="Times New Roman" w:cs="Times New Roman"/>
-          <w:sz w:val="28"/>
-          <w:szCs w:val="28"/>
-        </w:rPr>
-        <w:t>oreders_item</w:t>
-      </w:r>
-      <w:proofErr w:type="spellEnd"/>
-      <w:r>
-        <w:rPr>
-          <w:rFonts w:ascii="Times New Roman" w:hAnsi="Times New Roman" w:cs="Times New Roman"/>
-          <w:sz w:val="28"/>
-          <w:szCs w:val="28"/>
-        </w:rPr>
-        <w:t xml:space="preserve"> (Состав заказа) </w:t>
+        <w:t xml:space="preserve">Таблица 5.10 – oreders_item (Состав заказа) </w:t>
       </w:r>
     </w:p>
     <w:tbl>
@@ -8693,14 +8141,12 @@
                 <w:rFonts w:ascii="Times New Roman" w:hAnsi="Times New Roman" w:cs="Times New Roman"/>
               </w:rPr>
             </w:pPr>
-            <w:proofErr w:type="spellStart"/>
             <w:r>
               <w:rPr>
                 <w:rFonts w:ascii="Times New Roman" w:hAnsi="Times New Roman" w:cs="Times New Roman"/>
               </w:rPr>
               <w:t>oreders_item_id</w:t>
             </w:r>
-            <w:proofErr w:type="spellEnd"/>
           </w:p>
         </w:tc>
         <w:tc>
@@ -8777,14 +8223,12 @@
                 <w:rFonts w:ascii="Times New Roman" w:hAnsi="Times New Roman" w:cs="Times New Roman"/>
               </w:rPr>
             </w:pPr>
-            <w:proofErr w:type="spellStart"/>
             <w:r>
               <w:rPr>
                 <w:rFonts w:ascii="Times New Roman" w:hAnsi="Times New Roman" w:cs="Times New Roman"/>
               </w:rPr>
               <w:t>orders_id</w:t>
             </w:r>
-            <w:proofErr w:type="spellEnd"/>
           </w:p>
         </w:tc>
         <w:tc>
@@ -8823,21 +8267,7 @@
               <w:rPr>
                 <w:rFonts w:ascii="Times New Roman" w:hAnsi="Times New Roman" w:cs="Times New Roman"/>
               </w:rPr>
-              <w:t xml:space="preserve">Внешний ключ (к </w:t>
-            </w:r>
-            <w:proofErr w:type="spellStart"/>
-            <w:r>
-              <w:rPr>
-                <w:rFonts w:ascii="Times New Roman" w:hAnsi="Times New Roman" w:cs="Times New Roman"/>
-              </w:rPr>
-              <w:t>orders</w:t>
-            </w:r>
-            <w:proofErr w:type="spellEnd"/>
-            <w:r>
-              <w:rPr>
-                <w:rFonts w:ascii="Times New Roman" w:hAnsi="Times New Roman" w:cs="Times New Roman"/>
-              </w:rPr>
-              <w:t>)</w:t>
+              <w:t>Внешний ключ (к orders)</w:t>
             </w:r>
           </w:p>
         </w:tc>
@@ -8875,14 +8305,12 @@
                 <w:rFonts w:ascii="Times New Roman" w:hAnsi="Times New Roman" w:cs="Times New Roman"/>
               </w:rPr>
             </w:pPr>
-            <w:proofErr w:type="spellStart"/>
             <w:r>
               <w:rPr>
                 <w:rFonts w:ascii="Times New Roman" w:hAnsi="Times New Roman" w:cs="Times New Roman"/>
               </w:rPr>
               <w:t>product_id</w:t>
             </w:r>
-            <w:proofErr w:type="spellEnd"/>
           </w:p>
         </w:tc>
         <w:tc>
@@ -8897,19 +8325,11 @@
                 <w:rFonts w:ascii="Times New Roman" w:hAnsi="Times New Roman" w:cs="Times New Roman"/>
               </w:rPr>
             </w:pPr>
-            <w:proofErr w:type="gramStart"/>
-            <w:r>
-              <w:rPr>
-                <w:rFonts w:ascii="Times New Roman" w:hAnsi="Times New Roman" w:cs="Times New Roman"/>
-              </w:rPr>
-              <w:t>VARCHAR(</w:t>
-            </w:r>
-            <w:proofErr w:type="gramEnd"/>
-            <w:r>
-              <w:rPr>
-                <w:rFonts w:ascii="Times New Roman" w:hAnsi="Times New Roman" w:cs="Times New Roman"/>
-              </w:rPr>
-              <w:t>6)</w:t>
+            <w:r>
+              <w:rPr>
+                <w:rFonts w:ascii="Times New Roman" w:hAnsi="Times New Roman" w:cs="Times New Roman"/>
+              </w:rPr>
+              <w:t>VARCHAR(6)</w:t>
             </w:r>
           </w:p>
         </w:tc>
@@ -8929,21 +8349,7 @@
               <w:rPr>
                 <w:rFonts w:ascii="Times New Roman" w:hAnsi="Times New Roman" w:cs="Times New Roman"/>
               </w:rPr>
-              <w:t xml:space="preserve">Внешний ключ (к </w:t>
-            </w:r>
-            <w:proofErr w:type="spellStart"/>
-            <w:r>
-              <w:rPr>
-                <w:rFonts w:ascii="Times New Roman" w:hAnsi="Times New Roman" w:cs="Times New Roman"/>
-              </w:rPr>
-              <w:t>product</w:t>
-            </w:r>
-            <w:proofErr w:type="spellEnd"/>
-            <w:r>
-              <w:rPr>
-                <w:rFonts w:ascii="Times New Roman" w:hAnsi="Times New Roman" w:cs="Times New Roman"/>
-              </w:rPr>
-              <w:t>)</w:t>
+              <w:t>Внешний ключ (к product)</w:t>
             </w:r>
           </w:p>
         </w:tc>
@@ -8981,14 +8387,12 @@
                 <w:rFonts w:ascii="Times New Roman" w:hAnsi="Times New Roman" w:cs="Times New Roman"/>
               </w:rPr>
             </w:pPr>
-            <w:proofErr w:type="spellStart"/>
             <w:r>
               <w:rPr>
                 <w:rFonts w:ascii="Times New Roman" w:hAnsi="Times New Roman" w:cs="Times New Roman"/>
               </w:rPr>
               <w:t>count</w:t>
             </w:r>
-            <w:proofErr w:type="spellEnd"/>
           </w:p>
         </w:tc>
         <w:tc>
@@ -9630,14 +9034,12 @@
                 <w:rFonts w:ascii="Times New Roman" w:hAnsi="Times New Roman" w:cs="Times New Roman"/>
               </w:rPr>
             </w:pPr>
-            <w:proofErr w:type="spellStart"/>
             <w:r>
               <w:rPr>
                 <w:rFonts w:ascii="Times New Roman" w:hAnsi="Times New Roman" w:cs="Times New Roman"/>
               </w:rPr>
               <w:t>Kari</w:t>
             </w:r>
-            <w:proofErr w:type="spellEnd"/>
           </w:p>
         </w:tc>
       </w:tr>
@@ -9792,28 +9194,12 @@
                 <w:rFonts w:ascii="Times New Roman" w:hAnsi="Times New Roman" w:cs="Times New Roman"/>
               </w:rPr>
             </w:pPr>
-            <w:proofErr w:type="spellStart"/>
-            <w:r>
-              <w:rPr>
-                <w:rFonts w:ascii="Times New Roman" w:hAnsi="Times New Roman" w:cs="Times New Roman"/>
-              </w:rPr>
-              <w:t>Alessio</w:t>
-            </w:r>
-            <w:proofErr w:type="spellEnd"/>
-            <w:r>
-              <w:rPr>
-                <w:rFonts w:ascii="Times New Roman" w:hAnsi="Times New Roman" w:cs="Times New Roman"/>
-              </w:rPr>
-              <w:t xml:space="preserve"> </w:t>
-            </w:r>
-            <w:proofErr w:type="spellStart"/>
-            <w:r>
-              <w:rPr>
-                <w:rFonts w:ascii="Times New Roman" w:hAnsi="Times New Roman" w:cs="Times New Roman"/>
-              </w:rPr>
-              <w:t>Nesca</w:t>
-            </w:r>
-            <w:proofErr w:type="spellEnd"/>
+            <w:r>
+              <w:rPr>
+                <w:rFonts w:ascii="Times New Roman" w:hAnsi="Times New Roman" w:cs="Times New Roman"/>
+              </w:rPr>
+              <w:t>Alessio Nesca</w:t>
+            </w:r>
           </w:p>
         </w:tc>
       </w:tr>
@@ -9892,14 +9278,12 @@
                 <w:rFonts w:ascii="Times New Roman" w:hAnsi="Times New Roman" w:cs="Times New Roman"/>
               </w:rPr>
             </w:pPr>
-            <w:proofErr w:type="spellStart"/>
             <w:r>
               <w:rPr>
                 <w:rFonts w:ascii="Times New Roman" w:hAnsi="Times New Roman" w:cs="Times New Roman"/>
               </w:rPr>
               <w:t>Kari</w:t>
             </w:r>
-            <w:proofErr w:type="spellEnd"/>
           </w:p>
         </w:tc>
       </w:tr>
@@ -10095,14 +9479,12 @@
                 <w:rFonts w:ascii="Times New Roman" w:hAnsi="Times New Roman" w:cs="Times New Roman"/>
               </w:rPr>
             </w:pPr>
-            <w:proofErr w:type="spellStart"/>
             <w:r>
               <w:rPr>
                 <w:rFonts w:ascii="Times New Roman" w:hAnsi="Times New Roman" w:cs="Times New Roman"/>
               </w:rPr>
               <w:t>г.Лесной</w:t>
             </w:r>
-            <w:proofErr w:type="spellEnd"/>
           </w:p>
         </w:tc>
         <w:tc>
@@ -10117,14 +9499,12 @@
                 <w:rFonts w:ascii="Times New Roman" w:hAnsi="Times New Roman" w:cs="Times New Roman"/>
               </w:rPr>
             </w:pPr>
-            <w:proofErr w:type="spellStart"/>
             <w:r>
               <w:rPr>
                 <w:rFonts w:ascii="Times New Roman" w:hAnsi="Times New Roman" w:cs="Times New Roman"/>
               </w:rPr>
               <w:t>ул.Комсомольская</w:t>
             </w:r>
-            <w:proofErr w:type="spellEnd"/>
           </w:p>
         </w:tc>
         <w:tc>
@@ -10201,14 +9581,12 @@
                 <w:rFonts w:ascii="Times New Roman" w:hAnsi="Times New Roman" w:cs="Times New Roman"/>
               </w:rPr>
             </w:pPr>
-            <w:proofErr w:type="spellStart"/>
             <w:r>
               <w:rPr>
                 <w:rFonts w:ascii="Times New Roman" w:hAnsi="Times New Roman" w:cs="Times New Roman"/>
               </w:rPr>
               <w:t>г.Лесной</w:t>
             </w:r>
-            <w:proofErr w:type="spellEnd"/>
           </w:p>
         </w:tc>
         <w:tc>
@@ -10223,14 +9601,12 @@
                 <w:rFonts w:ascii="Times New Roman" w:hAnsi="Times New Roman" w:cs="Times New Roman"/>
               </w:rPr>
             </w:pPr>
-            <w:proofErr w:type="spellStart"/>
             <w:r>
               <w:rPr>
                 <w:rFonts w:ascii="Times New Roman" w:hAnsi="Times New Roman" w:cs="Times New Roman"/>
               </w:rPr>
               <w:t>ул.Чехова</w:t>
             </w:r>
-            <w:proofErr w:type="spellEnd"/>
           </w:p>
         </w:tc>
         <w:tc>
@@ -10307,14 +9683,12 @@
                 <w:rFonts w:ascii="Times New Roman" w:hAnsi="Times New Roman" w:cs="Times New Roman"/>
               </w:rPr>
             </w:pPr>
-            <w:proofErr w:type="spellStart"/>
             <w:r>
               <w:rPr>
                 <w:rFonts w:ascii="Times New Roman" w:hAnsi="Times New Roman" w:cs="Times New Roman"/>
               </w:rPr>
               <w:t>г.Лесной</w:t>
             </w:r>
-            <w:proofErr w:type="spellEnd"/>
           </w:p>
         </w:tc>
         <w:tc>
@@ -10329,14 +9703,12 @@
                 <w:rFonts w:ascii="Times New Roman" w:hAnsi="Times New Roman" w:cs="Times New Roman"/>
               </w:rPr>
             </w:pPr>
-            <w:proofErr w:type="spellStart"/>
             <w:r>
               <w:rPr>
                 <w:rFonts w:ascii="Times New Roman" w:hAnsi="Times New Roman" w:cs="Times New Roman"/>
               </w:rPr>
               <w:t>ул.Дзержинского</w:t>
             </w:r>
-            <w:proofErr w:type="spellEnd"/>
           </w:p>
         </w:tc>
         <w:tc>
@@ -10798,14 +10170,12 @@
                 <w:lang w:val="en-US"/>
               </w:rPr>
             </w:pPr>
-            <w:proofErr w:type="spellStart"/>
             <w:r>
               <w:rPr>
                 <w:rFonts w:ascii="Times New Roman" w:hAnsi="Times New Roman" w:cs="Times New Roman"/>
               </w:rPr>
               <w:t>qw</w:t>
             </w:r>
-            <w:proofErr w:type="spellEnd"/>
             <w:r>
               <w:rPr>
                 <w:rFonts w:ascii="Times New Roman" w:hAnsi="Times New Roman" w:cs="Times New Roman"/>
@@ -10834,14 +10204,12 @@
                 <w:rFonts w:ascii="Times New Roman" w:hAnsi="Times New Roman" w:cs="Times New Roman"/>
               </w:rPr>
             </w:pPr>
-            <w:proofErr w:type="spellStart"/>
             <w:r>
               <w:rPr>
                 <w:rFonts w:ascii="Times New Roman" w:hAnsi="Times New Roman" w:cs="Times New Roman"/>
               </w:rPr>
               <w:t>qwe</w:t>
             </w:r>
-            <w:proofErr w:type="spellEnd"/>
           </w:p>
         </w:tc>
       </w:tr>
@@ -11143,14 +10511,12 @@
                 <w:rFonts w:ascii="Times New Roman" w:hAnsi="Times New Roman" w:cs="Times New Roman"/>
               </w:rPr>
             </w:pPr>
-            <w:proofErr w:type="spellStart"/>
             <w:r>
               <w:rPr>
                 <w:rFonts w:ascii="Times New Roman" w:hAnsi="Times New Roman" w:cs="Times New Roman"/>
               </w:rPr>
               <w:t>asd</w:t>
             </w:r>
-            <w:proofErr w:type="spellEnd"/>
           </w:p>
         </w:tc>
         <w:tc>
@@ -11165,14 +10531,12 @@
                 <w:rFonts w:ascii="Times New Roman" w:hAnsi="Times New Roman" w:cs="Times New Roman"/>
               </w:rPr>
             </w:pPr>
-            <w:proofErr w:type="spellStart"/>
             <w:r>
               <w:rPr>
                 <w:rFonts w:ascii="Times New Roman" w:hAnsi="Times New Roman" w:cs="Times New Roman"/>
               </w:rPr>
               <w:t>asd</w:t>
             </w:r>
-            <w:proofErr w:type="spellEnd"/>
           </w:p>
         </w:tc>
       </w:tr>
@@ -11229,14 +10593,12 @@
                 <w:rFonts w:ascii="Times New Roman" w:hAnsi="Times New Roman" w:cs="Times New Roman"/>
               </w:rPr>
             </w:pPr>
-            <w:proofErr w:type="spellStart"/>
             <w:r>
               <w:rPr>
                 <w:rFonts w:ascii="Times New Roman" w:hAnsi="Times New Roman" w:cs="Times New Roman"/>
               </w:rPr>
               <w:t>Михайлюк</w:t>
             </w:r>
-            <w:proofErr w:type="spellEnd"/>
           </w:p>
         </w:tc>
         <w:tc>
@@ -12765,19 +12127,11 @@
                 <w:rFonts w:ascii="Times New Roman" w:hAnsi="Times New Roman" w:cs="Times New Roman"/>
               </w:rPr>
             </w:pPr>
-            <w:proofErr w:type="spellStart"/>
-            <w:r>
-              <w:rPr>
-                <w:rFonts w:ascii="Times New Roman" w:hAnsi="Times New Roman" w:cs="Times New Roman"/>
-              </w:rPr>
-              <w:t>Login.xaml</w:t>
-            </w:r>
-            <w:proofErr w:type="spellEnd"/>
-            <w:r>
-              <w:rPr>
-                <w:rFonts w:ascii="Times New Roman" w:hAnsi="Times New Roman" w:cs="Times New Roman"/>
-              </w:rPr>
-              <w:t xml:space="preserve"> «Авторизация»</w:t>
+            <w:r>
+              <w:rPr>
+                <w:rFonts w:ascii="Times New Roman" w:hAnsi="Times New Roman" w:cs="Times New Roman"/>
+              </w:rPr>
+              <w:t>Login.xaml «Авторизация»</w:t>
             </w:r>
           </w:p>
         </w:tc>
@@ -12799,14 +12153,12 @@
                 <w:rFonts w:ascii="Times New Roman" w:hAnsi="Times New Roman" w:cs="Times New Roman"/>
               </w:rPr>
             </w:pPr>
-            <w:proofErr w:type="spellStart"/>
             <w:r>
               <w:rPr>
                 <w:rFonts w:ascii="Times New Roman" w:hAnsi="Times New Roman" w:cs="Times New Roman"/>
               </w:rPr>
               <w:t>LoginButtton_Click</w:t>
             </w:r>
-            <w:proofErr w:type="spellEnd"/>
           </w:p>
         </w:tc>
         <w:tc>
@@ -12851,14 +12203,12 @@
                 <w:rFonts w:ascii="Times New Roman" w:hAnsi="Times New Roman" w:cs="Times New Roman"/>
               </w:rPr>
             </w:pPr>
-            <w:proofErr w:type="spellStart"/>
             <w:r>
               <w:rPr>
                 <w:rFonts w:ascii="Times New Roman" w:hAnsi="Times New Roman" w:cs="Times New Roman"/>
               </w:rPr>
               <w:t>GeustButton_Click</w:t>
             </w:r>
-            <w:proofErr w:type="spellEnd"/>
           </w:p>
         </w:tc>
         <w:tc>
@@ -12904,19 +12254,11 @@
                 <w:rFonts w:ascii="Times New Roman" w:hAnsi="Times New Roman" w:cs="Times New Roman"/>
               </w:rPr>
             </w:pPr>
-            <w:proofErr w:type="spellStart"/>
-            <w:r>
-              <w:rPr>
-                <w:rFonts w:ascii="Times New Roman" w:hAnsi="Times New Roman" w:cs="Times New Roman"/>
-              </w:rPr>
-              <w:t>MainWindow.xaml</w:t>
-            </w:r>
-            <w:proofErr w:type="spellEnd"/>
-            <w:r>
-              <w:rPr>
-                <w:rFonts w:ascii="Times New Roman" w:hAnsi="Times New Roman" w:cs="Times New Roman"/>
-              </w:rPr>
-              <w:t xml:space="preserve"> «Главное окно / Каталог товаров»</w:t>
+            <w:r>
+              <w:rPr>
+                <w:rFonts w:ascii="Times New Roman" w:hAnsi="Times New Roman" w:cs="Times New Roman"/>
+              </w:rPr>
+              <w:t>MainWindow.xaml «Главное окно / Каталог товаров»</w:t>
             </w:r>
           </w:p>
         </w:tc>
@@ -12938,14 +12280,12 @@
                 <w:rFonts w:ascii="Times New Roman" w:hAnsi="Times New Roman" w:cs="Times New Roman"/>
               </w:rPr>
             </w:pPr>
-            <w:proofErr w:type="spellStart"/>
             <w:r>
               <w:rPr>
                 <w:rFonts w:ascii="Times New Roman" w:hAnsi="Times New Roman" w:cs="Times New Roman"/>
               </w:rPr>
               <w:t>Load</w:t>
             </w:r>
-            <w:proofErr w:type="spellEnd"/>
           </w:p>
         </w:tc>
         <w:tc>
@@ -12990,14 +12330,12 @@
                 <w:rFonts w:ascii="Times New Roman" w:hAnsi="Times New Roman" w:cs="Times New Roman"/>
               </w:rPr>
             </w:pPr>
-            <w:proofErr w:type="spellStart"/>
             <w:r>
               <w:rPr>
                 <w:rFonts w:ascii="Times New Roman" w:hAnsi="Times New Roman" w:cs="Times New Roman"/>
               </w:rPr>
               <w:t>BackButton_Click</w:t>
             </w:r>
-            <w:proofErr w:type="spellEnd"/>
           </w:p>
         </w:tc>
         <w:tc>
@@ -13042,14 +12380,12 @@
                 <w:rFonts w:ascii="Times New Roman" w:hAnsi="Times New Roman" w:cs="Times New Roman"/>
               </w:rPr>
             </w:pPr>
-            <w:proofErr w:type="spellStart"/>
             <w:r>
               <w:rPr>
                 <w:rFonts w:ascii="Times New Roman" w:hAnsi="Times New Roman" w:cs="Times New Roman"/>
               </w:rPr>
               <w:t>ModMenuItem_Click</w:t>
             </w:r>
-            <w:proofErr w:type="spellEnd"/>
           </w:p>
         </w:tc>
         <w:tc>
@@ -13072,21 +12408,7 @@
               <w:rPr>
                 <w:rFonts w:ascii="Times New Roman" w:hAnsi="Times New Roman" w:cs="Times New Roman"/>
               </w:rPr>
-              <w:t xml:space="preserve">Вызывает окно </w:t>
-            </w:r>
-            <w:proofErr w:type="spellStart"/>
-            <w:r>
-              <w:rPr>
-                <w:rFonts w:ascii="Times New Roman" w:hAnsi="Times New Roman" w:cs="Times New Roman"/>
-              </w:rPr>
-              <w:t>AddOrModProduct</w:t>
-            </w:r>
-            <w:proofErr w:type="spellEnd"/>
-            <w:r>
-              <w:rPr>
-                <w:rFonts w:ascii="Times New Roman" w:hAnsi="Times New Roman" w:cs="Times New Roman"/>
-              </w:rPr>
-              <w:t xml:space="preserve"> для редактирования выбранного в списке товара, передавая его данные в конструктор.</w:t>
+              <w:t>Вызывает окно AddOrModProduct для редактирования выбранного в списке товара, передавая его данные в конструктор.</w:t>
             </w:r>
           </w:p>
         </w:tc>
@@ -13193,14 +12515,12 @@
                 <w:rFonts w:ascii="Times New Roman" w:hAnsi="Times New Roman" w:cs="Times New Roman"/>
               </w:rPr>
             </w:pPr>
-            <w:proofErr w:type="spellStart"/>
             <w:r>
               <w:rPr>
                 <w:rFonts w:ascii="Times New Roman" w:hAnsi="Times New Roman" w:cs="Times New Roman"/>
               </w:rPr>
               <w:t>DelMenuItem_Click</w:t>
             </w:r>
-            <w:proofErr w:type="spellEnd"/>
           </w:p>
         </w:tc>
         <w:tc>
@@ -13245,14 +12565,12 @@
                 <w:rFonts w:ascii="Times New Roman" w:hAnsi="Times New Roman" w:cs="Times New Roman"/>
               </w:rPr>
             </w:pPr>
-            <w:proofErr w:type="spellStart"/>
             <w:r>
               <w:rPr>
                 <w:rFonts w:ascii="Times New Roman" w:hAnsi="Times New Roman" w:cs="Times New Roman"/>
               </w:rPr>
               <w:t>Find</w:t>
             </w:r>
-            <w:proofErr w:type="spellEnd"/>
           </w:p>
         </w:tc>
         <w:tc>
@@ -13297,14 +12615,12 @@
                 <w:rFonts w:ascii="Times New Roman" w:hAnsi="Times New Roman" w:cs="Times New Roman"/>
               </w:rPr>
             </w:pPr>
-            <w:proofErr w:type="spellStart"/>
             <w:r>
               <w:rPr>
                 <w:rFonts w:ascii="Times New Roman" w:hAnsi="Times New Roman" w:cs="Times New Roman"/>
               </w:rPr>
               <w:t>FilterComboBox_DropDownClosed</w:t>
             </w:r>
-            <w:proofErr w:type="spellEnd"/>
           </w:p>
         </w:tc>
         <w:tc>
@@ -13327,29 +12643,7 @@
               <w:rPr>
                 <w:rFonts w:ascii="Times New Roman" w:hAnsi="Times New Roman" w:cs="Times New Roman"/>
               </w:rPr>
-              <w:t xml:space="preserve">Обработчик события закрытия выпадающего списка фильтрации. Вызывает процедуру </w:t>
-            </w:r>
-            <w:proofErr w:type="spellStart"/>
-            <w:proofErr w:type="gramStart"/>
-            <w:r>
-              <w:rPr>
-                <w:rFonts w:ascii="Times New Roman" w:hAnsi="Times New Roman" w:cs="Times New Roman"/>
-              </w:rPr>
-              <w:t>Find</w:t>
-            </w:r>
-            <w:proofErr w:type="spellEnd"/>
-            <w:r>
-              <w:rPr>
-                <w:rFonts w:ascii="Times New Roman" w:hAnsi="Times New Roman" w:cs="Times New Roman"/>
-              </w:rPr>
-              <w:t>(</w:t>
-            </w:r>
-            <w:proofErr w:type="gramEnd"/>
-            <w:r>
-              <w:rPr>
-                <w:rFonts w:ascii="Times New Roman" w:hAnsi="Times New Roman" w:cs="Times New Roman"/>
-              </w:rPr>
-              <w:t>) для обновления списка.</w:t>
+              <w:t>Обработчик события закрытия выпадающего списка фильтрации. Вызывает процедуру Find() для обновления списка.</w:t>
             </w:r>
           </w:p>
         </w:tc>
@@ -13371,14 +12665,12 @@
                 <w:rFonts w:ascii="Times New Roman" w:hAnsi="Times New Roman" w:cs="Times New Roman"/>
               </w:rPr>
             </w:pPr>
-            <w:proofErr w:type="spellStart"/>
             <w:r>
               <w:rPr>
                 <w:rFonts w:ascii="Times New Roman" w:hAnsi="Times New Roman" w:cs="Times New Roman"/>
               </w:rPr>
               <w:t>SerchTextBox_TextChanged</w:t>
             </w:r>
-            <w:proofErr w:type="spellEnd"/>
           </w:p>
         </w:tc>
         <w:tc>
@@ -13401,29 +12693,7 @@
               <w:rPr>
                 <w:rFonts w:ascii="Times New Roman" w:hAnsi="Times New Roman" w:cs="Times New Roman"/>
               </w:rPr>
-              <w:t xml:space="preserve">Обработчик события изменения текста. Запускает метод </w:t>
-            </w:r>
-            <w:proofErr w:type="spellStart"/>
-            <w:proofErr w:type="gramStart"/>
-            <w:r>
-              <w:rPr>
-                <w:rFonts w:ascii="Times New Roman" w:hAnsi="Times New Roman" w:cs="Times New Roman"/>
-              </w:rPr>
-              <w:t>Find</w:t>
-            </w:r>
-            <w:proofErr w:type="spellEnd"/>
-            <w:r>
-              <w:rPr>
-                <w:rFonts w:ascii="Times New Roman" w:hAnsi="Times New Roman" w:cs="Times New Roman"/>
-              </w:rPr>
-              <w:t>(</w:t>
-            </w:r>
-            <w:proofErr w:type="gramEnd"/>
-            <w:r>
-              <w:rPr>
-                <w:rFonts w:ascii="Times New Roman" w:hAnsi="Times New Roman" w:cs="Times New Roman"/>
-              </w:rPr>
-              <w:t>) для динамического поиска по названию или виду обуви.</w:t>
+              <w:t>Обработчик события изменения текста. Запускает метод Find() для динамического поиска по названию или виду обуви.</w:t>
             </w:r>
           </w:p>
         </w:tc>
@@ -13445,14 +12715,12 @@
                 <w:rFonts w:ascii="Times New Roman" w:hAnsi="Times New Roman" w:cs="Times New Roman"/>
               </w:rPr>
             </w:pPr>
-            <w:proofErr w:type="spellStart"/>
             <w:r>
               <w:rPr>
                 <w:rFonts w:ascii="Times New Roman" w:hAnsi="Times New Roman" w:cs="Times New Roman"/>
               </w:rPr>
               <w:t>SortComboBox_DropDownClosed</w:t>
             </w:r>
-            <w:proofErr w:type="spellEnd"/>
           </w:p>
         </w:tc>
         <w:tc>
@@ -13475,29 +12743,7 @@
               <w:rPr>
                 <w:rFonts w:ascii="Times New Roman" w:hAnsi="Times New Roman" w:cs="Times New Roman"/>
               </w:rPr>
-              <w:t xml:space="preserve">Запускает метод </w:t>
-            </w:r>
-            <w:proofErr w:type="spellStart"/>
-            <w:proofErr w:type="gramStart"/>
-            <w:r>
-              <w:rPr>
-                <w:rFonts w:ascii="Times New Roman" w:hAnsi="Times New Roman" w:cs="Times New Roman"/>
-              </w:rPr>
-              <w:t>Find</w:t>
-            </w:r>
-            <w:proofErr w:type="spellEnd"/>
-            <w:r>
-              <w:rPr>
-                <w:rFonts w:ascii="Times New Roman" w:hAnsi="Times New Roman" w:cs="Times New Roman"/>
-              </w:rPr>
-              <w:t>(</w:t>
-            </w:r>
-            <w:proofErr w:type="gramEnd"/>
-            <w:r>
-              <w:rPr>
-                <w:rFonts w:ascii="Times New Roman" w:hAnsi="Times New Roman" w:cs="Times New Roman"/>
-              </w:rPr>
-              <w:t>) для сортировки товаров по возрастанию или убыванию количества на складе.</w:t>
+              <w:t>Запускает метод Find() для сортировки товаров по возрастанию или убыванию количества на складе.</w:t>
             </w:r>
           </w:p>
         </w:tc>
@@ -13519,14 +12765,12 @@
                 <w:rFonts w:ascii="Times New Roman" w:hAnsi="Times New Roman" w:cs="Times New Roman"/>
               </w:rPr>
             </w:pPr>
-            <w:proofErr w:type="spellStart"/>
             <w:r>
               <w:rPr>
                 <w:rFonts w:ascii="Times New Roman" w:hAnsi="Times New Roman" w:cs="Times New Roman"/>
               </w:rPr>
               <w:t>AddButton_Click</w:t>
             </w:r>
-            <w:proofErr w:type="spellEnd"/>
           </w:p>
         </w:tc>
         <w:tc>
@@ -13549,21 +12793,7 @@
               <w:rPr>
                 <w:rFonts w:ascii="Times New Roman" w:hAnsi="Times New Roman" w:cs="Times New Roman"/>
               </w:rPr>
-              <w:t xml:space="preserve">Открывает окно </w:t>
-            </w:r>
-            <w:proofErr w:type="spellStart"/>
-            <w:r>
-              <w:rPr>
-                <w:rFonts w:ascii="Times New Roman" w:hAnsi="Times New Roman" w:cs="Times New Roman"/>
-              </w:rPr>
-              <w:t>AddOrModProduct</w:t>
-            </w:r>
-            <w:proofErr w:type="spellEnd"/>
-            <w:r>
-              <w:rPr>
-                <w:rFonts w:ascii="Times New Roman" w:hAnsi="Times New Roman" w:cs="Times New Roman"/>
-              </w:rPr>
-              <w:t xml:space="preserve"> для добавления нового товара (доступно для роли администратора).</w:t>
+              <w:t>Открывает окно AddOrModProduct для добавления нового товара (доступно для роли администратора).</w:t>
             </w:r>
           </w:p>
         </w:tc>
@@ -13585,14 +12815,12 @@
                 <w:rFonts w:ascii="Times New Roman" w:hAnsi="Times New Roman" w:cs="Times New Roman"/>
               </w:rPr>
             </w:pPr>
-            <w:proofErr w:type="spellStart"/>
             <w:r>
               <w:rPr>
                 <w:rFonts w:ascii="Times New Roman" w:hAnsi="Times New Roman" w:cs="Times New Roman"/>
               </w:rPr>
               <w:t>OredrButton_Click</w:t>
             </w:r>
-            <w:proofErr w:type="spellEnd"/>
           </w:p>
         </w:tc>
         <w:tc>
@@ -13615,21 +12843,7 @@
               <w:rPr>
                 <w:rFonts w:ascii="Times New Roman" w:hAnsi="Times New Roman" w:cs="Times New Roman"/>
               </w:rPr>
-              <w:t xml:space="preserve">Перенаправляет пользователя на окно работы с заказами </w:t>
-            </w:r>
-            <w:proofErr w:type="spellStart"/>
-            <w:r>
-              <w:rPr>
-                <w:rFonts w:ascii="Times New Roman" w:hAnsi="Times New Roman" w:cs="Times New Roman"/>
-              </w:rPr>
-              <w:t>OrderWindow</w:t>
-            </w:r>
-            <w:proofErr w:type="spellEnd"/>
-            <w:r>
-              <w:rPr>
-                <w:rFonts w:ascii="Times New Roman" w:hAnsi="Times New Roman" w:cs="Times New Roman"/>
-              </w:rPr>
-              <w:t>.</w:t>
+              <w:t>Перенаправляет пользователя на окно работы с заказами OrderWindow.</w:t>
             </w:r>
           </w:p>
         </w:tc>
@@ -13652,19 +12866,11 @@
                 <w:rFonts w:ascii="Times New Roman" w:hAnsi="Times New Roman" w:cs="Times New Roman"/>
               </w:rPr>
             </w:pPr>
-            <w:proofErr w:type="spellStart"/>
-            <w:r>
-              <w:rPr>
-                <w:rFonts w:ascii="Times New Roman" w:hAnsi="Times New Roman" w:cs="Times New Roman"/>
-              </w:rPr>
-              <w:t>AddOrModProduct.xaml</w:t>
-            </w:r>
-            <w:proofErr w:type="spellEnd"/>
-            <w:r>
-              <w:rPr>
-                <w:rFonts w:ascii="Times New Roman" w:hAnsi="Times New Roman" w:cs="Times New Roman"/>
-              </w:rPr>
-              <w:t xml:space="preserve"> «Добавление / Редактирование товара»</w:t>
+            <w:r>
+              <w:rPr>
+                <w:rFonts w:ascii="Times New Roman" w:hAnsi="Times New Roman" w:cs="Times New Roman"/>
+              </w:rPr>
+              <w:t>AddOrModProduct.xaml «Добавление / Редактирование товара»</w:t>
             </w:r>
           </w:p>
         </w:tc>
@@ -13686,14 +12892,12 @@
                 <w:rFonts w:ascii="Times New Roman" w:hAnsi="Times New Roman" w:cs="Times New Roman"/>
               </w:rPr>
             </w:pPr>
-            <w:proofErr w:type="spellStart"/>
             <w:r>
               <w:rPr>
                 <w:rFonts w:ascii="Times New Roman" w:hAnsi="Times New Roman" w:cs="Times New Roman"/>
               </w:rPr>
               <w:t>Load</w:t>
             </w:r>
-            <w:proofErr w:type="spellEnd"/>
           </w:p>
         </w:tc>
         <w:tc>
@@ -13824,14 +13028,12 @@
                 <w:rFonts w:ascii="Times New Roman" w:hAnsi="Times New Roman" w:cs="Times New Roman"/>
               </w:rPr>
             </w:pPr>
-            <w:proofErr w:type="spellStart"/>
             <w:r>
               <w:rPr>
                 <w:rFonts w:ascii="Times New Roman" w:hAnsi="Times New Roman" w:cs="Times New Roman"/>
               </w:rPr>
               <w:t>PhotoButton_Click</w:t>
             </w:r>
-            <w:proofErr w:type="spellEnd"/>
           </w:p>
         </w:tc>
         <w:tc>
@@ -13854,21 +13056,7 @@
               <w:rPr>
                 <w:rFonts w:ascii="Times New Roman" w:hAnsi="Times New Roman" w:cs="Times New Roman"/>
               </w:rPr>
-              <w:t xml:space="preserve">Открывает диалоговое окно </w:t>
-            </w:r>
-            <w:proofErr w:type="spellStart"/>
-            <w:r>
-              <w:rPr>
-                <w:rFonts w:ascii="Times New Roman" w:hAnsi="Times New Roman" w:cs="Times New Roman"/>
-              </w:rPr>
-              <w:t>OpenFileDialog</w:t>
-            </w:r>
-            <w:proofErr w:type="spellEnd"/>
-            <w:r>
-              <w:rPr>
-                <w:rFonts w:ascii="Times New Roman" w:hAnsi="Times New Roman" w:cs="Times New Roman"/>
-              </w:rPr>
-              <w:t xml:space="preserve"> для выбора изображения товара, выполняет проверку его размеров (не более </w:t>
+              <w:t xml:space="preserve">Открывает диалоговое окно OpenFileDialog для выбора изображения товара, выполняет проверку его размеров (не более </w:t>
             </w:r>
             <w:r>
               <w:rPr>
@@ -13902,14 +13090,12 @@
                 <w:rFonts w:ascii="Times New Roman" w:hAnsi="Times New Roman" w:cs="Times New Roman"/>
               </w:rPr>
             </w:pPr>
-            <w:proofErr w:type="spellStart"/>
             <w:r>
               <w:rPr>
                 <w:rFonts w:ascii="Times New Roman" w:hAnsi="Times New Roman" w:cs="Times New Roman"/>
               </w:rPr>
               <w:t>AddButton_Click</w:t>
             </w:r>
-            <w:proofErr w:type="spellEnd"/>
           </w:p>
         </w:tc>
         <w:tc>
@@ -13954,14 +13140,12 @@
                 <w:rFonts w:ascii="Times New Roman" w:hAnsi="Times New Roman" w:cs="Times New Roman"/>
               </w:rPr>
             </w:pPr>
-            <w:proofErr w:type="spellStart"/>
             <w:r>
               <w:rPr>
                 <w:rFonts w:ascii="Times New Roman" w:hAnsi="Times New Roman" w:cs="Times New Roman"/>
               </w:rPr>
               <w:t>BackButton_Click</w:t>
             </w:r>
-            <w:proofErr w:type="spellEnd"/>
           </w:p>
         </w:tc>
         <w:tc>
@@ -14007,19 +13191,11 @@
                 <w:rFonts w:ascii="Times New Roman" w:hAnsi="Times New Roman" w:cs="Times New Roman"/>
               </w:rPr>
             </w:pPr>
-            <w:proofErr w:type="spellStart"/>
-            <w:r>
-              <w:rPr>
-                <w:rFonts w:ascii="Times New Roman" w:hAnsi="Times New Roman" w:cs="Times New Roman"/>
-              </w:rPr>
-              <w:t>OrderWindow.xaml</w:t>
-            </w:r>
-            <w:proofErr w:type="spellEnd"/>
-            <w:r>
-              <w:rPr>
-                <w:rFonts w:ascii="Times New Roman" w:hAnsi="Times New Roman" w:cs="Times New Roman"/>
-              </w:rPr>
-              <w:t xml:space="preserve"> «Окно заказов»</w:t>
+            <w:r>
+              <w:rPr>
+                <w:rFonts w:ascii="Times New Roman" w:hAnsi="Times New Roman" w:cs="Times New Roman"/>
+              </w:rPr>
+              <w:t>OrderWindow.xaml «Окно заказов»</w:t>
             </w:r>
           </w:p>
         </w:tc>
@@ -14041,14 +13217,12 @@
                 <w:rFonts w:ascii="Times New Roman" w:hAnsi="Times New Roman" w:cs="Times New Roman"/>
               </w:rPr>
             </w:pPr>
-            <w:proofErr w:type="spellStart"/>
             <w:r>
               <w:rPr>
                 <w:rFonts w:ascii="Times New Roman" w:hAnsi="Times New Roman" w:cs="Times New Roman"/>
               </w:rPr>
               <w:t>Load</w:t>
             </w:r>
-            <w:proofErr w:type="spellEnd"/>
           </w:p>
         </w:tc>
         <w:tc>
@@ -14071,21 +13245,7 @@
               <w:rPr>
                 <w:rFonts w:ascii="Times New Roman" w:hAnsi="Times New Roman" w:cs="Times New Roman"/>
               </w:rPr>
-              <w:t xml:space="preserve">Извлекает список всех заказов из базы данных (включая данные о пунктах выдачи) и выводит их в </w:t>
-            </w:r>
-            <w:proofErr w:type="spellStart"/>
-            <w:r>
-              <w:rPr>
-                <w:rFonts w:ascii="Times New Roman" w:hAnsi="Times New Roman" w:cs="Times New Roman"/>
-              </w:rPr>
-              <w:t>OrderList</w:t>
-            </w:r>
-            <w:proofErr w:type="spellEnd"/>
-            <w:r>
-              <w:rPr>
-                <w:rFonts w:ascii="Times New Roman" w:hAnsi="Times New Roman" w:cs="Times New Roman"/>
-              </w:rPr>
-              <w:t>.</w:t>
+              <w:t>Извлекает список всех заказов из базы данных (включая данные о пунктах выдачи) и выводит их в OrderList.</w:t>
             </w:r>
           </w:p>
         </w:tc>
@@ -14107,14 +13267,12 @@
                 <w:rFonts w:ascii="Times New Roman" w:hAnsi="Times New Roman" w:cs="Times New Roman"/>
               </w:rPr>
             </w:pPr>
-            <w:proofErr w:type="spellStart"/>
             <w:r>
               <w:rPr>
                 <w:rFonts w:ascii="Times New Roman" w:hAnsi="Times New Roman" w:cs="Times New Roman"/>
               </w:rPr>
               <w:t>MainButton_Click</w:t>
             </w:r>
-            <w:proofErr w:type="spellEnd"/>
           </w:p>
         </w:tc>
         <w:tc>
@@ -14159,14 +13317,12 @@
                 <w:rFonts w:ascii="Times New Roman" w:hAnsi="Times New Roman" w:cs="Times New Roman"/>
               </w:rPr>
             </w:pPr>
-            <w:proofErr w:type="spellStart"/>
             <w:r>
               <w:rPr>
                 <w:rFonts w:ascii="Times New Roman" w:hAnsi="Times New Roman" w:cs="Times New Roman"/>
               </w:rPr>
               <w:t>AddButton_Click</w:t>
             </w:r>
-            <w:proofErr w:type="spellEnd"/>
           </w:p>
         </w:tc>
         <w:tc>
@@ -14189,21 +13345,7 @@
               <w:rPr>
                 <w:rFonts w:ascii="Times New Roman" w:hAnsi="Times New Roman" w:cs="Times New Roman"/>
               </w:rPr>
-              <w:t xml:space="preserve">Вызывает форму </w:t>
-            </w:r>
-            <w:proofErr w:type="spellStart"/>
-            <w:r>
-              <w:rPr>
-                <w:rFonts w:ascii="Times New Roman" w:hAnsi="Times New Roman" w:cs="Times New Roman"/>
-              </w:rPr>
-              <w:t>AddOrModOrder</w:t>
-            </w:r>
-            <w:proofErr w:type="spellEnd"/>
-            <w:r>
-              <w:rPr>
-                <w:rFonts w:ascii="Times New Roman" w:hAnsi="Times New Roman" w:cs="Times New Roman"/>
-              </w:rPr>
-              <w:t xml:space="preserve"> для формирования нового заказа.</w:t>
+              <w:t>Вызывает форму AddOrModOrder для формирования нового заказа.</w:t>
             </w:r>
           </w:p>
         </w:tc>
@@ -14225,14 +13367,12 @@
                 <w:rFonts w:ascii="Times New Roman" w:hAnsi="Times New Roman" w:cs="Times New Roman"/>
               </w:rPr>
             </w:pPr>
-            <w:proofErr w:type="spellStart"/>
             <w:r>
               <w:rPr>
                 <w:rFonts w:ascii="Times New Roman" w:hAnsi="Times New Roman" w:cs="Times New Roman"/>
               </w:rPr>
               <w:t>ModButton_Click</w:t>
             </w:r>
-            <w:proofErr w:type="spellEnd"/>
           </w:p>
         </w:tc>
         <w:tc>
@@ -14255,21 +13395,7 @@
               <w:rPr>
                 <w:rFonts w:ascii="Times New Roman" w:hAnsi="Times New Roman" w:cs="Times New Roman"/>
               </w:rPr>
-              <w:t xml:space="preserve">Проверяет статус заказа. Если статус не «Завершён», открывает форму </w:t>
-            </w:r>
-            <w:proofErr w:type="spellStart"/>
-            <w:r>
-              <w:rPr>
-                <w:rFonts w:ascii="Times New Roman" w:hAnsi="Times New Roman" w:cs="Times New Roman"/>
-              </w:rPr>
-              <w:t>AddOrModOrder</w:t>
-            </w:r>
-            <w:proofErr w:type="spellEnd"/>
-            <w:r>
-              <w:rPr>
-                <w:rFonts w:ascii="Times New Roman" w:hAnsi="Times New Roman" w:cs="Times New Roman"/>
-              </w:rPr>
-              <w:t xml:space="preserve"> для его редактирования.</w:t>
+              <w:t>Проверяет статус заказа. Если статус не «Завершён», открывает форму AddOrModOrder для его редактирования.</w:t>
             </w:r>
           </w:p>
         </w:tc>
@@ -14291,14 +13417,12 @@
                 <w:rFonts w:ascii="Times New Roman" w:hAnsi="Times New Roman" w:cs="Times New Roman"/>
               </w:rPr>
             </w:pPr>
-            <w:proofErr w:type="spellStart"/>
             <w:r>
               <w:rPr>
                 <w:rFonts w:ascii="Times New Roman" w:hAnsi="Times New Roman" w:cs="Times New Roman"/>
               </w:rPr>
               <w:t>DelButton_Click</w:t>
             </w:r>
-            <w:proofErr w:type="spellEnd"/>
           </w:p>
         </w:tc>
         <w:tc>
@@ -14344,19 +13468,11 @@
                 <w:rFonts w:ascii="Times New Roman" w:hAnsi="Times New Roman" w:cs="Times New Roman"/>
               </w:rPr>
             </w:pPr>
-            <w:proofErr w:type="spellStart"/>
-            <w:r>
-              <w:rPr>
-                <w:rFonts w:ascii="Times New Roman" w:hAnsi="Times New Roman" w:cs="Times New Roman"/>
-              </w:rPr>
-              <w:t>AddOrModOrder.xaml</w:t>
-            </w:r>
-            <w:proofErr w:type="spellEnd"/>
-            <w:r>
-              <w:rPr>
-                <w:rFonts w:ascii="Times New Roman" w:hAnsi="Times New Roman" w:cs="Times New Roman"/>
-              </w:rPr>
-              <w:t xml:space="preserve"> «Добавление / Редактирование заказа»</w:t>
+            <w:r>
+              <w:rPr>
+                <w:rFonts w:ascii="Times New Roman" w:hAnsi="Times New Roman" w:cs="Times New Roman"/>
+              </w:rPr>
+              <w:t>AddOrModOrder.xaml «Добавление / Редактирование заказа»</w:t>
             </w:r>
           </w:p>
         </w:tc>
@@ -14378,14 +13494,12 @@
                 <w:rFonts w:ascii="Times New Roman" w:hAnsi="Times New Roman" w:cs="Times New Roman"/>
               </w:rPr>
             </w:pPr>
-            <w:proofErr w:type="spellStart"/>
             <w:r>
               <w:rPr>
                 <w:rFonts w:ascii="Times New Roman" w:hAnsi="Times New Roman" w:cs="Times New Roman"/>
               </w:rPr>
               <w:t>Load</w:t>
             </w:r>
-            <w:proofErr w:type="spellEnd"/>
           </w:p>
         </w:tc>
         <w:tc>
@@ -14513,14 +13627,12 @@
                 <w:rFonts w:ascii="Times New Roman" w:hAnsi="Times New Roman" w:cs="Times New Roman"/>
               </w:rPr>
             </w:pPr>
-            <w:proofErr w:type="spellStart"/>
             <w:r>
               <w:rPr>
                 <w:rFonts w:ascii="Times New Roman" w:hAnsi="Times New Roman" w:cs="Times New Roman"/>
               </w:rPr>
               <w:t>BackButton_Click</w:t>
             </w:r>
-            <w:proofErr w:type="spellEnd"/>
           </w:p>
         </w:tc>
         <w:tc>
@@ -14565,14 +13677,12 @@
                 <w:rFonts w:ascii="Times New Roman" w:hAnsi="Times New Roman" w:cs="Times New Roman"/>
               </w:rPr>
             </w:pPr>
-            <w:proofErr w:type="spellStart"/>
             <w:r>
               <w:rPr>
                 <w:rFonts w:ascii="Times New Roman" w:hAnsi="Times New Roman" w:cs="Times New Roman"/>
               </w:rPr>
               <w:t>AddButton_Click</w:t>
             </w:r>
-            <w:proofErr w:type="spellEnd"/>
           </w:p>
         </w:tc>
         <w:tc>
@@ -14617,14 +13727,12 @@
                 <w:rFonts w:ascii="Times New Roman" w:hAnsi="Times New Roman" w:cs="Times New Roman"/>
               </w:rPr>
             </w:pPr>
-            <w:proofErr w:type="spellStart"/>
             <w:r>
               <w:rPr>
                 <w:rFonts w:ascii="Times New Roman" w:hAnsi="Times New Roman" w:cs="Times New Roman"/>
               </w:rPr>
               <w:t>AddItem_Click</w:t>
             </w:r>
-            <w:proofErr w:type="spellEnd"/>
           </w:p>
         </w:tc>
         <w:tc>
@@ -14669,14 +13777,12 @@
                 <w:rFonts w:ascii="Times New Roman" w:hAnsi="Times New Roman" w:cs="Times New Roman"/>
               </w:rPr>
             </w:pPr>
-            <w:proofErr w:type="spellStart"/>
             <w:r>
               <w:rPr>
                 <w:rFonts w:ascii="Times New Roman" w:hAnsi="Times New Roman" w:cs="Times New Roman"/>
               </w:rPr>
               <w:t>LoadItem</w:t>
             </w:r>
-            <w:proofErr w:type="spellEnd"/>
           </w:p>
         </w:tc>
         <w:tc>
@@ -14699,21 +13805,7 @@
               <w:rPr>
                 <w:rFonts w:ascii="Times New Roman" w:hAnsi="Times New Roman" w:cs="Times New Roman"/>
               </w:rPr>
-              <w:t xml:space="preserve">Обновляет визуальное отображение </w:t>
-            </w:r>
-            <w:proofErr w:type="spellStart"/>
-            <w:r>
-              <w:rPr>
-                <w:rFonts w:ascii="Times New Roman" w:hAnsi="Times New Roman" w:cs="Times New Roman"/>
-              </w:rPr>
-              <w:t>ItemList</w:t>
-            </w:r>
-            <w:proofErr w:type="spellEnd"/>
-            <w:r>
-              <w:rPr>
-                <w:rFonts w:ascii="Times New Roman" w:hAnsi="Times New Roman" w:cs="Times New Roman"/>
-              </w:rPr>
-              <w:t>, выводя артикулы и количество товаров, добавленных в заказ.</w:t>
+              <w:t>Обновляет визуальное отображение ItemList, выводя артикулы и количество товаров, добавленных в заказ.</w:t>
             </w:r>
           </w:p>
         </w:tc>
@@ -14735,14 +13827,12 @@
                 <w:rFonts w:ascii="Times New Roman" w:hAnsi="Times New Roman" w:cs="Times New Roman"/>
               </w:rPr>
             </w:pPr>
-            <w:proofErr w:type="spellStart"/>
             <w:r>
               <w:rPr>
                 <w:rFonts w:ascii="Times New Roman" w:hAnsi="Times New Roman" w:cs="Times New Roman"/>
               </w:rPr>
               <w:t>DelItem_Click</w:t>
             </w:r>
-            <w:proofErr w:type="spellEnd"/>
           </w:p>
         </w:tc>
         <w:tc>
@@ -14787,14 +13877,12 @@
                 <w:rFonts w:ascii="Times New Roman" w:hAnsi="Times New Roman" w:cs="Times New Roman"/>
               </w:rPr>
             </w:pPr>
-            <w:proofErr w:type="spellStart"/>
             <w:r>
               <w:rPr>
                 <w:rFonts w:ascii="Times New Roman" w:hAnsi="Times New Roman" w:cs="Times New Roman"/>
               </w:rPr>
               <w:t>StausCombobox_DropDownClosed</w:t>
             </w:r>
-            <w:proofErr w:type="spellEnd"/>
           </w:p>
         </w:tc>
         <w:tc>
@@ -15750,7 +14838,6 @@
               </w:rPr>
               <w:t>Логин «</w:t>
             </w:r>
-            <w:proofErr w:type="spellStart"/>
             <w:r>
               <w:rPr>
                 <w:rFonts w:ascii="Times New Roman" w:hAnsi="Times New Roman" w:cs="Times New Roman"/>
@@ -15758,7 +14845,6 @@
               </w:rPr>
               <w:t>qwe</w:t>
             </w:r>
-            <w:proofErr w:type="spellEnd"/>
             <w:r>
               <w:rPr>
                 <w:rFonts w:ascii="Times New Roman" w:hAnsi="Times New Roman" w:cs="Times New Roman"/>
@@ -15792,7 +14878,6 @@
               </w:rPr>
               <w:t>Пароль «</w:t>
             </w:r>
-            <w:proofErr w:type="spellStart"/>
             <w:r>
               <w:rPr>
                 <w:rFonts w:ascii="Times New Roman" w:hAnsi="Times New Roman" w:cs="Times New Roman"/>
@@ -15800,7 +14885,6 @@
               </w:rPr>
               <w:t>qwe</w:t>
             </w:r>
-            <w:proofErr w:type="spellEnd"/>
             <w:r>
               <w:rPr>
                 <w:rFonts w:ascii="Times New Roman" w:hAnsi="Times New Roman" w:cs="Times New Roman"/>
@@ -16576,7 +15660,6 @@
               </w:rPr>
               <w:t>Логин «</w:t>
             </w:r>
-            <w:proofErr w:type="spellStart"/>
             <w:r>
               <w:rPr>
                 <w:rFonts w:ascii="Times New Roman" w:hAnsi="Times New Roman" w:cs="Times New Roman"/>
@@ -16584,7 +15667,6 @@
               </w:rPr>
               <w:t>qwe</w:t>
             </w:r>
-            <w:proofErr w:type="spellEnd"/>
             <w:r>
               <w:rPr>
                 <w:rFonts w:ascii="Times New Roman" w:hAnsi="Times New Roman" w:cs="Times New Roman"/>
@@ -17448,7 +16530,6 @@
               </w:rPr>
               <w:t>Логин «</w:t>
             </w:r>
-            <w:proofErr w:type="spellStart"/>
             <w:r>
               <w:rPr>
                 <w:rFonts w:ascii="Times New Roman" w:hAnsi="Times New Roman" w:cs="Times New Roman"/>
@@ -17456,7 +16537,6 @@
               </w:rPr>
               <w:t>qwe</w:t>
             </w:r>
-            <w:proofErr w:type="spellEnd"/>
             <w:r>
               <w:rPr>
                 <w:rFonts w:ascii="Times New Roman" w:hAnsi="Times New Roman" w:cs="Times New Roman"/>
@@ -17490,7 +16570,6 @@
               </w:rPr>
               <w:t>Пароль «</w:t>
             </w:r>
-            <w:proofErr w:type="spellStart"/>
             <w:r>
               <w:rPr>
                 <w:rFonts w:ascii="Times New Roman" w:hAnsi="Times New Roman" w:cs="Times New Roman"/>
@@ -17498,7 +16577,6 @@
               </w:rPr>
               <w:t>qwe</w:t>
             </w:r>
-            <w:proofErr w:type="spellEnd"/>
             <w:r>
               <w:rPr>
                 <w:rFonts w:ascii="Times New Roman" w:hAnsi="Times New Roman" w:cs="Times New Roman"/>
@@ -18246,7 +17324,6 @@
               </w:rPr>
               <w:t>Логин «</w:t>
             </w:r>
-            <w:proofErr w:type="spellStart"/>
             <w:r>
               <w:rPr>
                 <w:rFonts w:ascii="Times New Roman" w:hAnsi="Times New Roman" w:cs="Times New Roman"/>
@@ -18254,7 +17331,6 @@
               </w:rPr>
               <w:t>qwe</w:t>
             </w:r>
-            <w:proofErr w:type="spellEnd"/>
             <w:r>
               <w:rPr>
                 <w:rFonts w:ascii="Times New Roman" w:hAnsi="Times New Roman" w:cs="Times New Roman"/>
@@ -18288,7 +17364,6 @@
               </w:rPr>
               <w:t>Пароль «</w:t>
             </w:r>
-            <w:proofErr w:type="spellStart"/>
             <w:r>
               <w:rPr>
                 <w:rFonts w:ascii="Times New Roman" w:hAnsi="Times New Roman" w:cs="Times New Roman"/>
@@ -18296,7 +17371,6 @@
               </w:rPr>
               <w:t>qwe</w:t>
             </w:r>
-            <w:proofErr w:type="spellEnd"/>
             <w:r>
               <w:rPr>
                 <w:rFonts w:ascii="Times New Roman" w:hAnsi="Times New Roman" w:cs="Times New Roman"/>
@@ -19117,7 +18191,6 @@
               </w:rPr>
               <w:t>Логин «</w:t>
             </w:r>
-            <w:proofErr w:type="spellStart"/>
             <w:r>
               <w:rPr>
                 <w:rFonts w:ascii="Times New Roman" w:hAnsi="Times New Roman" w:cs="Times New Roman"/>
@@ -19125,7 +18198,6 @@
               </w:rPr>
               <w:t>qwe</w:t>
             </w:r>
-            <w:proofErr w:type="spellEnd"/>
             <w:r>
               <w:rPr>
                 <w:rFonts w:ascii="Times New Roman" w:hAnsi="Times New Roman" w:cs="Times New Roman"/>
@@ -19159,7 +18231,6 @@
               </w:rPr>
               <w:t>Пароль «</w:t>
             </w:r>
-            <w:proofErr w:type="spellStart"/>
             <w:r>
               <w:rPr>
                 <w:rFonts w:ascii="Times New Roman" w:hAnsi="Times New Roman" w:cs="Times New Roman"/>
@@ -19167,7 +18238,6 @@
               </w:rPr>
               <w:t>qwe</w:t>
             </w:r>
-            <w:proofErr w:type="spellEnd"/>
             <w:r>
               <w:rPr>
                 <w:rFonts w:ascii="Times New Roman" w:hAnsi="Times New Roman" w:cs="Times New Roman"/>
@@ -19336,7 +18406,6 @@
               </w:rPr>
               <w:t>Производитель «</w:t>
             </w:r>
-            <w:proofErr w:type="spellStart"/>
             <w:r>
               <w:rPr>
                 <w:rFonts w:ascii="Times New Roman" w:hAnsi="Times New Roman" w:cs="Times New Roman"/>
@@ -19344,7 +18413,6 @@
               </w:rPr>
               <w:t>Rieker</w:t>
             </w:r>
-            <w:proofErr w:type="spellEnd"/>
             <w:r>
               <w:rPr>
                 <w:rFonts w:ascii="Times New Roman" w:hAnsi="Times New Roman" w:cs="Times New Roman"/>
@@ -24459,43 +23527,7 @@
           <w:sz w:val="28"/>
           <w:szCs w:val="28"/>
         </w:rPr>
-        <w:t xml:space="preserve">ГОСТ 19.701-90. Единая система программной документации. Схемы алгоритмов, программ, данных и систем. Условные обозначения и правила </w:t>
-      </w:r>
-      <w:proofErr w:type="gramStart"/>
-      <w:r>
-        <w:rPr>
-          <w:rFonts w:ascii="Times New Roman" w:hAnsi="Times New Roman" w:cs="Times New Roman"/>
-          <w:sz w:val="28"/>
-          <w:szCs w:val="28"/>
-        </w:rPr>
-        <w:t>выполнения :</w:t>
-      </w:r>
-      <w:proofErr w:type="gramEnd"/>
-      <w:r>
-        <w:rPr>
-          <w:rFonts w:ascii="Times New Roman" w:hAnsi="Times New Roman" w:cs="Times New Roman"/>
-          <w:sz w:val="28"/>
-          <w:szCs w:val="28"/>
-        </w:rPr>
-        <w:t xml:space="preserve"> национальный стандарт Российской Федерации : дата введения 1992-01-01. – Москва : Издательство стандартов, 1991. – </w:t>
-      </w:r>
-      <w:proofErr w:type="gramStart"/>
-      <w:r>
-        <w:rPr>
-          <w:rFonts w:ascii="Times New Roman" w:hAnsi="Times New Roman" w:cs="Times New Roman"/>
-          <w:sz w:val="28"/>
-          <w:szCs w:val="28"/>
-        </w:rPr>
-        <w:t>Текст :</w:t>
-      </w:r>
-      <w:proofErr w:type="gramEnd"/>
-      <w:r>
-        <w:rPr>
-          <w:rFonts w:ascii="Times New Roman" w:hAnsi="Times New Roman" w:cs="Times New Roman"/>
-          <w:sz w:val="28"/>
-          <w:szCs w:val="28"/>
-        </w:rPr>
-        <w:t xml:space="preserve"> электронный // Электронный фонд правовых и нормативно-технических документов : [сайт]. – </w:t>
+        <w:t xml:space="preserve">ГОСТ 19.701-90. Единая система программной документации. Схемы алгоритмов, программ, данных и систем. Условные обозначения и правила выполнения : национальный стандарт Российской Федерации : дата введения 1992-01-01. – Москва : Издательство стандартов, 1991. – Текст : электронный // Электронный фонд правовых и нормативно-технических документов : [сайт]. – </w:t>
       </w:r>
       <w:r>
         <w:rPr>
@@ -24548,7 +23580,6 @@
         </w:rPr>
         <w:t>.</w:t>
       </w:r>
-      <w:proofErr w:type="spellStart"/>
       <w:r>
         <w:rPr>
           <w:rFonts w:ascii="Times New Roman" w:hAnsi="Times New Roman" w:cs="Times New Roman"/>
@@ -24558,7 +23589,6 @@
         </w:rPr>
         <w:t>cntd</w:t>
       </w:r>
-      <w:proofErr w:type="spellEnd"/>
       <w:r>
         <w:rPr>
           <w:rFonts w:ascii="Times New Roman" w:hAnsi="Times New Roman" w:cs="Times New Roman"/>
@@ -24567,7 +23597,6 @@
         </w:rPr>
         <w:t>.</w:t>
       </w:r>
-      <w:proofErr w:type="spellStart"/>
       <w:r>
         <w:rPr>
           <w:rFonts w:ascii="Times New Roman" w:hAnsi="Times New Roman" w:cs="Times New Roman"/>
@@ -24577,7 +23606,6 @@
         </w:rPr>
         <w:t>ru</w:t>
       </w:r>
-      <w:proofErr w:type="spellEnd"/>
       <w:r>
         <w:rPr>
           <w:rFonts w:ascii="Times New Roman" w:hAnsi="Times New Roman" w:cs="Times New Roman"/>
@@ -24629,43 +23657,7 @@
           <w:sz w:val="28"/>
           <w:szCs w:val="28"/>
         </w:rPr>
-        <w:t xml:space="preserve">ГОСТ 34.201-89. Информационная технология. Комплекс стандартов на автоматизированные системы. Виды, комплектность и обозначение документов при создании автоматизированных </w:t>
-      </w:r>
-      <w:proofErr w:type="gramStart"/>
-      <w:r>
-        <w:rPr>
-          <w:rFonts w:ascii="Times New Roman" w:hAnsi="Times New Roman" w:cs="Times New Roman"/>
-          <w:sz w:val="28"/>
-          <w:szCs w:val="28"/>
-        </w:rPr>
-        <w:t>систем :</w:t>
-      </w:r>
-      <w:proofErr w:type="gramEnd"/>
-      <w:r>
-        <w:rPr>
-          <w:rFonts w:ascii="Times New Roman" w:hAnsi="Times New Roman" w:cs="Times New Roman"/>
-          <w:sz w:val="28"/>
-          <w:szCs w:val="28"/>
-        </w:rPr>
-        <w:t xml:space="preserve"> межгосударственный стандарт : дата введения 1990-07-01. – Москва : Издательство стандартов, 1989. – </w:t>
-      </w:r>
-      <w:proofErr w:type="gramStart"/>
-      <w:r>
-        <w:rPr>
-          <w:rFonts w:ascii="Times New Roman" w:hAnsi="Times New Roman" w:cs="Times New Roman"/>
-          <w:sz w:val="28"/>
-          <w:szCs w:val="28"/>
-        </w:rPr>
-        <w:t>Текст :</w:t>
-      </w:r>
-      <w:proofErr w:type="gramEnd"/>
-      <w:r>
-        <w:rPr>
-          <w:rFonts w:ascii="Times New Roman" w:hAnsi="Times New Roman" w:cs="Times New Roman"/>
-          <w:sz w:val="28"/>
-          <w:szCs w:val="28"/>
-        </w:rPr>
-        <w:t xml:space="preserve"> электронный // Электронный фонд правовых и нормативно-технических документов : [сайт]. – </w:t>
+        <w:t xml:space="preserve">ГОСТ 34.201-89. Информационная технология. Комплекс стандартов на автоматизированные системы. Виды, комплектность и обозначение документов при создании автоматизированных систем : межгосударственный стандарт : дата введения 1990-07-01. – Москва : Издательство стандартов, 1989. – Текст : электронный // Электронный фонд правовых и нормативно-технических документов : [сайт]. – </w:t>
       </w:r>
       <w:r>
         <w:rPr>
@@ -24718,7 +23710,6 @@
         </w:rPr>
         <w:t>.</w:t>
       </w:r>
-      <w:proofErr w:type="spellStart"/>
       <w:r>
         <w:rPr>
           <w:rFonts w:ascii="Times New Roman" w:hAnsi="Times New Roman" w:cs="Times New Roman"/>
@@ -24728,7 +23719,6 @@
         </w:rPr>
         <w:t>cntd</w:t>
       </w:r>
-      <w:proofErr w:type="spellEnd"/>
       <w:r>
         <w:rPr>
           <w:rFonts w:ascii="Times New Roman" w:hAnsi="Times New Roman" w:cs="Times New Roman"/>
@@ -24737,7 +23727,6 @@
         </w:rPr>
         <w:t>.</w:t>
       </w:r>
-      <w:proofErr w:type="spellStart"/>
       <w:r>
         <w:rPr>
           <w:rFonts w:ascii="Times New Roman" w:hAnsi="Times New Roman" w:cs="Times New Roman"/>
@@ -24747,7 +23736,6 @@
         </w:rPr>
         <w:t>ru</w:t>
       </w:r>
-      <w:proofErr w:type="spellEnd"/>
       <w:r>
         <w:rPr>
           <w:rFonts w:ascii="Times New Roman" w:hAnsi="Times New Roman" w:cs="Times New Roman"/>
@@ -24799,43 +23787,7 @@
           <w:sz w:val="28"/>
           <w:szCs w:val="28"/>
         </w:rPr>
-        <w:t xml:space="preserve">ГОСТ 34.602-89. Информационная технология. Комплекс стандартов на автоматизированные системы. Техническое задание на создание автоматизированной </w:t>
-      </w:r>
-      <w:proofErr w:type="gramStart"/>
-      <w:r>
-        <w:rPr>
-          <w:rFonts w:ascii="Times New Roman" w:hAnsi="Times New Roman" w:cs="Times New Roman"/>
-          <w:sz w:val="28"/>
-          <w:szCs w:val="28"/>
-        </w:rPr>
-        <w:t>системы :</w:t>
-      </w:r>
-      <w:proofErr w:type="gramEnd"/>
-      <w:r>
-        <w:rPr>
-          <w:rFonts w:ascii="Times New Roman" w:hAnsi="Times New Roman" w:cs="Times New Roman"/>
-          <w:sz w:val="28"/>
-          <w:szCs w:val="28"/>
-        </w:rPr>
-        <w:t xml:space="preserve"> межгосударственный стандарт : дата введения 1990-07-01. – Москва : Издательство стандартов, 1989. – </w:t>
-      </w:r>
-      <w:proofErr w:type="gramStart"/>
-      <w:r>
-        <w:rPr>
-          <w:rFonts w:ascii="Times New Roman" w:hAnsi="Times New Roman" w:cs="Times New Roman"/>
-          <w:sz w:val="28"/>
-          <w:szCs w:val="28"/>
-        </w:rPr>
-        <w:t>Текст :</w:t>
-      </w:r>
-      <w:proofErr w:type="gramEnd"/>
-      <w:r>
-        <w:rPr>
-          <w:rFonts w:ascii="Times New Roman" w:hAnsi="Times New Roman" w:cs="Times New Roman"/>
-          <w:sz w:val="28"/>
-          <w:szCs w:val="28"/>
-        </w:rPr>
-        <w:t xml:space="preserve"> электронный // Электронный фонд правовых и нормативно-технических документов : [сайт]. – </w:t>
+        <w:t xml:space="preserve">ГОСТ 34.602-89. Информационная технология. Комплекс стандартов на автоматизированные системы. Техническое задание на создание автоматизированной системы : межгосударственный стандарт : дата введения 1990-07-01. – Москва : Издательство стандартов, 1989. – Текст : электронный // Электронный фонд правовых и нормативно-технических документов : [сайт]. – </w:t>
       </w:r>
       <w:r>
         <w:rPr>
@@ -24888,7 +23840,6 @@
         </w:rPr>
         <w:t>.</w:t>
       </w:r>
-      <w:proofErr w:type="spellStart"/>
       <w:r>
         <w:rPr>
           <w:rFonts w:ascii="Times New Roman" w:hAnsi="Times New Roman" w:cs="Times New Roman"/>
@@ -24898,7 +23849,6 @@
         </w:rPr>
         <w:t>cntd</w:t>
       </w:r>
-      <w:proofErr w:type="spellEnd"/>
       <w:r>
         <w:rPr>
           <w:rFonts w:ascii="Times New Roman" w:hAnsi="Times New Roman" w:cs="Times New Roman"/>
@@ -24907,7 +23857,6 @@
         </w:rPr>
         <w:t>.</w:t>
       </w:r>
-      <w:proofErr w:type="spellStart"/>
       <w:r>
         <w:rPr>
           <w:rFonts w:ascii="Times New Roman" w:hAnsi="Times New Roman" w:cs="Times New Roman"/>
@@ -24917,7 +23866,6 @@
         </w:rPr>
         <w:t>ru</w:t>
       </w:r>
-      <w:proofErr w:type="spellEnd"/>
       <w:r>
         <w:rPr>
           <w:rFonts w:ascii="Times New Roman" w:hAnsi="Times New Roman" w:cs="Times New Roman"/>
@@ -24969,61 +23917,7 @@
           <w:sz w:val="28"/>
           <w:szCs w:val="28"/>
         </w:rPr>
-        <w:t xml:space="preserve">ГОСТ Р 57580.2-2018. Безопасность финансовых (банковских) операций. Защита информации финансовых организаций. Методика оценки </w:t>
-      </w:r>
-      <w:proofErr w:type="gramStart"/>
-      <w:r>
-        <w:rPr>
-          <w:rFonts w:ascii="Times New Roman" w:hAnsi="Times New Roman" w:cs="Times New Roman"/>
-          <w:sz w:val="28"/>
-          <w:szCs w:val="28"/>
-        </w:rPr>
-        <w:t>соответствия :</w:t>
-      </w:r>
-      <w:proofErr w:type="gramEnd"/>
-      <w:r>
-        <w:rPr>
-          <w:rFonts w:ascii="Times New Roman" w:hAnsi="Times New Roman" w:cs="Times New Roman"/>
-          <w:sz w:val="28"/>
-          <w:szCs w:val="28"/>
-        </w:rPr>
-        <w:t xml:space="preserve"> национальный стандарт Российской Федерации : дата введения 2018-09-01. – Москва : </w:t>
-      </w:r>
-      <w:proofErr w:type="spellStart"/>
-      <w:r>
-        <w:rPr>
-          <w:rFonts w:ascii="Times New Roman" w:hAnsi="Times New Roman" w:cs="Times New Roman"/>
-          <w:sz w:val="28"/>
-          <w:szCs w:val="28"/>
-        </w:rPr>
-        <w:t>Стандартинформ</w:t>
-      </w:r>
-      <w:proofErr w:type="spellEnd"/>
-      <w:r>
-        <w:rPr>
-          <w:rFonts w:ascii="Times New Roman" w:hAnsi="Times New Roman" w:cs="Times New Roman"/>
-          <w:sz w:val="28"/>
-          <w:szCs w:val="28"/>
-        </w:rPr>
-        <w:t xml:space="preserve">, 2018. – </w:t>
-      </w:r>
-      <w:proofErr w:type="gramStart"/>
-      <w:r>
-        <w:rPr>
-          <w:rFonts w:ascii="Times New Roman" w:hAnsi="Times New Roman" w:cs="Times New Roman"/>
-          <w:sz w:val="28"/>
-          <w:szCs w:val="28"/>
-        </w:rPr>
-        <w:t>Текст :</w:t>
-      </w:r>
-      <w:proofErr w:type="gramEnd"/>
-      <w:r>
-        <w:rPr>
-          <w:rFonts w:ascii="Times New Roman" w:hAnsi="Times New Roman" w:cs="Times New Roman"/>
-          <w:sz w:val="28"/>
-          <w:szCs w:val="28"/>
-        </w:rPr>
-        <w:t xml:space="preserve"> электронный // Электронный фонд правовых и нормативно-технических документов : [сайт]. – </w:t>
+        <w:t xml:space="preserve">ГОСТ Р 57580.2-2018. Безопасность финансовых (банковских) операций. Защита информации финансовых организаций. Методика оценки соответствия : национальный стандарт Российской Федерации : дата введения 2018-09-01. – Москва : Стандартинформ, 2018. – Текст : электронный // Электронный фонд правовых и нормативно-технических документов : [сайт]. – </w:t>
       </w:r>
       <w:r>
         <w:rPr>
@@ -25076,7 +23970,6 @@
         </w:rPr>
         <w:t>.</w:t>
       </w:r>
-      <w:proofErr w:type="spellStart"/>
       <w:r>
         <w:rPr>
           <w:rFonts w:ascii="Times New Roman" w:hAnsi="Times New Roman" w:cs="Times New Roman"/>
@@ -25086,7 +23979,6 @@
         </w:rPr>
         <w:t>cntd</w:t>
       </w:r>
-      <w:proofErr w:type="spellEnd"/>
       <w:r>
         <w:rPr>
           <w:rFonts w:ascii="Times New Roman" w:hAnsi="Times New Roman" w:cs="Times New Roman"/>
@@ -25095,7 +23987,6 @@
         </w:rPr>
         <w:t>.</w:t>
       </w:r>
-      <w:proofErr w:type="spellStart"/>
       <w:r>
         <w:rPr>
           <w:rFonts w:ascii="Times New Roman" w:hAnsi="Times New Roman" w:cs="Times New Roman"/>
@@ -25105,7 +23996,6 @@
         </w:rPr>
         <w:t>ru</w:t>
       </w:r>
-      <w:proofErr w:type="spellEnd"/>
       <w:r>
         <w:rPr>
           <w:rFonts w:ascii="Times New Roman" w:hAnsi="Times New Roman" w:cs="Times New Roman"/>
@@ -25157,25 +24047,7 @@
           <w:sz w:val="28"/>
           <w:szCs w:val="28"/>
         </w:rPr>
-        <w:t xml:space="preserve">Гагарина, Л. Г. Разработка и эксплуатация автоматизированных информационных </w:t>
-      </w:r>
-      <w:proofErr w:type="gramStart"/>
-      <w:r>
-        <w:rPr>
-          <w:rFonts w:ascii="Times New Roman" w:hAnsi="Times New Roman" w:cs="Times New Roman"/>
-          <w:sz w:val="28"/>
-          <w:szCs w:val="28"/>
-        </w:rPr>
-        <w:t>систем :</w:t>
-      </w:r>
-      <w:proofErr w:type="gramEnd"/>
-      <w:r>
-        <w:rPr>
-          <w:rFonts w:ascii="Times New Roman" w:hAnsi="Times New Roman" w:cs="Times New Roman"/>
-          <w:sz w:val="28"/>
-          <w:szCs w:val="28"/>
-        </w:rPr>
-        <w:t xml:space="preserve"> учебное пособие / Л. Г. Гагарина, Б. Г. Киселев, Е. Г. </w:t>
+        <w:t xml:space="preserve">Гагарина, Л. Г. Разработка и эксплуатация автоматизированных информационных систем : учебное пособие / Л. Г. Гагарина, Б. Г. Киселев, Е. Г. </w:t>
       </w:r>
       <w:r>
         <w:rPr>
@@ -25184,25 +24056,7 @@
           <w:szCs w:val="28"/>
         </w:rPr>
         <w:lastRenderedPageBreak/>
-        <w:t xml:space="preserve">Михеев. – </w:t>
-      </w:r>
-      <w:proofErr w:type="gramStart"/>
-      <w:r>
-        <w:rPr>
-          <w:rFonts w:ascii="Times New Roman" w:hAnsi="Times New Roman" w:cs="Times New Roman"/>
-          <w:sz w:val="28"/>
-          <w:szCs w:val="28"/>
-        </w:rPr>
-        <w:t>Москва :</w:t>
-      </w:r>
-      <w:proofErr w:type="gramEnd"/>
-      <w:r>
-        <w:rPr>
-          <w:rFonts w:ascii="Times New Roman" w:hAnsi="Times New Roman" w:cs="Times New Roman"/>
-          <w:sz w:val="28"/>
-          <w:szCs w:val="28"/>
-        </w:rPr>
-        <w:t xml:space="preserve"> ФОРУМ : ИНФРА-М, 2023. – 384 с. – </w:t>
+        <w:t xml:space="preserve">Михеев. – Москва : ФОРУМ : ИНФРА-М, 2023. – 384 с. – </w:t>
       </w:r>
       <w:r>
         <w:rPr>
@@ -25219,25 +24073,7 @@
           <w:sz w:val="28"/>
           <w:szCs w:val="28"/>
         </w:rPr>
-        <w:t xml:space="preserve"> 978-5-8199-0731-0. – </w:t>
-      </w:r>
-      <w:proofErr w:type="gramStart"/>
-      <w:r>
-        <w:rPr>
-          <w:rFonts w:ascii="Times New Roman" w:hAnsi="Times New Roman" w:cs="Times New Roman"/>
-          <w:sz w:val="28"/>
-          <w:szCs w:val="28"/>
-        </w:rPr>
-        <w:t>Текст :</w:t>
-      </w:r>
-      <w:proofErr w:type="gramEnd"/>
-      <w:r>
-        <w:rPr>
-          <w:rFonts w:ascii="Times New Roman" w:hAnsi="Times New Roman" w:cs="Times New Roman"/>
-          <w:sz w:val="28"/>
-          <w:szCs w:val="28"/>
-        </w:rPr>
-        <w:t xml:space="preserve"> непосредственный.</w:t>
+        <w:t xml:space="preserve"> 978-5-8199-0731-0. – Текст : непосредственный.</w:t>
       </w:r>
     </w:p>
     <w:p>
@@ -25259,77 +24095,13 @@
           <w:szCs w:val="28"/>
         </w:rPr>
       </w:pPr>
-      <w:proofErr w:type="spellStart"/>
-      <w:r>
-        <w:rPr>
-          <w:rFonts w:ascii="Times New Roman" w:hAnsi="Times New Roman" w:cs="Times New Roman"/>
-          <w:sz w:val="28"/>
-          <w:szCs w:val="28"/>
-        </w:rPr>
-        <w:t>Дейт</w:t>
-      </w:r>
-      <w:proofErr w:type="spellEnd"/>
-      <w:r>
-        <w:rPr>
-          <w:rFonts w:ascii="Times New Roman" w:hAnsi="Times New Roman" w:cs="Times New Roman"/>
-          <w:sz w:val="28"/>
-          <w:szCs w:val="28"/>
-        </w:rPr>
-        <w:t xml:space="preserve">, К. Дж. Введение в системы баз </w:t>
-      </w:r>
-      <w:proofErr w:type="gramStart"/>
-      <w:r>
-        <w:rPr>
-          <w:rFonts w:ascii="Times New Roman" w:hAnsi="Times New Roman" w:cs="Times New Roman"/>
-          <w:sz w:val="28"/>
-          <w:szCs w:val="28"/>
-        </w:rPr>
-        <w:t>данных :</w:t>
-      </w:r>
-      <w:proofErr w:type="gramEnd"/>
-      <w:r>
-        <w:rPr>
-          <w:rFonts w:ascii="Times New Roman" w:hAnsi="Times New Roman" w:cs="Times New Roman"/>
-          <w:sz w:val="28"/>
-          <w:szCs w:val="28"/>
-        </w:rPr>
-        <w:t xml:space="preserve"> учебник / К. Дж. </w:t>
-      </w:r>
-      <w:proofErr w:type="spellStart"/>
-      <w:r>
-        <w:rPr>
-          <w:rFonts w:ascii="Times New Roman" w:hAnsi="Times New Roman" w:cs="Times New Roman"/>
-          <w:sz w:val="28"/>
-          <w:szCs w:val="28"/>
-        </w:rPr>
-        <w:t>Дейт</w:t>
-      </w:r>
-      <w:proofErr w:type="spellEnd"/>
-      <w:r>
-        <w:rPr>
-          <w:rFonts w:ascii="Times New Roman" w:hAnsi="Times New Roman" w:cs="Times New Roman"/>
-          <w:sz w:val="28"/>
-          <w:szCs w:val="28"/>
-        </w:rPr>
-        <w:t xml:space="preserve">. – 8-е изд. – </w:t>
-      </w:r>
-      <w:proofErr w:type="gramStart"/>
-      <w:r>
-        <w:rPr>
-          <w:rFonts w:ascii="Times New Roman" w:hAnsi="Times New Roman" w:cs="Times New Roman"/>
-          <w:sz w:val="28"/>
-          <w:szCs w:val="28"/>
-        </w:rPr>
-        <w:t>Москва :</w:t>
-      </w:r>
-      <w:proofErr w:type="gramEnd"/>
-      <w:r>
-        <w:rPr>
-          <w:rFonts w:ascii="Times New Roman" w:hAnsi="Times New Roman" w:cs="Times New Roman"/>
-          <w:sz w:val="28"/>
-          <w:szCs w:val="28"/>
-        </w:rPr>
-        <w:t xml:space="preserve"> Вильямс, 2019. – 1328 с. – </w:t>
+      <w:r>
+        <w:rPr>
+          <w:rFonts w:ascii="Times New Roman" w:hAnsi="Times New Roman" w:cs="Times New Roman"/>
+          <w:sz w:val="28"/>
+          <w:szCs w:val="28"/>
+        </w:rPr>
+        <w:t xml:space="preserve">Дейт, К. Дж. Введение в системы баз данных : учебник / К. Дж. Дейт. – 8-е изд. – Москва : Вильямс, 2019. – 1328 с. – </w:t>
       </w:r>
       <w:r>
         <w:rPr>
@@ -25346,25 +24118,7 @@
           <w:sz w:val="28"/>
           <w:szCs w:val="28"/>
         </w:rPr>
-        <w:t xml:space="preserve"> 978-5-8459-2018-5. – </w:t>
-      </w:r>
-      <w:proofErr w:type="gramStart"/>
-      <w:r>
-        <w:rPr>
-          <w:rFonts w:ascii="Times New Roman" w:hAnsi="Times New Roman" w:cs="Times New Roman"/>
-          <w:sz w:val="28"/>
-          <w:szCs w:val="28"/>
-        </w:rPr>
-        <w:t>Текст :</w:t>
-      </w:r>
-      <w:proofErr w:type="gramEnd"/>
-      <w:r>
-        <w:rPr>
-          <w:rFonts w:ascii="Times New Roman" w:hAnsi="Times New Roman" w:cs="Times New Roman"/>
-          <w:sz w:val="28"/>
-          <w:szCs w:val="28"/>
-        </w:rPr>
-        <w:t xml:space="preserve"> непосредственный.</w:t>
+        <w:t xml:space="preserve"> 978-5-8459-2018-5. – Текст : непосредственный.</w:t>
       </w:r>
     </w:p>
     <w:p>
@@ -25392,43 +24146,7 @@
           <w:sz w:val="28"/>
           <w:szCs w:val="28"/>
         </w:rPr>
-        <w:t xml:space="preserve">Кузнецов, С. Д. Базы данных. Модели и </w:t>
-      </w:r>
-      <w:proofErr w:type="gramStart"/>
-      <w:r>
-        <w:rPr>
-          <w:rFonts w:ascii="Times New Roman" w:hAnsi="Times New Roman" w:cs="Times New Roman"/>
-          <w:sz w:val="28"/>
-          <w:szCs w:val="28"/>
-        </w:rPr>
-        <w:t>языки :</w:t>
-      </w:r>
-      <w:proofErr w:type="gramEnd"/>
-      <w:r>
-        <w:rPr>
-          <w:rFonts w:ascii="Times New Roman" w:hAnsi="Times New Roman" w:cs="Times New Roman"/>
-          <w:sz w:val="28"/>
-          <w:szCs w:val="28"/>
-        </w:rPr>
-        <w:t xml:space="preserve"> учебник / С. Д. Кузнецов. – </w:t>
-      </w:r>
-      <w:proofErr w:type="gramStart"/>
-      <w:r>
-        <w:rPr>
-          <w:rFonts w:ascii="Times New Roman" w:hAnsi="Times New Roman" w:cs="Times New Roman"/>
-          <w:sz w:val="28"/>
-          <w:szCs w:val="28"/>
-        </w:rPr>
-        <w:t>Москва :</w:t>
-      </w:r>
-      <w:proofErr w:type="gramEnd"/>
-      <w:r>
-        <w:rPr>
-          <w:rFonts w:ascii="Times New Roman" w:hAnsi="Times New Roman" w:cs="Times New Roman"/>
-          <w:sz w:val="28"/>
-          <w:szCs w:val="28"/>
-        </w:rPr>
-        <w:t xml:space="preserve"> Бином-Пресс, 2024. – 720 с. – </w:t>
+        <w:t xml:space="preserve">Кузнецов, С. Д. Базы данных. Модели и языки : учебник / С. Д. Кузнецов. – Москва : Бином-Пресс, 2024. – 720 с. – </w:t>
       </w:r>
       <w:r>
         <w:rPr>
@@ -25445,25 +24163,7 @@
           <w:sz w:val="28"/>
           <w:szCs w:val="28"/>
         </w:rPr>
-        <w:t xml:space="preserve"> 978-5-9518-0248-0. – </w:t>
-      </w:r>
-      <w:proofErr w:type="gramStart"/>
-      <w:r>
-        <w:rPr>
-          <w:rFonts w:ascii="Times New Roman" w:hAnsi="Times New Roman" w:cs="Times New Roman"/>
-          <w:sz w:val="28"/>
-          <w:szCs w:val="28"/>
-        </w:rPr>
-        <w:t>Текст :</w:t>
-      </w:r>
-      <w:proofErr w:type="gramEnd"/>
-      <w:r>
-        <w:rPr>
-          <w:rFonts w:ascii="Times New Roman" w:hAnsi="Times New Roman" w:cs="Times New Roman"/>
-          <w:sz w:val="28"/>
-          <w:szCs w:val="28"/>
-        </w:rPr>
-        <w:t xml:space="preserve"> непосредственный.</w:t>
+        <w:t xml:space="preserve"> 978-5-9518-0248-0. – Текст : непосредственный.</w:t>
       </w:r>
     </w:p>
     <w:p>
@@ -25593,43 +24293,7 @@
           <w:sz w:val="28"/>
           <w:szCs w:val="28"/>
         </w:rPr>
-        <w:t xml:space="preserve"># 5.0 для </w:t>
-      </w:r>
-      <w:proofErr w:type="gramStart"/>
-      <w:r>
-        <w:rPr>
-          <w:rFonts w:ascii="Times New Roman" w:hAnsi="Times New Roman" w:cs="Times New Roman"/>
-          <w:sz w:val="28"/>
-          <w:szCs w:val="28"/>
-        </w:rPr>
-        <w:t>профессионалов :</w:t>
-      </w:r>
-      <w:proofErr w:type="gramEnd"/>
-      <w:r>
-        <w:rPr>
-          <w:rFonts w:ascii="Times New Roman" w:hAnsi="Times New Roman" w:cs="Times New Roman"/>
-          <w:sz w:val="28"/>
-          <w:szCs w:val="28"/>
-        </w:rPr>
-        <w:t xml:space="preserve"> руководство / М. Макдоналд. – 4-е изд. – </w:t>
-      </w:r>
-      <w:proofErr w:type="gramStart"/>
-      <w:r>
-        <w:rPr>
-          <w:rFonts w:ascii="Times New Roman" w:hAnsi="Times New Roman" w:cs="Times New Roman"/>
-          <w:sz w:val="28"/>
-          <w:szCs w:val="28"/>
-        </w:rPr>
-        <w:t>Москва :</w:t>
-      </w:r>
-      <w:proofErr w:type="gramEnd"/>
-      <w:r>
-        <w:rPr>
-          <w:rFonts w:ascii="Times New Roman" w:hAnsi="Times New Roman" w:cs="Times New Roman"/>
-          <w:sz w:val="28"/>
-          <w:szCs w:val="28"/>
-        </w:rPr>
-        <w:t xml:space="preserve"> Вильямс, 2018. – 1024 с. – </w:t>
+        <w:t xml:space="preserve"># 5.0 для профессионалов : руководство / М. Макдоналд. – 4-е изд. – Москва : Вильямс, 2018. – 1024 с. – </w:t>
       </w:r>
       <w:r>
         <w:rPr>
@@ -25646,25 +24310,7 @@
           <w:sz w:val="28"/>
           <w:szCs w:val="28"/>
         </w:rPr>
-        <w:t xml:space="preserve"> 978-5-8459-1854-0. – </w:t>
-      </w:r>
-      <w:proofErr w:type="gramStart"/>
-      <w:r>
-        <w:rPr>
-          <w:rFonts w:ascii="Times New Roman" w:hAnsi="Times New Roman" w:cs="Times New Roman"/>
-          <w:sz w:val="28"/>
-          <w:szCs w:val="28"/>
-        </w:rPr>
-        <w:t>Текст :</w:t>
-      </w:r>
-      <w:proofErr w:type="gramEnd"/>
-      <w:r>
-        <w:rPr>
-          <w:rFonts w:ascii="Times New Roman" w:hAnsi="Times New Roman" w:cs="Times New Roman"/>
-          <w:sz w:val="28"/>
-          <w:szCs w:val="28"/>
-        </w:rPr>
-        <w:t xml:space="preserve"> непосредственный.</w:t>
+        <w:t xml:space="preserve"> 978-5-8459-1854-0. – Текст : непосредственный.</w:t>
       </w:r>
     </w:p>
     <w:p>
@@ -25692,43 +24338,7 @@
           <w:sz w:val="28"/>
           <w:szCs w:val="28"/>
         </w:rPr>
-        <w:t xml:space="preserve">Мартин, Р. Чистый код: создание, анализ и </w:t>
-      </w:r>
-      <w:proofErr w:type="gramStart"/>
-      <w:r>
-        <w:rPr>
-          <w:rFonts w:ascii="Times New Roman" w:hAnsi="Times New Roman" w:cs="Times New Roman"/>
-          <w:sz w:val="28"/>
-          <w:szCs w:val="28"/>
-        </w:rPr>
-        <w:t>рефакторинг :</w:t>
-      </w:r>
-      <w:proofErr w:type="gramEnd"/>
-      <w:r>
-        <w:rPr>
-          <w:rFonts w:ascii="Times New Roman" w:hAnsi="Times New Roman" w:cs="Times New Roman"/>
-          <w:sz w:val="28"/>
-          <w:szCs w:val="28"/>
-        </w:rPr>
-        <w:t xml:space="preserve"> учебное пособие / Р. Мартин. – Санкт-</w:t>
-      </w:r>
-      <w:proofErr w:type="gramStart"/>
-      <w:r>
-        <w:rPr>
-          <w:rFonts w:ascii="Times New Roman" w:hAnsi="Times New Roman" w:cs="Times New Roman"/>
-          <w:sz w:val="28"/>
-          <w:szCs w:val="28"/>
-        </w:rPr>
-        <w:t>Петербург :</w:t>
-      </w:r>
-      <w:proofErr w:type="gramEnd"/>
-      <w:r>
-        <w:rPr>
-          <w:rFonts w:ascii="Times New Roman" w:hAnsi="Times New Roman" w:cs="Times New Roman"/>
-          <w:sz w:val="28"/>
-          <w:szCs w:val="28"/>
-        </w:rPr>
-        <w:t xml:space="preserve"> Питер, 2022. – 464 с. – </w:t>
+        <w:t xml:space="preserve">Мартин, Р. Чистый код: создание, анализ и рефакторинг : учебное пособие / Р. Мартин. – Санкт-Петербург : Питер, 2022. – 464 с. – </w:t>
       </w:r>
       <w:r>
         <w:rPr>
@@ -25745,25 +24355,7 @@
           <w:sz w:val="28"/>
           <w:szCs w:val="28"/>
         </w:rPr>
-        <w:t xml:space="preserve"> 978-5-496-00487-4. – </w:t>
-      </w:r>
-      <w:proofErr w:type="gramStart"/>
-      <w:r>
-        <w:rPr>
-          <w:rFonts w:ascii="Times New Roman" w:hAnsi="Times New Roman" w:cs="Times New Roman"/>
-          <w:sz w:val="28"/>
-          <w:szCs w:val="28"/>
-        </w:rPr>
-        <w:t>Текст :</w:t>
-      </w:r>
-      <w:proofErr w:type="gramEnd"/>
-      <w:r>
-        <w:rPr>
-          <w:rFonts w:ascii="Times New Roman" w:hAnsi="Times New Roman" w:cs="Times New Roman"/>
-          <w:sz w:val="28"/>
-          <w:szCs w:val="28"/>
-        </w:rPr>
-        <w:t xml:space="preserve"> непосредственный.</w:t>
+        <w:t xml:space="preserve"> 978-5-496-00487-4. – Текст : непосредственный.</w:t>
       </w:r>
     </w:p>
     <w:p>
@@ -25903,7 +24495,6 @@
         </w:rPr>
         <w:t xml:space="preserve"> 4.5 на языке </w:t>
       </w:r>
-      <w:proofErr w:type="gramStart"/>
       <w:r>
         <w:rPr>
           <w:rFonts w:ascii="Times New Roman" w:hAnsi="Times New Roman" w:cs="Times New Roman"/>
@@ -25919,34 +24510,7 @@
           <w:sz w:val="28"/>
           <w:szCs w:val="28"/>
         </w:rPr>
-        <w:t># :</w:t>
-      </w:r>
-      <w:proofErr w:type="gramEnd"/>
-      <w:r>
-        <w:rPr>
-          <w:rFonts w:ascii="Times New Roman" w:hAnsi="Times New Roman" w:cs="Times New Roman"/>
-          <w:sz w:val="28"/>
-          <w:szCs w:val="28"/>
-        </w:rPr>
-        <w:t xml:space="preserve"> руководство / Дж. Рихтер. – 4-е изд. – Санкт-</w:t>
-      </w:r>
-      <w:proofErr w:type="gramStart"/>
-      <w:r>
-        <w:rPr>
-          <w:rFonts w:ascii="Times New Roman" w:hAnsi="Times New Roman" w:cs="Times New Roman"/>
-          <w:sz w:val="28"/>
-          <w:szCs w:val="28"/>
-        </w:rPr>
-        <w:t>Петербург :</w:t>
-      </w:r>
-      <w:proofErr w:type="gramEnd"/>
-      <w:r>
-        <w:rPr>
-          <w:rFonts w:ascii="Times New Roman" w:hAnsi="Times New Roman" w:cs="Times New Roman"/>
-          <w:sz w:val="28"/>
-          <w:szCs w:val="28"/>
-        </w:rPr>
-        <w:t xml:space="preserve"> Питер, 2023. – 896 с. – </w:t>
+        <w:t xml:space="preserve"># : руководство / Дж. Рихтер. – 4-е изд. – Санкт-Петербург : Питер, 2023. – 896 с. – </w:t>
       </w:r>
       <w:r>
         <w:rPr>
@@ -25963,25 +24527,7 @@
           <w:sz w:val="28"/>
           <w:szCs w:val="28"/>
         </w:rPr>
-        <w:t xml:space="preserve"> 978-5-496-00433-1. – </w:t>
-      </w:r>
-      <w:proofErr w:type="gramStart"/>
-      <w:r>
-        <w:rPr>
-          <w:rFonts w:ascii="Times New Roman" w:hAnsi="Times New Roman" w:cs="Times New Roman"/>
-          <w:sz w:val="28"/>
-          <w:szCs w:val="28"/>
-        </w:rPr>
-        <w:t>Текст :</w:t>
-      </w:r>
-      <w:proofErr w:type="gramEnd"/>
-      <w:r>
-        <w:rPr>
-          <w:rFonts w:ascii="Times New Roman" w:hAnsi="Times New Roman" w:cs="Times New Roman"/>
-          <w:sz w:val="28"/>
-          <w:szCs w:val="28"/>
-        </w:rPr>
-        <w:t xml:space="preserve"> непосредственный.</w:t>
+        <w:t xml:space="preserve"> 978-5-496-00433-1. – Текст : непосредственный.</w:t>
       </w:r>
     </w:p>
     <w:p>
@@ -26019,7 +24565,6 @@
         </w:rPr>
         <w:t xml:space="preserve">Руководство по </w:t>
       </w:r>
-      <w:proofErr w:type="gramStart"/>
       <w:r>
         <w:rPr>
           <w:rFonts w:ascii="Times New Roman" w:hAnsi="Times New Roman" w:cs="Times New Roman"/>
@@ -26035,16 +24580,7 @@
           <w:sz w:val="28"/>
           <w:szCs w:val="28"/>
         </w:rPr>
-        <w:t># :</w:t>
-      </w:r>
-      <w:proofErr w:type="gramEnd"/>
-      <w:r>
-        <w:rPr>
-          <w:rFonts w:ascii="Times New Roman" w:hAnsi="Times New Roman" w:cs="Times New Roman"/>
-          <w:sz w:val="28"/>
-          <w:szCs w:val="28"/>
-        </w:rPr>
-        <w:t xml:space="preserve"> [сайт]. – </w:t>
+        <w:t xml:space="preserve"># : [сайт]. – </w:t>
       </w:r>
       <w:r>
         <w:rPr>
@@ -26080,7 +24616,6 @@
         </w:rPr>
         <w:t>://</w:t>
       </w:r>
-      <w:proofErr w:type="spellStart"/>
       <w:r>
         <w:rPr>
           <w:rFonts w:ascii="Times New Roman" w:hAnsi="Times New Roman" w:cs="Times New Roman"/>
@@ -26090,7 +24625,6 @@
         </w:rPr>
         <w:t>metanit</w:t>
       </w:r>
-      <w:proofErr w:type="spellEnd"/>
       <w:r>
         <w:rPr>
           <w:rFonts w:ascii="Times New Roman" w:hAnsi="Times New Roman" w:cs="Times New Roman"/>
@@ -26148,25 +24682,7 @@
           <w:sz w:val="28"/>
           <w:szCs w:val="28"/>
         </w:rPr>
-        <w:t xml:space="preserve">/ (дата обращения: 10.03.2026). – </w:t>
-      </w:r>
-      <w:proofErr w:type="gramStart"/>
-      <w:r>
-        <w:rPr>
-          <w:rFonts w:ascii="Times New Roman" w:hAnsi="Times New Roman" w:cs="Times New Roman"/>
-          <w:sz w:val="28"/>
-          <w:szCs w:val="28"/>
-        </w:rPr>
-        <w:t>Текст :</w:t>
-      </w:r>
-      <w:proofErr w:type="gramEnd"/>
-      <w:r>
-        <w:rPr>
-          <w:rFonts w:ascii="Times New Roman" w:hAnsi="Times New Roman" w:cs="Times New Roman"/>
-          <w:sz w:val="28"/>
-          <w:szCs w:val="28"/>
-        </w:rPr>
-        <w:t xml:space="preserve"> электронный.</w:t>
+        <w:t>/ (дата обращения: 10.03.2026). – Текст : электронный.</w:t>
       </w:r>
     </w:p>
     <w:p>
@@ -26238,7 +24754,6 @@
         </w:rPr>
         <w:t xml:space="preserve"> </w:t>
       </w:r>
-      <w:proofErr w:type="gramStart"/>
       <w:r>
         <w:rPr>
           <w:rFonts w:ascii="Times New Roman" w:hAnsi="Times New Roman" w:cs="Times New Roman"/>
@@ -26254,16 +24769,7 @@
           <w:sz w:val="28"/>
           <w:szCs w:val="28"/>
         </w:rPr>
-        <w:t xml:space="preserve"> :</w:t>
-      </w:r>
-      <w:proofErr w:type="gramEnd"/>
-      <w:r>
-        <w:rPr>
-          <w:rFonts w:ascii="Times New Roman" w:hAnsi="Times New Roman" w:cs="Times New Roman"/>
-          <w:sz w:val="28"/>
-          <w:szCs w:val="28"/>
-        </w:rPr>
-        <w:t xml:space="preserve"> [сайт]. – </w:t>
+        <w:t xml:space="preserve"> : [сайт]. – </w:t>
       </w:r>
       <w:r>
         <w:rPr>
@@ -26299,7 +24805,6 @@
         </w:rPr>
         <w:t>://</w:t>
       </w:r>
-      <w:proofErr w:type="spellStart"/>
       <w:r>
         <w:rPr>
           <w:rFonts w:ascii="Times New Roman" w:hAnsi="Times New Roman" w:cs="Times New Roman"/>
@@ -26309,7 +24814,6 @@
         </w:rPr>
         <w:t>metanit</w:t>
       </w:r>
-      <w:proofErr w:type="spellEnd"/>
       <w:r>
         <w:rPr>
           <w:rFonts w:ascii="Times New Roman" w:hAnsi="Times New Roman" w:cs="Times New Roman"/>
@@ -26352,7 +24856,6 @@
         </w:rPr>
         <w:t>/</w:t>
       </w:r>
-      <w:proofErr w:type="spellStart"/>
       <w:r>
         <w:rPr>
           <w:rFonts w:ascii="Times New Roman" w:hAnsi="Times New Roman" w:cs="Times New Roman"/>
@@ -26362,32 +24865,13 @@
         </w:rPr>
         <w:t>entityframeworkcore</w:t>
       </w:r>
-      <w:proofErr w:type="spellEnd"/>
-      <w:r>
-        <w:rPr>
-          <w:rFonts w:ascii="Times New Roman" w:hAnsi="Times New Roman" w:cs="Times New Roman"/>
-          <w:sz w:val="28"/>
-          <w:szCs w:val="28"/>
-        </w:rPr>
-        <w:t xml:space="preserve">/ (дата обращения: 10.03.2026). – </w:t>
-      </w:r>
-      <w:proofErr w:type="gramStart"/>
-      <w:r>
-        <w:rPr>
-          <w:rFonts w:ascii="Times New Roman" w:hAnsi="Times New Roman" w:cs="Times New Roman"/>
-          <w:sz w:val="28"/>
-          <w:szCs w:val="28"/>
-        </w:rPr>
-        <w:t>Текст :</w:t>
-      </w:r>
-      <w:proofErr w:type="gramEnd"/>
-      <w:r>
-        <w:rPr>
-          <w:rFonts w:ascii="Times New Roman" w:hAnsi="Times New Roman" w:cs="Times New Roman"/>
-          <w:sz w:val="28"/>
-          <w:szCs w:val="28"/>
-        </w:rPr>
-        <w:t xml:space="preserve"> электронный.</w:t>
+      <w:r>
+        <w:rPr>
+          <w:rFonts w:ascii="Times New Roman" w:hAnsi="Times New Roman" w:cs="Times New Roman"/>
+          <w:sz w:val="28"/>
+          <w:szCs w:val="28"/>
+        </w:rPr>
+        <w:t>/ (дата обращения: 10.03.2026). – Текст : электронный.</w:t>
       </w:r>
     </w:p>
     <w:p>
@@ -26425,7 +24909,6 @@
         </w:rPr>
         <w:t xml:space="preserve">Руководство по </w:t>
       </w:r>
-      <w:proofErr w:type="gramStart"/>
       <w:r>
         <w:rPr>
           <w:rFonts w:ascii="Times New Roman" w:hAnsi="Times New Roman" w:cs="Times New Roman"/>
@@ -26441,16 +24924,7 @@
           <w:sz w:val="28"/>
           <w:szCs w:val="28"/>
         </w:rPr>
-        <w:t xml:space="preserve"> :</w:t>
-      </w:r>
-      <w:proofErr w:type="gramEnd"/>
-      <w:r>
-        <w:rPr>
-          <w:rFonts w:ascii="Times New Roman" w:hAnsi="Times New Roman" w:cs="Times New Roman"/>
-          <w:sz w:val="28"/>
-          <w:szCs w:val="28"/>
-        </w:rPr>
-        <w:t xml:space="preserve"> [сайт]. – </w:t>
+        <w:t xml:space="preserve"> : [сайт]. – </w:t>
       </w:r>
       <w:r>
         <w:rPr>
@@ -26486,7 +24960,6 @@
         </w:rPr>
         <w:t>://</w:t>
       </w:r>
-      <w:proofErr w:type="spellStart"/>
       <w:r>
         <w:rPr>
           <w:rFonts w:ascii="Times New Roman" w:hAnsi="Times New Roman" w:cs="Times New Roman"/>
@@ -26496,7 +24969,6 @@
         </w:rPr>
         <w:t>metanit</w:t>
       </w:r>
-      <w:proofErr w:type="spellEnd"/>
       <w:r>
         <w:rPr>
           <w:rFonts w:ascii="Times New Roman" w:hAnsi="Times New Roman" w:cs="Times New Roman"/>
@@ -26539,7 +25011,6 @@
         </w:rPr>
         <w:t>/</w:t>
       </w:r>
-      <w:proofErr w:type="spellStart"/>
       <w:r>
         <w:rPr>
           <w:rFonts w:ascii="Times New Roman" w:hAnsi="Times New Roman" w:cs="Times New Roman"/>
@@ -26549,32 +25020,13 @@
         </w:rPr>
         <w:t>wpf</w:t>
       </w:r>
-      <w:proofErr w:type="spellEnd"/>
-      <w:r>
-        <w:rPr>
-          <w:rFonts w:ascii="Times New Roman" w:hAnsi="Times New Roman" w:cs="Times New Roman"/>
-          <w:sz w:val="28"/>
-          <w:szCs w:val="28"/>
-        </w:rPr>
-        <w:t xml:space="preserve">/ (дата обращения: 10.03.2026). – </w:t>
-      </w:r>
-      <w:proofErr w:type="gramStart"/>
-      <w:r>
-        <w:rPr>
-          <w:rFonts w:ascii="Times New Roman" w:hAnsi="Times New Roman" w:cs="Times New Roman"/>
-          <w:sz w:val="28"/>
-          <w:szCs w:val="28"/>
-        </w:rPr>
-        <w:t>Текст :</w:t>
-      </w:r>
-      <w:proofErr w:type="gramEnd"/>
-      <w:r>
-        <w:rPr>
-          <w:rFonts w:ascii="Times New Roman" w:hAnsi="Times New Roman" w:cs="Times New Roman"/>
-          <w:sz w:val="28"/>
-          <w:szCs w:val="28"/>
-        </w:rPr>
-        <w:t xml:space="preserve"> электронный.</w:t>
+      <w:r>
+        <w:rPr>
+          <w:rFonts w:ascii="Times New Roman" w:hAnsi="Times New Roman" w:cs="Times New Roman"/>
+          <w:sz w:val="28"/>
+          <w:szCs w:val="28"/>
+        </w:rPr>
+        <w:t>/ (дата обращения: 10.03.2026). – Текст : электронный.</w:t>
       </w:r>
     </w:p>
     <w:p>
@@ -26604,23 +25056,13 @@
         </w:rPr>
         <w:t xml:space="preserve"> </w:t>
       </w:r>
-      <w:proofErr w:type="spellStart"/>
-      <w:r>
-        <w:rPr>
-          <w:rFonts w:ascii="Times New Roman" w:hAnsi="Times New Roman" w:cs="Times New Roman"/>
-          <w:sz w:val="28"/>
-          <w:szCs w:val="28"/>
-        </w:rPr>
-        <w:t>Троелсен</w:t>
-      </w:r>
-      <w:proofErr w:type="spellEnd"/>
-      <w:r>
-        <w:rPr>
-          <w:rFonts w:ascii="Times New Roman" w:hAnsi="Times New Roman" w:cs="Times New Roman"/>
-          <w:sz w:val="28"/>
-          <w:szCs w:val="28"/>
-        </w:rPr>
-        <w:t xml:space="preserve">, Э. Язык программирования </w:t>
+      <w:r>
+        <w:rPr>
+          <w:rFonts w:ascii="Times New Roman" w:hAnsi="Times New Roman" w:cs="Times New Roman"/>
+          <w:sz w:val="28"/>
+          <w:szCs w:val="28"/>
+        </w:rPr>
+        <w:t xml:space="preserve">Троелсен, Э. Язык программирования </w:t>
       </w:r>
       <w:r>
         <w:rPr>
@@ -26654,61 +25096,7 @@
           <w:sz w:val="28"/>
           <w:szCs w:val="28"/>
         </w:rPr>
-        <w:t xml:space="preserve"> </w:t>
-      </w:r>
-      <w:proofErr w:type="gramStart"/>
-      <w:r>
-        <w:rPr>
-          <w:rFonts w:ascii="Times New Roman" w:hAnsi="Times New Roman" w:cs="Times New Roman"/>
-          <w:sz w:val="28"/>
-          <w:szCs w:val="28"/>
-        </w:rPr>
-        <w:t>5 :</w:t>
-      </w:r>
-      <w:proofErr w:type="gramEnd"/>
-      <w:r>
-        <w:rPr>
-          <w:rFonts w:ascii="Times New Roman" w:hAnsi="Times New Roman" w:cs="Times New Roman"/>
-          <w:sz w:val="28"/>
-          <w:szCs w:val="28"/>
-        </w:rPr>
-        <w:t xml:space="preserve"> основные принципы и практики программирования / Э. </w:t>
-      </w:r>
-      <w:proofErr w:type="spellStart"/>
-      <w:r>
-        <w:rPr>
-          <w:rFonts w:ascii="Times New Roman" w:hAnsi="Times New Roman" w:cs="Times New Roman"/>
-          <w:sz w:val="28"/>
-          <w:szCs w:val="28"/>
-        </w:rPr>
-        <w:t>Троелсен</w:t>
-      </w:r>
-      <w:proofErr w:type="spellEnd"/>
-      <w:r>
-        <w:rPr>
-          <w:rFonts w:ascii="Times New Roman" w:hAnsi="Times New Roman" w:cs="Times New Roman"/>
-          <w:sz w:val="28"/>
-          <w:szCs w:val="28"/>
-        </w:rPr>
-        <w:t xml:space="preserve">, Ф. </w:t>
-      </w:r>
-      <w:proofErr w:type="spellStart"/>
-      <w:r>
-        <w:rPr>
-          <w:rFonts w:ascii="Times New Roman" w:hAnsi="Times New Roman" w:cs="Times New Roman"/>
-          <w:sz w:val="28"/>
-          <w:szCs w:val="28"/>
-        </w:rPr>
-        <w:t>Джепикс</w:t>
-      </w:r>
-      <w:proofErr w:type="spellEnd"/>
-      <w:r>
-        <w:rPr>
-          <w:rFonts w:ascii="Times New Roman" w:hAnsi="Times New Roman" w:cs="Times New Roman"/>
-          <w:sz w:val="28"/>
-          <w:szCs w:val="28"/>
-        </w:rPr>
-        <w:t xml:space="preserve">. – </w:t>
+        <w:t xml:space="preserve"> 5 : основные принципы и практики программирования / Э. Троелсен, Ф. Джепикс. – </w:t>
       </w:r>
       <w:r>
         <w:rPr>
@@ -26717,25 +25105,7 @@
           <w:szCs w:val="28"/>
         </w:rPr>
         <w:lastRenderedPageBreak/>
-        <w:t xml:space="preserve">10-е изд. – </w:t>
-      </w:r>
-      <w:proofErr w:type="gramStart"/>
-      <w:r>
-        <w:rPr>
-          <w:rFonts w:ascii="Times New Roman" w:hAnsi="Times New Roman" w:cs="Times New Roman"/>
-          <w:sz w:val="28"/>
-          <w:szCs w:val="28"/>
-        </w:rPr>
-        <w:t>Москва :</w:t>
-      </w:r>
-      <w:proofErr w:type="gramEnd"/>
-      <w:r>
-        <w:rPr>
-          <w:rFonts w:ascii="Times New Roman" w:hAnsi="Times New Roman" w:cs="Times New Roman"/>
-          <w:sz w:val="28"/>
-          <w:szCs w:val="28"/>
-        </w:rPr>
-        <w:t xml:space="preserve"> Диалектика, 2022. – 1392 с. – </w:t>
+        <w:t xml:space="preserve">10-е изд. – Москва : Диалектика, 2022. – 1392 с. – </w:t>
       </w:r>
       <w:r>
         <w:rPr>
@@ -26752,25 +25122,7 @@
           <w:sz w:val="28"/>
           <w:szCs w:val="28"/>
         </w:rPr>
-        <w:t xml:space="preserve"> 978-5-907458-69-7. – </w:t>
-      </w:r>
-      <w:proofErr w:type="gramStart"/>
-      <w:r>
-        <w:rPr>
-          <w:rFonts w:ascii="Times New Roman" w:hAnsi="Times New Roman" w:cs="Times New Roman"/>
-          <w:sz w:val="28"/>
-          <w:szCs w:val="28"/>
-        </w:rPr>
-        <w:t>Текст :</w:t>
-      </w:r>
-      <w:proofErr w:type="gramEnd"/>
-      <w:r>
-        <w:rPr>
-          <w:rFonts w:ascii="Times New Roman" w:hAnsi="Times New Roman" w:cs="Times New Roman"/>
-          <w:sz w:val="28"/>
-          <w:szCs w:val="28"/>
-        </w:rPr>
-        <w:t xml:space="preserve"> непосредственный.</w:t>
+        <w:t xml:space="preserve"> 978-5-907458-69-7. – Текст : непосредственный.</w:t>
       </w:r>
     </w:p>
     <w:p>
@@ -26806,43 +25158,7 @@
           <w:sz w:val="28"/>
           <w:szCs w:val="28"/>
         </w:rPr>
-        <w:t xml:space="preserve">Фаулер, М. Архитектура корпоративных программных </w:t>
-      </w:r>
-      <w:proofErr w:type="gramStart"/>
-      <w:r>
-        <w:rPr>
-          <w:rFonts w:ascii="Times New Roman" w:hAnsi="Times New Roman" w:cs="Times New Roman"/>
-          <w:sz w:val="28"/>
-          <w:szCs w:val="28"/>
-        </w:rPr>
-        <w:t>приложений :</w:t>
-      </w:r>
-      <w:proofErr w:type="gramEnd"/>
-      <w:r>
-        <w:rPr>
-          <w:rFonts w:ascii="Times New Roman" w:hAnsi="Times New Roman" w:cs="Times New Roman"/>
-          <w:sz w:val="28"/>
-          <w:szCs w:val="28"/>
-        </w:rPr>
-        <w:t xml:space="preserve"> руководство / М. Фаулер. – </w:t>
-      </w:r>
-      <w:proofErr w:type="gramStart"/>
-      <w:r>
-        <w:rPr>
-          <w:rFonts w:ascii="Times New Roman" w:hAnsi="Times New Roman" w:cs="Times New Roman"/>
-          <w:sz w:val="28"/>
-          <w:szCs w:val="28"/>
-        </w:rPr>
-        <w:t>Москва :</w:t>
-      </w:r>
-      <w:proofErr w:type="gramEnd"/>
-      <w:r>
-        <w:rPr>
-          <w:rFonts w:ascii="Times New Roman" w:hAnsi="Times New Roman" w:cs="Times New Roman"/>
-          <w:sz w:val="28"/>
-          <w:szCs w:val="28"/>
-        </w:rPr>
-        <w:t xml:space="preserve"> Вильямс, 2021. – 544 с. – </w:t>
+        <w:t xml:space="preserve">Фаулер, М. Архитектура корпоративных программных приложений : руководство / М. Фаулер. – Москва : Вильямс, 2021. – 544 с. – </w:t>
       </w:r>
       <w:r>
         <w:rPr>
@@ -26859,25 +25175,7 @@
           <w:sz w:val="28"/>
           <w:szCs w:val="28"/>
         </w:rPr>
-        <w:t xml:space="preserve"> 978-5-8459-0532-8. – </w:t>
-      </w:r>
-      <w:proofErr w:type="gramStart"/>
-      <w:r>
-        <w:rPr>
-          <w:rFonts w:ascii="Times New Roman" w:hAnsi="Times New Roman" w:cs="Times New Roman"/>
-          <w:sz w:val="28"/>
-          <w:szCs w:val="28"/>
-        </w:rPr>
-        <w:t>Текст :</w:t>
-      </w:r>
-      <w:proofErr w:type="gramEnd"/>
-      <w:r>
-        <w:rPr>
-          <w:rFonts w:ascii="Times New Roman" w:hAnsi="Times New Roman" w:cs="Times New Roman"/>
-          <w:sz w:val="28"/>
-          <w:szCs w:val="28"/>
-        </w:rPr>
-        <w:t xml:space="preserve"> непосредственный.</w:t>
+        <w:t xml:space="preserve"> 978-5-8459-0532-8. – Текст : непосредственный.</w:t>
       </w:r>
     </w:p>
     <w:p>
@@ -26907,23 +25205,13 @@
         </w:rPr>
         <w:t xml:space="preserve"> </w:t>
       </w:r>
-      <w:proofErr w:type="spellStart"/>
-      <w:r>
-        <w:rPr>
-          <w:rFonts w:ascii="Times New Roman" w:hAnsi="Times New Roman" w:cs="Times New Roman"/>
-          <w:sz w:val="28"/>
-          <w:szCs w:val="28"/>
-        </w:rPr>
-        <w:t>Фленов</w:t>
-      </w:r>
-      <w:proofErr w:type="spellEnd"/>
-      <w:r>
-        <w:rPr>
-          <w:rFonts w:ascii="Times New Roman" w:hAnsi="Times New Roman" w:cs="Times New Roman"/>
-          <w:sz w:val="28"/>
-          <w:szCs w:val="28"/>
-        </w:rPr>
-        <w:t xml:space="preserve">, М. Е. Библия </w:t>
+      <w:r>
+        <w:rPr>
+          <w:rFonts w:ascii="Times New Roman" w:hAnsi="Times New Roman" w:cs="Times New Roman"/>
+          <w:sz w:val="28"/>
+          <w:szCs w:val="28"/>
+        </w:rPr>
+        <w:t xml:space="preserve">Фленов, М. Е. Библия </w:t>
       </w:r>
       <w:r>
         <w:rPr>
@@ -26940,61 +25228,7 @@
           <w:sz w:val="28"/>
           <w:szCs w:val="28"/>
         </w:rPr>
-        <w:t xml:space="preserve"># / М. Е. </w:t>
-      </w:r>
-      <w:proofErr w:type="spellStart"/>
-      <w:r>
-        <w:rPr>
-          <w:rFonts w:ascii="Times New Roman" w:hAnsi="Times New Roman" w:cs="Times New Roman"/>
-          <w:sz w:val="28"/>
-          <w:szCs w:val="28"/>
-        </w:rPr>
-        <w:t>Фленов</w:t>
-      </w:r>
-      <w:proofErr w:type="spellEnd"/>
-      <w:r>
-        <w:rPr>
-          <w:rFonts w:ascii="Times New Roman" w:hAnsi="Times New Roman" w:cs="Times New Roman"/>
-          <w:sz w:val="28"/>
-          <w:szCs w:val="28"/>
-        </w:rPr>
-        <w:t xml:space="preserve">. – 3-е изд., </w:t>
-      </w:r>
-      <w:proofErr w:type="spellStart"/>
-      <w:r>
-        <w:rPr>
-          <w:rFonts w:ascii="Times New Roman" w:hAnsi="Times New Roman" w:cs="Times New Roman"/>
-          <w:sz w:val="28"/>
-          <w:szCs w:val="28"/>
-        </w:rPr>
-        <w:t>перераб</w:t>
-      </w:r>
-      <w:proofErr w:type="spellEnd"/>
-      <w:r>
-        <w:rPr>
-          <w:rFonts w:ascii="Times New Roman" w:hAnsi="Times New Roman" w:cs="Times New Roman"/>
-          <w:sz w:val="28"/>
-          <w:szCs w:val="28"/>
-        </w:rPr>
-        <w:t>. и доп. – Санкт-</w:t>
-      </w:r>
-      <w:proofErr w:type="gramStart"/>
-      <w:r>
-        <w:rPr>
-          <w:rFonts w:ascii="Times New Roman" w:hAnsi="Times New Roman" w:cs="Times New Roman"/>
-          <w:sz w:val="28"/>
-          <w:szCs w:val="28"/>
-        </w:rPr>
-        <w:t>Петербург :</w:t>
-      </w:r>
-      <w:proofErr w:type="gramEnd"/>
-      <w:r>
-        <w:rPr>
-          <w:rFonts w:ascii="Times New Roman" w:hAnsi="Times New Roman" w:cs="Times New Roman"/>
-          <w:sz w:val="28"/>
-          <w:szCs w:val="28"/>
-        </w:rPr>
-        <w:t xml:space="preserve"> БХВ-Петербург, 2023. – 544 с. – </w:t>
+        <w:t xml:space="preserve"># / М. Е. Фленов. – 3-е изд., перераб. и доп. – Санкт-Петербург : БХВ-Петербург, 2023. – 544 с. – </w:t>
       </w:r>
       <w:r>
         <w:rPr>
@@ -27011,25 +25245,7 @@
           <w:sz w:val="28"/>
           <w:szCs w:val="28"/>
         </w:rPr>
-        <w:t xml:space="preserve"> 978-5-9775-0678-0. – </w:t>
-      </w:r>
-      <w:proofErr w:type="gramStart"/>
-      <w:r>
-        <w:rPr>
-          <w:rFonts w:ascii="Times New Roman" w:hAnsi="Times New Roman" w:cs="Times New Roman"/>
-          <w:sz w:val="28"/>
-          <w:szCs w:val="28"/>
-        </w:rPr>
-        <w:t>Текст :</w:t>
-      </w:r>
-      <w:proofErr w:type="gramEnd"/>
-      <w:r>
-        <w:rPr>
-          <w:rFonts w:ascii="Times New Roman" w:hAnsi="Times New Roman" w:cs="Times New Roman"/>
-          <w:sz w:val="28"/>
-          <w:szCs w:val="28"/>
-        </w:rPr>
-        <w:t xml:space="preserve"> непосредственный.</w:t>
+        <w:t xml:space="preserve"> 978-5-9775-0678-0. – Текст : непосредственный.</w:t>
       </w:r>
     </w:p>
     <w:p>
@@ -27059,23 +25275,13 @@
         </w:rPr>
         <w:t xml:space="preserve"> </w:t>
       </w:r>
-      <w:proofErr w:type="spellStart"/>
-      <w:r>
-        <w:rPr>
-          <w:rFonts w:ascii="Times New Roman" w:hAnsi="Times New Roman" w:cs="Times New Roman"/>
-          <w:sz w:val="28"/>
-          <w:szCs w:val="28"/>
-        </w:rPr>
-        <w:t>Шилдт</w:t>
-      </w:r>
-      <w:proofErr w:type="spellEnd"/>
-      <w:r>
-        <w:rPr>
-          <w:rFonts w:ascii="Times New Roman" w:hAnsi="Times New Roman" w:cs="Times New Roman"/>
-          <w:sz w:val="28"/>
-          <w:szCs w:val="28"/>
-        </w:rPr>
-        <w:t xml:space="preserve">, Г. </w:t>
+      <w:r>
+        <w:rPr>
+          <w:rFonts w:ascii="Times New Roman" w:hAnsi="Times New Roman" w:cs="Times New Roman"/>
+          <w:sz w:val="28"/>
+          <w:szCs w:val="28"/>
+        </w:rPr>
+        <w:t xml:space="preserve">Шилдт, Г. </w:t>
       </w:r>
       <w:r>
         <w:rPr>
@@ -27092,43 +25298,7 @@
           <w:sz w:val="28"/>
           <w:szCs w:val="28"/>
         </w:rPr>
-        <w:t xml:space="preserve"># 4.0: полное руководство / Г. </w:t>
-      </w:r>
-      <w:proofErr w:type="spellStart"/>
-      <w:r>
-        <w:rPr>
-          <w:rFonts w:ascii="Times New Roman" w:hAnsi="Times New Roman" w:cs="Times New Roman"/>
-          <w:sz w:val="28"/>
-          <w:szCs w:val="28"/>
-        </w:rPr>
-        <w:t>Шилдт</w:t>
-      </w:r>
-      <w:proofErr w:type="spellEnd"/>
-      <w:r>
-        <w:rPr>
-          <w:rFonts w:ascii="Times New Roman" w:hAnsi="Times New Roman" w:cs="Times New Roman"/>
-          <w:sz w:val="28"/>
-          <w:szCs w:val="28"/>
-        </w:rPr>
-        <w:t xml:space="preserve">. – </w:t>
-      </w:r>
-      <w:proofErr w:type="gramStart"/>
-      <w:r>
-        <w:rPr>
-          <w:rFonts w:ascii="Times New Roman" w:hAnsi="Times New Roman" w:cs="Times New Roman"/>
-          <w:sz w:val="28"/>
-          <w:szCs w:val="28"/>
-        </w:rPr>
-        <w:t>Москва :</w:t>
-      </w:r>
-      <w:proofErr w:type="gramEnd"/>
-      <w:r>
-        <w:rPr>
-          <w:rFonts w:ascii="Times New Roman" w:hAnsi="Times New Roman" w:cs="Times New Roman"/>
-          <w:sz w:val="28"/>
-          <w:szCs w:val="28"/>
-        </w:rPr>
-        <w:t xml:space="preserve"> Вильямс, 2019. – 1056 с. – </w:t>
+        <w:t xml:space="preserve"># 4.0: полное руководство / Г. Шилдт. – Москва : Вильямс, 2019. – 1056 с. – </w:t>
       </w:r>
       <w:r>
         <w:rPr>
@@ -27145,25 +25315,7 @@
           <w:sz w:val="28"/>
           <w:szCs w:val="28"/>
         </w:rPr>
-        <w:t xml:space="preserve"> 978-5-8459-1684-3. – </w:t>
-      </w:r>
-      <w:proofErr w:type="gramStart"/>
-      <w:r>
-        <w:rPr>
-          <w:rFonts w:ascii="Times New Roman" w:hAnsi="Times New Roman" w:cs="Times New Roman"/>
-          <w:sz w:val="28"/>
-          <w:szCs w:val="28"/>
-        </w:rPr>
-        <w:t>Текст :</w:t>
-      </w:r>
-      <w:proofErr w:type="gramEnd"/>
-      <w:r>
-        <w:rPr>
-          <w:rFonts w:ascii="Times New Roman" w:hAnsi="Times New Roman" w:cs="Times New Roman"/>
-          <w:sz w:val="28"/>
-          <w:szCs w:val="28"/>
-        </w:rPr>
-        <w:t xml:space="preserve"> непосредственный.</w:t>
+        <w:t xml:space="preserve"> 978-5-8459-1684-3. – Текст : непосредственный.</w:t>
       </w:r>
     </w:p>
     <w:p>
@@ -27191,120 +25343,17 @@
           <w:rFonts w:ascii="Times New Roman" w:hAnsi="Times New Roman" w:cs="Times New Roman"/>
           <w:sz w:val="28"/>
           <w:szCs w:val="28"/>
+        </w:rPr>
+        <w:t xml:space="preserve"> </w:t>
+      </w:r>
+      <w:r>
+        <w:rPr>
+          <w:rFonts w:ascii="Times New Roman" w:hAnsi="Times New Roman" w:cs="Times New Roman"/>
+          <w:sz w:val="28"/>
+          <w:szCs w:val="28"/>
           <w:lang w:val="en-US"/>
         </w:rPr>
-        <w:t xml:space="preserve">Entity Framework </w:t>
-      </w:r>
-      <w:proofErr w:type="gramStart"/>
-      <w:r>
-        <w:rPr>
-          <w:rFonts w:ascii="Times New Roman" w:hAnsi="Times New Roman" w:cs="Times New Roman"/>
-          <w:sz w:val="28"/>
-          <w:szCs w:val="28"/>
-          <w:lang w:val="en-US"/>
-        </w:rPr>
-        <w:t>Core :</w:t>
-      </w:r>
-      <w:proofErr w:type="gramEnd"/>
-      <w:r>
-        <w:rPr>
-          <w:rFonts w:ascii="Times New Roman" w:hAnsi="Times New Roman" w:cs="Times New Roman"/>
-          <w:sz w:val="28"/>
-          <w:szCs w:val="28"/>
-          <w:lang w:val="en-US"/>
-        </w:rPr>
-        <w:t xml:space="preserve"> [official documentation]. – URL: https://learn.microsoft.com/en-us/ef/core/ (</w:t>
-      </w:r>
-      <w:proofErr w:type="spellStart"/>
-      <w:r>
-        <w:rPr>
-          <w:rFonts w:ascii="Times New Roman" w:hAnsi="Times New Roman" w:cs="Times New Roman"/>
-          <w:sz w:val="28"/>
-          <w:szCs w:val="28"/>
-          <w:lang w:val="en-US"/>
-        </w:rPr>
-        <w:t>дата</w:t>
-      </w:r>
-      <w:proofErr w:type="spellEnd"/>
-      <w:r>
-        <w:rPr>
-          <w:rFonts w:ascii="Times New Roman" w:hAnsi="Times New Roman" w:cs="Times New Roman"/>
-          <w:sz w:val="28"/>
-          <w:szCs w:val="28"/>
-          <w:lang w:val="en-US"/>
-        </w:rPr>
-        <w:t xml:space="preserve"> </w:t>
-      </w:r>
-      <w:proofErr w:type="spellStart"/>
-      <w:r>
-        <w:rPr>
-          <w:rFonts w:ascii="Times New Roman" w:hAnsi="Times New Roman" w:cs="Times New Roman"/>
-          <w:sz w:val="28"/>
-          <w:szCs w:val="28"/>
-          <w:lang w:val="en-US"/>
-        </w:rPr>
-        <w:t>обращения</w:t>
-      </w:r>
-      <w:proofErr w:type="spellEnd"/>
-      <w:r>
-        <w:rPr>
-          <w:rFonts w:ascii="Times New Roman" w:hAnsi="Times New Roman" w:cs="Times New Roman"/>
-          <w:sz w:val="28"/>
-          <w:szCs w:val="28"/>
-          <w:lang w:val="en-US"/>
-        </w:rPr>
-        <w:t xml:space="preserve">: 10.03.2026). – </w:t>
-      </w:r>
-      <w:proofErr w:type="spellStart"/>
-      <w:proofErr w:type="gramStart"/>
-      <w:r>
-        <w:rPr>
-          <w:rFonts w:ascii="Times New Roman" w:hAnsi="Times New Roman" w:cs="Times New Roman"/>
-          <w:sz w:val="28"/>
-          <w:szCs w:val="28"/>
-          <w:lang w:val="en-US"/>
-        </w:rPr>
-        <w:t>Текст</w:t>
-      </w:r>
-      <w:proofErr w:type="spellEnd"/>
-      <w:r>
-        <w:rPr>
-          <w:rFonts w:ascii="Times New Roman" w:hAnsi="Times New Roman" w:cs="Times New Roman"/>
-          <w:sz w:val="28"/>
-          <w:szCs w:val="28"/>
-          <w:lang w:val="en-US"/>
-        </w:rPr>
-        <w:t xml:space="preserve"> :</w:t>
-      </w:r>
-      <w:proofErr w:type="gramEnd"/>
-      <w:r>
-        <w:rPr>
-          <w:rFonts w:ascii="Times New Roman" w:hAnsi="Times New Roman" w:cs="Times New Roman"/>
-          <w:sz w:val="28"/>
-          <w:szCs w:val="28"/>
-          <w:lang w:val="en-US"/>
-        </w:rPr>
-        <w:t xml:space="preserve"> </w:t>
-      </w:r>
-      <w:proofErr w:type="spellStart"/>
-      <w:r>
-        <w:rPr>
-          <w:rFonts w:ascii="Times New Roman" w:hAnsi="Times New Roman" w:cs="Times New Roman"/>
-          <w:sz w:val="28"/>
-          <w:szCs w:val="28"/>
-          <w:lang w:val="en-US"/>
-        </w:rPr>
-        <w:t>электронный</w:t>
-      </w:r>
-      <w:proofErr w:type="spellEnd"/>
-      <w:r>
-        <w:rPr>
-          <w:rFonts w:ascii="Times New Roman" w:hAnsi="Times New Roman" w:cs="Times New Roman"/>
-          <w:sz w:val="28"/>
-          <w:szCs w:val="28"/>
-          <w:lang w:val="en-US"/>
-        </w:rPr>
-        <w:t>.</w:t>
+        <w:t>Entity Framework Core : [official documentation]. – URL: https://learn.microsoft.com/en-us/ef/core/ (дата обращения: 10.03.2026). – Текст : электронный.</w:t>
       </w:r>
     </w:p>
     <w:p>
@@ -27343,118 +25392,7 @@
           <w:szCs w:val="28"/>
           <w:lang w:val="en-US"/>
         </w:rPr>
-        <w:t xml:space="preserve">MySQL 8.0 Reference </w:t>
-      </w:r>
-      <w:proofErr w:type="gramStart"/>
-      <w:r>
-        <w:rPr>
-          <w:rFonts w:ascii="Times New Roman" w:hAnsi="Times New Roman" w:cs="Times New Roman"/>
-          <w:sz w:val="28"/>
-          <w:szCs w:val="28"/>
-          <w:lang w:val="en-US"/>
-        </w:rPr>
-        <w:t>Manual :</w:t>
-      </w:r>
-      <w:proofErr w:type="gramEnd"/>
-      <w:r>
-        <w:rPr>
-          <w:rFonts w:ascii="Times New Roman" w:hAnsi="Times New Roman" w:cs="Times New Roman"/>
-          <w:sz w:val="28"/>
-          <w:szCs w:val="28"/>
-          <w:lang w:val="en-US"/>
-        </w:rPr>
-        <w:t xml:space="preserve"> [official documentation]. – URL: https://dev.mysql.com/doc/refman/8.0/en/ (</w:t>
-      </w:r>
-      <w:proofErr w:type="spellStart"/>
-      <w:r>
-        <w:rPr>
-          <w:rFonts w:ascii="Times New Roman" w:hAnsi="Times New Roman" w:cs="Times New Roman"/>
-          <w:sz w:val="28"/>
-          <w:szCs w:val="28"/>
-          <w:lang w:val="en-US"/>
-        </w:rPr>
-        <w:t>дата</w:t>
-      </w:r>
-      <w:proofErr w:type="spellEnd"/>
-      <w:r>
-        <w:rPr>
-          <w:rFonts w:ascii="Times New Roman" w:hAnsi="Times New Roman" w:cs="Times New Roman"/>
-          <w:sz w:val="28"/>
-          <w:szCs w:val="28"/>
-          <w:lang w:val="en-US"/>
-        </w:rPr>
-        <w:t xml:space="preserve"> </w:t>
-      </w:r>
-      <w:proofErr w:type="spellStart"/>
-      <w:r>
-        <w:rPr>
-          <w:rFonts w:ascii="Times New Roman" w:hAnsi="Times New Roman" w:cs="Times New Roman"/>
-          <w:sz w:val="28"/>
-          <w:szCs w:val="28"/>
-          <w:lang w:val="en-US"/>
-        </w:rPr>
-        <w:t>обращения</w:t>
-      </w:r>
-      <w:proofErr w:type="spellEnd"/>
-      <w:r>
-        <w:rPr>
-          <w:rFonts w:ascii="Times New Roman" w:hAnsi="Times New Roman" w:cs="Times New Roman"/>
-          <w:sz w:val="28"/>
-          <w:szCs w:val="28"/>
-          <w:lang w:val="en-US"/>
-        </w:rPr>
-        <w:t xml:space="preserve">: 10.03.2026). – </w:t>
-      </w:r>
-      <w:proofErr w:type="spellStart"/>
-      <w:proofErr w:type="gramStart"/>
-      <w:r>
-        <w:rPr>
-          <w:rFonts w:ascii="Times New Roman" w:hAnsi="Times New Roman" w:cs="Times New Roman"/>
-          <w:sz w:val="28"/>
-          <w:szCs w:val="28"/>
-          <w:lang w:val="en-US"/>
-        </w:rPr>
-        <w:t>Текст</w:t>
-      </w:r>
-      <w:proofErr w:type="spellEnd"/>
-      <w:r>
-        <w:rPr>
-          <w:rFonts w:ascii="Times New Roman" w:hAnsi="Times New Roman" w:cs="Times New Roman"/>
-          <w:sz w:val="28"/>
-          <w:szCs w:val="28"/>
-          <w:lang w:val="en-US"/>
-        </w:rPr>
-        <w:t xml:space="preserve"> :</w:t>
-      </w:r>
-      <w:proofErr w:type="gramEnd"/>
-      <w:r>
-        <w:rPr>
-          <w:rFonts w:ascii="Times New Roman" w:hAnsi="Times New Roman" w:cs="Times New Roman"/>
-          <w:sz w:val="28"/>
-          <w:szCs w:val="28"/>
-          <w:lang w:val="en-US"/>
-        </w:rPr>
-        <w:t xml:space="preserve"> </w:t>
-      </w:r>
-      <w:proofErr w:type="spellStart"/>
-      <w:r>
-        <w:rPr>
-          <w:rFonts w:ascii="Times New Roman" w:hAnsi="Times New Roman" w:cs="Times New Roman"/>
-          <w:sz w:val="28"/>
-          <w:szCs w:val="28"/>
-          <w:lang w:val="en-US"/>
-        </w:rPr>
-        <w:t>электронный</w:t>
-      </w:r>
-      <w:proofErr w:type="spellEnd"/>
-      <w:r>
-        <w:rPr>
-          <w:rFonts w:ascii="Times New Roman" w:hAnsi="Times New Roman" w:cs="Times New Roman"/>
-          <w:sz w:val="28"/>
-          <w:szCs w:val="28"/>
-          <w:lang w:val="en-US"/>
-        </w:rPr>
-        <w:t>.</w:t>
+        <w:t>MySQL 8.0 Reference Manual : [official documentation]. – URL: https://dev.mysql.com/doc/refman/8.0/en/ (дата обращения: 10.03.2026). – Текст : электронный.</w:t>
       </w:r>
     </w:p>
     <w:p>
@@ -27493,118 +25431,7 @@
           <w:szCs w:val="28"/>
           <w:lang w:val="en-US"/>
         </w:rPr>
-        <w:t>Windows Presentation Foundation (WPF</w:t>
-      </w:r>
-      <w:proofErr w:type="gramStart"/>
-      <w:r>
-        <w:rPr>
-          <w:rFonts w:ascii="Times New Roman" w:hAnsi="Times New Roman" w:cs="Times New Roman"/>
-          <w:sz w:val="28"/>
-          <w:szCs w:val="28"/>
-          <w:lang w:val="en-US"/>
-        </w:rPr>
-        <w:t>) :</w:t>
-      </w:r>
-      <w:proofErr w:type="gramEnd"/>
-      <w:r>
-        <w:rPr>
-          <w:rFonts w:ascii="Times New Roman" w:hAnsi="Times New Roman" w:cs="Times New Roman"/>
-          <w:sz w:val="28"/>
-          <w:szCs w:val="28"/>
-          <w:lang w:val="en-US"/>
-        </w:rPr>
-        <w:t xml:space="preserve"> [official documentation]. – URL: https://learn.microsoft.com/en-us/dotnet/desktop/wpf/ (</w:t>
-      </w:r>
-      <w:proofErr w:type="spellStart"/>
-      <w:r>
-        <w:rPr>
-          <w:rFonts w:ascii="Times New Roman" w:hAnsi="Times New Roman" w:cs="Times New Roman"/>
-          <w:sz w:val="28"/>
-          <w:szCs w:val="28"/>
-          <w:lang w:val="en-US"/>
-        </w:rPr>
-        <w:t>дата</w:t>
-      </w:r>
-      <w:proofErr w:type="spellEnd"/>
-      <w:r>
-        <w:rPr>
-          <w:rFonts w:ascii="Times New Roman" w:hAnsi="Times New Roman" w:cs="Times New Roman"/>
-          <w:sz w:val="28"/>
-          <w:szCs w:val="28"/>
-          <w:lang w:val="en-US"/>
-        </w:rPr>
-        <w:t xml:space="preserve"> </w:t>
-      </w:r>
-      <w:proofErr w:type="spellStart"/>
-      <w:r>
-        <w:rPr>
-          <w:rFonts w:ascii="Times New Roman" w:hAnsi="Times New Roman" w:cs="Times New Roman"/>
-          <w:sz w:val="28"/>
-          <w:szCs w:val="28"/>
-          <w:lang w:val="en-US"/>
-        </w:rPr>
-        <w:t>обращения</w:t>
-      </w:r>
-      <w:proofErr w:type="spellEnd"/>
-      <w:r>
-        <w:rPr>
-          <w:rFonts w:ascii="Times New Roman" w:hAnsi="Times New Roman" w:cs="Times New Roman"/>
-          <w:sz w:val="28"/>
-          <w:szCs w:val="28"/>
-          <w:lang w:val="en-US"/>
-        </w:rPr>
-        <w:t xml:space="preserve">: 10.03.2026). – </w:t>
-      </w:r>
-      <w:proofErr w:type="spellStart"/>
-      <w:proofErr w:type="gramStart"/>
-      <w:r>
-        <w:rPr>
-          <w:rFonts w:ascii="Times New Roman" w:hAnsi="Times New Roman" w:cs="Times New Roman"/>
-          <w:sz w:val="28"/>
-          <w:szCs w:val="28"/>
-          <w:lang w:val="en-US"/>
-        </w:rPr>
-        <w:t>Текст</w:t>
-      </w:r>
-      <w:proofErr w:type="spellEnd"/>
-      <w:r>
-        <w:rPr>
-          <w:rFonts w:ascii="Times New Roman" w:hAnsi="Times New Roman" w:cs="Times New Roman"/>
-          <w:sz w:val="28"/>
-          <w:szCs w:val="28"/>
-          <w:lang w:val="en-US"/>
-        </w:rPr>
-        <w:t xml:space="preserve"> :</w:t>
-      </w:r>
-      <w:proofErr w:type="gramEnd"/>
-      <w:r>
-        <w:rPr>
-          <w:rFonts w:ascii="Times New Roman" w:hAnsi="Times New Roman" w:cs="Times New Roman"/>
-          <w:sz w:val="28"/>
-          <w:szCs w:val="28"/>
-          <w:lang w:val="en-US"/>
-        </w:rPr>
-        <w:t xml:space="preserve"> </w:t>
-      </w:r>
-      <w:proofErr w:type="spellStart"/>
-      <w:r>
-        <w:rPr>
-          <w:rFonts w:ascii="Times New Roman" w:hAnsi="Times New Roman" w:cs="Times New Roman"/>
-          <w:sz w:val="28"/>
-          <w:szCs w:val="28"/>
-          <w:lang w:val="en-US"/>
-        </w:rPr>
-        <w:t>электронный</w:t>
-      </w:r>
-      <w:proofErr w:type="spellEnd"/>
-      <w:r>
-        <w:rPr>
-          <w:rFonts w:ascii="Times New Roman" w:hAnsi="Times New Roman" w:cs="Times New Roman"/>
-          <w:sz w:val="28"/>
-          <w:szCs w:val="28"/>
-          <w:lang w:val="en-US"/>
-        </w:rPr>
-        <w:t>.</w:t>
+        <w:t>Windows Presentation Foundation (WPF) : [official documentation]. – URL: https://learn.microsoft.com/en-us/dotnet/desktop/wpf/ (дата обращения: 10.03.2026). – Текст : электронный.</w:t>
       </w:r>
     </w:p>
     <w:p>
@@ -28544,28 +26371,12 @@
                 <w:rFonts w:ascii="Times New Roman" w:hAnsi="Times New Roman" w:cs="Times New Roman"/>
               </w:rPr>
             </w:pPr>
-            <w:proofErr w:type="spellStart"/>
-            <w:r>
-              <w:rPr>
-                <w:rFonts w:ascii="Times New Roman" w:hAnsi="Times New Roman" w:cs="Times New Roman"/>
-              </w:rPr>
-              <w:t>Alessio</w:t>
-            </w:r>
-            <w:proofErr w:type="spellEnd"/>
-            <w:r>
-              <w:rPr>
-                <w:rFonts w:ascii="Times New Roman" w:hAnsi="Times New Roman" w:cs="Times New Roman"/>
-              </w:rPr>
-              <w:t xml:space="preserve"> </w:t>
-            </w:r>
-            <w:proofErr w:type="spellStart"/>
-            <w:r>
-              <w:rPr>
-                <w:rFonts w:ascii="Times New Roman" w:hAnsi="Times New Roman" w:cs="Times New Roman"/>
-              </w:rPr>
-              <w:t>Nesca</w:t>
-            </w:r>
-            <w:proofErr w:type="spellEnd"/>
+            <w:r>
+              <w:rPr>
+                <w:rFonts w:ascii="Times New Roman" w:hAnsi="Times New Roman" w:cs="Times New Roman"/>
+              </w:rPr>
+              <w:t>Alessio Nesca</w:t>
+            </w:r>
           </w:p>
         </w:tc>
         <w:tc>
@@ -28660,35 +26471,7 @@
               <w:rPr>
                 <w:rFonts w:ascii="Times New Roman" w:hAnsi="Times New Roman" w:cs="Times New Roman"/>
               </w:rPr>
-              <w:t xml:space="preserve">Полуботинки </w:t>
-            </w:r>
-            <w:proofErr w:type="spellStart"/>
-            <w:r>
-              <w:rPr>
-                <w:rFonts w:ascii="Times New Roman" w:hAnsi="Times New Roman" w:cs="Times New Roman"/>
-              </w:rPr>
-              <w:t>Alessio</w:t>
-            </w:r>
-            <w:proofErr w:type="spellEnd"/>
-            <w:r>
-              <w:rPr>
-                <w:rFonts w:ascii="Times New Roman" w:hAnsi="Times New Roman" w:cs="Times New Roman"/>
-              </w:rPr>
-              <w:t xml:space="preserve"> </w:t>
-            </w:r>
-            <w:proofErr w:type="spellStart"/>
-            <w:r>
-              <w:rPr>
-                <w:rFonts w:ascii="Times New Roman" w:hAnsi="Times New Roman" w:cs="Times New Roman"/>
-              </w:rPr>
-              <w:t>Nesca</w:t>
-            </w:r>
-            <w:proofErr w:type="spellEnd"/>
-            <w:r>
-              <w:rPr>
-                <w:rFonts w:ascii="Times New Roman" w:hAnsi="Times New Roman" w:cs="Times New Roman"/>
-              </w:rPr>
-              <w:t xml:space="preserve"> женские</w:t>
+              <w:t>Полуботинки Alessio Nesca женские</w:t>
             </w:r>
           </w:p>
         </w:tc>
@@ -29475,33 +27258,11 @@
                 <w:rFonts w:ascii="Times New Roman" w:hAnsi="Times New Roman" w:cs="Times New Roman"/>
               </w:rPr>
             </w:pPr>
-            <w:proofErr w:type="spellStart"/>
-            <w:r>
-              <w:rPr>
-                <w:rFonts w:ascii="Times New Roman" w:hAnsi="Times New Roman" w:cs="Times New Roman"/>
-              </w:rPr>
-              <w:t>г.Лесной</w:t>
-            </w:r>
-            <w:proofErr w:type="spellEnd"/>
-            <w:r>
-              <w:rPr>
-                <w:rFonts w:ascii="Times New Roman" w:hAnsi="Times New Roman" w:cs="Times New Roman"/>
-              </w:rPr>
-              <w:t xml:space="preserve">, </w:t>
-            </w:r>
-            <w:proofErr w:type="spellStart"/>
-            <w:r>
-              <w:rPr>
-                <w:rFonts w:ascii="Times New Roman" w:hAnsi="Times New Roman" w:cs="Times New Roman"/>
-              </w:rPr>
-              <w:t>ул.Чехова</w:t>
-            </w:r>
-            <w:proofErr w:type="spellEnd"/>
-            <w:r>
-              <w:rPr>
-                <w:rFonts w:ascii="Times New Roman" w:hAnsi="Times New Roman" w:cs="Times New Roman"/>
-              </w:rPr>
-              <w:t>, 3</w:t>
+            <w:r>
+              <w:rPr>
+                <w:rFonts w:ascii="Times New Roman" w:hAnsi="Times New Roman" w:cs="Times New Roman"/>
+              </w:rPr>
+              <w:t>г.Лесной, ул.Чехова, 3</w:t>
             </w:r>
           </w:p>
         </w:tc>
@@ -29667,33 +27428,11 @@
                 <w:rFonts w:ascii="Times New Roman" w:hAnsi="Times New Roman" w:cs="Times New Roman"/>
               </w:rPr>
             </w:pPr>
-            <w:proofErr w:type="spellStart"/>
-            <w:r>
-              <w:rPr>
-                <w:rFonts w:ascii="Times New Roman" w:hAnsi="Times New Roman" w:cs="Times New Roman"/>
-              </w:rPr>
-              <w:t>г.Лесной</w:t>
-            </w:r>
-            <w:proofErr w:type="spellEnd"/>
-            <w:r>
-              <w:rPr>
-                <w:rFonts w:ascii="Times New Roman" w:hAnsi="Times New Roman" w:cs="Times New Roman"/>
-              </w:rPr>
-              <w:t xml:space="preserve">, </w:t>
-            </w:r>
-            <w:proofErr w:type="spellStart"/>
-            <w:r>
-              <w:rPr>
-                <w:rFonts w:ascii="Times New Roman" w:hAnsi="Times New Roman" w:cs="Times New Roman"/>
-              </w:rPr>
-              <w:t>ул.Чехова</w:t>
-            </w:r>
-            <w:proofErr w:type="spellEnd"/>
-            <w:r>
-              <w:rPr>
-                <w:rFonts w:ascii="Times New Roman" w:hAnsi="Times New Roman" w:cs="Times New Roman"/>
-              </w:rPr>
-              <w:t>, 1</w:t>
+            <w:r>
+              <w:rPr>
+                <w:rFonts w:ascii="Times New Roman" w:hAnsi="Times New Roman" w:cs="Times New Roman"/>
+              </w:rPr>
+              <w:t>г.Лесной, ул.Чехова, 1</w:t>
             </w:r>
           </w:p>
         </w:tc>
@@ -30489,19 +28228,11 @@
                                 <w:sz w:val="18"/>
                               </w:rPr>
                             </w:pPr>
-                            <w:proofErr w:type="spellStart"/>
                             <w:r>
                               <w:rPr>
                                 <w:sz w:val="18"/>
                               </w:rPr>
-                              <w:t>Изм</w:t>
-                            </w:r>
-                            <w:proofErr w:type="spellEnd"/>
-                            <w:r>
-                              <w:rPr>
-                                <w:sz w:val="18"/>
-                              </w:rPr>
-                              <w:t>.</w:t>
+                              <w:t>Изм.</w:t>
                             </w:r>
                           </w:p>
                         </w:txbxContent>
@@ -30623,21 +28354,7 @@
                               <w:rPr>
                                 <w:sz w:val="18"/>
                               </w:rPr>
-                              <w:t xml:space="preserve">№ </w:t>
-                            </w:r>
-                            <w:proofErr w:type="spellStart"/>
-                            <w:r>
-                              <w:rPr>
-                                <w:sz w:val="18"/>
-                              </w:rPr>
-                              <w:t>докум</w:t>
-                            </w:r>
-                            <w:proofErr w:type="spellEnd"/>
-                            <w:r>
-                              <w:rPr>
-                                <w:sz w:val="18"/>
-                              </w:rPr>
-                              <w:t>.</w:t>
+                              <w:t>№ докум.</w:t>
                             </w:r>
                           </w:p>
                         </w:txbxContent>
@@ -30694,14 +28411,12 @@
                                 <w:sz w:val="18"/>
                               </w:rPr>
                             </w:pPr>
-                            <w:proofErr w:type="spellStart"/>
                             <w:r>
                               <w:rPr>
                                 <w:sz w:val="18"/>
                               </w:rPr>
                               <w:t>Подпись</w:t>
                             </w:r>
-                            <w:proofErr w:type="spellEnd"/>
                           </w:p>
                         </w:txbxContent>
                       </wps:txbx>
@@ -30930,19 +28645,11 @@
                           <w:sz w:val="18"/>
                         </w:rPr>
                       </w:pPr>
-                      <w:proofErr w:type="spellStart"/>
                       <w:r>
                         <w:rPr>
                           <w:sz w:val="18"/>
                         </w:rPr>
-                        <w:t>Изм</w:t>
-                      </w:r>
-                      <w:proofErr w:type="spellEnd"/>
-                      <w:r>
-                        <w:rPr>
-                          <w:sz w:val="18"/>
-                        </w:rPr>
-                        <w:t>.</w:t>
+                        <w:t>Изм.</w:t>
                       </w:r>
                     </w:p>
                   </w:txbxContent>
@@ -30986,21 +28693,7 @@
                         <w:rPr>
                           <w:sz w:val="18"/>
                         </w:rPr>
-                        <w:t xml:space="preserve">№ </w:t>
-                      </w:r>
-                      <w:proofErr w:type="spellStart"/>
-                      <w:r>
-                        <w:rPr>
-                          <w:sz w:val="18"/>
-                        </w:rPr>
-                        <w:t>докум</w:t>
-                      </w:r>
-                      <w:proofErr w:type="spellEnd"/>
-                      <w:r>
-                        <w:rPr>
-                          <w:sz w:val="18"/>
-                        </w:rPr>
-                        <w:t>.</w:t>
+                        <w:t>№ докум.</w:t>
                       </w:r>
                     </w:p>
                   </w:txbxContent>
@@ -31018,14 +28711,12 @@
                           <w:sz w:val="18"/>
                         </w:rPr>
                       </w:pPr>
-                      <w:proofErr w:type="spellStart"/>
                       <w:r>
                         <w:rPr>
                           <w:sz w:val="18"/>
                         </w:rPr>
                         <w:t>Подпись</w:t>
                       </w:r>
-                      <w:proofErr w:type="spellEnd"/>
                     </w:p>
                   </w:txbxContent>
                 </v:textbox>
@@ -36435,6 +34126,7 @@
   <w:style w:type="character" w:default="1" w:styleId="a0">
     <w:name w:val="Default Paragraph Font"/>
     <w:uiPriority w:val="1"/>
+    <w:semiHidden/>
     <w:unhideWhenUsed/>
   </w:style>
   <w:style w:type="table" w:default="1" w:styleId="a1">

--- a/Документы/Описание предметной области .docx
+++ b/Документы/Описание предметной области .docx
@@ -1922,7 +1922,25 @@
           <w:sz w:val="28"/>
           <w:szCs w:val="28"/>
         </w:rPr>
-        <w:t>Диаграмма прецедентов (Use Case диаграмма) – это UML-диаграмма, которая через акторов (действующих лиц) и прецеденты (ключевые функции) показывает, кто и как взаимодействует с системой. Она экономит время на согласование, снижает риски ошибок и служит фундаментом для детальной проработки функционала. Диаграмма прецедентов</w:t>
+        <w:t>Диаграмма прецедентов (</w:t>
+      </w:r>
+      <w:proofErr w:type="spellStart"/>
+      <w:r>
+        <w:rPr>
+          <w:rFonts w:ascii="Times New Roman" w:hAnsi="Times New Roman" w:cs="Times New Roman"/>
+          <w:sz w:val="28"/>
+          <w:szCs w:val="28"/>
+        </w:rPr>
+        <w:t>Use</w:t>
+      </w:r>
+      <w:proofErr w:type="spellEnd"/>
+      <w:r>
+        <w:rPr>
+          <w:rFonts w:ascii="Times New Roman" w:hAnsi="Times New Roman" w:cs="Times New Roman"/>
+          <w:sz w:val="28"/>
+          <w:szCs w:val="28"/>
+        </w:rPr>
+        <w:t xml:space="preserve"> Case диаграмма) – это UML-диаграмма, которая через акторов (действующих лиц) и прецеденты (ключевые функции) показывает, кто и как взаимодействует с системой. Она экономит время на согласование, снижает риски ошибок и служит фундаментом для детальной проработки функционала. Диаграмма прецедентов</w:t>
       </w:r>
       <w:r>
         <w:rPr>
@@ -2065,7 +2083,43 @@
           <w:szCs w:val="28"/>
         </w:rPr>
         <w:lastRenderedPageBreak/>
-        <w:t>Диаграмма деятельности (Activity diagram, диаграмма активности, диаграмма видов деятельности) – UML-диаграмма, которая показывает последовательность действий и потоки управления в системе. В отличие от статических моделей, она показывает динамику процесса, позволяя рассмотреть его выполнение во времени.</w:t>
+        <w:t>Диаграмма деятельности (</w:t>
+      </w:r>
+      <w:proofErr w:type="spellStart"/>
+      <w:r>
+        <w:rPr>
+          <w:rFonts w:ascii="Times New Roman" w:hAnsi="Times New Roman" w:cs="Times New Roman"/>
+          <w:sz w:val="28"/>
+          <w:szCs w:val="28"/>
+        </w:rPr>
+        <w:t>Activity</w:t>
+      </w:r>
+      <w:proofErr w:type="spellEnd"/>
+      <w:r>
+        <w:rPr>
+          <w:rFonts w:ascii="Times New Roman" w:hAnsi="Times New Roman" w:cs="Times New Roman"/>
+          <w:sz w:val="28"/>
+          <w:szCs w:val="28"/>
+        </w:rPr>
+        <w:t xml:space="preserve"> </w:t>
+      </w:r>
+      <w:proofErr w:type="spellStart"/>
+      <w:r>
+        <w:rPr>
+          <w:rFonts w:ascii="Times New Roman" w:hAnsi="Times New Roman" w:cs="Times New Roman"/>
+          <w:sz w:val="28"/>
+          <w:szCs w:val="28"/>
+        </w:rPr>
+        <w:t>diagram</w:t>
+      </w:r>
+      <w:proofErr w:type="spellEnd"/>
+      <w:r>
+        <w:rPr>
+          <w:rFonts w:ascii="Times New Roman" w:hAnsi="Times New Roman" w:cs="Times New Roman"/>
+          <w:sz w:val="28"/>
+          <w:szCs w:val="28"/>
+        </w:rPr>
+        <w:t>, диаграмма активности, диаграмма видов деятельности) – UML-диаграмма, которая показывает последовательность действий и потоки управления в системе. В отличие от статических моделей, она показывает динамику процесса, позволяя рассмотреть его выполнение во времени.</w:t>
       </w:r>
       <w:r>
         <w:rPr>
@@ -2924,12 +2978,14 @@
                 <w:rFonts w:ascii="Times New Roman" w:hAnsi="Times New Roman" w:cs="Times New Roman"/>
               </w:rPr>
             </w:pPr>
+            <w:proofErr w:type="spellStart"/>
             <w:r>
               <w:rPr>
                 <w:rFonts w:ascii="Times New Roman" w:hAnsi="Times New Roman" w:cs="Times New Roman"/>
               </w:rPr>
               <w:t>Статистика_продаж</w:t>
             </w:r>
+            <w:proofErr w:type="spellEnd"/>
           </w:p>
         </w:tc>
         <w:tc>
@@ -3390,7 +3446,25 @@
           <w:sz w:val="28"/>
           <w:szCs w:val="28"/>
         </w:rPr>
-        <w:t xml:space="preserve">Таблица 5.1 – suppliers (Список поставщиков) </w:t>
+        <w:t xml:space="preserve">Таблица 5.1 – </w:t>
+      </w:r>
+      <w:proofErr w:type="spellStart"/>
+      <w:r>
+        <w:rPr>
+          <w:rFonts w:ascii="Times New Roman" w:hAnsi="Times New Roman" w:cs="Times New Roman"/>
+          <w:sz w:val="28"/>
+          <w:szCs w:val="28"/>
+        </w:rPr>
+        <w:t>suppliers</w:t>
+      </w:r>
+      <w:proofErr w:type="spellEnd"/>
+      <w:r>
+        <w:rPr>
+          <w:rFonts w:ascii="Times New Roman" w:hAnsi="Times New Roman" w:cs="Times New Roman"/>
+          <w:sz w:val="28"/>
+          <w:szCs w:val="28"/>
+        </w:rPr>
+        <w:t xml:space="preserve"> (Список поставщиков) </w:t>
       </w:r>
     </w:p>
     <w:tbl>
@@ -3520,12 +3594,14 @@
                 <w:rFonts w:ascii="Times New Roman" w:hAnsi="Times New Roman" w:cs="Times New Roman"/>
               </w:rPr>
             </w:pPr>
+            <w:proofErr w:type="spellStart"/>
             <w:r>
               <w:rPr>
                 <w:rFonts w:ascii="Times New Roman" w:hAnsi="Times New Roman" w:cs="Times New Roman"/>
               </w:rPr>
               <w:t>suppliers_id</w:t>
             </w:r>
+            <w:proofErr w:type="spellEnd"/>
           </w:p>
         </w:tc>
         <w:tc>
@@ -3602,12 +3678,14 @@
                 <w:rFonts w:ascii="Times New Roman" w:hAnsi="Times New Roman" w:cs="Times New Roman"/>
               </w:rPr>
             </w:pPr>
+            <w:proofErr w:type="spellStart"/>
             <w:r>
               <w:rPr>
                 <w:rFonts w:ascii="Times New Roman" w:hAnsi="Times New Roman" w:cs="Times New Roman"/>
               </w:rPr>
               <w:t>title</w:t>
             </w:r>
+            <w:proofErr w:type="spellEnd"/>
           </w:p>
         </w:tc>
         <w:tc>
@@ -3622,11 +3700,19 @@
                 <w:rFonts w:ascii="Times New Roman" w:hAnsi="Times New Roman" w:cs="Times New Roman"/>
               </w:rPr>
             </w:pPr>
-            <w:r>
-              <w:rPr>
-                <w:rFonts w:ascii="Times New Roman" w:hAnsi="Times New Roman" w:cs="Times New Roman"/>
-              </w:rPr>
-              <w:t>VARCHAR(45)</w:t>
+            <w:proofErr w:type="gramStart"/>
+            <w:r>
+              <w:rPr>
+                <w:rFonts w:ascii="Times New Roman" w:hAnsi="Times New Roman" w:cs="Times New Roman"/>
+              </w:rPr>
+              <w:t>VARCHAR(</w:t>
+            </w:r>
+            <w:proofErr w:type="gramEnd"/>
+            <w:r>
+              <w:rPr>
+                <w:rFonts w:ascii="Times New Roman" w:hAnsi="Times New Roman" w:cs="Times New Roman"/>
+              </w:rPr>
+              <w:t>45)</w:t>
             </w:r>
           </w:p>
         </w:tc>
@@ -3666,7 +3752,25 @@
           <w:sz w:val="28"/>
           <w:szCs w:val="28"/>
         </w:rPr>
-        <w:t xml:space="preserve">Таблица 5.2 – manufacturer (Список производителей) </w:t>
+        <w:t xml:space="preserve">Таблица 5.2 – </w:t>
+      </w:r>
+      <w:proofErr w:type="spellStart"/>
+      <w:r>
+        <w:rPr>
+          <w:rFonts w:ascii="Times New Roman" w:hAnsi="Times New Roman" w:cs="Times New Roman"/>
+          <w:sz w:val="28"/>
+          <w:szCs w:val="28"/>
+        </w:rPr>
+        <w:t>manufacturer</w:t>
+      </w:r>
+      <w:proofErr w:type="spellEnd"/>
+      <w:r>
+        <w:rPr>
+          <w:rFonts w:ascii="Times New Roman" w:hAnsi="Times New Roman" w:cs="Times New Roman"/>
+          <w:sz w:val="28"/>
+          <w:szCs w:val="28"/>
+        </w:rPr>
+        <w:t xml:space="preserve"> (Список производителей) </w:t>
       </w:r>
     </w:p>
     <w:tbl>
@@ -3796,12 +3900,14 @@
                 <w:rFonts w:ascii="Times New Roman" w:hAnsi="Times New Roman" w:cs="Times New Roman"/>
               </w:rPr>
             </w:pPr>
+            <w:proofErr w:type="spellStart"/>
             <w:r>
               <w:rPr>
                 <w:rFonts w:ascii="Times New Roman" w:hAnsi="Times New Roman" w:cs="Times New Roman"/>
               </w:rPr>
               <w:t>manufacturer_id</w:t>
             </w:r>
+            <w:proofErr w:type="spellEnd"/>
           </w:p>
         </w:tc>
         <w:tc>
@@ -3878,12 +3984,14 @@
                 <w:rFonts w:ascii="Times New Roman" w:hAnsi="Times New Roman" w:cs="Times New Roman"/>
               </w:rPr>
             </w:pPr>
+            <w:proofErr w:type="spellStart"/>
             <w:r>
               <w:rPr>
                 <w:rFonts w:ascii="Times New Roman" w:hAnsi="Times New Roman" w:cs="Times New Roman"/>
               </w:rPr>
               <w:t>title</w:t>
             </w:r>
+            <w:proofErr w:type="spellEnd"/>
           </w:p>
         </w:tc>
         <w:tc>
@@ -3898,11 +4006,19 @@
                 <w:rFonts w:ascii="Times New Roman" w:hAnsi="Times New Roman" w:cs="Times New Roman"/>
               </w:rPr>
             </w:pPr>
-            <w:r>
-              <w:rPr>
-                <w:rFonts w:ascii="Times New Roman" w:hAnsi="Times New Roman" w:cs="Times New Roman"/>
-              </w:rPr>
-              <w:t>VARCHAR(45)</w:t>
+            <w:proofErr w:type="gramStart"/>
+            <w:r>
+              <w:rPr>
+                <w:rFonts w:ascii="Times New Roman" w:hAnsi="Times New Roman" w:cs="Times New Roman"/>
+              </w:rPr>
+              <w:t>VARCHAR(</w:t>
+            </w:r>
+            <w:proofErr w:type="gramEnd"/>
+            <w:r>
+              <w:rPr>
+                <w:rFonts w:ascii="Times New Roman" w:hAnsi="Times New Roman" w:cs="Times New Roman"/>
+              </w:rPr>
+              <w:t>45)</w:t>
             </w:r>
           </w:p>
         </w:tc>
@@ -3942,8 +4058,18 @@
           <w:sz w:val="28"/>
           <w:szCs w:val="28"/>
         </w:rPr>
-        <w:t>Таблица 5.3 – deliviry_po</w:t>
-      </w:r>
+        <w:t xml:space="preserve">Таблица 5.3 – </w:t>
+      </w:r>
+      <w:proofErr w:type="spellStart"/>
+      <w:r>
+        <w:rPr>
+          <w:rFonts w:ascii="Times New Roman" w:hAnsi="Times New Roman" w:cs="Times New Roman"/>
+          <w:sz w:val="28"/>
+          <w:szCs w:val="28"/>
+        </w:rPr>
+        <w:t>deliviry_po</w:t>
+      </w:r>
+      <w:proofErr w:type="spellEnd"/>
       <w:r>
         <w:rPr>
           <w:rFonts w:ascii="Times New Roman" w:hAnsi="Times New Roman" w:cs="Times New Roman"/>
@@ -4179,12 +4305,14 @@
                 <w:rFonts w:ascii="Times New Roman" w:hAnsi="Times New Roman" w:cs="Times New Roman"/>
               </w:rPr>
             </w:pPr>
+            <w:proofErr w:type="spellStart"/>
             <w:r>
               <w:rPr>
                 <w:rFonts w:ascii="Times New Roman" w:hAnsi="Times New Roman" w:cs="Times New Roman"/>
               </w:rPr>
               <w:t>deliviry_po</w:t>
             </w:r>
+            <w:proofErr w:type="spellEnd"/>
             <w:r>
               <w:rPr>
                 <w:rFonts w:ascii="Times New Roman" w:hAnsi="Times New Roman" w:cs="Times New Roman"/>
@@ -4196,8 +4324,16 @@
               <w:rPr>
                 <w:rFonts w:ascii="Times New Roman" w:hAnsi="Times New Roman" w:cs="Times New Roman"/>
               </w:rPr>
-              <w:t>_id</w:t>
-            </w:r>
+              <w:t>_</w:t>
+            </w:r>
+            <w:proofErr w:type="spellStart"/>
+            <w:r>
+              <w:rPr>
+                <w:rFonts w:ascii="Times New Roman" w:hAnsi="Times New Roman" w:cs="Times New Roman"/>
+              </w:rPr>
+              <w:t>id</w:t>
+            </w:r>
+            <w:proofErr w:type="spellEnd"/>
           </w:p>
         </w:tc>
         <w:tc>
@@ -4274,12 +4410,14 @@
                 <w:rFonts w:ascii="Times New Roman" w:hAnsi="Times New Roman" w:cs="Times New Roman"/>
               </w:rPr>
             </w:pPr>
+            <w:proofErr w:type="spellStart"/>
             <w:r>
               <w:rPr>
                 <w:rFonts w:ascii="Times New Roman" w:hAnsi="Times New Roman" w:cs="Times New Roman"/>
               </w:rPr>
               <w:t>code</w:t>
             </w:r>
+            <w:proofErr w:type="spellEnd"/>
           </w:p>
         </w:tc>
         <w:tc>
@@ -4294,11 +4432,19 @@
                 <w:rFonts w:ascii="Times New Roman" w:hAnsi="Times New Roman" w:cs="Times New Roman"/>
               </w:rPr>
             </w:pPr>
-            <w:r>
-              <w:rPr>
-                <w:rFonts w:ascii="Times New Roman" w:hAnsi="Times New Roman" w:cs="Times New Roman"/>
-              </w:rPr>
-              <w:t>VARCHAR(14)</w:t>
+            <w:proofErr w:type="gramStart"/>
+            <w:r>
+              <w:rPr>
+                <w:rFonts w:ascii="Times New Roman" w:hAnsi="Times New Roman" w:cs="Times New Roman"/>
+              </w:rPr>
+              <w:t>VARCHAR(</w:t>
+            </w:r>
+            <w:proofErr w:type="gramEnd"/>
+            <w:r>
+              <w:rPr>
+                <w:rFonts w:ascii="Times New Roman" w:hAnsi="Times New Roman" w:cs="Times New Roman"/>
+              </w:rPr>
+              <w:t>14)</w:t>
             </w:r>
           </w:p>
         </w:tc>
@@ -4347,8 +4493,18 @@
           <w:sz w:val="28"/>
           <w:szCs w:val="28"/>
         </w:rPr>
-        <w:t>аблица 5.3 – deliviry_po</w:t>
-      </w:r>
+        <w:t xml:space="preserve">аблица 5.3 – </w:t>
+      </w:r>
+      <w:proofErr w:type="spellStart"/>
+      <w:r>
+        <w:rPr>
+          <w:rFonts w:ascii="Times New Roman" w:hAnsi="Times New Roman" w:cs="Times New Roman"/>
+          <w:sz w:val="28"/>
+          <w:szCs w:val="28"/>
+        </w:rPr>
+        <w:t>deliviry_po</w:t>
+      </w:r>
+      <w:proofErr w:type="spellEnd"/>
       <w:r>
         <w:rPr>
           <w:rFonts w:ascii="Times New Roman" w:hAnsi="Times New Roman" w:cs="Times New Roman"/>
@@ -4502,12 +4658,14 @@
                 <w:rFonts w:ascii="Times New Roman" w:hAnsi="Times New Roman" w:cs="Times New Roman"/>
               </w:rPr>
             </w:pPr>
+            <w:proofErr w:type="spellStart"/>
             <w:r>
               <w:rPr>
                 <w:rFonts w:ascii="Times New Roman" w:hAnsi="Times New Roman" w:cs="Times New Roman"/>
               </w:rPr>
               <w:t>city</w:t>
             </w:r>
+            <w:proofErr w:type="spellEnd"/>
           </w:p>
         </w:tc>
         <w:tc>
@@ -4522,11 +4680,19 @@
                 <w:rFonts w:ascii="Times New Roman" w:hAnsi="Times New Roman" w:cs="Times New Roman"/>
               </w:rPr>
             </w:pPr>
-            <w:r>
-              <w:rPr>
-                <w:rFonts w:ascii="Times New Roman" w:hAnsi="Times New Roman" w:cs="Times New Roman"/>
-              </w:rPr>
-              <w:t>VARCHAR(14)</w:t>
+            <w:proofErr w:type="gramStart"/>
+            <w:r>
+              <w:rPr>
+                <w:rFonts w:ascii="Times New Roman" w:hAnsi="Times New Roman" w:cs="Times New Roman"/>
+              </w:rPr>
+              <w:t>VARCHAR(</w:t>
+            </w:r>
+            <w:proofErr w:type="gramEnd"/>
+            <w:r>
+              <w:rPr>
+                <w:rFonts w:ascii="Times New Roman" w:hAnsi="Times New Roman" w:cs="Times New Roman"/>
+              </w:rPr>
+              <w:t>14)</w:t>
             </w:r>
           </w:p>
         </w:tc>
@@ -4578,12 +4744,14 @@
                 <w:rFonts w:ascii="Times New Roman" w:hAnsi="Times New Roman" w:cs="Times New Roman"/>
               </w:rPr>
             </w:pPr>
+            <w:proofErr w:type="spellStart"/>
             <w:r>
               <w:rPr>
                 <w:rFonts w:ascii="Times New Roman" w:hAnsi="Times New Roman" w:cs="Times New Roman"/>
               </w:rPr>
               <w:t>street</w:t>
             </w:r>
+            <w:proofErr w:type="spellEnd"/>
           </w:p>
         </w:tc>
         <w:tc>
@@ -4598,11 +4766,19 @@
                 <w:rFonts w:ascii="Times New Roman" w:hAnsi="Times New Roman" w:cs="Times New Roman"/>
               </w:rPr>
             </w:pPr>
-            <w:r>
-              <w:rPr>
-                <w:rFonts w:ascii="Times New Roman" w:hAnsi="Times New Roman" w:cs="Times New Roman"/>
-              </w:rPr>
-              <w:t>VARCHAR(24)</w:t>
+            <w:proofErr w:type="gramStart"/>
+            <w:r>
+              <w:rPr>
+                <w:rFonts w:ascii="Times New Roman" w:hAnsi="Times New Roman" w:cs="Times New Roman"/>
+              </w:rPr>
+              <w:t>VARCHAR(</w:t>
+            </w:r>
+            <w:proofErr w:type="gramEnd"/>
+            <w:r>
+              <w:rPr>
+                <w:rFonts w:ascii="Times New Roman" w:hAnsi="Times New Roman" w:cs="Times New Roman"/>
+              </w:rPr>
+              <w:t>24)</w:t>
             </w:r>
           </w:p>
         </w:tc>
@@ -4654,12 +4830,14 @@
                 <w:rFonts w:ascii="Times New Roman" w:hAnsi="Times New Roman" w:cs="Times New Roman"/>
               </w:rPr>
             </w:pPr>
+            <w:proofErr w:type="spellStart"/>
             <w:r>
               <w:rPr>
                 <w:rFonts w:ascii="Times New Roman" w:hAnsi="Times New Roman" w:cs="Times New Roman"/>
               </w:rPr>
               <w:t>number</w:t>
             </w:r>
+            <w:proofErr w:type="spellEnd"/>
           </w:p>
         </w:tc>
         <w:tc>
@@ -4674,11 +4852,19 @@
                 <w:rFonts w:ascii="Times New Roman" w:hAnsi="Times New Roman" w:cs="Times New Roman"/>
               </w:rPr>
             </w:pPr>
-            <w:r>
-              <w:rPr>
-                <w:rFonts w:ascii="Times New Roman" w:hAnsi="Times New Roman" w:cs="Times New Roman"/>
-              </w:rPr>
-              <w:t>VARCHAR(24)</w:t>
+            <w:proofErr w:type="gramStart"/>
+            <w:r>
+              <w:rPr>
+                <w:rFonts w:ascii="Times New Roman" w:hAnsi="Times New Roman" w:cs="Times New Roman"/>
+              </w:rPr>
+              <w:t>VARCHAR(</w:t>
+            </w:r>
+            <w:proofErr w:type="gramEnd"/>
+            <w:r>
+              <w:rPr>
+                <w:rFonts w:ascii="Times New Roman" w:hAnsi="Times New Roman" w:cs="Times New Roman"/>
+              </w:rPr>
+              <w:t>24)</w:t>
             </w:r>
           </w:p>
         </w:tc>
@@ -4718,7 +4904,25 @@
           <w:sz w:val="28"/>
           <w:szCs w:val="28"/>
         </w:rPr>
-        <w:t xml:space="preserve">Таблица 5.4 – type_product (Категории обуви) </w:t>
+        <w:t xml:space="preserve">Таблица 5.4 – </w:t>
+      </w:r>
+      <w:proofErr w:type="spellStart"/>
+      <w:r>
+        <w:rPr>
+          <w:rFonts w:ascii="Times New Roman" w:hAnsi="Times New Roman" w:cs="Times New Roman"/>
+          <w:sz w:val="28"/>
+          <w:szCs w:val="28"/>
+        </w:rPr>
+        <w:t>type_product</w:t>
+      </w:r>
+      <w:proofErr w:type="spellEnd"/>
+      <w:r>
+        <w:rPr>
+          <w:rFonts w:ascii="Times New Roman" w:hAnsi="Times New Roman" w:cs="Times New Roman"/>
+          <w:sz w:val="28"/>
+          <w:szCs w:val="28"/>
+        </w:rPr>
+        <w:t xml:space="preserve"> (Категории обуви) </w:t>
       </w:r>
     </w:p>
     <w:tbl>
@@ -4848,12 +5052,14 @@
                 <w:rFonts w:ascii="Times New Roman" w:hAnsi="Times New Roman" w:cs="Times New Roman"/>
               </w:rPr>
             </w:pPr>
+            <w:proofErr w:type="spellStart"/>
             <w:r>
               <w:rPr>
                 <w:rFonts w:ascii="Times New Roman" w:hAnsi="Times New Roman" w:cs="Times New Roman"/>
               </w:rPr>
               <w:t>type_product_id</w:t>
             </w:r>
+            <w:proofErr w:type="spellEnd"/>
           </w:p>
         </w:tc>
         <w:tc>
@@ -4930,12 +5136,14 @@
                 <w:rFonts w:ascii="Times New Roman" w:hAnsi="Times New Roman" w:cs="Times New Roman"/>
               </w:rPr>
             </w:pPr>
+            <w:proofErr w:type="spellStart"/>
             <w:r>
               <w:rPr>
                 <w:rFonts w:ascii="Times New Roman" w:hAnsi="Times New Roman" w:cs="Times New Roman"/>
               </w:rPr>
               <w:t>title</w:t>
             </w:r>
+            <w:proofErr w:type="spellEnd"/>
           </w:p>
         </w:tc>
         <w:tc>
@@ -4950,11 +5158,19 @@
                 <w:rFonts w:ascii="Times New Roman" w:hAnsi="Times New Roman" w:cs="Times New Roman"/>
               </w:rPr>
             </w:pPr>
-            <w:r>
-              <w:rPr>
-                <w:rFonts w:ascii="Times New Roman" w:hAnsi="Times New Roman" w:cs="Times New Roman"/>
-              </w:rPr>
-              <w:t>VARCHAR(45)</w:t>
+            <w:proofErr w:type="gramStart"/>
+            <w:r>
+              <w:rPr>
+                <w:rFonts w:ascii="Times New Roman" w:hAnsi="Times New Roman" w:cs="Times New Roman"/>
+              </w:rPr>
+              <w:t>VARCHAR(</w:t>
+            </w:r>
+            <w:proofErr w:type="gramEnd"/>
+            <w:r>
+              <w:rPr>
+                <w:rFonts w:ascii="Times New Roman" w:hAnsi="Times New Roman" w:cs="Times New Roman"/>
+              </w:rPr>
+              <w:t>45)</w:t>
             </w:r>
           </w:p>
         </w:tc>
@@ -5198,12 +5414,14 @@
                 <w:rFonts w:ascii="Times New Roman" w:hAnsi="Times New Roman" w:cs="Times New Roman"/>
               </w:rPr>
             </w:pPr>
+            <w:proofErr w:type="spellStart"/>
             <w:r>
               <w:rPr>
                 <w:rFonts w:ascii="Times New Roman" w:hAnsi="Times New Roman" w:cs="Times New Roman"/>
               </w:rPr>
               <w:t>type_boots_id</w:t>
             </w:r>
+            <w:proofErr w:type="spellEnd"/>
           </w:p>
         </w:tc>
         <w:tc>
@@ -5280,12 +5498,14 @@
                 <w:rFonts w:ascii="Times New Roman" w:hAnsi="Times New Roman" w:cs="Times New Roman"/>
               </w:rPr>
             </w:pPr>
+            <w:proofErr w:type="spellStart"/>
             <w:r>
               <w:rPr>
                 <w:rFonts w:ascii="Times New Roman" w:hAnsi="Times New Roman" w:cs="Times New Roman"/>
               </w:rPr>
               <w:t>title</w:t>
             </w:r>
+            <w:proofErr w:type="spellEnd"/>
           </w:p>
         </w:tc>
         <w:tc>
@@ -5300,11 +5520,19 @@
                 <w:rFonts w:ascii="Times New Roman" w:hAnsi="Times New Roman" w:cs="Times New Roman"/>
               </w:rPr>
             </w:pPr>
-            <w:r>
-              <w:rPr>
-                <w:rFonts w:ascii="Times New Roman" w:hAnsi="Times New Roman" w:cs="Times New Roman"/>
-              </w:rPr>
-              <w:t>VARCHAR(45)</w:t>
+            <w:proofErr w:type="gramStart"/>
+            <w:r>
+              <w:rPr>
+                <w:rFonts w:ascii="Times New Roman" w:hAnsi="Times New Roman" w:cs="Times New Roman"/>
+              </w:rPr>
+              <w:t>VARCHAR(</w:t>
+            </w:r>
+            <w:proofErr w:type="gramEnd"/>
+            <w:r>
+              <w:rPr>
+                <w:rFonts w:ascii="Times New Roman" w:hAnsi="Times New Roman" w:cs="Times New Roman"/>
+              </w:rPr>
+              <w:t>45)</w:t>
             </w:r>
           </w:p>
         </w:tc>
@@ -5344,7 +5572,25 @@
           <w:sz w:val="28"/>
           <w:szCs w:val="28"/>
         </w:rPr>
-        <w:t xml:space="preserve">Таблица 5.6 – type_role (Список ролей) </w:t>
+        <w:t xml:space="preserve">Таблица 5.6 – </w:t>
+      </w:r>
+      <w:proofErr w:type="spellStart"/>
+      <w:r>
+        <w:rPr>
+          <w:rFonts w:ascii="Times New Roman" w:hAnsi="Times New Roman" w:cs="Times New Roman"/>
+          <w:sz w:val="28"/>
+          <w:szCs w:val="28"/>
+        </w:rPr>
+        <w:t>type_role</w:t>
+      </w:r>
+      <w:proofErr w:type="spellEnd"/>
+      <w:r>
+        <w:rPr>
+          <w:rFonts w:ascii="Times New Roman" w:hAnsi="Times New Roman" w:cs="Times New Roman"/>
+          <w:sz w:val="28"/>
+          <w:szCs w:val="28"/>
+        </w:rPr>
+        <w:t xml:space="preserve"> (Список ролей) </w:t>
       </w:r>
     </w:p>
     <w:tbl>
@@ -5474,12 +5720,14 @@
                 <w:rFonts w:ascii="Times New Roman" w:hAnsi="Times New Roman" w:cs="Times New Roman"/>
               </w:rPr>
             </w:pPr>
+            <w:proofErr w:type="spellStart"/>
             <w:r>
               <w:rPr>
                 <w:rFonts w:ascii="Times New Roman" w:hAnsi="Times New Roman" w:cs="Times New Roman"/>
               </w:rPr>
               <w:t>type_role_id</w:t>
             </w:r>
+            <w:proofErr w:type="spellEnd"/>
           </w:p>
         </w:tc>
         <w:tc>
@@ -5556,12 +5804,14 @@
                 <w:rFonts w:ascii="Times New Roman" w:hAnsi="Times New Roman" w:cs="Times New Roman"/>
               </w:rPr>
             </w:pPr>
+            <w:proofErr w:type="spellStart"/>
             <w:r>
               <w:rPr>
                 <w:rFonts w:ascii="Times New Roman" w:hAnsi="Times New Roman" w:cs="Times New Roman"/>
               </w:rPr>
               <w:t>title</w:t>
             </w:r>
+            <w:proofErr w:type="spellEnd"/>
           </w:p>
         </w:tc>
         <w:tc>
@@ -5576,11 +5826,19 @@
                 <w:rFonts w:ascii="Times New Roman" w:hAnsi="Times New Roman" w:cs="Times New Roman"/>
               </w:rPr>
             </w:pPr>
-            <w:r>
-              <w:rPr>
-                <w:rFonts w:ascii="Times New Roman" w:hAnsi="Times New Roman" w:cs="Times New Roman"/>
-              </w:rPr>
-              <w:t>VARCHAR(45)</w:t>
+            <w:proofErr w:type="gramStart"/>
+            <w:r>
+              <w:rPr>
+                <w:rFonts w:ascii="Times New Roman" w:hAnsi="Times New Roman" w:cs="Times New Roman"/>
+              </w:rPr>
+              <w:t>VARCHAR(</w:t>
+            </w:r>
+            <w:proofErr w:type="gramEnd"/>
+            <w:r>
+              <w:rPr>
+                <w:rFonts w:ascii="Times New Roman" w:hAnsi="Times New Roman" w:cs="Times New Roman"/>
+              </w:rPr>
+              <w:t>45)</w:t>
             </w:r>
           </w:p>
         </w:tc>
@@ -5620,7 +5878,25 @@
           <w:sz w:val="28"/>
           <w:szCs w:val="28"/>
         </w:rPr>
-        <w:t xml:space="preserve">Таблица 5.7 – person (Список пользователей) </w:t>
+        <w:t xml:space="preserve">Таблица 5.7 – </w:t>
+      </w:r>
+      <w:proofErr w:type="spellStart"/>
+      <w:r>
+        <w:rPr>
+          <w:rFonts w:ascii="Times New Roman" w:hAnsi="Times New Roman" w:cs="Times New Roman"/>
+          <w:sz w:val="28"/>
+          <w:szCs w:val="28"/>
+        </w:rPr>
+        <w:t>person</w:t>
+      </w:r>
+      <w:proofErr w:type="spellEnd"/>
+      <w:r>
+        <w:rPr>
+          <w:rFonts w:ascii="Times New Roman" w:hAnsi="Times New Roman" w:cs="Times New Roman"/>
+          <w:sz w:val="28"/>
+          <w:szCs w:val="28"/>
+        </w:rPr>
+        <w:t xml:space="preserve"> (Список пользователей) </w:t>
       </w:r>
     </w:p>
     <w:tbl>
@@ -5750,12 +6026,14 @@
                 <w:rFonts w:ascii="Times New Roman" w:hAnsi="Times New Roman" w:cs="Times New Roman"/>
               </w:rPr>
             </w:pPr>
+            <w:proofErr w:type="spellStart"/>
             <w:r>
               <w:rPr>
                 <w:rFonts w:ascii="Times New Roman" w:hAnsi="Times New Roman" w:cs="Times New Roman"/>
               </w:rPr>
               <w:t>person_id</w:t>
             </w:r>
+            <w:proofErr w:type="spellEnd"/>
           </w:p>
         </w:tc>
         <w:tc>
@@ -5832,12 +6110,14 @@
                 <w:rFonts w:ascii="Times New Roman" w:hAnsi="Times New Roman" w:cs="Times New Roman"/>
               </w:rPr>
             </w:pPr>
+            <w:proofErr w:type="spellStart"/>
             <w:r>
               <w:rPr>
                 <w:rFonts w:ascii="Times New Roman" w:hAnsi="Times New Roman" w:cs="Times New Roman"/>
               </w:rPr>
               <w:t>type_role_id</w:t>
             </w:r>
+            <w:proofErr w:type="spellEnd"/>
           </w:p>
         </w:tc>
         <w:tc>
@@ -5876,7 +6156,21 @@
               <w:rPr>
                 <w:rFonts w:ascii="Times New Roman" w:hAnsi="Times New Roman" w:cs="Times New Roman"/>
               </w:rPr>
-              <w:t>Внешний ключ (к type_role)</w:t>
+              <w:t xml:space="preserve">Внешний ключ (к </w:t>
+            </w:r>
+            <w:proofErr w:type="spellStart"/>
+            <w:r>
+              <w:rPr>
+                <w:rFonts w:ascii="Times New Roman" w:hAnsi="Times New Roman" w:cs="Times New Roman"/>
+              </w:rPr>
+              <w:t>type_role</w:t>
+            </w:r>
+            <w:proofErr w:type="spellEnd"/>
+            <w:r>
+              <w:rPr>
+                <w:rFonts w:ascii="Times New Roman" w:hAnsi="Times New Roman" w:cs="Times New Roman"/>
+              </w:rPr>
+              <w:t>)</w:t>
             </w:r>
           </w:p>
         </w:tc>
@@ -5914,12 +6208,14 @@
                 <w:rFonts w:ascii="Times New Roman" w:hAnsi="Times New Roman" w:cs="Times New Roman"/>
               </w:rPr>
             </w:pPr>
+            <w:proofErr w:type="spellStart"/>
             <w:r>
               <w:rPr>
                 <w:rFonts w:ascii="Times New Roman" w:hAnsi="Times New Roman" w:cs="Times New Roman"/>
               </w:rPr>
               <w:t>last_name</w:t>
             </w:r>
+            <w:proofErr w:type="spellEnd"/>
           </w:p>
         </w:tc>
         <w:tc>
@@ -5934,11 +6230,19 @@
                 <w:rFonts w:ascii="Times New Roman" w:hAnsi="Times New Roman" w:cs="Times New Roman"/>
               </w:rPr>
             </w:pPr>
-            <w:r>
-              <w:rPr>
-                <w:rFonts w:ascii="Times New Roman" w:hAnsi="Times New Roman" w:cs="Times New Roman"/>
-              </w:rPr>
-              <w:t>VARCHAR(45)</w:t>
+            <w:proofErr w:type="gramStart"/>
+            <w:r>
+              <w:rPr>
+                <w:rFonts w:ascii="Times New Roman" w:hAnsi="Times New Roman" w:cs="Times New Roman"/>
+              </w:rPr>
+              <w:t>VARCHAR(</w:t>
+            </w:r>
+            <w:proofErr w:type="gramEnd"/>
+            <w:r>
+              <w:rPr>
+                <w:rFonts w:ascii="Times New Roman" w:hAnsi="Times New Roman" w:cs="Times New Roman"/>
+              </w:rPr>
+              <w:t>45)</w:t>
             </w:r>
           </w:p>
         </w:tc>
@@ -5990,12 +6294,14 @@
                 <w:rFonts w:ascii="Times New Roman" w:hAnsi="Times New Roman" w:cs="Times New Roman"/>
               </w:rPr>
             </w:pPr>
+            <w:proofErr w:type="spellStart"/>
             <w:r>
               <w:rPr>
                 <w:rFonts w:ascii="Times New Roman" w:hAnsi="Times New Roman" w:cs="Times New Roman"/>
               </w:rPr>
               <w:t>name</w:t>
             </w:r>
+            <w:proofErr w:type="spellEnd"/>
           </w:p>
         </w:tc>
         <w:tc>
@@ -6010,11 +6316,19 @@
                 <w:rFonts w:ascii="Times New Roman" w:hAnsi="Times New Roman" w:cs="Times New Roman"/>
               </w:rPr>
             </w:pPr>
-            <w:r>
-              <w:rPr>
-                <w:rFonts w:ascii="Times New Roman" w:hAnsi="Times New Roman" w:cs="Times New Roman"/>
-              </w:rPr>
-              <w:t>VARCHAR(45)</w:t>
+            <w:proofErr w:type="gramStart"/>
+            <w:r>
+              <w:rPr>
+                <w:rFonts w:ascii="Times New Roman" w:hAnsi="Times New Roman" w:cs="Times New Roman"/>
+              </w:rPr>
+              <w:t>VARCHAR(</w:t>
+            </w:r>
+            <w:proofErr w:type="gramEnd"/>
+            <w:r>
+              <w:rPr>
+                <w:rFonts w:ascii="Times New Roman" w:hAnsi="Times New Roman" w:cs="Times New Roman"/>
+              </w:rPr>
+              <w:t>45)</w:t>
             </w:r>
           </w:p>
         </w:tc>
@@ -6066,12 +6380,14 @@
                 <w:rFonts w:ascii="Times New Roman" w:hAnsi="Times New Roman" w:cs="Times New Roman"/>
               </w:rPr>
             </w:pPr>
+            <w:proofErr w:type="spellStart"/>
             <w:r>
               <w:rPr>
                 <w:rFonts w:ascii="Times New Roman" w:hAnsi="Times New Roman" w:cs="Times New Roman"/>
               </w:rPr>
               <w:t>patronamic</w:t>
             </w:r>
+            <w:proofErr w:type="spellEnd"/>
           </w:p>
         </w:tc>
         <w:tc>
@@ -6086,11 +6402,19 @@
                 <w:rFonts w:ascii="Times New Roman" w:hAnsi="Times New Roman" w:cs="Times New Roman"/>
               </w:rPr>
             </w:pPr>
-            <w:r>
-              <w:rPr>
-                <w:rFonts w:ascii="Times New Roman" w:hAnsi="Times New Roman" w:cs="Times New Roman"/>
-              </w:rPr>
-              <w:t>VARCHAR(45)</w:t>
+            <w:proofErr w:type="gramStart"/>
+            <w:r>
+              <w:rPr>
+                <w:rFonts w:ascii="Times New Roman" w:hAnsi="Times New Roman" w:cs="Times New Roman"/>
+              </w:rPr>
+              <w:t>VARCHAR(</w:t>
+            </w:r>
+            <w:proofErr w:type="gramEnd"/>
+            <w:r>
+              <w:rPr>
+                <w:rFonts w:ascii="Times New Roman" w:hAnsi="Times New Roman" w:cs="Times New Roman"/>
+              </w:rPr>
+              <w:t>45)</w:t>
             </w:r>
           </w:p>
         </w:tc>
@@ -6142,12 +6466,14 @@
                 <w:rFonts w:ascii="Times New Roman" w:hAnsi="Times New Roman" w:cs="Times New Roman"/>
               </w:rPr>
             </w:pPr>
+            <w:proofErr w:type="spellStart"/>
             <w:r>
               <w:rPr>
                 <w:rFonts w:ascii="Times New Roman" w:hAnsi="Times New Roman" w:cs="Times New Roman"/>
               </w:rPr>
               <w:t>login</w:t>
             </w:r>
+            <w:proofErr w:type="spellEnd"/>
           </w:p>
         </w:tc>
         <w:tc>
@@ -6162,11 +6488,19 @@
                 <w:rFonts w:ascii="Times New Roman" w:hAnsi="Times New Roman" w:cs="Times New Roman"/>
               </w:rPr>
             </w:pPr>
-            <w:r>
-              <w:rPr>
-                <w:rFonts w:ascii="Times New Roman" w:hAnsi="Times New Roman" w:cs="Times New Roman"/>
-              </w:rPr>
-              <w:t>VARCHAR(45)</w:t>
+            <w:proofErr w:type="gramStart"/>
+            <w:r>
+              <w:rPr>
+                <w:rFonts w:ascii="Times New Roman" w:hAnsi="Times New Roman" w:cs="Times New Roman"/>
+              </w:rPr>
+              <w:t>VARCHAR(</w:t>
+            </w:r>
+            <w:proofErr w:type="gramEnd"/>
+            <w:r>
+              <w:rPr>
+                <w:rFonts w:ascii="Times New Roman" w:hAnsi="Times New Roman" w:cs="Times New Roman"/>
+              </w:rPr>
+              <w:t>45)</w:t>
             </w:r>
           </w:p>
         </w:tc>
@@ -6218,12 +6552,14 @@
                 <w:rFonts w:ascii="Times New Roman" w:hAnsi="Times New Roman" w:cs="Times New Roman"/>
               </w:rPr>
             </w:pPr>
+            <w:proofErr w:type="spellStart"/>
             <w:r>
               <w:rPr>
                 <w:rFonts w:ascii="Times New Roman" w:hAnsi="Times New Roman" w:cs="Times New Roman"/>
               </w:rPr>
               <w:t>pass</w:t>
             </w:r>
+            <w:proofErr w:type="spellEnd"/>
           </w:p>
         </w:tc>
         <w:tc>
@@ -6238,11 +6574,19 @@
                 <w:rFonts w:ascii="Times New Roman" w:hAnsi="Times New Roman" w:cs="Times New Roman"/>
               </w:rPr>
             </w:pPr>
-            <w:r>
-              <w:rPr>
-                <w:rFonts w:ascii="Times New Roman" w:hAnsi="Times New Roman" w:cs="Times New Roman"/>
-              </w:rPr>
-              <w:t>VARCHAR(45)</w:t>
+            <w:proofErr w:type="gramStart"/>
+            <w:r>
+              <w:rPr>
+                <w:rFonts w:ascii="Times New Roman" w:hAnsi="Times New Roman" w:cs="Times New Roman"/>
+              </w:rPr>
+              <w:t>VARCHAR(</w:t>
+            </w:r>
+            <w:proofErr w:type="gramEnd"/>
+            <w:r>
+              <w:rPr>
+                <w:rFonts w:ascii="Times New Roman" w:hAnsi="Times New Roman" w:cs="Times New Roman"/>
+              </w:rPr>
+              <w:t>45)</w:t>
             </w:r>
           </w:p>
         </w:tc>
@@ -6298,7 +6642,25 @@
           <w:szCs w:val="28"/>
         </w:rPr>
         <w:lastRenderedPageBreak/>
-        <w:t xml:space="preserve">Таблица 5.8 – product (Список товаров) </w:t>
+        <w:t xml:space="preserve">Таблица 5.8 – </w:t>
+      </w:r>
+      <w:proofErr w:type="spellStart"/>
+      <w:r>
+        <w:rPr>
+          <w:rFonts w:ascii="Times New Roman" w:hAnsi="Times New Roman" w:cs="Times New Roman"/>
+          <w:sz w:val="28"/>
+          <w:szCs w:val="28"/>
+        </w:rPr>
+        <w:t>product</w:t>
+      </w:r>
+      <w:proofErr w:type="spellEnd"/>
+      <w:r>
+        <w:rPr>
+          <w:rFonts w:ascii="Times New Roman" w:hAnsi="Times New Roman" w:cs="Times New Roman"/>
+          <w:sz w:val="28"/>
+          <w:szCs w:val="28"/>
+        </w:rPr>
+        <w:t xml:space="preserve"> (Список товаров) </w:t>
       </w:r>
     </w:p>
     <w:tbl>
@@ -6428,12 +6790,14 @@
                 <w:rFonts w:ascii="Times New Roman" w:hAnsi="Times New Roman" w:cs="Times New Roman"/>
               </w:rPr>
             </w:pPr>
+            <w:proofErr w:type="spellStart"/>
             <w:r>
               <w:rPr>
                 <w:rFonts w:ascii="Times New Roman" w:hAnsi="Times New Roman" w:cs="Times New Roman"/>
               </w:rPr>
               <w:t>product_id</w:t>
             </w:r>
+            <w:proofErr w:type="spellEnd"/>
           </w:p>
         </w:tc>
         <w:tc>
@@ -6448,11 +6812,19 @@
                 <w:rFonts w:ascii="Times New Roman" w:hAnsi="Times New Roman" w:cs="Times New Roman"/>
               </w:rPr>
             </w:pPr>
-            <w:r>
-              <w:rPr>
-                <w:rFonts w:ascii="Times New Roman" w:hAnsi="Times New Roman" w:cs="Times New Roman"/>
-              </w:rPr>
-              <w:t>VARCHAR(6)</w:t>
+            <w:proofErr w:type="gramStart"/>
+            <w:r>
+              <w:rPr>
+                <w:rFonts w:ascii="Times New Roman" w:hAnsi="Times New Roman" w:cs="Times New Roman"/>
+              </w:rPr>
+              <w:t>VARCHAR(</w:t>
+            </w:r>
+            <w:proofErr w:type="gramEnd"/>
+            <w:r>
+              <w:rPr>
+                <w:rFonts w:ascii="Times New Roman" w:hAnsi="Times New Roman" w:cs="Times New Roman"/>
+              </w:rPr>
+              <w:t>6)</w:t>
             </w:r>
           </w:p>
         </w:tc>
@@ -6510,12 +6882,14 @@
                 <w:rFonts w:ascii="Times New Roman" w:hAnsi="Times New Roman" w:cs="Times New Roman"/>
               </w:rPr>
             </w:pPr>
+            <w:proofErr w:type="spellStart"/>
             <w:r>
               <w:rPr>
                 <w:rFonts w:ascii="Times New Roman" w:hAnsi="Times New Roman" w:cs="Times New Roman"/>
               </w:rPr>
               <w:t>type_boots_id</w:t>
             </w:r>
+            <w:proofErr w:type="spellEnd"/>
           </w:p>
         </w:tc>
         <w:tc>
@@ -6554,7 +6928,21 @@
               <w:rPr>
                 <w:rFonts w:ascii="Times New Roman" w:hAnsi="Times New Roman" w:cs="Times New Roman"/>
               </w:rPr>
-              <w:t>Внешний ключ (к type_boots)</w:t>
+              <w:t xml:space="preserve">Внешний ключ (к </w:t>
+            </w:r>
+            <w:proofErr w:type="spellStart"/>
+            <w:r>
+              <w:rPr>
+                <w:rFonts w:ascii="Times New Roman" w:hAnsi="Times New Roman" w:cs="Times New Roman"/>
+              </w:rPr>
+              <w:t>type_boots</w:t>
+            </w:r>
+            <w:proofErr w:type="spellEnd"/>
+            <w:r>
+              <w:rPr>
+                <w:rFonts w:ascii="Times New Roman" w:hAnsi="Times New Roman" w:cs="Times New Roman"/>
+              </w:rPr>
+              <w:t>)</w:t>
             </w:r>
           </w:p>
         </w:tc>
@@ -6592,12 +6980,14 @@
                 <w:rFonts w:ascii="Times New Roman" w:hAnsi="Times New Roman" w:cs="Times New Roman"/>
               </w:rPr>
             </w:pPr>
+            <w:proofErr w:type="spellStart"/>
             <w:r>
               <w:rPr>
                 <w:rFonts w:ascii="Times New Roman" w:hAnsi="Times New Roman" w:cs="Times New Roman"/>
               </w:rPr>
               <w:t>unit</w:t>
             </w:r>
+            <w:proofErr w:type="spellEnd"/>
           </w:p>
         </w:tc>
         <w:tc>
@@ -6612,11 +7002,19 @@
                 <w:rFonts w:ascii="Times New Roman" w:hAnsi="Times New Roman" w:cs="Times New Roman"/>
               </w:rPr>
             </w:pPr>
-            <w:r>
-              <w:rPr>
-                <w:rFonts w:ascii="Times New Roman" w:hAnsi="Times New Roman" w:cs="Times New Roman"/>
-              </w:rPr>
-              <w:t>VARCHAR(7)</w:t>
+            <w:proofErr w:type="gramStart"/>
+            <w:r>
+              <w:rPr>
+                <w:rFonts w:ascii="Times New Roman" w:hAnsi="Times New Roman" w:cs="Times New Roman"/>
+              </w:rPr>
+              <w:t>VARCHAR(</w:t>
+            </w:r>
+            <w:proofErr w:type="gramEnd"/>
+            <w:r>
+              <w:rPr>
+                <w:rFonts w:ascii="Times New Roman" w:hAnsi="Times New Roman" w:cs="Times New Roman"/>
+              </w:rPr>
+              <w:t>7)</w:t>
             </w:r>
           </w:p>
         </w:tc>
@@ -6668,12 +7066,14 @@
                 <w:rFonts w:ascii="Times New Roman" w:hAnsi="Times New Roman" w:cs="Times New Roman"/>
               </w:rPr>
             </w:pPr>
+            <w:proofErr w:type="spellStart"/>
             <w:r>
               <w:rPr>
                 <w:rFonts w:ascii="Times New Roman" w:hAnsi="Times New Roman" w:cs="Times New Roman"/>
               </w:rPr>
               <w:t>price</w:t>
             </w:r>
+            <w:proofErr w:type="spellEnd"/>
           </w:p>
         </w:tc>
         <w:tc>
@@ -6744,12 +7144,14 @@
                 <w:rFonts w:ascii="Times New Roman" w:hAnsi="Times New Roman" w:cs="Times New Roman"/>
               </w:rPr>
             </w:pPr>
+            <w:proofErr w:type="spellStart"/>
             <w:r>
               <w:rPr>
                 <w:rFonts w:ascii="Times New Roman" w:hAnsi="Times New Roman" w:cs="Times New Roman"/>
               </w:rPr>
               <w:t>supplier_id</w:t>
             </w:r>
+            <w:proofErr w:type="spellEnd"/>
           </w:p>
         </w:tc>
         <w:tc>
@@ -6788,7 +7190,21 @@
               <w:rPr>
                 <w:rFonts w:ascii="Times New Roman" w:hAnsi="Times New Roman" w:cs="Times New Roman"/>
               </w:rPr>
-              <w:t>Внешний ключ (к suppliers)</w:t>
+              <w:t xml:space="preserve">Внешний ключ (к </w:t>
+            </w:r>
+            <w:proofErr w:type="spellStart"/>
+            <w:r>
+              <w:rPr>
+                <w:rFonts w:ascii="Times New Roman" w:hAnsi="Times New Roman" w:cs="Times New Roman"/>
+              </w:rPr>
+              <w:t>suppliers</w:t>
+            </w:r>
+            <w:proofErr w:type="spellEnd"/>
+            <w:r>
+              <w:rPr>
+                <w:rFonts w:ascii="Times New Roman" w:hAnsi="Times New Roman" w:cs="Times New Roman"/>
+              </w:rPr>
+              <w:t>)</w:t>
             </w:r>
           </w:p>
         </w:tc>
@@ -6826,12 +7242,14 @@
                 <w:rFonts w:ascii="Times New Roman" w:hAnsi="Times New Roman" w:cs="Times New Roman"/>
               </w:rPr>
             </w:pPr>
+            <w:proofErr w:type="spellStart"/>
             <w:r>
               <w:rPr>
                 <w:rFonts w:ascii="Times New Roman" w:hAnsi="Times New Roman" w:cs="Times New Roman"/>
               </w:rPr>
               <w:t>manufacturer_id</w:t>
             </w:r>
+            <w:proofErr w:type="spellEnd"/>
           </w:p>
         </w:tc>
         <w:tc>
@@ -6870,7 +7288,21 @@
               <w:rPr>
                 <w:rFonts w:ascii="Times New Roman" w:hAnsi="Times New Roman" w:cs="Times New Roman"/>
               </w:rPr>
-              <w:t>Внешний ключ (к manufacturer)</w:t>
+              <w:t xml:space="preserve">Внешний ключ (к </w:t>
+            </w:r>
+            <w:proofErr w:type="spellStart"/>
+            <w:r>
+              <w:rPr>
+                <w:rFonts w:ascii="Times New Roman" w:hAnsi="Times New Roman" w:cs="Times New Roman"/>
+              </w:rPr>
+              <w:t>manufacturer</w:t>
+            </w:r>
+            <w:proofErr w:type="spellEnd"/>
+            <w:r>
+              <w:rPr>
+                <w:rFonts w:ascii="Times New Roman" w:hAnsi="Times New Roman" w:cs="Times New Roman"/>
+              </w:rPr>
+              <w:t>)</w:t>
             </w:r>
           </w:p>
         </w:tc>
@@ -6908,12 +7340,14 @@
                 <w:rFonts w:ascii="Times New Roman" w:hAnsi="Times New Roman" w:cs="Times New Roman"/>
               </w:rPr>
             </w:pPr>
+            <w:proofErr w:type="spellStart"/>
             <w:r>
               <w:rPr>
                 <w:rFonts w:ascii="Times New Roman" w:hAnsi="Times New Roman" w:cs="Times New Roman"/>
               </w:rPr>
               <w:t>type_product_id</w:t>
             </w:r>
+            <w:proofErr w:type="spellEnd"/>
           </w:p>
         </w:tc>
         <w:tc>
@@ -6952,7 +7386,21 @@
               <w:rPr>
                 <w:rFonts w:ascii="Times New Roman" w:hAnsi="Times New Roman" w:cs="Times New Roman"/>
               </w:rPr>
-              <w:t>Внешний ключ (к type_product)</w:t>
+              <w:t xml:space="preserve">Внешний ключ (к </w:t>
+            </w:r>
+            <w:proofErr w:type="spellStart"/>
+            <w:r>
+              <w:rPr>
+                <w:rFonts w:ascii="Times New Roman" w:hAnsi="Times New Roman" w:cs="Times New Roman"/>
+              </w:rPr>
+              <w:t>type_product</w:t>
+            </w:r>
+            <w:proofErr w:type="spellEnd"/>
+            <w:r>
+              <w:rPr>
+                <w:rFonts w:ascii="Times New Roman" w:hAnsi="Times New Roman" w:cs="Times New Roman"/>
+              </w:rPr>
+              <w:t>)</w:t>
             </w:r>
           </w:p>
         </w:tc>
@@ -6990,12 +7438,14 @@
                 <w:rFonts w:ascii="Times New Roman" w:hAnsi="Times New Roman" w:cs="Times New Roman"/>
               </w:rPr>
             </w:pPr>
+            <w:proofErr w:type="spellStart"/>
             <w:r>
               <w:rPr>
                 <w:rFonts w:ascii="Times New Roman" w:hAnsi="Times New Roman" w:cs="Times New Roman"/>
               </w:rPr>
               <w:t>discount</w:t>
             </w:r>
+            <w:proofErr w:type="spellEnd"/>
           </w:p>
         </w:tc>
         <w:tc>
@@ -7066,12 +7516,14 @@
                 <w:rFonts w:ascii="Times New Roman" w:hAnsi="Times New Roman" w:cs="Times New Roman"/>
               </w:rPr>
             </w:pPr>
+            <w:proofErr w:type="spellStart"/>
             <w:r>
               <w:rPr>
                 <w:rFonts w:ascii="Times New Roman" w:hAnsi="Times New Roman" w:cs="Times New Roman"/>
               </w:rPr>
               <w:t>count</w:t>
             </w:r>
+            <w:proofErr w:type="spellEnd"/>
           </w:p>
         </w:tc>
         <w:tc>
@@ -7142,12 +7594,14 @@
                 <w:rFonts w:ascii="Times New Roman" w:hAnsi="Times New Roman" w:cs="Times New Roman"/>
               </w:rPr>
             </w:pPr>
+            <w:proofErr w:type="spellStart"/>
             <w:r>
               <w:rPr>
                 <w:rFonts w:ascii="Times New Roman" w:hAnsi="Times New Roman" w:cs="Times New Roman"/>
               </w:rPr>
               <w:t>title</w:t>
             </w:r>
+            <w:proofErr w:type="spellEnd"/>
           </w:p>
         </w:tc>
         <w:tc>
@@ -7218,12 +7672,14 @@
                 <w:rFonts w:ascii="Times New Roman" w:hAnsi="Times New Roman" w:cs="Times New Roman"/>
               </w:rPr>
             </w:pPr>
+            <w:proofErr w:type="spellStart"/>
             <w:r>
               <w:rPr>
                 <w:rFonts w:ascii="Times New Roman" w:hAnsi="Times New Roman" w:cs="Times New Roman"/>
               </w:rPr>
               <w:t>photo</w:t>
             </w:r>
+            <w:proofErr w:type="spellEnd"/>
           </w:p>
         </w:tc>
         <w:tc>
@@ -7282,7 +7738,25 @@
           <w:sz w:val="28"/>
           <w:szCs w:val="28"/>
         </w:rPr>
-        <w:t xml:space="preserve">Таблица 5.9 – orders (Список заказов) </w:t>
+        <w:t xml:space="preserve">Таблица 5.9 – </w:t>
+      </w:r>
+      <w:proofErr w:type="spellStart"/>
+      <w:r>
+        <w:rPr>
+          <w:rFonts w:ascii="Times New Roman" w:hAnsi="Times New Roman" w:cs="Times New Roman"/>
+          <w:sz w:val="28"/>
+          <w:szCs w:val="28"/>
+        </w:rPr>
+        <w:t>orders</w:t>
+      </w:r>
+      <w:proofErr w:type="spellEnd"/>
+      <w:r>
+        <w:rPr>
+          <w:rFonts w:ascii="Times New Roman" w:hAnsi="Times New Roman" w:cs="Times New Roman"/>
+          <w:sz w:val="28"/>
+          <w:szCs w:val="28"/>
+        </w:rPr>
+        <w:t xml:space="preserve"> (Список заказов) </w:t>
       </w:r>
     </w:p>
     <w:tbl>
@@ -7413,12 +7887,14 @@
                 <w:rFonts w:ascii="Times New Roman" w:hAnsi="Times New Roman" w:cs="Times New Roman"/>
               </w:rPr>
             </w:pPr>
+            <w:proofErr w:type="spellStart"/>
             <w:r>
               <w:rPr>
                 <w:rFonts w:ascii="Times New Roman" w:hAnsi="Times New Roman" w:cs="Times New Roman"/>
               </w:rPr>
               <w:t>orders_id</w:t>
             </w:r>
+            <w:proofErr w:type="spellEnd"/>
           </w:p>
         </w:tc>
         <w:tc>
@@ -7502,12 +7978,14 @@
               </w:rPr>
               <w:t>date</w:t>
             </w:r>
+            <w:proofErr w:type="spellStart"/>
             <w:r>
               <w:rPr>
                 <w:rFonts w:ascii="Times New Roman" w:hAnsi="Times New Roman" w:cs="Times New Roman"/>
               </w:rPr>
               <w:t>order</w:t>
             </w:r>
+            <w:proofErr w:type="spellEnd"/>
           </w:p>
         </w:tc>
         <w:tc>
@@ -7585,12 +8063,14 @@
               </w:rPr>
               <w:t>date</w:t>
             </w:r>
+            <w:proofErr w:type="spellStart"/>
             <w:r>
               <w:rPr>
                 <w:rFonts w:ascii="Times New Roman" w:hAnsi="Times New Roman" w:cs="Times New Roman"/>
               </w:rPr>
               <w:t>deliviry</w:t>
             </w:r>
+            <w:proofErr w:type="spellEnd"/>
           </w:p>
         </w:tc>
         <w:tc>
@@ -7661,6 +8141,7 @@
                 <w:rFonts w:ascii="Times New Roman" w:hAnsi="Times New Roman" w:cs="Times New Roman"/>
               </w:rPr>
             </w:pPr>
+            <w:proofErr w:type="spellStart"/>
             <w:r>
               <w:rPr>
                 <w:rFonts w:ascii="Times New Roman" w:hAnsi="Times New Roman" w:cs="Times New Roman"/>
@@ -7673,6 +8154,7 @@
               </w:rPr>
               <w:t>po</w:t>
             </w:r>
+            <w:proofErr w:type="spellEnd"/>
             <w:r>
               <w:rPr>
                 <w:rFonts w:ascii="Times New Roman" w:hAnsi="Times New Roman" w:cs="Times New Roman"/>
@@ -7684,8 +8166,16 @@
               <w:rPr>
                 <w:rFonts w:ascii="Times New Roman" w:hAnsi="Times New Roman" w:cs="Times New Roman"/>
               </w:rPr>
-              <w:t>_id</w:t>
-            </w:r>
+              <w:t>_</w:t>
+            </w:r>
+            <w:proofErr w:type="spellStart"/>
+            <w:r>
+              <w:rPr>
+                <w:rFonts w:ascii="Times New Roman" w:hAnsi="Times New Roman" w:cs="Times New Roman"/>
+              </w:rPr>
+              <w:t>id</w:t>
+            </w:r>
+            <w:proofErr w:type="spellEnd"/>
           </w:p>
         </w:tc>
         <w:tc>
@@ -7724,8 +8214,16 @@
               <w:rPr>
                 <w:rFonts w:ascii="Times New Roman" w:hAnsi="Times New Roman" w:cs="Times New Roman"/>
               </w:rPr>
-              <w:t>Внешний ключ (к deliviry_po</w:t>
-            </w:r>
+              <w:t xml:space="preserve">Внешний ключ (к </w:t>
+            </w:r>
+            <w:proofErr w:type="spellStart"/>
+            <w:r>
+              <w:rPr>
+                <w:rFonts w:ascii="Times New Roman" w:hAnsi="Times New Roman" w:cs="Times New Roman"/>
+              </w:rPr>
+              <w:t>deliviry_po</w:t>
+            </w:r>
+            <w:proofErr w:type="spellEnd"/>
             <w:r>
               <w:rPr>
                 <w:rFonts w:ascii="Times New Roman" w:hAnsi="Times New Roman" w:cs="Times New Roman"/>
@@ -7774,12 +8272,14 @@
                 <w:rFonts w:ascii="Times New Roman" w:hAnsi="Times New Roman" w:cs="Times New Roman"/>
               </w:rPr>
             </w:pPr>
+            <w:proofErr w:type="spellStart"/>
             <w:r>
               <w:rPr>
                 <w:rFonts w:ascii="Times New Roman" w:hAnsi="Times New Roman" w:cs="Times New Roman"/>
               </w:rPr>
               <w:t>person_id</w:t>
             </w:r>
+            <w:proofErr w:type="spellEnd"/>
           </w:p>
         </w:tc>
         <w:tc>
@@ -7818,7 +8318,21 @@
               <w:rPr>
                 <w:rFonts w:ascii="Times New Roman" w:hAnsi="Times New Roman" w:cs="Times New Roman"/>
               </w:rPr>
-              <w:t>Внешний ключ (к person)</w:t>
+              <w:t xml:space="preserve">Внешний ключ (к </w:t>
+            </w:r>
+            <w:proofErr w:type="spellStart"/>
+            <w:r>
+              <w:rPr>
+                <w:rFonts w:ascii="Times New Roman" w:hAnsi="Times New Roman" w:cs="Times New Roman"/>
+              </w:rPr>
+              <w:t>person</w:t>
+            </w:r>
+            <w:proofErr w:type="spellEnd"/>
+            <w:r>
+              <w:rPr>
+                <w:rFonts w:ascii="Times New Roman" w:hAnsi="Times New Roman" w:cs="Times New Roman"/>
+              </w:rPr>
+              <w:t>)</w:t>
             </w:r>
           </w:p>
         </w:tc>
@@ -7856,12 +8370,14 @@
                 <w:rFonts w:ascii="Times New Roman" w:hAnsi="Times New Roman" w:cs="Times New Roman"/>
               </w:rPr>
             </w:pPr>
+            <w:proofErr w:type="spellStart"/>
             <w:r>
               <w:rPr>
                 <w:rFonts w:ascii="Times New Roman" w:hAnsi="Times New Roman" w:cs="Times New Roman"/>
               </w:rPr>
               <w:t>code</w:t>
             </w:r>
+            <w:proofErr w:type="spellEnd"/>
           </w:p>
         </w:tc>
         <w:tc>
@@ -7876,11 +8392,19 @@
                 <w:rFonts w:ascii="Times New Roman" w:hAnsi="Times New Roman" w:cs="Times New Roman"/>
               </w:rPr>
             </w:pPr>
-            <w:r>
-              <w:rPr>
-                <w:rFonts w:ascii="Times New Roman" w:hAnsi="Times New Roman" w:cs="Times New Roman"/>
-              </w:rPr>
-              <w:t>VARCHAR(4)</w:t>
+            <w:proofErr w:type="gramStart"/>
+            <w:r>
+              <w:rPr>
+                <w:rFonts w:ascii="Times New Roman" w:hAnsi="Times New Roman" w:cs="Times New Roman"/>
+              </w:rPr>
+              <w:t>VARCHAR(</w:t>
+            </w:r>
+            <w:proofErr w:type="gramEnd"/>
+            <w:r>
+              <w:rPr>
+                <w:rFonts w:ascii="Times New Roman" w:hAnsi="Times New Roman" w:cs="Times New Roman"/>
+              </w:rPr>
+              <w:t>4)</w:t>
             </w:r>
           </w:p>
         </w:tc>
@@ -7932,12 +8456,14 @@
                 <w:rFonts w:ascii="Times New Roman" w:hAnsi="Times New Roman" w:cs="Times New Roman"/>
               </w:rPr>
             </w:pPr>
+            <w:proofErr w:type="spellStart"/>
             <w:r>
               <w:rPr>
                 <w:rFonts w:ascii="Times New Roman" w:hAnsi="Times New Roman" w:cs="Times New Roman"/>
               </w:rPr>
               <w:t>status</w:t>
             </w:r>
+            <w:proofErr w:type="spellEnd"/>
           </w:p>
         </w:tc>
         <w:tc>
@@ -7952,11 +8478,19 @@
                 <w:rFonts w:ascii="Times New Roman" w:hAnsi="Times New Roman" w:cs="Times New Roman"/>
               </w:rPr>
             </w:pPr>
-            <w:r>
-              <w:rPr>
-                <w:rFonts w:ascii="Times New Roman" w:hAnsi="Times New Roman" w:cs="Times New Roman"/>
-              </w:rPr>
-              <w:t>VARCHAR(25)</w:t>
+            <w:proofErr w:type="gramStart"/>
+            <w:r>
+              <w:rPr>
+                <w:rFonts w:ascii="Times New Roman" w:hAnsi="Times New Roman" w:cs="Times New Roman"/>
+              </w:rPr>
+              <w:t>VARCHAR(</w:t>
+            </w:r>
+            <w:proofErr w:type="gramEnd"/>
+            <w:r>
+              <w:rPr>
+                <w:rFonts w:ascii="Times New Roman" w:hAnsi="Times New Roman" w:cs="Times New Roman"/>
+              </w:rPr>
+              <w:t>25)</w:t>
             </w:r>
           </w:p>
         </w:tc>
@@ -8011,7 +8545,25 @@
           <w:szCs w:val="28"/>
         </w:rPr>
         <w:lastRenderedPageBreak/>
-        <w:t xml:space="preserve">Таблица 5.10 – oreders_item (Состав заказа) </w:t>
+        <w:t xml:space="preserve">Таблица 5.10 – </w:t>
+      </w:r>
+      <w:proofErr w:type="spellStart"/>
+      <w:r>
+        <w:rPr>
+          <w:rFonts w:ascii="Times New Roman" w:hAnsi="Times New Roman" w:cs="Times New Roman"/>
+          <w:sz w:val="28"/>
+          <w:szCs w:val="28"/>
+        </w:rPr>
+        <w:t>oreders_item</w:t>
+      </w:r>
+      <w:proofErr w:type="spellEnd"/>
+      <w:r>
+        <w:rPr>
+          <w:rFonts w:ascii="Times New Roman" w:hAnsi="Times New Roman" w:cs="Times New Roman"/>
+          <w:sz w:val="28"/>
+          <w:szCs w:val="28"/>
+        </w:rPr>
+        <w:t xml:space="preserve"> (Состав заказа) </w:t>
       </w:r>
     </w:p>
     <w:tbl>
@@ -8141,12 +8693,14 @@
                 <w:rFonts w:ascii="Times New Roman" w:hAnsi="Times New Roman" w:cs="Times New Roman"/>
               </w:rPr>
             </w:pPr>
+            <w:proofErr w:type="spellStart"/>
             <w:r>
               <w:rPr>
                 <w:rFonts w:ascii="Times New Roman" w:hAnsi="Times New Roman" w:cs="Times New Roman"/>
               </w:rPr>
               <w:t>oreders_item_id</w:t>
             </w:r>
+            <w:proofErr w:type="spellEnd"/>
           </w:p>
         </w:tc>
         <w:tc>
@@ -8223,12 +8777,14 @@
                 <w:rFonts w:ascii="Times New Roman" w:hAnsi="Times New Roman" w:cs="Times New Roman"/>
               </w:rPr>
             </w:pPr>
+            <w:proofErr w:type="spellStart"/>
             <w:r>
               <w:rPr>
                 <w:rFonts w:ascii="Times New Roman" w:hAnsi="Times New Roman" w:cs="Times New Roman"/>
               </w:rPr>
               <w:t>orders_id</w:t>
             </w:r>
+            <w:proofErr w:type="spellEnd"/>
           </w:p>
         </w:tc>
         <w:tc>
@@ -8267,7 +8823,21 @@
               <w:rPr>
                 <w:rFonts w:ascii="Times New Roman" w:hAnsi="Times New Roman" w:cs="Times New Roman"/>
               </w:rPr>
-              <w:t>Внешний ключ (к orders)</w:t>
+              <w:t xml:space="preserve">Внешний ключ (к </w:t>
+            </w:r>
+            <w:proofErr w:type="spellStart"/>
+            <w:r>
+              <w:rPr>
+                <w:rFonts w:ascii="Times New Roman" w:hAnsi="Times New Roman" w:cs="Times New Roman"/>
+              </w:rPr>
+              <w:t>orders</w:t>
+            </w:r>
+            <w:proofErr w:type="spellEnd"/>
+            <w:r>
+              <w:rPr>
+                <w:rFonts w:ascii="Times New Roman" w:hAnsi="Times New Roman" w:cs="Times New Roman"/>
+              </w:rPr>
+              <w:t>)</w:t>
             </w:r>
           </w:p>
         </w:tc>
@@ -8305,12 +8875,14 @@
                 <w:rFonts w:ascii="Times New Roman" w:hAnsi="Times New Roman" w:cs="Times New Roman"/>
               </w:rPr>
             </w:pPr>
+            <w:proofErr w:type="spellStart"/>
             <w:r>
               <w:rPr>
                 <w:rFonts w:ascii="Times New Roman" w:hAnsi="Times New Roman" w:cs="Times New Roman"/>
               </w:rPr>
               <w:t>product_id</w:t>
             </w:r>
+            <w:proofErr w:type="spellEnd"/>
           </w:p>
         </w:tc>
         <w:tc>
@@ -8325,11 +8897,19 @@
                 <w:rFonts w:ascii="Times New Roman" w:hAnsi="Times New Roman" w:cs="Times New Roman"/>
               </w:rPr>
             </w:pPr>
-            <w:r>
-              <w:rPr>
-                <w:rFonts w:ascii="Times New Roman" w:hAnsi="Times New Roman" w:cs="Times New Roman"/>
-              </w:rPr>
-              <w:t>VARCHAR(6)</w:t>
+            <w:proofErr w:type="gramStart"/>
+            <w:r>
+              <w:rPr>
+                <w:rFonts w:ascii="Times New Roman" w:hAnsi="Times New Roman" w:cs="Times New Roman"/>
+              </w:rPr>
+              <w:t>VARCHAR(</w:t>
+            </w:r>
+            <w:proofErr w:type="gramEnd"/>
+            <w:r>
+              <w:rPr>
+                <w:rFonts w:ascii="Times New Roman" w:hAnsi="Times New Roman" w:cs="Times New Roman"/>
+              </w:rPr>
+              <w:t>6)</w:t>
             </w:r>
           </w:p>
         </w:tc>
@@ -8349,7 +8929,21 @@
               <w:rPr>
                 <w:rFonts w:ascii="Times New Roman" w:hAnsi="Times New Roman" w:cs="Times New Roman"/>
               </w:rPr>
-              <w:t>Внешний ключ (к product)</w:t>
+              <w:t xml:space="preserve">Внешний ключ (к </w:t>
+            </w:r>
+            <w:proofErr w:type="spellStart"/>
+            <w:r>
+              <w:rPr>
+                <w:rFonts w:ascii="Times New Roman" w:hAnsi="Times New Roman" w:cs="Times New Roman"/>
+              </w:rPr>
+              <w:t>product</w:t>
+            </w:r>
+            <w:proofErr w:type="spellEnd"/>
+            <w:r>
+              <w:rPr>
+                <w:rFonts w:ascii="Times New Roman" w:hAnsi="Times New Roman" w:cs="Times New Roman"/>
+              </w:rPr>
+              <w:t>)</w:t>
             </w:r>
           </w:p>
         </w:tc>
@@ -8387,12 +8981,14 @@
                 <w:rFonts w:ascii="Times New Roman" w:hAnsi="Times New Roman" w:cs="Times New Roman"/>
               </w:rPr>
             </w:pPr>
+            <w:proofErr w:type="spellStart"/>
             <w:r>
               <w:rPr>
                 <w:rFonts w:ascii="Times New Roman" w:hAnsi="Times New Roman" w:cs="Times New Roman"/>
               </w:rPr>
               <w:t>count</w:t>
             </w:r>
+            <w:proofErr w:type="spellEnd"/>
           </w:p>
         </w:tc>
         <w:tc>
@@ -9034,12 +9630,14 @@
                 <w:rFonts w:ascii="Times New Roman" w:hAnsi="Times New Roman" w:cs="Times New Roman"/>
               </w:rPr>
             </w:pPr>
+            <w:proofErr w:type="spellStart"/>
             <w:r>
               <w:rPr>
                 <w:rFonts w:ascii="Times New Roman" w:hAnsi="Times New Roman" w:cs="Times New Roman"/>
               </w:rPr>
               <w:t>Kari</w:t>
             </w:r>
+            <w:proofErr w:type="spellEnd"/>
           </w:p>
         </w:tc>
       </w:tr>
@@ -9194,12 +9792,28 @@
                 <w:rFonts w:ascii="Times New Roman" w:hAnsi="Times New Roman" w:cs="Times New Roman"/>
               </w:rPr>
             </w:pPr>
-            <w:r>
-              <w:rPr>
-                <w:rFonts w:ascii="Times New Roman" w:hAnsi="Times New Roman" w:cs="Times New Roman"/>
-              </w:rPr>
-              <w:t>Alessio Nesca</w:t>
-            </w:r>
+            <w:proofErr w:type="spellStart"/>
+            <w:r>
+              <w:rPr>
+                <w:rFonts w:ascii="Times New Roman" w:hAnsi="Times New Roman" w:cs="Times New Roman"/>
+              </w:rPr>
+              <w:t>Alessio</w:t>
+            </w:r>
+            <w:proofErr w:type="spellEnd"/>
+            <w:r>
+              <w:rPr>
+                <w:rFonts w:ascii="Times New Roman" w:hAnsi="Times New Roman" w:cs="Times New Roman"/>
+              </w:rPr>
+              <w:t xml:space="preserve"> </w:t>
+            </w:r>
+            <w:proofErr w:type="spellStart"/>
+            <w:r>
+              <w:rPr>
+                <w:rFonts w:ascii="Times New Roman" w:hAnsi="Times New Roman" w:cs="Times New Roman"/>
+              </w:rPr>
+              <w:t>Nesca</w:t>
+            </w:r>
+            <w:proofErr w:type="spellEnd"/>
           </w:p>
         </w:tc>
       </w:tr>
@@ -9278,12 +9892,14 @@
                 <w:rFonts w:ascii="Times New Roman" w:hAnsi="Times New Roman" w:cs="Times New Roman"/>
               </w:rPr>
             </w:pPr>
+            <w:proofErr w:type="spellStart"/>
             <w:r>
               <w:rPr>
                 <w:rFonts w:ascii="Times New Roman" w:hAnsi="Times New Roman" w:cs="Times New Roman"/>
               </w:rPr>
               <w:t>Kari</w:t>
             </w:r>
+            <w:proofErr w:type="spellEnd"/>
           </w:p>
         </w:tc>
       </w:tr>
@@ -9479,12 +10095,14 @@
                 <w:rFonts w:ascii="Times New Roman" w:hAnsi="Times New Roman" w:cs="Times New Roman"/>
               </w:rPr>
             </w:pPr>
+            <w:proofErr w:type="spellStart"/>
             <w:r>
               <w:rPr>
                 <w:rFonts w:ascii="Times New Roman" w:hAnsi="Times New Roman" w:cs="Times New Roman"/>
               </w:rPr>
               <w:t>г.Лесной</w:t>
             </w:r>
+            <w:proofErr w:type="spellEnd"/>
           </w:p>
         </w:tc>
         <w:tc>
@@ -9499,12 +10117,14 @@
                 <w:rFonts w:ascii="Times New Roman" w:hAnsi="Times New Roman" w:cs="Times New Roman"/>
               </w:rPr>
             </w:pPr>
+            <w:proofErr w:type="spellStart"/>
             <w:r>
               <w:rPr>
                 <w:rFonts w:ascii="Times New Roman" w:hAnsi="Times New Roman" w:cs="Times New Roman"/>
               </w:rPr>
               <w:t>ул.Комсомольская</w:t>
             </w:r>
+            <w:proofErr w:type="spellEnd"/>
           </w:p>
         </w:tc>
         <w:tc>
@@ -9581,12 +10201,14 @@
                 <w:rFonts w:ascii="Times New Roman" w:hAnsi="Times New Roman" w:cs="Times New Roman"/>
               </w:rPr>
             </w:pPr>
+            <w:proofErr w:type="spellStart"/>
             <w:r>
               <w:rPr>
                 <w:rFonts w:ascii="Times New Roman" w:hAnsi="Times New Roman" w:cs="Times New Roman"/>
               </w:rPr>
               <w:t>г.Лесной</w:t>
             </w:r>
+            <w:proofErr w:type="spellEnd"/>
           </w:p>
         </w:tc>
         <w:tc>
@@ -9601,12 +10223,14 @@
                 <w:rFonts w:ascii="Times New Roman" w:hAnsi="Times New Roman" w:cs="Times New Roman"/>
               </w:rPr>
             </w:pPr>
+            <w:proofErr w:type="spellStart"/>
             <w:r>
               <w:rPr>
                 <w:rFonts w:ascii="Times New Roman" w:hAnsi="Times New Roman" w:cs="Times New Roman"/>
               </w:rPr>
               <w:t>ул.Чехова</w:t>
             </w:r>
+            <w:proofErr w:type="spellEnd"/>
           </w:p>
         </w:tc>
         <w:tc>
@@ -9683,12 +10307,14 @@
                 <w:rFonts w:ascii="Times New Roman" w:hAnsi="Times New Roman" w:cs="Times New Roman"/>
               </w:rPr>
             </w:pPr>
+            <w:proofErr w:type="spellStart"/>
             <w:r>
               <w:rPr>
                 <w:rFonts w:ascii="Times New Roman" w:hAnsi="Times New Roman" w:cs="Times New Roman"/>
               </w:rPr>
               <w:t>г.Лесной</w:t>
             </w:r>
+            <w:proofErr w:type="spellEnd"/>
           </w:p>
         </w:tc>
         <w:tc>
@@ -9703,12 +10329,14 @@
                 <w:rFonts w:ascii="Times New Roman" w:hAnsi="Times New Roman" w:cs="Times New Roman"/>
               </w:rPr>
             </w:pPr>
+            <w:proofErr w:type="spellStart"/>
             <w:r>
               <w:rPr>
                 <w:rFonts w:ascii="Times New Roman" w:hAnsi="Times New Roman" w:cs="Times New Roman"/>
               </w:rPr>
               <w:t>ул.Дзержинского</w:t>
             </w:r>
+            <w:proofErr w:type="spellEnd"/>
           </w:p>
         </w:tc>
         <w:tc>
@@ -10170,12 +10798,14 @@
                 <w:lang w:val="en-US"/>
               </w:rPr>
             </w:pPr>
+            <w:proofErr w:type="spellStart"/>
             <w:r>
               <w:rPr>
                 <w:rFonts w:ascii="Times New Roman" w:hAnsi="Times New Roman" w:cs="Times New Roman"/>
               </w:rPr>
               <w:t>qw</w:t>
             </w:r>
+            <w:proofErr w:type="spellEnd"/>
             <w:r>
               <w:rPr>
                 <w:rFonts w:ascii="Times New Roman" w:hAnsi="Times New Roman" w:cs="Times New Roman"/>
@@ -10204,12 +10834,14 @@
                 <w:rFonts w:ascii="Times New Roman" w:hAnsi="Times New Roman" w:cs="Times New Roman"/>
               </w:rPr>
             </w:pPr>
+            <w:proofErr w:type="spellStart"/>
             <w:r>
               <w:rPr>
                 <w:rFonts w:ascii="Times New Roman" w:hAnsi="Times New Roman" w:cs="Times New Roman"/>
               </w:rPr>
               <w:t>qwe</w:t>
             </w:r>
+            <w:proofErr w:type="spellEnd"/>
           </w:p>
         </w:tc>
       </w:tr>
@@ -10511,12 +11143,14 @@
                 <w:rFonts w:ascii="Times New Roman" w:hAnsi="Times New Roman" w:cs="Times New Roman"/>
               </w:rPr>
             </w:pPr>
+            <w:proofErr w:type="spellStart"/>
             <w:r>
               <w:rPr>
                 <w:rFonts w:ascii="Times New Roman" w:hAnsi="Times New Roman" w:cs="Times New Roman"/>
               </w:rPr>
               <w:t>asd</w:t>
             </w:r>
+            <w:proofErr w:type="spellEnd"/>
           </w:p>
         </w:tc>
         <w:tc>
@@ -10531,12 +11165,14 @@
                 <w:rFonts w:ascii="Times New Roman" w:hAnsi="Times New Roman" w:cs="Times New Roman"/>
               </w:rPr>
             </w:pPr>
+            <w:proofErr w:type="spellStart"/>
             <w:r>
               <w:rPr>
                 <w:rFonts w:ascii="Times New Roman" w:hAnsi="Times New Roman" w:cs="Times New Roman"/>
               </w:rPr>
               <w:t>asd</w:t>
             </w:r>
+            <w:proofErr w:type="spellEnd"/>
           </w:p>
         </w:tc>
       </w:tr>
@@ -10593,12 +11229,14 @@
                 <w:rFonts w:ascii="Times New Roman" w:hAnsi="Times New Roman" w:cs="Times New Roman"/>
               </w:rPr>
             </w:pPr>
+            <w:proofErr w:type="spellStart"/>
             <w:r>
               <w:rPr>
                 <w:rFonts w:ascii="Times New Roman" w:hAnsi="Times New Roman" w:cs="Times New Roman"/>
               </w:rPr>
               <w:t>Михайлюк</w:t>
             </w:r>
+            <w:proofErr w:type="spellEnd"/>
           </w:p>
         </w:tc>
         <w:tc>
@@ -12127,11 +12765,19 @@
                 <w:rFonts w:ascii="Times New Roman" w:hAnsi="Times New Roman" w:cs="Times New Roman"/>
               </w:rPr>
             </w:pPr>
-            <w:r>
-              <w:rPr>
-                <w:rFonts w:ascii="Times New Roman" w:hAnsi="Times New Roman" w:cs="Times New Roman"/>
-              </w:rPr>
-              <w:t>Login.xaml «Авторизация»</w:t>
+            <w:proofErr w:type="spellStart"/>
+            <w:r>
+              <w:rPr>
+                <w:rFonts w:ascii="Times New Roman" w:hAnsi="Times New Roman" w:cs="Times New Roman"/>
+              </w:rPr>
+              <w:t>Login.xaml</w:t>
+            </w:r>
+            <w:proofErr w:type="spellEnd"/>
+            <w:r>
+              <w:rPr>
+                <w:rFonts w:ascii="Times New Roman" w:hAnsi="Times New Roman" w:cs="Times New Roman"/>
+              </w:rPr>
+              <w:t xml:space="preserve"> «Авторизация»</w:t>
             </w:r>
           </w:p>
         </w:tc>
@@ -12153,12 +12799,14 @@
                 <w:rFonts w:ascii="Times New Roman" w:hAnsi="Times New Roman" w:cs="Times New Roman"/>
               </w:rPr>
             </w:pPr>
+            <w:proofErr w:type="spellStart"/>
             <w:r>
               <w:rPr>
                 <w:rFonts w:ascii="Times New Roman" w:hAnsi="Times New Roman" w:cs="Times New Roman"/>
               </w:rPr>
               <w:t>LoginButtton_Click</w:t>
             </w:r>
+            <w:proofErr w:type="spellEnd"/>
           </w:p>
         </w:tc>
         <w:tc>
@@ -12203,12 +12851,14 @@
                 <w:rFonts w:ascii="Times New Roman" w:hAnsi="Times New Roman" w:cs="Times New Roman"/>
               </w:rPr>
             </w:pPr>
+            <w:proofErr w:type="spellStart"/>
             <w:r>
               <w:rPr>
                 <w:rFonts w:ascii="Times New Roman" w:hAnsi="Times New Roman" w:cs="Times New Roman"/>
               </w:rPr>
               <w:t>GeustButton_Click</w:t>
             </w:r>
+            <w:proofErr w:type="spellEnd"/>
           </w:p>
         </w:tc>
         <w:tc>
@@ -12254,11 +12904,19 @@
                 <w:rFonts w:ascii="Times New Roman" w:hAnsi="Times New Roman" w:cs="Times New Roman"/>
               </w:rPr>
             </w:pPr>
-            <w:r>
-              <w:rPr>
-                <w:rFonts w:ascii="Times New Roman" w:hAnsi="Times New Roman" w:cs="Times New Roman"/>
-              </w:rPr>
-              <w:t>MainWindow.xaml «Главное окно / Каталог товаров»</w:t>
+            <w:proofErr w:type="spellStart"/>
+            <w:r>
+              <w:rPr>
+                <w:rFonts w:ascii="Times New Roman" w:hAnsi="Times New Roman" w:cs="Times New Roman"/>
+              </w:rPr>
+              <w:t>MainWindow.xaml</w:t>
+            </w:r>
+            <w:proofErr w:type="spellEnd"/>
+            <w:r>
+              <w:rPr>
+                <w:rFonts w:ascii="Times New Roman" w:hAnsi="Times New Roman" w:cs="Times New Roman"/>
+              </w:rPr>
+              <w:t xml:space="preserve"> «Главное окно / Каталог товаров»</w:t>
             </w:r>
           </w:p>
         </w:tc>
@@ -12280,12 +12938,14 @@
                 <w:rFonts w:ascii="Times New Roman" w:hAnsi="Times New Roman" w:cs="Times New Roman"/>
               </w:rPr>
             </w:pPr>
+            <w:proofErr w:type="spellStart"/>
             <w:r>
               <w:rPr>
                 <w:rFonts w:ascii="Times New Roman" w:hAnsi="Times New Roman" w:cs="Times New Roman"/>
               </w:rPr>
               <w:t>Load</w:t>
             </w:r>
+            <w:proofErr w:type="spellEnd"/>
           </w:p>
         </w:tc>
         <w:tc>
@@ -12330,12 +12990,14 @@
                 <w:rFonts w:ascii="Times New Roman" w:hAnsi="Times New Roman" w:cs="Times New Roman"/>
               </w:rPr>
             </w:pPr>
+            <w:proofErr w:type="spellStart"/>
             <w:r>
               <w:rPr>
                 <w:rFonts w:ascii="Times New Roman" w:hAnsi="Times New Roman" w:cs="Times New Roman"/>
               </w:rPr>
               <w:t>BackButton_Click</w:t>
             </w:r>
+            <w:proofErr w:type="spellEnd"/>
           </w:p>
         </w:tc>
         <w:tc>
@@ -12380,12 +13042,14 @@
                 <w:rFonts w:ascii="Times New Roman" w:hAnsi="Times New Roman" w:cs="Times New Roman"/>
               </w:rPr>
             </w:pPr>
+            <w:proofErr w:type="spellStart"/>
             <w:r>
               <w:rPr>
                 <w:rFonts w:ascii="Times New Roman" w:hAnsi="Times New Roman" w:cs="Times New Roman"/>
               </w:rPr>
               <w:t>ModMenuItem_Click</w:t>
             </w:r>
+            <w:proofErr w:type="spellEnd"/>
           </w:p>
         </w:tc>
         <w:tc>
@@ -12408,7 +13072,21 @@
               <w:rPr>
                 <w:rFonts w:ascii="Times New Roman" w:hAnsi="Times New Roman" w:cs="Times New Roman"/>
               </w:rPr>
-              <w:t>Вызывает окно AddOrModProduct для редактирования выбранного в списке товара, передавая его данные в конструктор.</w:t>
+              <w:t xml:space="preserve">Вызывает окно </w:t>
+            </w:r>
+            <w:proofErr w:type="spellStart"/>
+            <w:r>
+              <w:rPr>
+                <w:rFonts w:ascii="Times New Roman" w:hAnsi="Times New Roman" w:cs="Times New Roman"/>
+              </w:rPr>
+              <w:t>AddOrModProduct</w:t>
+            </w:r>
+            <w:proofErr w:type="spellEnd"/>
+            <w:r>
+              <w:rPr>
+                <w:rFonts w:ascii="Times New Roman" w:hAnsi="Times New Roman" w:cs="Times New Roman"/>
+              </w:rPr>
+              <w:t xml:space="preserve"> для редактирования выбранного в списке товара, передавая его данные в конструктор.</w:t>
             </w:r>
           </w:p>
         </w:tc>
@@ -12515,12 +13193,14 @@
                 <w:rFonts w:ascii="Times New Roman" w:hAnsi="Times New Roman" w:cs="Times New Roman"/>
               </w:rPr>
             </w:pPr>
+            <w:proofErr w:type="spellStart"/>
             <w:r>
               <w:rPr>
                 <w:rFonts w:ascii="Times New Roman" w:hAnsi="Times New Roman" w:cs="Times New Roman"/>
               </w:rPr>
               <w:t>DelMenuItem_Click</w:t>
             </w:r>
+            <w:proofErr w:type="spellEnd"/>
           </w:p>
         </w:tc>
         <w:tc>
@@ -12565,12 +13245,14 @@
                 <w:rFonts w:ascii="Times New Roman" w:hAnsi="Times New Roman" w:cs="Times New Roman"/>
               </w:rPr>
             </w:pPr>
+            <w:proofErr w:type="spellStart"/>
             <w:r>
               <w:rPr>
                 <w:rFonts w:ascii="Times New Roman" w:hAnsi="Times New Roman" w:cs="Times New Roman"/>
               </w:rPr>
               <w:t>Find</w:t>
             </w:r>
+            <w:proofErr w:type="spellEnd"/>
           </w:p>
         </w:tc>
         <w:tc>
@@ -12615,12 +13297,14 @@
                 <w:rFonts w:ascii="Times New Roman" w:hAnsi="Times New Roman" w:cs="Times New Roman"/>
               </w:rPr>
             </w:pPr>
+            <w:proofErr w:type="spellStart"/>
             <w:r>
               <w:rPr>
                 <w:rFonts w:ascii="Times New Roman" w:hAnsi="Times New Roman" w:cs="Times New Roman"/>
               </w:rPr>
               <w:t>FilterComboBox_DropDownClosed</w:t>
             </w:r>
+            <w:proofErr w:type="spellEnd"/>
           </w:p>
         </w:tc>
         <w:tc>
@@ -12643,7 +13327,29 @@
               <w:rPr>
                 <w:rFonts w:ascii="Times New Roman" w:hAnsi="Times New Roman" w:cs="Times New Roman"/>
               </w:rPr>
-              <w:t>Обработчик события закрытия выпадающего списка фильтрации. Вызывает процедуру Find() для обновления списка.</w:t>
+              <w:t xml:space="preserve">Обработчик события закрытия выпадающего списка фильтрации. Вызывает процедуру </w:t>
+            </w:r>
+            <w:proofErr w:type="spellStart"/>
+            <w:proofErr w:type="gramStart"/>
+            <w:r>
+              <w:rPr>
+                <w:rFonts w:ascii="Times New Roman" w:hAnsi="Times New Roman" w:cs="Times New Roman"/>
+              </w:rPr>
+              <w:t>Find</w:t>
+            </w:r>
+            <w:proofErr w:type="spellEnd"/>
+            <w:r>
+              <w:rPr>
+                <w:rFonts w:ascii="Times New Roman" w:hAnsi="Times New Roman" w:cs="Times New Roman"/>
+              </w:rPr>
+              <w:t>(</w:t>
+            </w:r>
+            <w:proofErr w:type="gramEnd"/>
+            <w:r>
+              <w:rPr>
+                <w:rFonts w:ascii="Times New Roman" w:hAnsi="Times New Roman" w:cs="Times New Roman"/>
+              </w:rPr>
+              <w:t>) для обновления списка.</w:t>
             </w:r>
           </w:p>
         </w:tc>
@@ -12665,12 +13371,14 @@
                 <w:rFonts w:ascii="Times New Roman" w:hAnsi="Times New Roman" w:cs="Times New Roman"/>
               </w:rPr>
             </w:pPr>
+            <w:proofErr w:type="spellStart"/>
             <w:r>
               <w:rPr>
                 <w:rFonts w:ascii="Times New Roman" w:hAnsi="Times New Roman" w:cs="Times New Roman"/>
               </w:rPr>
               <w:t>SerchTextBox_TextChanged</w:t>
             </w:r>
+            <w:proofErr w:type="spellEnd"/>
           </w:p>
         </w:tc>
         <w:tc>
@@ -12693,7 +13401,29 @@
               <w:rPr>
                 <w:rFonts w:ascii="Times New Roman" w:hAnsi="Times New Roman" w:cs="Times New Roman"/>
               </w:rPr>
-              <w:t>Обработчик события изменения текста. Запускает метод Find() для динамического поиска по названию или виду обуви.</w:t>
+              <w:t xml:space="preserve">Обработчик события изменения текста. Запускает метод </w:t>
+            </w:r>
+            <w:proofErr w:type="spellStart"/>
+            <w:proofErr w:type="gramStart"/>
+            <w:r>
+              <w:rPr>
+                <w:rFonts w:ascii="Times New Roman" w:hAnsi="Times New Roman" w:cs="Times New Roman"/>
+              </w:rPr>
+              <w:t>Find</w:t>
+            </w:r>
+            <w:proofErr w:type="spellEnd"/>
+            <w:r>
+              <w:rPr>
+                <w:rFonts w:ascii="Times New Roman" w:hAnsi="Times New Roman" w:cs="Times New Roman"/>
+              </w:rPr>
+              <w:t>(</w:t>
+            </w:r>
+            <w:proofErr w:type="gramEnd"/>
+            <w:r>
+              <w:rPr>
+                <w:rFonts w:ascii="Times New Roman" w:hAnsi="Times New Roman" w:cs="Times New Roman"/>
+              </w:rPr>
+              <w:t>) для динамического поиска по названию или виду обуви.</w:t>
             </w:r>
           </w:p>
         </w:tc>
@@ -12715,12 +13445,14 @@
                 <w:rFonts w:ascii="Times New Roman" w:hAnsi="Times New Roman" w:cs="Times New Roman"/>
               </w:rPr>
             </w:pPr>
+            <w:proofErr w:type="spellStart"/>
             <w:r>
               <w:rPr>
                 <w:rFonts w:ascii="Times New Roman" w:hAnsi="Times New Roman" w:cs="Times New Roman"/>
               </w:rPr>
               <w:t>SortComboBox_DropDownClosed</w:t>
             </w:r>
+            <w:proofErr w:type="spellEnd"/>
           </w:p>
         </w:tc>
         <w:tc>
@@ -12743,7 +13475,29 @@
               <w:rPr>
                 <w:rFonts w:ascii="Times New Roman" w:hAnsi="Times New Roman" w:cs="Times New Roman"/>
               </w:rPr>
-              <w:t>Запускает метод Find() для сортировки товаров по возрастанию или убыванию количества на складе.</w:t>
+              <w:t xml:space="preserve">Запускает метод </w:t>
+            </w:r>
+            <w:proofErr w:type="spellStart"/>
+            <w:proofErr w:type="gramStart"/>
+            <w:r>
+              <w:rPr>
+                <w:rFonts w:ascii="Times New Roman" w:hAnsi="Times New Roman" w:cs="Times New Roman"/>
+              </w:rPr>
+              <w:t>Find</w:t>
+            </w:r>
+            <w:proofErr w:type="spellEnd"/>
+            <w:r>
+              <w:rPr>
+                <w:rFonts w:ascii="Times New Roman" w:hAnsi="Times New Roman" w:cs="Times New Roman"/>
+              </w:rPr>
+              <w:t>(</w:t>
+            </w:r>
+            <w:proofErr w:type="gramEnd"/>
+            <w:r>
+              <w:rPr>
+                <w:rFonts w:ascii="Times New Roman" w:hAnsi="Times New Roman" w:cs="Times New Roman"/>
+              </w:rPr>
+              <w:t>) для сортировки товаров по возрастанию или убыванию количества на складе.</w:t>
             </w:r>
           </w:p>
         </w:tc>
@@ -12765,12 +13519,14 @@
                 <w:rFonts w:ascii="Times New Roman" w:hAnsi="Times New Roman" w:cs="Times New Roman"/>
               </w:rPr>
             </w:pPr>
+            <w:proofErr w:type="spellStart"/>
             <w:r>
               <w:rPr>
                 <w:rFonts w:ascii="Times New Roman" w:hAnsi="Times New Roman" w:cs="Times New Roman"/>
               </w:rPr>
               <w:t>AddButton_Click</w:t>
             </w:r>
+            <w:proofErr w:type="spellEnd"/>
           </w:p>
         </w:tc>
         <w:tc>
@@ -12793,7 +13549,21 @@
               <w:rPr>
                 <w:rFonts w:ascii="Times New Roman" w:hAnsi="Times New Roman" w:cs="Times New Roman"/>
               </w:rPr>
-              <w:t>Открывает окно AddOrModProduct для добавления нового товара (доступно для роли администратора).</w:t>
+              <w:t xml:space="preserve">Открывает окно </w:t>
+            </w:r>
+            <w:proofErr w:type="spellStart"/>
+            <w:r>
+              <w:rPr>
+                <w:rFonts w:ascii="Times New Roman" w:hAnsi="Times New Roman" w:cs="Times New Roman"/>
+              </w:rPr>
+              <w:t>AddOrModProduct</w:t>
+            </w:r>
+            <w:proofErr w:type="spellEnd"/>
+            <w:r>
+              <w:rPr>
+                <w:rFonts w:ascii="Times New Roman" w:hAnsi="Times New Roman" w:cs="Times New Roman"/>
+              </w:rPr>
+              <w:t xml:space="preserve"> для добавления нового товара (доступно для роли администратора).</w:t>
             </w:r>
           </w:p>
         </w:tc>
@@ -12815,12 +13585,14 @@
                 <w:rFonts w:ascii="Times New Roman" w:hAnsi="Times New Roman" w:cs="Times New Roman"/>
               </w:rPr>
             </w:pPr>
+            <w:proofErr w:type="spellStart"/>
             <w:r>
               <w:rPr>
                 <w:rFonts w:ascii="Times New Roman" w:hAnsi="Times New Roman" w:cs="Times New Roman"/>
               </w:rPr>
               <w:t>OredrButton_Click</w:t>
             </w:r>
+            <w:proofErr w:type="spellEnd"/>
           </w:p>
         </w:tc>
         <w:tc>
@@ -12843,7 +13615,21 @@
               <w:rPr>
                 <w:rFonts w:ascii="Times New Roman" w:hAnsi="Times New Roman" w:cs="Times New Roman"/>
               </w:rPr>
-              <w:t>Перенаправляет пользователя на окно работы с заказами OrderWindow.</w:t>
+              <w:t xml:space="preserve">Перенаправляет пользователя на окно работы с заказами </w:t>
+            </w:r>
+            <w:proofErr w:type="spellStart"/>
+            <w:r>
+              <w:rPr>
+                <w:rFonts w:ascii="Times New Roman" w:hAnsi="Times New Roman" w:cs="Times New Roman"/>
+              </w:rPr>
+              <w:t>OrderWindow</w:t>
+            </w:r>
+            <w:proofErr w:type="spellEnd"/>
+            <w:r>
+              <w:rPr>
+                <w:rFonts w:ascii="Times New Roman" w:hAnsi="Times New Roman" w:cs="Times New Roman"/>
+              </w:rPr>
+              <w:t>.</w:t>
             </w:r>
           </w:p>
         </w:tc>
@@ -12866,11 +13652,19 @@
                 <w:rFonts w:ascii="Times New Roman" w:hAnsi="Times New Roman" w:cs="Times New Roman"/>
               </w:rPr>
             </w:pPr>
-            <w:r>
-              <w:rPr>
-                <w:rFonts w:ascii="Times New Roman" w:hAnsi="Times New Roman" w:cs="Times New Roman"/>
-              </w:rPr>
-              <w:t>AddOrModProduct.xaml «Добавление / Редактирование товара»</w:t>
+            <w:proofErr w:type="spellStart"/>
+            <w:r>
+              <w:rPr>
+                <w:rFonts w:ascii="Times New Roman" w:hAnsi="Times New Roman" w:cs="Times New Roman"/>
+              </w:rPr>
+              <w:t>AddOrModProduct.xaml</w:t>
+            </w:r>
+            <w:proofErr w:type="spellEnd"/>
+            <w:r>
+              <w:rPr>
+                <w:rFonts w:ascii="Times New Roman" w:hAnsi="Times New Roman" w:cs="Times New Roman"/>
+              </w:rPr>
+              <w:t xml:space="preserve"> «Добавление / Редактирование товара»</w:t>
             </w:r>
           </w:p>
         </w:tc>
@@ -12892,12 +13686,14 @@
                 <w:rFonts w:ascii="Times New Roman" w:hAnsi="Times New Roman" w:cs="Times New Roman"/>
               </w:rPr>
             </w:pPr>
+            <w:proofErr w:type="spellStart"/>
             <w:r>
               <w:rPr>
                 <w:rFonts w:ascii="Times New Roman" w:hAnsi="Times New Roman" w:cs="Times New Roman"/>
               </w:rPr>
               <w:t>Load</w:t>
             </w:r>
+            <w:proofErr w:type="spellEnd"/>
           </w:p>
         </w:tc>
         <w:tc>
@@ -13028,12 +13824,14 @@
                 <w:rFonts w:ascii="Times New Roman" w:hAnsi="Times New Roman" w:cs="Times New Roman"/>
               </w:rPr>
             </w:pPr>
+            <w:proofErr w:type="spellStart"/>
             <w:r>
               <w:rPr>
                 <w:rFonts w:ascii="Times New Roman" w:hAnsi="Times New Roman" w:cs="Times New Roman"/>
               </w:rPr>
               <w:t>PhotoButton_Click</w:t>
             </w:r>
+            <w:proofErr w:type="spellEnd"/>
           </w:p>
         </w:tc>
         <w:tc>
@@ -13056,7 +13854,21 @@
               <w:rPr>
                 <w:rFonts w:ascii="Times New Roman" w:hAnsi="Times New Roman" w:cs="Times New Roman"/>
               </w:rPr>
-              <w:t xml:space="preserve">Открывает диалоговое окно OpenFileDialog для выбора изображения товара, выполняет проверку его размеров (не более </w:t>
+              <w:t xml:space="preserve">Открывает диалоговое окно </w:t>
+            </w:r>
+            <w:proofErr w:type="spellStart"/>
+            <w:r>
+              <w:rPr>
+                <w:rFonts w:ascii="Times New Roman" w:hAnsi="Times New Roman" w:cs="Times New Roman"/>
+              </w:rPr>
+              <w:t>OpenFileDialog</w:t>
+            </w:r>
+            <w:proofErr w:type="spellEnd"/>
+            <w:r>
+              <w:rPr>
+                <w:rFonts w:ascii="Times New Roman" w:hAnsi="Times New Roman" w:cs="Times New Roman"/>
+              </w:rPr>
+              <w:t xml:space="preserve"> для выбора изображения товара, выполняет проверку его размеров (не более </w:t>
             </w:r>
             <w:r>
               <w:rPr>
@@ -13090,12 +13902,14 @@
                 <w:rFonts w:ascii="Times New Roman" w:hAnsi="Times New Roman" w:cs="Times New Roman"/>
               </w:rPr>
             </w:pPr>
+            <w:proofErr w:type="spellStart"/>
             <w:r>
               <w:rPr>
                 <w:rFonts w:ascii="Times New Roman" w:hAnsi="Times New Roman" w:cs="Times New Roman"/>
               </w:rPr>
               <w:t>AddButton_Click</w:t>
             </w:r>
+            <w:proofErr w:type="spellEnd"/>
           </w:p>
         </w:tc>
         <w:tc>
@@ -13140,12 +13954,14 @@
                 <w:rFonts w:ascii="Times New Roman" w:hAnsi="Times New Roman" w:cs="Times New Roman"/>
               </w:rPr>
             </w:pPr>
+            <w:proofErr w:type="spellStart"/>
             <w:r>
               <w:rPr>
                 <w:rFonts w:ascii="Times New Roman" w:hAnsi="Times New Roman" w:cs="Times New Roman"/>
               </w:rPr>
               <w:t>BackButton_Click</w:t>
             </w:r>
+            <w:proofErr w:type="spellEnd"/>
           </w:p>
         </w:tc>
         <w:tc>
@@ -13191,11 +14007,19 @@
                 <w:rFonts w:ascii="Times New Roman" w:hAnsi="Times New Roman" w:cs="Times New Roman"/>
               </w:rPr>
             </w:pPr>
-            <w:r>
-              <w:rPr>
-                <w:rFonts w:ascii="Times New Roman" w:hAnsi="Times New Roman" w:cs="Times New Roman"/>
-              </w:rPr>
-              <w:t>OrderWindow.xaml «Окно заказов»</w:t>
+            <w:proofErr w:type="spellStart"/>
+            <w:r>
+              <w:rPr>
+                <w:rFonts w:ascii="Times New Roman" w:hAnsi="Times New Roman" w:cs="Times New Roman"/>
+              </w:rPr>
+              <w:t>OrderWindow.xaml</w:t>
+            </w:r>
+            <w:proofErr w:type="spellEnd"/>
+            <w:r>
+              <w:rPr>
+                <w:rFonts w:ascii="Times New Roman" w:hAnsi="Times New Roman" w:cs="Times New Roman"/>
+              </w:rPr>
+              <w:t xml:space="preserve"> «Окно заказов»</w:t>
             </w:r>
           </w:p>
         </w:tc>
@@ -13217,12 +14041,14 @@
                 <w:rFonts w:ascii="Times New Roman" w:hAnsi="Times New Roman" w:cs="Times New Roman"/>
               </w:rPr>
             </w:pPr>
+            <w:proofErr w:type="spellStart"/>
             <w:r>
               <w:rPr>
                 <w:rFonts w:ascii="Times New Roman" w:hAnsi="Times New Roman" w:cs="Times New Roman"/>
               </w:rPr>
               <w:t>Load</w:t>
             </w:r>
+            <w:proofErr w:type="spellEnd"/>
           </w:p>
         </w:tc>
         <w:tc>
@@ -13245,7 +14071,21 @@
               <w:rPr>
                 <w:rFonts w:ascii="Times New Roman" w:hAnsi="Times New Roman" w:cs="Times New Roman"/>
               </w:rPr>
-              <w:t>Извлекает список всех заказов из базы данных (включая данные о пунктах выдачи) и выводит их в OrderList.</w:t>
+              <w:t xml:space="preserve">Извлекает список всех заказов из базы данных (включая данные о пунктах выдачи) и выводит их в </w:t>
+            </w:r>
+            <w:proofErr w:type="spellStart"/>
+            <w:r>
+              <w:rPr>
+                <w:rFonts w:ascii="Times New Roman" w:hAnsi="Times New Roman" w:cs="Times New Roman"/>
+              </w:rPr>
+              <w:t>OrderList</w:t>
+            </w:r>
+            <w:proofErr w:type="spellEnd"/>
+            <w:r>
+              <w:rPr>
+                <w:rFonts w:ascii="Times New Roman" w:hAnsi="Times New Roman" w:cs="Times New Roman"/>
+              </w:rPr>
+              <w:t>.</w:t>
             </w:r>
           </w:p>
         </w:tc>
@@ -13267,12 +14107,14 @@
                 <w:rFonts w:ascii="Times New Roman" w:hAnsi="Times New Roman" w:cs="Times New Roman"/>
               </w:rPr>
             </w:pPr>
+            <w:proofErr w:type="spellStart"/>
             <w:r>
               <w:rPr>
                 <w:rFonts w:ascii="Times New Roman" w:hAnsi="Times New Roman" w:cs="Times New Roman"/>
               </w:rPr>
               <w:t>MainButton_Click</w:t>
             </w:r>
+            <w:proofErr w:type="spellEnd"/>
           </w:p>
         </w:tc>
         <w:tc>
@@ -13317,12 +14159,14 @@
                 <w:rFonts w:ascii="Times New Roman" w:hAnsi="Times New Roman" w:cs="Times New Roman"/>
               </w:rPr>
             </w:pPr>
+            <w:proofErr w:type="spellStart"/>
             <w:r>
               <w:rPr>
                 <w:rFonts w:ascii="Times New Roman" w:hAnsi="Times New Roman" w:cs="Times New Roman"/>
               </w:rPr>
               <w:t>AddButton_Click</w:t>
             </w:r>
+            <w:proofErr w:type="spellEnd"/>
           </w:p>
         </w:tc>
         <w:tc>
@@ -13345,7 +14189,21 @@
               <w:rPr>
                 <w:rFonts w:ascii="Times New Roman" w:hAnsi="Times New Roman" w:cs="Times New Roman"/>
               </w:rPr>
-              <w:t>Вызывает форму AddOrModOrder для формирования нового заказа.</w:t>
+              <w:t xml:space="preserve">Вызывает форму </w:t>
+            </w:r>
+            <w:proofErr w:type="spellStart"/>
+            <w:r>
+              <w:rPr>
+                <w:rFonts w:ascii="Times New Roman" w:hAnsi="Times New Roman" w:cs="Times New Roman"/>
+              </w:rPr>
+              <w:t>AddOrModOrder</w:t>
+            </w:r>
+            <w:proofErr w:type="spellEnd"/>
+            <w:r>
+              <w:rPr>
+                <w:rFonts w:ascii="Times New Roman" w:hAnsi="Times New Roman" w:cs="Times New Roman"/>
+              </w:rPr>
+              <w:t xml:space="preserve"> для формирования нового заказа.</w:t>
             </w:r>
           </w:p>
         </w:tc>
@@ -13367,12 +14225,14 @@
                 <w:rFonts w:ascii="Times New Roman" w:hAnsi="Times New Roman" w:cs="Times New Roman"/>
               </w:rPr>
             </w:pPr>
+            <w:proofErr w:type="spellStart"/>
             <w:r>
               <w:rPr>
                 <w:rFonts w:ascii="Times New Roman" w:hAnsi="Times New Roman" w:cs="Times New Roman"/>
               </w:rPr>
               <w:t>ModButton_Click</w:t>
             </w:r>
+            <w:proofErr w:type="spellEnd"/>
           </w:p>
         </w:tc>
         <w:tc>
@@ -13395,7 +14255,21 @@
               <w:rPr>
                 <w:rFonts w:ascii="Times New Roman" w:hAnsi="Times New Roman" w:cs="Times New Roman"/>
               </w:rPr>
-              <w:t>Проверяет статус заказа. Если статус не «Завершён», открывает форму AddOrModOrder для его редактирования.</w:t>
+              <w:t xml:space="preserve">Проверяет статус заказа. Если статус не «Завершён», открывает форму </w:t>
+            </w:r>
+            <w:proofErr w:type="spellStart"/>
+            <w:r>
+              <w:rPr>
+                <w:rFonts w:ascii="Times New Roman" w:hAnsi="Times New Roman" w:cs="Times New Roman"/>
+              </w:rPr>
+              <w:t>AddOrModOrder</w:t>
+            </w:r>
+            <w:proofErr w:type="spellEnd"/>
+            <w:r>
+              <w:rPr>
+                <w:rFonts w:ascii="Times New Roman" w:hAnsi="Times New Roman" w:cs="Times New Roman"/>
+              </w:rPr>
+              <w:t xml:space="preserve"> для его редактирования.</w:t>
             </w:r>
           </w:p>
         </w:tc>
@@ -13417,12 +14291,14 @@
                 <w:rFonts w:ascii="Times New Roman" w:hAnsi="Times New Roman" w:cs="Times New Roman"/>
               </w:rPr>
             </w:pPr>
+            <w:proofErr w:type="spellStart"/>
             <w:r>
               <w:rPr>
                 <w:rFonts w:ascii="Times New Roman" w:hAnsi="Times New Roman" w:cs="Times New Roman"/>
               </w:rPr>
               <w:t>DelButton_Click</w:t>
             </w:r>
+            <w:proofErr w:type="spellEnd"/>
           </w:p>
         </w:tc>
         <w:tc>
@@ -13468,11 +14344,19 @@
                 <w:rFonts w:ascii="Times New Roman" w:hAnsi="Times New Roman" w:cs="Times New Roman"/>
               </w:rPr>
             </w:pPr>
-            <w:r>
-              <w:rPr>
-                <w:rFonts w:ascii="Times New Roman" w:hAnsi="Times New Roman" w:cs="Times New Roman"/>
-              </w:rPr>
-              <w:t>AddOrModOrder.xaml «Добавление / Редактирование заказа»</w:t>
+            <w:proofErr w:type="spellStart"/>
+            <w:r>
+              <w:rPr>
+                <w:rFonts w:ascii="Times New Roman" w:hAnsi="Times New Roman" w:cs="Times New Roman"/>
+              </w:rPr>
+              <w:t>AddOrModOrder.xaml</w:t>
+            </w:r>
+            <w:proofErr w:type="spellEnd"/>
+            <w:r>
+              <w:rPr>
+                <w:rFonts w:ascii="Times New Roman" w:hAnsi="Times New Roman" w:cs="Times New Roman"/>
+              </w:rPr>
+              <w:t xml:space="preserve"> «Добавление / Редактирование заказа»</w:t>
             </w:r>
           </w:p>
         </w:tc>
@@ -13494,12 +14378,14 @@
                 <w:rFonts w:ascii="Times New Roman" w:hAnsi="Times New Roman" w:cs="Times New Roman"/>
               </w:rPr>
             </w:pPr>
+            <w:proofErr w:type="spellStart"/>
             <w:r>
               <w:rPr>
                 <w:rFonts w:ascii="Times New Roman" w:hAnsi="Times New Roman" w:cs="Times New Roman"/>
               </w:rPr>
               <w:t>Load</w:t>
             </w:r>
+            <w:proofErr w:type="spellEnd"/>
           </w:p>
         </w:tc>
         <w:tc>
@@ -13627,12 +14513,14 @@
                 <w:rFonts w:ascii="Times New Roman" w:hAnsi="Times New Roman" w:cs="Times New Roman"/>
               </w:rPr>
             </w:pPr>
+            <w:proofErr w:type="spellStart"/>
             <w:r>
               <w:rPr>
                 <w:rFonts w:ascii="Times New Roman" w:hAnsi="Times New Roman" w:cs="Times New Roman"/>
               </w:rPr>
               <w:t>BackButton_Click</w:t>
             </w:r>
+            <w:proofErr w:type="spellEnd"/>
           </w:p>
         </w:tc>
         <w:tc>
@@ -13677,12 +14565,14 @@
                 <w:rFonts w:ascii="Times New Roman" w:hAnsi="Times New Roman" w:cs="Times New Roman"/>
               </w:rPr>
             </w:pPr>
+            <w:proofErr w:type="spellStart"/>
             <w:r>
               <w:rPr>
                 <w:rFonts w:ascii="Times New Roman" w:hAnsi="Times New Roman" w:cs="Times New Roman"/>
               </w:rPr>
               <w:t>AddButton_Click</w:t>
             </w:r>
+            <w:proofErr w:type="spellEnd"/>
           </w:p>
         </w:tc>
         <w:tc>
@@ -13727,12 +14617,14 @@
                 <w:rFonts w:ascii="Times New Roman" w:hAnsi="Times New Roman" w:cs="Times New Roman"/>
               </w:rPr>
             </w:pPr>
+            <w:proofErr w:type="spellStart"/>
             <w:r>
               <w:rPr>
                 <w:rFonts w:ascii="Times New Roman" w:hAnsi="Times New Roman" w:cs="Times New Roman"/>
               </w:rPr>
               <w:t>AddItem_Click</w:t>
             </w:r>
+            <w:proofErr w:type="spellEnd"/>
           </w:p>
         </w:tc>
         <w:tc>
@@ -13777,12 +14669,14 @@
                 <w:rFonts w:ascii="Times New Roman" w:hAnsi="Times New Roman" w:cs="Times New Roman"/>
               </w:rPr>
             </w:pPr>
+            <w:proofErr w:type="spellStart"/>
             <w:r>
               <w:rPr>
                 <w:rFonts w:ascii="Times New Roman" w:hAnsi="Times New Roman" w:cs="Times New Roman"/>
               </w:rPr>
               <w:t>LoadItem</w:t>
             </w:r>
+            <w:proofErr w:type="spellEnd"/>
           </w:p>
         </w:tc>
         <w:tc>
@@ -13805,7 +14699,21 @@
               <w:rPr>
                 <w:rFonts w:ascii="Times New Roman" w:hAnsi="Times New Roman" w:cs="Times New Roman"/>
               </w:rPr>
-              <w:t>Обновляет визуальное отображение ItemList, выводя артикулы и количество товаров, добавленных в заказ.</w:t>
+              <w:t xml:space="preserve">Обновляет визуальное отображение </w:t>
+            </w:r>
+            <w:proofErr w:type="spellStart"/>
+            <w:r>
+              <w:rPr>
+                <w:rFonts w:ascii="Times New Roman" w:hAnsi="Times New Roman" w:cs="Times New Roman"/>
+              </w:rPr>
+              <w:t>ItemList</w:t>
+            </w:r>
+            <w:proofErr w:type="spellEnd"/>
+            <w:r>
+              <w:rPr>
+                <w:rFonts w:ascii="Times New Roman" w:hAnsi="Times New Roman" w:cs="Times New Roman"/>
+              </w:rPr>
+              <w:t>, выводя артикулы и количество товаров, добавленных в заказ.</w:t>
             </w:r>
           </w:p>
         </w:tc>
@@ -13827,12 +14735,14 @@
                 <w:rFonts w:ascii="Times New Roman" w:hAnsi="Times New Roman" w:cs="Times New Roman"/>
               </w:rPr>
             </w:pPr>
+            <w:proofErr w:type="spellStart"/>
             <w:r>
               <w:rPr>
                 <w:rFonts w:ascii="Times New Roman" w:hAnsi="Times New Roman" w:cs="Times New Roman"/>
               </w:rPr>
               <w:t>DelItem_Click</w:t>
             </w:r>
+            <w:proofErr w:type="spellEnd"/>
           </w:p>
         </w:tc>
         <w:tc>
@@ -13877,12 +14787,14 @@
                 <w:rFonts w:ascii="Times New Roman" w:hAnsi="Times New Roman" w:cs="Times New Roman"/>
               </w:rPr>
             </w:pPr>
+            <w:proofErr w:type="spellStart"/>
             <w:r>
               <w:rPr>
                 <w:rFonts w:ascii="Times New Roman" w:hAnsi="Times New Roman" w:cs="Times New Roman"/>
               </w:rPr>
               <w:t>StausCombobox_DropDownClosed</w:t>
             </w:r>
+            <w:proofErr w:type="spellEnd"/>
           </w:p>
         </w:tc>
         <w:tc>
@@ -14838,6 +15750,7 @@
               </w:rPr>
               <w:t>Логин «</w:t>
             </w:r>
+            <w:proofErr w:type="spellStart"/>
             <w:r>
               <w:rPr>
                 <w:rFonts w:ascii="Times New Roman" w:hAnsi="Times New Roman" w:cs="Times New Roman"/>
@@ -14845,6 +15758,7 @@
               </w:rPr>
               <w:t>qwe</w:t>
             </w:r>
+            <w:proofErr w:type="spellEnd"/>
             <w:r>
               <w:rPr>
                 <w:rFonts w:ascii="Times New Roman" w:hAnsi="Times New Roman" w:cs="Times New Roman"/>
@@ -14878,6 +15792,7 @@
               </w:rPr>
               <w:t>Пароль «</w:t>
             </w:r>
+            <w:proofErr w:type="spellStart"/>
             <w:r>
               <w:rPr>
                 <w:rFonts w:ascii="Times New Roman" w:hAnsi="Times New Roman" w:cs="Times New Roman"/>
@@ -14885,6 +15800,7 @@
               </w:rPr>
               <w:t>qwe</w:t>
             </w:r>
+            <w:proofErr w:type="spellEnd"/>
             <w:r>
               <w:rPr>
                 <w:rFonts w:ascii="Times New Roman" w:hAnsi="Times New Roman" w:cs="Times New Roman"/>
@@ -15660,6 +16576,7 @@
               </w:rPr>
               <w:t>Логин «</w:t>
             </w:r>
+            <w:proofErr w:type="spellStart"/>
             <w:r>
               <w:rPr>
                 <w:rFonts w:ascii="Times New Roman" w:hAnsi="Times New Roman" w:cs="Times New Roman"/>
@@ -15667,6 +16584,7 @@
               </w:rPr>
               <w:t>qwe</w:t>
             </w:r>
+            <w:proofErr w:type="spellEnd"/>
             <w:r>
               <w:rPr>
                 <w:rFonts w:ascii="Times New Roman" w:hAnsi="Times New Roman" w:cs="Times New Roman"/>
@@ -16530,6 +17448,7 @@
               </w:rPr>
               <w:t>Логин «</w:t>
             </w:r>
+            <w:proofErr w:type="spellStart"/>
             <w:r>
               <w:rPr>
                 <w:rFonts w:ascii="Times New Roman" w:hAnsi="Times New Roman" w:cs="Times New Roman"/>
@@ -16537,6 +17456,7 @@
               </w:rPr>
               <w:t>qwe</w:t>
             </w:r>
+            <w:proofErr w:type="spellEnd"/>
             <w:r>
               <w:rPr>
                 <w:rFonts w:ascii="Times New Roman" w:hAnsi="Times New Roman" w:cs="Times New Roman"/>
@@ -16570,6 +17490,7 @@
               </w:rPr>
               <w:t>Пароль «</w:t>
             </w:r>
+            <w:proofErr w:type="spellStart"/>
             <w:r>
               <w:rPr>
                 <w:rFonts w:ascii="Times New Roman" w:hAnsi="Times New Roman" w:cs="Times New Roman"/>
@@ -16577,6 +17498,7 @@
               </w:rPr>
               <w:t>qwe</w:t>
             </w:r>
+            <w:proofErr w:type="spellEnd"/>
             <w:r>
               <w:rPr>
                 <w:rFonts w:ascii="Times New Roman" w:hAnsi="Times New Roman" w:cs="Times New Roman"/>
@@ -17324,6 +18246,7 @@
               </w:rPr>
               <w:t>Логин «</w:t>
             </w:r>
+            <w:proofErr w:type="spellStart"/>
             <w:r>
               <w:rPr>
                 <w:rFonts w:ascii="Times New Roman" w:hAnsi="Times New Roman" w:cs="Times New Roman"/>
@@ -17331,6 +18254,7 @@
               </w:rPr>
               <w:t>qwe</w:t>
             </w:r>
+            <w:proofErr w:type="spellEnd"/>
             <w:r>
               <w:rPr>
                 <w:rFonts w:ascii="Times New Roman" w:hAnsi="Times New Roman" w:cs="Times New Roman"/>
@@ -17364,6 +18288,7 @@
               </w:rPr>
               <w:t>Пароль «</w:t>
             </w:r>
+            <w:proofErr w:type="spellStart"/>
             <w:r>
               <w:rPr>
                 <w:rFonts w:ascii="Times New Roman" w:hAnsi="Times New Roman" w:cs="Times New Roman"/>
@@ -17371,6 +18296,7 @@
               </w:rPr>
               <w:t>qwe</w:t>
             </w:r>
+            <w:proofErr w:type="spellEnd"/>
             <w:r>
               <w:rPr>
                 <w:rFonts w:ascii="Times New Roman" w:hAnsi="Times New Roman" w:cs="Times New Roman"/>
@@ -18191,6 +19117,7 @@
               </w:rPr>
               <w:t>Логин «</w:t>
             </w:r>
+            <w:proofErr w:type="spellStart"/>
             <w:r>
               <w:rPr>
                 <w:rFonts w:ascii="Times New Roman" w:hAnsi="Times New Roman" w:cs="Times New Roman"/>
@@ -18198,6 +19125,7 @@
               </w:rPr>
               <w:t>qwe</w:t>
             </w:r>
+            <w:proofErr w:type="spellEnd"/>
             <w:r>
               <w:rPr>
                 <w:rFonts w:ascii="Times New Roman" w:hAnsi="Times New Roman" w:cs="Times New Roman"/>
@@ -18231,6 +19159,7 @@
               </w:rPr>
               <w:t>Пароль «</w:t>
             </w:r>
+            <w:proofErr w:type="spellStart"/>
             <w:r>
               <w:rPr>
                 <w:rFonts w:ascii="Times New Roman" w:hAnsi="Times New Roman" w:cs="Times New Roman"/>
@@ -18238,6 +19167,7 @@
               </w:rPr>
               <w:t>qwe</w:t>
             </w:r>
+            <w:proofErr w:type="spellEnd"/>
             <w:r>
               <w:rPr>
                 <w:rFonts w:ascii="Times New Roman" w:hAnsi="Times New Roman" w:cs="Times New Roman"/>
@@ -18406,6 +19336,7 @@
               </w:rPr>
               <w:t>Производитель «</w:t>
             </w:r>
+            <w:proofErr w:type="spellStart"/>
             <w:r>
               <w:rPr>
                 <w:rFonts w:ascii="Times New Roman" w:hAnsi="Times New Roman" w:cs="Times New Roman"/>
@@ -18413,6 +19344,7 @@
               </w:rPr>
               <w:t>Rieker</w:t>
             </w:r>
+            <w:proofErr w:type="spellEnd"/>
             <w:r>
               <w:rPr>
                 <w:rFonts w:ascii="Times New Roman" w:hAnsi="Times New Roman" w:cs="Times New Roman"/>
@@ -23527,7 +24459,43 @@
           <w:sz w:val="28"/>
           <w:szCs w:val="28"/>
         </w:rPr>
-        <w:t xml:space="preserve">ГОСТ 19.701-90. Единая система программной документации. Схемы алгоритмов, программ, данных и систем. Условные обозначения и правила выполнения : национальный стандарт Российской Федерации : дата введения 1992-01-01. – Москва : Издательство стандартов, 1991. – Текст : электронный // Электронный фонд правовых и нормативно-технических документов : [сайт]. – </w:t>
+        <w:t xml:space="preserve">ГОСТ 19.701-90. Единая система программной документации. Схемы алгоритмов, программ, данных и систем. Условные обозначения и правила </w:t>
+      </w:r>
+      <w:proofErr w:type="gramStart"/>
+      <w:r>
+        <w:rPr>
+          <w:rFonts w:ascii="Times New Roman" w:hAnsi="Times New Roman" w:cs="Times New Roman"/>
+          <w:sz w:val="28"/>
+          <w:szCs w:val="28"/>
+        </w:rPr>
+        <w:t>выполнения :</w:t>
+      </w:r>
+      <w:proofErr w:type="gramEnd"/>
+      <w:r>
+        <w:rPr>
+          <w:rFonts w:ascii="Times New Roman" w:hAnsi="Times New Roman" w:cs="Times New Roman"/>
+          <w:sz w:val="28"/>
+          <w:szCs w:val="28"/>
+        </w:rPr>
+        <w:t xml:space="preserve"> национальный стандарт Российской Федерации : дата введения 1992-01-01. – Москва : Издательство стандартов, 1991. – </w:t>
+      </w:r>
+      <w:proofErr w:type="gramStart"/>
+      <w:r>
+        <w:rPr>
+          <w:rFonts w:ascii="Times New Roman" w:hAnsi="Times New Roman" w:cs="Times New Roman"/>
+          <w:sz w:val="28"/>
+          <w:szCs w:val="28"/>
+        </w:rPr>
+        <w:t>Текст :</w:t>
+      </w:r>
+      <w:proofErr w:type="gramEnd"/>
+      <w:r>
+        <w:rPr>
+          <w:rFonts w:ascii="Times New Roman" w:hAnsi="Times New Roman" w:cs="Times New Roman"/>
+          <w:sz w:val="28"/>
+          <w:szCs w:val="28"/>
+        </w:rPr>
+        <w:t xml:space="preserve"> электронный // Электронный фонд правовых и нормативно-технических документов : [сайт]. – </w:t>
       </w:r>
       <w:r>
         <w:rPr>
@@ -23580,6 +24548,7 @@
         </w:rPr>
         <w:t>.</w:t>
       </w:r>
+      <w:proofErr w:type="spellStart"/>
       <w:r>
         <w:rPr>
           <w:rFonts w:ascii="Times New Roman" w:hAnsi="Times New Roman" w:cs="Times New Roman"/>
@@ -23589,6 +24558,7 @@
         </w:rPr>
         <w:t>cntd</w:t>
       </w:r>
+      <w:proofErr w:type="spellEnd"/>
       <w:r>
         <w:rPr>
           <w:rFonts w:ascii="Times New Roman" w:hAnsi="Times New Roman" w:cs="Times New Roman"/>
@@ -23597,6 +24567,7 @@
         </w:rPr>
         <w:t>.</w:t>
       </w:r>
+      <w:proofErr w:type="spellStart"/>
       <w:r>
         <w:rPr>
           <w:rFonts w:ascii="Times New Roman" w:hAnsi="Times New Roman" w:cs="Times New Roman"/>
@@ -23606,6 +24577,7 @@
         </w:rPr>
         <w:t>ru</w:t>
       </w:r>
+      <w:proofErr w:type="spellEnd"/>
       <w:r>
         <w:rPr>
           <w:rFonts w:ascii="Times New Roman" w:hAnsi="Times New Roman" w:cs="Times New Roman"/>
@@ -23657,7 +24629,43 @@
           <w:sz w:val="28"/>
           <w:szCs w:val="28"/>
         </w:rPr>
-        <w:t xml:space="preserve">ГОСТ 34.201-89. Информационная технология. Комплекс стандартов на автоматизированные системы. Виды, комплектность и обозначение документов при создании автоматизированных систем : межгосударственный стандарт : дата введения 1990-07-01. – Москва : Издательство стандартов, 1989. – Текст : электронный // Электронный фонд правовых и нормативно-технических документов : [сайт]. – </w:t>
+        <w:t xml:space="preserve">ГОСТ 34.201-89. Информационная технология. Комплекс стандартов на автоматизированные системы. Виды, комплектность и обозначение документов при создании автоматизированных </w:t>
+      </w:r>
+      <w:proofErr w:type="gramStart"/>
+      <w:r>
+        <w:rPr>
+          <w:rFonts w:ascii="Times New Roman" w:hAnsi="Times New Roman" w:cs="Times New Roman"/>
+          <w:sz w:val="28"/>
+          <w:szCs w:val="28"/>
+        </w:rPr>
+        <w:t>систем :</w:t>
+      </w:r>
+      <w:proofErr w:type="gramEnd"/>
+      <w:r>
+        <w:rPr>
+          <w:rFonts w:ascii="Times New Roman" w:hAnsi="Times New Roman" w:cs="Times New Roman"/>
+          <w:sz w:val="28"/>
+          <w:szCs w:val="28"/>
+        </w:rPr>
+        <w:t xml:space="preserve"> межгосударственный стандарт : дата введения 1990-07-01. – Москва : Издательство стандартов, 1989. – </w:t>
+      </w:r>
+      <w:proofErr w:type="gramStart"/>
+      <w:r>
+        <w:rPr>
+          <w:rFonts w:ascii="Times New Roman" w:hAnsi="Times New Roman" w:cs="Times New Roman"/>
+          <w:sz w:val="28"/>
+          <w:szCs w:val="28"/>
+        </w:rPr>
+        <w:t>Текст :</w:t>
+      </w:r>
+      <w:proofErr w:type="gramEnd"/>
+      <w:r>
+        <w:rPr>
+          <w:rFonts w:ascii="Times New Roman" w:hAnsi="Times New Roman" w:cs="Times New Roman"/>
+          <w:sz w:val="28"/>
+          <w:szCs w:val="28"/>
+        </w:rPr>
+        <w:t xml:space="preserve"> электронный // Электронный фонд правовых и нормативно-технических документов : [сайт]. – </w:t>
       </w:r>
       <w:r>
         <w:rPr>
@@ -23710,6 +24718,7 @@
         </w:rPr>
         <w:t>.</w:t>
       </w:r>
+      <w:proofErr w:type="spellStart"/>
       <w:r>
         <w:rPr>
           <w:rFonts w:ascii="Times New Roman" w:hAnsi="Times New Roman" w:cs="Times New Roman"/>
@@ -23719,6 +24728,7 @@
         </w:rPr>
         <w:t>cntd</w:t>
       </w:r>
+      <w:proofErr w:type="spellEnd"/>
       <w:r>
         <w:rPr>
           <w:rFonts w:ascii="Times New Roman" w:hAnsi="Times New Roman" w:cs="Times New Roman"/>
@@ -23727,6 +24737,7 @@
         </w:rPr>
         <w:t>.</w:t>
       </w:r>
+      <w:proofErr w:type="spellStart"/>
       <w:r>
         <w:rPr>
           <w:rFonts w:ascii="Times New Roman" w:hAnsi="Times New Roman" w:cs="Times New Roman"/>
@@ -23736,6 +24747,7 @@
         </w:rPr>
         <w:t>ru</w:t>
       </w:r>
+      <w:proofErr w:type="spellEnd"/>
       <w:r>
         <w:rPr>
           <w:rFonts w:ascii="Times New Roman" w:hAnsi="Times New Roman" w:cs="Times New Roman"/>
@@ -23787,7 +24799,43 @@
           <w:sz w:val="28"/>
           <w:szCs w:val="28"/>
         </w:rPr>
-        <w:t xml:space="preserve">ГОСТ 34.602-89. Информационная технология. Комплекс стандартов на автоматизированные системы. Техническое задание на создание автоматизированной системы : межгосударственный стандарт : дата введения 1990-07-01. – Москва : Издательство стандартов, 1989. – Текст : электронный // Электронный фонд правовых и нормативно-технических документов : [сайт]. – </w:t>
+        <w:t xml:space="preserve">ГОСТ 34.602-89. Информационная технология. Комплекс стандартов на автоматизированные системы. Техническое задание на создание автоматизированной </w:t>
+      </w:r>
+      <w:proofErr w:type="gramStart"/>
+      <w:r>
+        <w:rPr>
+          <w:rFonts w:ascii="Times New Roman" w:hAnsi="Times New Roman" w:cs="Times New Roman"/>
+          <w:sz w:val="28"/>
+          <w:szCs w:val="28"/>
+        </w:rPr>
+        <w:t>системы :</w:t>
+      </w:r>
+      <w:proofErr w:type="gramEnd"/>
+      <w:r>
+        <w:rPr>
+          <w:rFonts w:ascii="Times New Roman" w:hAnsi="Times New Roman" w:cs="Times New Roman"/>
+          <w:sz w:val="28"/>
+          <w:szCs w:val="28"/>
+        </w:rPr>
+        <w:t xml:space="preserve"> межгосударственный стандарт : дата введения 1990-07-01. – Москва : Издательство стандартов, 1989. – </w:t>
+      </w:r>
+      <w:proofErr w:type="gramStart"/>
+      <w:r>
+        <w:rPr>
+          <w:rFonts w:ascii="Times New Roman" w:hAnsi="Times New Roman" w:cs="Times New Roman"/>
+          <w:sz w:val="28"/>
+          <w:szCs w:val="28"/>
+        </w:rPr>
+        <w:t>Текст :</w:t>
+      </w:r>
+      <w:proofErr w:type="gramEnd"/>
+      <w:r>
+        <w:rPr>
+          <w:rFonts w:ascii="Times New Roman" w:hAnsi="Times New Roman" w:cs="Times New Roman"/>
+          <w:sz w:val="28"/>
+          <w:szCs w:val="28"/>
+        </w:rPr>
+        <w:t xml:space="preserve"> электронный // Электронный фонд правовых и нормативно-технических документов : [сайт]. – </w:t>
       </w:r>
       <w:r>
         <w:rPr>
@@ -23840,6 +24888,7 @@
         </w:rPr>
         <w:t>.</w:t>
       </w:r>
+      <w:proofErr w:type="spellStart"/>
       <w:r>
         <w:rPr>
           <w:rFonts w:ascii="Times New Roman" w:hAnsi="Times New Roman" w:cs="Times New Roman"/>
@@ -23849,6 +24898,7 @@
         </w:rPr>
         <w:t>cntd</w:t>
       </w:r>
+      <w:proofErr w:type="spellEnd"/>
       <w:r>
         <w:rPr>
           <w:rFonts w:ascii="Times New Roman" w:hAnsi="Times New Roman" w:cs="Times New Roman"/>
@@ -23857,6 +24907,7 @@
         </w:rPr>
         <w:t>.</w:t>
       </w:r>
+      <w:proofErr w:type="spellStart"/>
       <w:r>
         <w:rPr>
           <w:rFonts w:ascii="Times New Roman" w:hAnsi="Times New Roman" w:cs="Times New Roman"/>
@@ -23866,6 +24917,7 @@
         </w:rPr>
         <w:t>ru</w:t>
       </w:r>
+      <w:proofErr w:type="spellEnd"/>
       <w:r>
         <w:rPr>
           <w:rFonts w:ascii="Times New Roman" w:hAnsi="Times New Roman" w:cs="Times New Roman"/>
@@ -23917,7 +24969,61 @@
           <w:sz w:val="28"/>
           <w:szCs w:val="28"/>
         </w:rPr>
-        <w:t xml:space="preserve">ГОСТ Р 57580.2-2018. Безопасность финансовых (банковских) операций. Защита информации финансовых организаций. Методика оценки соответствия : национальный стандарт Российской Федерации : дата введения 2018-09-01. – Москва : Стандартинформ, 2018. – Текст : электронный // Электронный фонд правовых и нормативно-технических документов : [сайт]. – </w:t>
+        <w:t xml:space="preserve">ГОСТ Р 57580.2-2018. Безопасность финансовых (банковских) операций. Защита информации финансовых организаций. Методика оценки </w:t>
+      </w:r>
+      <w:proofErr w:type="gramStart"/>
+      <w:r>
+        <w:rPr>
+          <w:rFonts w:ascii="Times New Roman" w:hAnsi="Times New Roman" w:cs="Times New Roman"/>
+          <w:sz w:val="28"/>
+          <w:szCs w:val="28"/>
+        </w:rPr>
+        <w:t>соответствия :</w:t>
+      </w:r>
+      <w:proofErr w:type="gramEnd"/>
+      <w:r>
+        <w:rPr>
+          <w:rFonts w:ascii="Times New Roman" w:hAnsi="Times New Roman" w:cs="Times New Roman"/>
+          <w:sz w:val="28"/>
+          <w:szCs w:val="28"/>
+        </w:rPr>
+        <w:t xml:space="preserve"> национальный стандарт Российской Федерации : дата введения 2018-09-01. – Москва : </w:t>
+      </w:r>
+      <w:proofErr w:type="spellStart"/>
+      <w:r>
+        <w:rPr>
+          <w:rFonts w:ascii="Times New Roman" w:hAnsi="Times New Roman" w:cs="Times New Roman"/>
+          <w:sz w:val="28"/>
+          <w:szCs w:val="28"/>
+        </w:rPr>
+        <w:t>Стандартинформ</w:t>
+      </w:r>
+      <w:proofErr w:type="spellEnd"/>
+      <w:r>
+        <w:rPr>
+          <w:rFonts w:ascii="Times New Roman" w:hAnsi="Times New Roman" w:cs="Times New Roman"/>
+          <w:sz w:val="28"/>
+          <w:szCs w:val="28"/>
+        </w:rPr>
+        <w:t xml:space="preserve">, 2018. – </w:t>
+      </w:r>
+      <w:proofErr w:type="gramStart"/>
+      <w:r>
+        <w:rPr>
+          <w:rFonts w:ascii="Times New Roman" w:hAnsi="Times New Roman" w:cs="Times New Roman"/>
+          <w:sz w:val="28"/>
+          <w:szCs w:val="28"/>
+        </w:rPr>
+        <w:t>Текст :</w:t>
+      </w:r>
+      <w:proofErr w:type="gramEnd"/>
+      <w:r>
+        <w:rPr>
+          <w:rFonts w:ascii="Times New Roman" w:hAnsi="Times New Roman" w:cs="Times New Roman"/>
+          <w:sz w:val="28"/>
+          <w:szCs w:val="28"/>
+        </w:rPr>
+        <w:t xml:space="preserve"> электронный // Электронный фонд правовых и нормативно-технических документов : [сайт]. – </w:t>
       </w:r>
       <w:r>
         <w:rPr>
@@ -23970,6 +25076,7 @@
         </w:rPr>
         <w:t>.</w:t>
       </w:r>
+      <w:proofErr w:type="spellStart"/>
       <w:r>
         <w:rPr>
           <w:rFonts w:ascii="Times New Roman" w:hAnsi="Times New Roman" w:cs="Times New Roman"/>
@@ -23979,6 +25086,7 @@
         </w:rPr>
         <w:t>cntd</w:t>
       </w:r>
+      <w:proofErr w:type="spellEnd"/>
       <w:r>
         <w:rPr>
           <w:rFonts w:ascii="Times New Roman" w:hAnsi="Times New Roman" w:cs="Times New Roman"/>
@@ -23987,6 +25095,7 @@
         </w:rPr>
         <w:t>.</w:t>
       </w:r>
+      <w:proofErr w:type="spellStart"/>
       <w:r>
         <w:rPr>
           <w:rFonts w:ascii="Times New Roman" w:hAnsi="Times New Roman" w:cs="Times New Roman"/>
@@ -23996,6 +25105,7 @@
         </w:rPr>
         <w:t>ru</w:t>
       </w:r>
+      <w:proofErr w:type="spellEnd"/>
       <w:r>
         <w:rPr>
           <w:rFonts w:ascii="Times New Roman" w:hAnsi="Times New Roman" w:cs="Times New Roman"/>
@@ -24047,7 +25157,25 @@
           <w:sz w:val="28"/>
           <w:szCs w:val="28"/>
         </w:rPr>
-        <w:t xml:space="preserve">Гагарина, Л. Г. Разработка и эксплуатация автоматизированных информационных систем : учебное пособие / Л. Г. Гагарина, Б. Г. Киселев, Е. Г. </w:t>
+        <w:t xml:space="preserve">Гагарина, Л. Г. Разработка и эксплуатация автоматизированных информационных </w:t>
+      </w:r>
+      <w:proofErr w:type="gramStart"/>
+      <w:r>
+        <w:rPr>
+          <w:rFonts w:ascii="Times New Roman" w:hAnsi="Times New Roman" w:cs="Times New Roman"/>
+          <w:sz w:val="28"/>
+          <w:szCs w:val="28"/>
+        </w:rPr>
+        <w:t>систем :</w:t>
+      </w:r>
+      <w:proofErr w:type="gramEnd"/>
+      <w:r>
+        <w:rPr>
+          <w:rFonts w:ascii="Times New Roman" w:hAnsi="Times New Roman" w:cs="Times New Roman"/>
+          <w:sz w:val="28"/>
+          <w:szCs w:val="28"/>
+        </w:rPr>
+        <w:t xml:space="preserve"> учебное пособие / Л. Г. Гагарина, Б. Г. Киселев, Е. Г. </w:t>
       </w:r>
       <w:r>
         <w:rPr>
@@ -24056,7 +25184,25 @@
           <w:szCs w:val="28"/>
         </w:rPr>
         <w:lastRenderedPageBreak/>
-        <w:t xml:space="preserve">Михеев. – Москва : ФОРУМ : ИНФРА-М, 2023. – 384 с. – </w:t>
+        <w:t xml:space="preserve">Михеев. – </w:t>
+      </w:r>
+      <w:proofErr w:type="gramStart"/>
+      <w:r>
+        <w:rPr>
+          <w:rFonts w:ascii="Times New Roman" w:hAnsi="Times New Roman" w:cs="Times New Roman"/>
+          <w:sz w:val="28"/>
+          <w:szCs w:val="28"/>
+        </w:rPr>
+        <w:t>Москва :</w:t>
+      </w:r>
+      <w:proofErr w:type="gramEnd"/>
+      <w:r>
+        <w:rPr>
+          <w:rFonts w:ascii="Times New Roman" w:hAnsi="Times New Roman" w:cs="Times New Roman"/>
+          <w:sz w:val="28"/>
+          <w:szCs w:val="28"/>
+        </w:rPr>
+        <w:t xml:space="preserve"> ФОРУМ : ИНФРА-М, 2023. – 384 с. – </w:t>
       </w:r>
       <w:r>
         <w:rPr>
@@ -24073,7 +25219,25 @@
           <w:sz w:val="28"/>
           <w:szCs w:val="28"/>
         </w:rPr>
-        <w:t xml:space="preserve"> 978-5-8199-0731-0. – Текст : непосредственный.</w:t>
+        <w:t xml:space="preserve"> 978-5-8199-0731-0. – </w:t>
+      </w:r>
+      <w:proofErr w:type="gramStart"/>
+      <w:r>
+        <w:rPr>
+          <w:rFonts w:ascii="Times New Roman" w:hAnsi="Times New Roman" w:cs="Times New Roman"/>
+          <w:sz w:val="28"/>
+          <w:szCs w:val="28"/>
+        </w:rPr>
+        <w:t>Текст :</w:t>
+      </w:r>
+      <w:proofErr w:type="gramEnd"/>
+      <w:r>
+        <w:rPr>
+          <w:rFonts w:ascii="Times New Roman" w:hAnsi="Times New Roman" w:cs="Times New Roman"/>
+          <w:sz w:val="28"/>
+          <w:szCs w:val="28"/>
+        </w:rPr>
+        <w:t xml:space="preserve"> непосредственный.</w:t>
       </w:r>
     </w:p>
     <w:p>
@@ -24095,13 +25259,77 @@
           <w:szCs w:val="28"/>
         </w:rPr>
       </w:pPr>
-      <w:r>
-        <w:rPr>
-          <w:rFonts w:ascii="Times New Roman" w:hAnsi="Times New Roman" w:cs="Times New Roman"/>
-          <w:sz w:val="28"/>
-          <w:szCs w:val="28"/>
-        </w:rPr>
-        <w:t xml:space="preserve">Дейт, К. Дж. Введение в системы баз данных : учебник / К. Дж. Дейт. – 8-е изд. – Москва : Вильямс, 2019. – 1328 с. – </w:t>
+      <w:proofErr w:type="spellStart"/>
+      <w:r>
+        <w:rPr>
+          <w:rFonts w:ascii="Times New Roman" w:hAnsi="Times New Roman" w:cs="Times New Roman"/>
+          <w:sz w:val="28"/>
+          <w:szCs w:val="28"/>
+        </w:rPr>
+        <w:t>Дейт</w:t>
+      </w:r>
+      <w:proofErr w:type="spellEnd"/>
+      <w:r>
+        <w:rPr>
+          <w:rFonts w:ascii="Times New Roman" w:hAnsi="Times New Roman" w:cs="Times New Roman"/>
+          <w:sz w:val="28"/>
+          <w:szCs w:val="28"/>
+        </w:rPr>
+        <w:t xml:space="preserve">, К. Дж. Введение в системы баз </w:t>
+      </w:r>
+      <w:proofErr w:type="gramStart"/>
+      <w:r>
+        <w:rPr>
+          <w:rFonts w:ascii="Times New Roman" w:hAnsi="Times New Roman" w:cs="Times New Roman"/>
+          <w:sz w:val="28"/>
+          <w:szCs w:val="28"/>
+        </w:rPr>
+        <w:t>данных :</w:t>
+      </w:r>
+      <w:proofErr w:type="gramEnd"/>
+      <w:r>
+        <w:rPr>
+          <w:rFonts w:ascii="Times New Roman" w:hAnsi="Times New Roman" w:cs="Times New Roman"/>
+          <w:sz w:val="28"/>
+          <w:szCs w:val="28"/>
+        </w:rPr>
+        <w:t xml:space="preserve"> учебник / К. Дж. </w:t>
+      </w:r>
+      <w:proofErr w:type="spellStart"/>
+      <w:r>
+        <w:rPr>
+          <w:rFonts w:ascii="Times New Roman" w:hAnsi="Times New Roman" w:cs="Times New Roman"/>
+          <w:sz w:val="28"/>
+          <w:szCs w:val="28"/>
+        </w:rPr>
+        <w:t>Дейт</w:t>
+      </w:r>
+      <w:proofErr w:type="spellEnd"/>
+      <w:r>
+        <w:rPr>
+          <w:rFonts w:ascii="Times New Roman" w:hAnsi="Times New Roman" w:cs="Times New Roman"/>
+          <w:sz w:val="28"/>
+          <w:szCs w:val="28"/>
+        </w:rPr>
+        <w:t xml:space="preserve">. – 8-е изд. – </w:t>
+      </w:r>
+      <w:proofErr w:type="gramStart"/>
+      <w:r>
+        <w:rPr>
+          <w:rFonts w:ascii="Times New Roman" w:hAnsi="Times New Roman" w:cs="Times New Roman"/>
+          <w:sz w:val="28"/>
+          <w:szCs w:val="28"/>
+        </w:rPr>
+        <w:t>Москва :</w:t>
+      </w:r>
+      <w:proofErr w:type="gramEnd"/>
+      <w:r>
+        <w:rPr>
+          <w:rFonts w:ascii="Times New Roman" w:hAnsi="Times New Roman" w:cs="Times New Roman"/>
+          <w:sz w:val="28"/>
+          <w:szCs w:val="28"/>
+        </w:rPr>
+        <w:t xml:space="preserve"> Вильямс, 2019. – 1328 с. – </w:t>
       </w:r>
       <w:r>
         <w:rPr>
@@ -24118,7 +25346,25 @@
           <w:sz w:val="28"/>
           <w:szCs w:val="28"/>
         </w:rPr>
-        <w:t xml:space="preserve"> 978-5-8459-2018-5. – Текст : непосредственный.</w:t>
+        <w:t xml:space="preserve"> 978-5-8459-2018-5. – </w:t>
+      </w:r>
+      <w:proofErr w:type="gramStart"/>
+      <w:r>
+        <w:rPr>
+          <w:rFonts w:ascii="Times New Roman" w:hAnsi="Times New Roman" w:cs="Times New Roman"/>
+          <w:sz w:val="28"/>
+          <w:szCs w:val="28"/>
+        </w:rPr>
+        <w:t>Текст :</w:t>
+      </w:r>
+      <w:proofErr w:type="gramEnd"/>
+      <w:r>
+        <w:rPr>
+          <w:rFonts w:ascii="Times New Roman" w:hAnsi="Times New Roman" w:cs="Times New Roman"/>
+          <w:sz w:val="28"/>
+          <w:szCs w:val="28"/>
+        </w:rPr>
+        <w:t xml:space="preserve"> непосредственный.</w:t>
       </w:r>
     </w:p>
     <w:p>
@@ -24146,7 +25392,43 @@
           <w:sz w:val="28"/>
           <w:szCs w:val="28"/>
         </w:rPr>
-        <w:t xml:space="preserve">Кузнецов, С. Д. Базы данных. Модели и языки : учебник / С. Д. Кузнецов. – Москва : Бином-Пресс, 2024. – 720 с. – </w:t>
+        <w:t xml:space="preserve">Кузнецов, С. Д. Базы данных. Модели и </w:t>
+      </w:r>
+      <w:proofErr w:type="gramStart"/>
+      <w:r>
+        <w:rPr>
+          <w:rFonts w:ascii="Times New Roman" w:hAnsi="Times New Roman" w:cs="Times New Roman"/>
+          <w:sz w:val="28"/>
+          <w:szCs w:val="28"/>
+        </w:rPr>
+        <w:t>языки :</w:t>
+      </w:r>
+      <w:proofErr w:type="gramEnd"/>
+      <w:r>
+        <w:rPr>
+          <w:rFonts w:ascii="Times New Roman" w:hAnsi="Times New Roman" w:cs="Times New Roman"/>
+          <w:sz w:val="28"/>
+          <w:szCs w:val="28"/>
+        </w:rPr>
+        <w:t xml:space="preserve"> учебник / С. Д. Кузнецов. – </w:t>
+      </w:r>
+      <w:proofErr w:type="gramStart"/>
+      <w:r>
+        <w:rPr>
+          <w:rFonts w:ascii="Times New Roman" w:hAnsi="Times New Roman" w:cs="Times New Roman"/>
+          <w:sz w:val="28"/>
+          <w:szCs w:val="28"/>
+        </w:rPr>
+        <w:t>Москва :</w:t>
+      </w:r>
+      <w:proofErr w:type="gramEnd"/>
+      <w:r>
+        <w:rPr>
+          <w:rFonts w:ascii="Times New Roman" w:hAnsi="Times New Roman" w:cs="Times New Roman"/>
+          <w:sz w:val="28"/>
+          <w:szCs w:val="28"/>
+        </w:rPr>
+        <w:t xml:space="preserve"> Бином-Пресс, 2024. – 720 с. – </w:t>
       </w:r>
       <w:r>
         <w:rPr>
@@ -24163,7 +25445,25 @@
           <w:sz w:val="28"/>
           <w:szCs w:val="28"/>
         </w:rPr>
-        <w:t xml:space="preserve"> 978-5-9518-0248-0. – Текст : непосредственный.</w:t>
+        <w:t xml:space="preserve"> 978-5-9518-0248-0. – </w:t>
+      </w:r>
+      <w:proofErr w:type="gramStart"/>
+      <w:r>
+        <w:rPr>
+          <w:rFonts w:ascii="Times New Roman" w:hAnsi="Times New Roman" w:cs="Times New Roman"/>
+          <w:sz w:val="28"/>
+          <w:szCs w:val="28"/>
+        </w:rPr>
+        <w:t>Текст :</w:t>
+      </w:r>
+      <w:proofErr w:type="gramEnd"/>
+      <w:r>
+        <w:rPr>
+          <w:rFonts w:ascii="Times New Roman" w:hAnsi="Times New Roman" w:cs="Times New Roman"/>
+          <w:sz w:val="28"/>
+          <w:szCs w:val="28"/>
+        </w:rPr>
+        <w:t xml:space="preserve"> непосредственный.</w:t>
       </w:r>
     </w:p>
     <w:p>
@@ -24293,7 +25593,43 @@
           <w:sz w:val="28"/>
           <w:szCs w:val="28"/>
         </w:rPr>
-        <w:t xml:space="preserve"># 5.0 для профессионалов : руководство / М. Макдоналд. – 4-е изд. – Москва : Вильямс, 2018. – 1024 с. – </w:t>
+        <w:t xml:space="preserve"># 5.0 для </w:t>
+      </w:r>
+      <w:proofErr w:type="gramStart"/>
+      <w:r>
+        <w:rPr>
+          <w:rFonts w:ascii="Times New Roman" w:hAnsi="Times New Roman" w:cs="Times New Roman"/>
+          <w:sz w:val="28"/>
+          <w:szCs w:val="28"/>
+        </w:rPr>
+        <w:t>профессионалов :</w:t>
+      </w:r>
+      <w:proofErr w:type="gramEnd"/>
+      <w:r>
+        <w:rPr>
+          <w:rFonts w:ascii="Times New Roman" w:hAnsi="Times New Roman" w:cs="Times New Roman"/>
+          <w:sz w:val="28"/>
+          <w:szCs w:val="28"/>
+        </w:rPr>
+        <w:t xml:space="preserve"> руководство / М. Макдоналд. – 4-е изд. – </w:t>
+      </w:r>
+      <w:proofErr w:type="gramStart"/>
+      <w:r>
+        <w:rPr>
+          <w:rFonts w:ascii="Times New Roman" w:hAnsi="Times New Roman" w:cs="Times New Roman"/>
+          <w:sz w:val="28"/>
+          <w:szCs w:val="28"/>
+        </w:rPr>
+        <w:t>Москва :</w:t>
+      </w:r>
+      <w:proofErr w:type="gramEnd"/>
+      <w:r>
+        <w:rPr>
+          <w:rFonts w:ascii="Times New Roman" w:hAnsi="Times New Roman" w:cs="Times New Roman"/>
+          <w:sz w:val="28"/>
+          <w:szCs w:val="28"/>
+        </w:rPr>
+        <w:t xml:space="preserve"> Вильямс, 2018. – 1024 с. – </w:t>
       </w:r>
       <w:r>
         <w:rPr>
@@ -24310,7 +25646,25 @@
           <w:sz w:val="28"/>
           <w:szCs w:val="28"/>
         </w:rPr>
-        <w:t xml:space="preserve"> 978-5-8459-1854-0. – Текст : непосредственный.</w:t>
+        <w:t xml:space="preserve"> 978-5-8459-1854-0. – </w:t>
+      </w:r>
+      <w:proofErr w:type="gramStart"/>
+      <w:r>
+        <w:rPr>
+          <w:rFonts w:ascii="Times New Roman" w:hAnsi="Times New Roman" w:cs="Times New Roman"/>
+          <w:sz w:val="28"/>
+          <w:szCs w:val="28"/>
+        </w:rPr>
+        <w:t>Текст :</w:t>
+      </w:r>
+      <w:proofErr w:type="gramEnd"/>
+      <w:r>
+        <w:rPr>
+          <w:rFonts w:ascii="Times New Roman" w:hAnsi="Times New Roman" w:cs="Times New Roman"/>
+          <w:sz w:val="28"/>
+          <w:szCs w:val="28"/>
+        </w:rPr>
+        <w:t xml:space="preserve"> непосредственный.</w:t>
       </w:r>
     </w:p>
     <w:p>
@@ -24338,7 +25692,43 @@
           <w:sz w:val="28"/>
           <w:szCs w:val="28"/>
         </w:rPr>
-        <w:t xml:space="preserve">Мартин, Р. Чистый код: создание, анализ и рефакторинг : учебное пособие / Р. Мартин. – Санкт-Петербург : Питер, 2022. – 464 с. – </w:t>
+        <w:t xml:space="preserve">Мартин, Р. Чистый код: создание, анализ и </w:t>
+      </w:r>
+      <w:proofErr w:type="gramStart"/>
+      <w:r>
+        <w:rPr>
+          <w:rFonts w:ascii="Times New Roman" w:hAnsi="Times New Roman" w:cs="Times New Roman"/>
+          <w:sz w:val="28"/>
+          <w:szCs w:val="28"/>
+        </w:rPr>
+        <w:t>рефакторинг :</w:t>
+      </w:r>
+      <w:proofErr w:type="gramEnd"/>
+      <w:r>
+        <w:rPr>
+          <w:rFonts w:ascii="Times New Roman" w:hAnsi="Times New Roman" w:cs="Times New Roman"/>
+          <w:sz w:val="28"/>
+          <w:szCs w:val="28"/>
+        </w:rPr>
+        <w:t xml:space="preserve"> учебное пособие / Р. Мартин. – Санкт-</w:t>
+      </w:r>
+      <w:proofErr w:type="gramStart"/>
+      <w:r>
+        <w:rPr>
+          <w:rFonts w:ascii="Times New Roman" w:hAnsi="Times New Roman" w:cs="Times New Roman"/>
+          <w:sz w:val="28"/>
+          <w:szCs w:val="28"/>
+        </w:rPr>
+        <w:t>Петербург :</w:t>
+      </w:r>
+      <w:proofErr w:type="gramEnd"/>
+      <w:r>
+        <w:rPr>
+          <w:rFonts w:ascii="Times New Roman" w:hAnsi="Times New Roman" w:cs="Times New Roman"/>
+          <w:sz w:val="28"/>
+          <w:szCs w:val="28"/>
+        </w:rPr>
+        <w:t xml:space="preserve"> Питер, 2022. – 464 с. – </w:t>
       </w:r>
       <w:r>
         <w:rPr>
@@ -24355,7 +25745,25 @@
           <w:sz w:val="28"/>
           <w:szCs w:val="28"/>
         </w:rPr>
-        <w:t xml:space="preserve"> 978-5-496-00487-4. – Текст : непосредственный.</w:t>
+        <w:t xml:space="preserve"> 978-5-496-00487-4. – </w:t>
+      </w:r>
+      <w:proofErr w:type="gramStart"/>
+      <w:r>
+        <w:rPr>
+          <w:rFonts w:ascii="Times New Roman" w:hAnsi="Times New Roman" w:cs="Times New Roman"/>
+          <w:sz w:val="28"/>
+          <w:szCs w:val="28"/>
+        </w:rPr>
+        <w:t>Текст :</w:t>
+      </w:r>
+      <w:proofErr w:type="gramEnd"/>
+      <w:r>
+        <w:rPr>
+          <w:rFonts w:ascii="Times New Roman" w:hAnsi="Times New Roman" w:cs="Times New Roman"/>
+          <w:sz w:val="28"/>
+          <w:szCs w:val="28"/>
+        </w:rPr>
+        <w:t xml:space="preserve"> непосредственный.</w:t>
       </w:r>
     </w:p>
     <w:p>
@@ -24495,6 +25903,7 @@
         </w:rPr>
         <w:t xml:space="preserve"> 4.5 на языке </w:t>
       </w:r>
+      <w:proofErr w:type="gramStart"/>
       <w:r>
         <w:rPr>
           <w:rFonts w:ascii="Times New Roman" w:hAnsi="Times New Roman" w:cs="Times New Roman"/>
@@ -24510,7 +25919,34 @@
           <w:sz w:val="28"/>
           <w:szCs w:val="28"/>
         </w:rPr>
-        <w:t xml:space="preserve"># : руководство / Дж. Рихтер. – 4-е изд. – Санкт-Петербург : Питер, 2023. – 896 с. – </w:t>
+        <w:t># :</w:t>
+      </w:r>
+      <w:proofErr w:type="gramEnd"/>
+      <w:r>
+        <w:rPr>
+          <w:rFonts w:ascii="Times New Roman" w:hAnsi="Times New Roman" w:cs="Times New Roman"/>
+          <w:sz w:val="28"/>
+          <w:szCs w:val="28"/>
+        </w:rPr>
+        <w:t xml:space="preserve"> руководство / Дж. Рихтер. – 4-е изд. – Санкт-</w:t>
+      </w:r>
+      <w:proofErr w:type="gramStart"/>
+      <w:r>
+        <w:rPr>
+          <w:rFonts w:ascii="Times New Roman" w:hAnsi="Times New Roman" w:cs="Times New Roman"/>
+          <w:sz w:val="28"/>
+          <w:szCs w:val="28"/>
+        </w:rPr>
+        <w:t>Петербург :</w:t>
+      </w:r>
+      <w:proofErr w:type="gramEnd"/>
+      <w:r>
+        <w:rPr>
+          <w:rFonts w:ascii="Times New Roman" w:hAnsi="Times New Roman" w:cs="Times New Roman"/>
+          <w:sz w:val="28"/>
+          <w:szCs w:val="28"/>
+        </w:rPr>
+        <w:t xml:space="preserve"> Питер, 2023. – 896 с. – </w:t>
       </w:r>
       <w:r>
         <w:rPr>
@@ -24527,7 +25963,25 @@
           <w:sz w:val="28"/>
           <w:szCs w:val="28"/>
         </w:rPr>
-        <w:t xml:space="preserve"> 978-5-496-00433-1. – Текст : непосредственный.</w:t>
+        <w:t xml:space="preserve"> 978-5-496-00433-1. – </w:t>
+      </w:r>
+      <w:proofErr w:type="gramStart"/>
+      <w:r>
+        <w:rPr>
+          <w:rFonts w:ascii="Times New Roman" w:hAnsi="Times New Roman" w:cs="Times New Roman"/>
+          <w:sz w:val="28"/>
+          <w:szCs w:val="28"/>
+        </w:rPr>
+        <w:t>Текст :</w:t>
+      </w:r>
+      <w:proofErr w:type="gramEnd"/>
+      <w:r>
+        <w:rPr>
+          <w:rFonts w:ascii="Times New Roman" w:hAnsi="Times New Roman" w:cs="Times New Roman"/>
+          <w:sz w:val="28"/>
+          <w:szCs w:val="28"/>
+        </w:rPr>
+        <w:t xml:space="preserve"> непосредственный.</w:t>
       </w:r>
     </w:p>
     <w:p>
@@ -24565,6 +26019,7 @@
         </w:rPr>
         <w:t xml:space="preserve">Руководство по </w:t>
       </w:r>
+      <w:proofErr w:type="gramStart"/>
       <w:r>
         <w:rPr>
           <w:rFonts w:ascii="Times New Roman" w:hAnsi="Times New Roman" w:cs="Times New Roman"/>
@@ -24580,7 +26035,16 @@
           <w:sz w:val="28"/>
           <w:szCs w:val="28"/>
         </w:rPr>
-        <w:t xml:space="preserve"># : [сайт]. – </w:t>
+        <w:t># :</w:t>
+      </w:r>
+      <w:proofErr w:type="gramEnd"/>
+      <w:r>
+        <w:rPr>
+          <w:rFonts w:ascii="Times New Roman" w:hAnsi="Times New Roman" w:cs="Times New Roman"/>
+          <w:sz w:val="28"/>
+          <w:szCs w:val="28"/>
+        </w:rPr>
+        <w:t xml:space="preserve"> [сайт]. – </w:t>
       </w:r>
       <w:r>
         <w:rPr>
@@ -24616,6 +26080,7 @@
         </w:rPr>
         <w:t>://</w:t>
       </w:r>
+      <w:proofErr w:type="spellStart"/>
       <w:r>
         <w:rPr>
           <w:rFonts w:ascii="Times New Roman" w:hAnsi="Times New Roman" w:cs="Times New Roman"/>
@@ -24625,6 +26090,7 @@
         </w:rPr>
         <w:t>metanit</w:t>
       </w:r>
+      <w:proofErr w:type="spellEnd"/>
       <w:r>
         <w:rPr>
           <w:rFonts w:ascii="Times New Roman" w:hAnsi="Times New Roman" w:cs="Times New Roman"/>
@@ -24682,7 +26148,25 @@
           <w:sz w:val="28"/>
           <w:szCs w:val="28"/>
         </w:rPr>
-        <w:t>/ (дата обращения: 10.03.2026). – Текст : электронный.</w:t>
+        <w:t xml:space="preserve">/ (дата обращения: 10.03.2026). – </w:t>
+      </w:r>
+      <w:proofErr w:type="gramStart"/>
+      <w:r>
+        <w:rPr>
+          <w:rFonts w:ascii="Times New Roman" w:hAnsi="Times New Roman" w:cs="Times New Roman"/>
+          <w:sz w:val="28"/>
+          <w:szCs w:val="28"/>
+        </w:rPr>
+        <w:t>Текст :</w:t>
+      </w:r>
+      <w:proofErr w:type="gramEnd"/>
+      <w:r>
+        <w:rPr>
+          <w:rFonts w:ascii="Times New Roman" w:hAnsi="Times New Roman" w:cs="Times New Roman"/>
+          <w:sz w:val="28"/>
+          <w:szCs w:val="28"/>
+        </w:rPr>
+        <w:t xml:space="preserve"> электронный.</w:t>
       </w:r>
     </w:p>
     <w:p>
@@ -24754,6 +26238,7 @@
         </w:rPr>
         <w:t xml:space="preserve"> </w:t>
       </w:r>
+      <w:proofErr w:type="gramStart"/>
       <w:r>
         <w:rPr>
           <w:rFonts w:ascii="Times New Roman" w:hAnsi="Times New Roman" w:cs="Times New Roman"/>
@@ -24769,7 +26254,16 @@
           <w:sz w:val="28"/>
           <w:szCs w:val="28"/>
         </w:rPr>
-        <w:t xml:space="preserve"> : [сайт]. – </w:t>
+        <w:t xml:space="preserve"> :</w:t>
+      </w:r>
+      <w:proofErr w:type="gramEnd"/>
+      <w:r>
+        <w:rPr>
+          <w:rFonts w:ascii="Times New Roman" w:hAnsi="Times New Roman" w:cs="Times New Roman"/>
+          <w:sz w:val="28"/>
+          <w:szCs w:val="28"/>
+        </w:rPr>
+        <w:t xml:space="preserve"> [сайт]. – </w:t>
       </w:r>
       <w:r>
         <w:rPr>
@@ -24805,6 +26299,7 @@
         </w:rPr>
         <w:t>://</w:t>
       </w:r>
+      <w:proofErr w:type="spellStart"/>
       <w:r>
         <w:rPr>
           <w:rFonts w:ascii="Times New Roman" w:hAnsi="Times New Roman" w:cs="Times New Roman"/>
@@ -24814,6 +26309,7 @@
         </w:rPr>
         <w:t>metanit</w:t>
       </w:r>
+      <w:proofErr w:type="spellEnd"/>
       <w:r>
         <w:rPr>
           <w:rFonts w:ascii="Times New Roman" w:hAnsi="Times New Roman" w:cs="Times New Roman"/>
@@ -24856,6 +26352,7 @@
         </w:rPr>
         <w:t>/</w:t>
       </w:r>
+      <w:proofErr w:type="spellStart"/>
       <w:r>
         <w:rPr>
           <w:rFonts w:ascii="Times New Roman" w:hAnsi="Times New Roman" w:cs="Times New Roman"/>
@@ -24865,13 +26362,32 @@
         </w:rPr>
         <w:t>entityframeworkcore</w:t>
       </w:r>
-      <w:r>
-        <w:rPr>
-          <w:rFonts w:ascii="Times New Roman" w:hAnsi="Times New Roman" w:cs="Times New Roman"/>
-          <w:sz w:val="28"/>
-          <w:szCs w:val="28"/>
-        </w:rPr>
-        <w:t>/ (дата обращения: 10.03.2026). – Текст : электронный.</w:t>
+      <w:proofErr w:type="spellEnd"/>
+      <w:r>
+        <w:rPr>
+          <w:rFonts w:ascii="Times New Roman" w:hAnsi="Times New Roman" w:cs="Times New Roman"/>
+          <w:sz w:val="28"/>
+          <w:szCs w:val="28"/>
+        </w:rPr>
+        <w:t xml:space="preserve">/ (дата обращения: 10.03.2026). – </w:t>
+      </w:r>
+      <w:proofErr w:type="gramStart"/>
+      <w:r>
+        <w:rPr>
+          <w:rFonts w:ascii="Times New Roman" w:hAnsi="Times New Roman" w:cs="Times New Roman"/>
+          <w:sz w:val="28"/>
+          <w:szCs w:val="28"/>
+        </w:rPr>
+        <w:t>Текст :</w:t>
+      </w:r>
+      <w:proofErr w:type="gramEnd"/>
+      <w:r>
+        <w:rPr>
+          <w:rFonts w:ascii="Times New Roman" w:hAnsi="Times New Roman" w:cs="Times New Roman"/>
+          <w:sz w:val="28"/>
+          <w:szCs w:val="28"/>
+        </w:rPr>
+        <w:t xml:space="preserve"> электронный.</w:t>
       </w:r>
     </w:p>
     <w:p>
@@ -24909,6 +26425,7 @@
         </w:rPr>
         <w:t xml:space="preserve">Руководство по </w:t>
       </w:r>
+      <w:proofErr w:type="gramStart"/>
       <w:r>
         <w:rPr>
           <w:rFonts w:ascii="Times New Roman" w:hAnsi="Times New Roman" w:cs="Times New Roman"/>
@@ -24924,7 +26441,16 @@
           <w:sz w:val="28"/>
           <w:szCs w:val="28"/>
         </w:rPr>
-        <w:t xml:space="preserve"> : [сайт]. – </w:t>
+        <w:t xml:space="preserve"> :</w:t>
+      </w:r>
+      <w:proofErr w:type="gramEnd"/>
+      <w:r>
+        <w:rPr>
+          <w:rFonts w:ascii="Times New Roman" w:hAnsi="Times New Roman" w:cs="Times New Roman"/>
+          <w:sz w:val="28"/>
+          <w:szCs w:val="28"/>
+        </w:rPr>
+        <w:t xml:space="preserve"> [сайт]. – </w:t>
       </w:r>
       <w:r>
         <w:rPr>
@@ -24960,6 +26486,7 @@
         </w:rPr>
         <w:t>://</w:t>
       </w:r>
+      <w:proofErr w:type="spellStart"/>
       <w:r>
         <w:rPr>
           <w:rFonts w:ascii="Times New Roman" w:hAnsi="Times New Roman" w:cs="Times New Roman"/>
@@ -24969,6 +26496,7 @@
         </w:rPr>
         <w:t>metanit</w:t>
       </w:r>
+      <w:proofErr w:type="spellEnd"/>
       <w:r>
         <w:rPr>
           <w:rFonts w:ascii="Times New Roman" w:hAnsi="Times New Roman" w:cs="Times New Roman"/>
@@ -25011,6 +26539,7 @@
         </w:rPr>
         <w:t>/</w:t>
       </w:r>
+      <w:proofErr w:type="spellStart"/>
       <w:r>
         <w:rPr>
           <w:rFonts w:ascii="Times New Roman" w:hAnsi="Times New Roman" w:cs="Times New Roman"/>
@@ -25020,13 +26549,32 @@
         </w:rPr>
         <w:t>wpf</w:t>
       </w:r>
-      <w:r>
-        <w:rPr>
-          <w:rFonts w:ascii="Times New Roman" w:hAnsi="Times New Roman" w:cs="Times New Roman"/>
-          <w:sz w:val="28"/>
-          <w:szCs w:val="28"/>
-        </w:rPr>
-        <w:t>/ (дата обращения: 10.03.2026). – Текст : электронный.</w:t>
+      <w:proofErr w:type="spellEnd"/>
+      <w:r>
+        <w:rPr>
+          <w:rFonts w:ascii="Times New Roman" w:hAnsi="Times New Roman" w:cs="Times New Roman"/>
+          <w:sz w:val="28"/>
+          <w:szCs w:val="28"/>
+        </w:rPr>
+        <w:t xml:space="preserve">/ (дата обращения: 10.03.2026). – </w:t>
+      </w:r>
+      <w:proofErr w:type="gramStart"/>
+      <w:r>
+        <w:rPr>
+          <w:rFonts w:ascii="Times New Roman" w:hAnsi="Times New Roman" w:cs="Times New Roman"/>
+          <w:sz w:val="28"/>
+          <w:szCs w:val="28"/>
+        </w:rPr>
+        <w:t>Текст :</w:t>
+      </w:r>
+      <w:proofErr w:type="gramEnd"/>
+      <w:r>
+        <w:rPr>
+          <w:rFonts w:ascii="Times New Roman" w:hAnsi="Times New Roman" w:cs="Times New Roman"/>
+          <w:sz w:val="28"/>
+          <w:szCs w:val="28"/>
+        </w:rPr>
+        <w:t xml:space="preserve"> электронный.</w:t>
       </w:r>
     </w:p>
     <w:p>
@@ -25056,13 +26604,23 @@
         </w:rPr>
         <w:t xml:space="preserve"> </w:t>
       </w:r>
-      <w:r>
-        <w:rPr>
-          <w:rFonts w:ascii="Times New Roman" w:hAnsi="Times New Roman" w:cs="Times New Roman"/>
-          <w:sz w:val="28"/>
-          <w:szCs w:val="28"/>
-        </w:rPr>
-        <w:t xml:space="preserve">Троелсен, Э. Язык программирования </w:t>
+      <w:proofErr w:type="spellStart"/>
+      <w:r>
+        <w:rPr>
+          <w:rFonts w:ascii="Times New Roman" w:hAnsi="Times New Roman" w:cs="Times New Roman"/>
+          <w:sz w:val="28"/>
+          <w:szCs w:val="28"/>
+        </w:rPr>
+        <w:t>Троелсен</w:t>
+      </w:r>
+      <w:proofErr w:type="spellEnd"/>
+      <w:r>
+        <w:rPr>
+          <w:rFonts w:ascii="Times New Roman" w:hAnsi="Times New Roman" w:cs="Times New Roman"/>
+          <w:sz w:val="28"/>
+          <w:szCs w:val="28"/>
+        </w:rPr>
+        <w:t xml:space="preserve">, Э. Язык программирования </w:t>
       </w:r>
       <w:r>
         <w:rPr>
@@ -25096,7 +26654,61 @@
           <w:sz w:val="28"/>
           <w:szCs w:val="28"/>
         </w:rPr>
-        <w:t xml:space="preserve"> 5 : основные принципы и практики программирования / Э. Троелсен, Ф. Джепикс. – </w:t>
+        <w:t xml:space="preserve"> </w:t>
+      </w:r>
+      <w:proofErr w:type="gramStart"/>
+      <w:r>
+        <w:rPr>
+          <w:rFonts w:ascii="Times New Roman" w:hAnsi="Times New Roman" w:cs="Times New Roman"/>
+          <w:sz w:val="28"/>
+          <w:szCs w:val="28"/>
+        </w:rPr>
+        <w:t>5 :</w:t>
+      </w:r>
+      <w:proofErr w:type="gramEnd"/>
+      <w:r>
+        <w:rPr>
+          <w:rFonts w:ascii="Times New Roman" w:hAnsi="Times New Roman" w:cs="Times New Roman"/>
+          <w:sz w:val="28"/>
+          <w:szCs w:val="28"/>
+        </w:rPr>
+        <w:t xml:space="preserve"> основные принципы и практики программирования / Э. </w:t>
+      </w:r>
+      <w:proofErr w:type="spellStart"/>
+      <w:r>
+        <w:rPr>
+          <w:rFonts w:ascii="Times New Roman" w:hAnsi="Times New Roman" w:cs="Times New Roman"/>
+          <w:sz w:val="28"/>
+          <w:szCs w:val="28"/>
+        </w:rPr>
+        <w:t>Троелсен</w:t>
+      </w:r>
+      <w:proofErr w:type="spellEnd"/>
+      <w:r>
+        <w:rPr>
+          <w:rFonts w:ascii="Times New Roman" w:hAnsi="Times New Roman" w:cs="Times New Roman"/>
+          <w:sz w:val="28"/>
+          <w:szCs w:val="28"/>
+        </w:rPr>
+        <w:t xml:space="preserve">, Ф. </w:t>
+      </w:r>
+      <w:proofErr w:type="spellStart"/>
+      <w:r>
+        <w:rPr>
+          <w:rFonts w:ascii="Times New Roman" w:hAnsi="Times New Roman" w:cs="Times New Roman"/>
+          <w:sz w:val="28"/>
+          <w:szCs w:val="28"/>
+        </w:rPr>
+        <w:t>Джепикс</w:t>
+      </w:r>
+      <w:proofErr w:type="spellEnd"/>
+      <w:r>
+        <w:rPr>
+          <w:rFonts w:ascii="Times New Roman" w:hAnsi="Times New Roman" w:cs="Times New Roman"/>
+          <w:sz w:val="28"/>
+          <w:szCs w:val="28"/>
+        </w:rPr>
+        <w:t xml:space="preserve">. – </w:t>
       </w:r>
       <w:r>
         <w:rPr>
@@ -25105,7 +26717,25 @@
           <w:szCs w:val="28"/>
         </w:rPr>
         <w:lastRenderedPageBreak/>
-        <w:t xml:space="preserve">10-е изд. – Москва : Диалектика, 2022. – 1392 с. – </w:t>
+        <w:t xml:space="preserve">10-е изд. – </w:t>
+      </w:r>
+      <w:proofErr w:type="gramStart"/>
+      <w:r>
+        <w:rPr>
+          <w:rFonts w:ascii="Times New Roman" w:hAnsi="Times New Roman" w:cs="Times New Roman"/>
+          <w:sz w:val="28"/>
+          <w:szCs w:val="28"/>
+        </w:rPr>
+        <w:t>Москва :</w:t>
+      </w:r>
+      <w:proofErr w:type="gramEnd"/>
+      <w:r>
+        <w:rPr>
+          <w:rFonts w:ascii="Times New Roman" w:hAnsi="Times New Roman" w:cs="Times New Roman"/>
+          <w:sz w:val="28"/>
+          <w:szCs w:val="28"/>
+        </w:rPr>
+        <w:t xml:space="preserve"> Диалектика, 2022. – 1392 с. – </w:t>
       </w:r>
       <w:r>
         <w:rPr>
@@ -25122,7 +26752,25 @@
           <w:sz w:val="28"/>
           <w:szCs w:val="28"/>
         </w:rPr>
-        <w:t xml:space="preserve"> 978-5-907458-69-7. – Текст : непосредственный.</w:t>
+        <w:t xml:space="preserve"> 978-5-907458-69-7. – </w:t>
+      </w:r>
+      <w:proofErr w:type="gramStart"/>
+      <w:r>
+        <w:rPr>
+          <w:rFonts w:ascii="Times New Roman" w:hAnsi="Times New Roman" w:cs="Times New Roman"/>
+          <w:sz w:val="28"/>
+          <w:szCs w:val="28"/>
+        </w:rPr>
+        <w:t>Текст :</w:t>
+      </w:r>
+      <w:proofErr w:type="gramEnd"/>
+      <w:r>
+        <w:rPr>
+          <w:rFonts w:ascii="Times New Roman" w:hAnsi="Times New Roman" w:cs="Times New Roman"/>
+          <w:sz w:val="28"/>
+          <w:szCs w:val="28"/>
+        </w:rPr>
+        <w:t xml:space="preserve"> непосредственный.</w:t>
       </w:r>
     </w:p>
     <w:p>
@@ -25158,7 +26806,43 @@
           <w:sz w:val="28"/>
           <w:szCs w:val="28"/>
         </w:rPr>
-        <w:t xml:space="preserve">Фаулер, М. Архитектура корпоративных программных приложений : руководство / М. Фаулер. – Москва : Вильямс, 2021. – 544 с. – </w:t>
+        <w:t xml:space="preserve">Фаулер, М. Архитектура корпоративных программных </w:t>
+      </w:r>
+      <w:proofErr w:type="gramStart"/>
+      <w:r>
+        <w:rPr>
+          <w:rFonts w:ascii="Times New Roman" w:hAnsi="Times New Roman" w:cs="Times New Roman"/>
+          <w:sz w:val="28"/>
+          <w:szCs w:val="28"/>
+        </w:rPr>
+        <w:t>приложений :</w:t>
+      </w:r>
+      <w:proofErr w:type="gramEnd"/>
+      <w:r>
+        <w:rPr>
+          <w:rFonts w:ascii="Times New Roman" w:hAnsi="Times New Roman" w:cs="Times New Roman"/>
+          <w:sz w:val="28"/>
+          <w:szCs w:val="28"/>
+        </w:rPr>
+        <w:t xml:space="preserve"> руководство / М. Фаулер. – </w:t>
+      </w:r>
+      <w:proofErr w:type="gramStart"/>
+      <w:r>
+        <w:rPr>
+          <w:rFonts w:ascii="Times New Roman" w:hAnsi="Times New Roman" w:cs="Times New Roman"/>
+          <w:sz w:val="28"/>
+          <w:szCs w:val="28"/>
+        </w:rPr>
+        <w:t>Москва :</w:t>
+      </w:r>
+      <w:proofErr w:type="gramEnd"/>
+      <w:r>
+        <w:rPr>
+          <w:rFonts w:ascii="Times New Roman" w:hAnsi="Times New Roman" w:cs="Times New Roman"/>
+          <w:sz w:val="28"/>
+          <w:szCs w:val="28"/>
+        </w:rPr>
+        <w:t xml:space="preserve"> Вильямс, 2021. – 544 с. – </w:t>
       </w:r>
       <w:r>
         <w:rPr>
@@ -25175,7 +26859,25 @@
           <w:sz w:val="28"/>
           <w:szCs w:val="28"/>
         </w:rPr>
-        <w:t xml:space="preserve"> 978-5-8459-0532-8. – Текст : непосредственный.</w:t>
+        <w:t xml:space="preserve"> 978-5-8459-0532-8. – </w:t>
+      </w:r>
+      <w:proofErr w:type="gramStart"/>
+      <w:r>
+        <w:rPr>
+          <w:rFonts w:ascii="Times New Roman" w:hAnsi="Times New Roman" w:cs="Times New Roman"/>
+          <w:sz w:val="28"/>
+          <w:szCs w:val="28"/>
+        </w:rPr>
+        <w:t>Текст :</w:t>
+      </w:r>
+      <w:proofErr w:type="gramEnd"/>
+      <w:r>
+        <w:rPr>
+          <w:rFonts w:ascii="Times New Roman" w:hAnsi="Times New Roman" w:cs="Times New Roman"/>
+          <w:sz w:val="28"/>
+          <w:szCs w:val="28"/>
+        </w:rPr>
+        <w:t xml:space="preserve"> непосредственный.</w:t>
       </w:r>
     </w:p>
     <w:p>
@@ -25205,13 +26907,23 @@
         </w:rPr>
         <w:t xml:space="preserve"> </w:t>
       </w:r>
-      <w:r>
-        <w:rPr>
-          <w:rFonts w:ascii="Times New Roman" w:hAnsi="Times New Roman" w:cs="Times New Roman"/>
-          <w:sz w:val="28"/>
-          <w:szCs w:val="28"/>
-        </w:rPr>
-        <w:t xml:space="preserve">Фленов, М. Е. Библия </w:t>
+      <w:proofErr w:type="spellStart"/>
+      <w:r>
+        <w:rPr>
+          <w:rFonts w:ascii="Times New Roman" w:hAnsi="Times New Roman" w:cs="Times New Roman"/>
+          <w:sz w:val="28"/>
+          <w:szCs w:val="28"/>
+        </w:rPr>
+        <w:t>Фленов</w:t>
+      </w:r>
+      <w:proofErr w:type="spellEnd"/>
+      <w:r>
+        <w:rPr>
+          <w:rFonts w:ascii="Times New Roman" w:hAnsi="Times New Roman" w:cs="Times New Roman"/>
+          <w:sz w:val="28"/>
+          <w:szCs w:val="28"/>
+        </w:rPr>
+        <w:t xml:space="preserve">, М. Е. Библия </w:t>
       </w:r>
       <w:r>
         <w:rPr>
@@ -25228,7 +26940,61 @@
           <w:sz w:val="28"/>
           <w:szCs w:val="28"/>
         </w:rPr>
-        <w:t xml:space="preserve"># / М. Е. Фленов. – 3-е изд., перераб. и доп. – Санкт-Петербург : БХВ-Петербург, 2023. – 544 с. – </w:t>
+        <w:t xml:space="preserve"># / М. Е. </w:t>
+      </w:r>
+      <w:proofErr w:type="spellStart"/>
+      <w:r>
+        <w:rPr>
+          <w:rFonts w:ascii="Times New Roman" w:hAnsi="Times New Roman" w:cs="Times New Roman"/>
+          <w:sz w:val="28"/>
+          <w:szCs w:val="28"/>
+        </w:rPr>
+        <w:t>Фленов</w:t>
+      </w:r>
+      <w:proofErr w:type="spellEnd"/>
+      <w:r>
+        <w:rPr>
+          <w:rFonts w:ascii="Times New Roman" w:hAnsi="Times New Roman" w:cs="Times New Roman"/>
+          <w:sz w:val="28"/>
+          <w:szCs w:val="28"/>
+        </w:rPr>
+        <w:t xml:space="preserve">. – 3-е изд., </w:t>
+      </w:r>
+      <w:proofErr w:type="spellStart"/>
+      <w:r>
+        <w:rPr>
+          <w:rFonts w:ascii="Times New Roman" w:hAnsi="Times New Roman" w:cs="Times New Roman"/>
+          <w:sz w:val="28"/>
+          <w:szCs w:val="28"/>
+        </w:rPr>
+        <w:t>перераб</w:t>
+      </w:r>
+      <w:proofErr w:type="spellEnd"/>
+      <w:r>
+        <w:rPr>
+          <w:rFonts w:ascii="Times New Roman" w:hAnsi="Times New Roman" w:cs="Times New Roman"/>
+          <w:sz w:val="28"/>
+          <w:szCs w:val="28"/>
+        </w:rPr>
+        <w:t>. и доп. – Санкт-</w:t>
+      </w:r>
+      <w:proofErr w:type="gramStart"/>
+      <w:r>
+        <w:rPr>
+          <w:rFonts w:ascii="Times New Roman" w:hAnsi="Times New Roman" w:cs="Times New Roman"/>
+          <w:sz w:val="28"/>
+          <w:szCs w:val="28"/>
+        </w:rPr>
+        <w:t>Петербург :</w:t>
+      </w:r>
+      <w:proofErr w:type="gramEnd"/>
+      <w:r>
+        <w:rPr>
+          <w:rFonts w:ascii="Times New Roman" w:hAnsi="Times New Roman" w:cs="Times New Roman"/>
+          <w:sz w:val="28"/>
+          <w:szCs w:val="28"/>
+        </w:rPr>
+        <w:t xml:space="preserve"> БХВ-Петербург, 2023. – 544 с. – </w:t>
       </w:r>
       <w:r>
         <w:rPr>
@@ -25245,7 +27011,25 @@
           <w:sz w:val="28"/>
           <w:szCs w:val="28"/>
         </w:rPr>
-        <w:t xml:space="preserve"> 978-5-9775-0678-0. – Текст : непосредственный.</w:t>
+        <w:t xml:space="preserve"> 978-5-9775-0678-0. – </w:t>
+      </w:r>
+      <w:proofErr w:type="gramStart"/>
+      <w:r>
+        <w:rPr>
+          <w:rFonts w:ascii="Times New Roman" w:hAnsi="Times New Roman" w:cs="Times New Roman"/>
+          <w:sz w:val="28"/>
+          <w:szCs w:val="28"/>
+        </w:rPr>
+        <w:t>Текст :</w:t>
+      </w:r>
+      <w:proofErr w:type="gramEnd"/>
+      <w:r>
+        <w:rPr>
+          <w:rFonts w:ascii="Times New Roman" w:hAnsi="Times New Roman" w:cs="Times New Roman"/>
+          <w:sz w:val="28"/>
+          <w:szCs w:val="28"/>
+        </w:rPr>
+        <w:t xml:space="preserve"> непосредственный.</w:t>
       </w:r>
     </w:p>
     <w:p>
@@ -25275,13 +27059,23 @@
         </w:rPr>
         <w:t xml:space="preserve"> </w:t>
       </w:r>
-      <w:r>
-        <w:rPr>
-          <w:rFonts w:ascii="Times New Roman" w:hAnsi="Times New Roman" w:cs="Times New Roman"/>
-          <w:sz w:val="28"/>
-          <w:szCs w:val="28"/>
-        </w:rPr>
-        <w:t xml:space="preserve">Шилдт, Г. </w:t>
+      <w:proofErr w:type="spellStart"/>
+      <w:r>
+        <w:rPr>
+          <w:rFonts w:ascii="Times New Roman" w:hAnsi="Times New Roman" w:cs="Times New Roman"/>
+          <w:sz w:val="28"/>
+          <w:szCs w:val="28"/>
+        </w:rPr>
+        <w:t>Шилдт</w:t>
+      </w:r>
+      <w:proofErr w:type="spellEnd"/>
+      <w:r>
+        <w:rPr>
+          <w:rFonts w:ascii="Times New Roman" w:hAnsi="Times New Roman" w:cs="Times New Roman"/>
+          <w:sz w:val="28"/>
+          <w:szCs w:val="28"/>
+        </w:rPr>
+        <w:t xml:space="preserve">, Г. </w:t>
       </w:r>
       <w:r>
         <w:rPr>
@@ -25298,7 +27092,43 @@
           <w:sz w:val="28"/>
           <w:szCs w:val="28"/>
         </w:rPr>
-        <w:t xml:space="preserve"># 4.0: полное руководство / Г. Шилдт. – Москва : Вильямс, 2019. – 1056 с. – </w:t>
+        <w:t xml:space="preserve"># 4.0: полное руководство / Г. </w:t>
+      </w:r>
+      <w:proofErr w:type="spellStart"/>
+      <w:r>
+        <w:rPr>
+          <w:rFonts w:ascii="Times New Roman" w:hAnsi="Times New Roman" w:cs="Times New Roman"/>
+          <w:sz w:val="28"/>
+          <w:szCs w:val="28"/>
+        </w:rPr>
+        <w:t>Шилдт</w:t>
+      </w:r>
+      <w:proofErr w:type="spellEnd"/>
+      <w:r>
+        <w:rPr>
+          <w:rFonts w:ascii="Times New Roman" w:hAnsi="Times New Roman" w:cs="Times New Roman"/>
+          <w:sz w:val="28"/>
+          <w:szCs w:val="28"/>
+        </w:rPr>
+        <w:t xml:space="preserve">. – </w:t>
+      </w:r>
+      <w:proofErr w:type="gramStart"/>
+      <w:r>
+        <w:rPr>
+          <w:rFonts w:ascii="Times New Roman" w:hAnsi="Times New Roman" w:cs="Times New Roman"/>
+          <w:sz w:val="28"/>
+          <w:szCs w:val="28"/>
+        </w:rPr>
+        <w:t>Москва :</w:t>
+      </w:r>
+      <w:proofErr w:type="gramEnd"/>
+      <w:r>
+        <w:rPr>
+          <w:rFonts w:ascii="Times New Roman" w:hAnsi="Times New Roman" w:cs="Times New Roman"/>
+          <w:sz w:val="28"/>
+          <w:szCs w:val="28"/>
+        </w:rPr>
+        <w:t xml:space="preserve"> Вильямс, 2019. – 1056 с. – </w:t>
       </w:r>
       <w:r>
         <w:rPr>
@@ -25315,7 +27145,25 @@
           <w:sz w:val="28"/>
           <w:szCs w:val="28"/>
         </w:rPr>
-        <w:t xml:space="preserve"> 978-5-8459-1684-3. – Текст : непосредственный.</w:t>
+        <w:t xml:space="preserve"> 978-5-8459-1684-3. – </w:t>
+      </w:r>
+      <w:proofErr w:type="gramStart"/>
+      <w:r>
+        <w:rPr>
+          <w:rFonts w:ascii="Times New Roman" w:hAnsi="Times New Roman" w:cs="Times New Roman"/>
+          <w:sz w:val="28"/>
+          <w:szCs w:val="28"/>
+        </w:rPr>
+        <w:t>Текст :</w:t>
+      </w:r>
+      <w:proofErr w:type="gramEnd"/>
+      <w:r>
+        <w:rPr>
+          <w:rFonts w:ascii="Times New Roman" w:hAnsi="Times New Roman" w:cs="Times New Roman"/>
+          <w:sz w:val="28"/>
+          <w:szCs w:val="28"/>
+        </w:rPr>
+        <w:t xml:space="preserve"> непосредственный.</w:t>
       </w:r>
     </w:p>
     <w:p>
@@ -25353,7 +27201,118 @@
           <w:szCs w:val="28"/>
           <w:lang w:val="en-US"/>
         </w:rPr>
-        <w:t>Entity Framework Core : [official documentation]. – URL: https://learn.microsoft.com/en-us/ef/core/ (дата обращения: 10.03.2026). – Текст : электронный.</w:t>
+        <w:t xml:space="preserve">Entity Framework </w:t>
+      </w:r>
+      <w:proofErr w:type="gramStart"/>
+      <w:r>
+        <w:rPr>
+          <w:rFonts w:ascii="Times New Roman" w:hAnsi="Times New Roman" w:cs="Times New Roman"/>
+          <w:sz w:val="28"/>
+          <w:szCs w:val="28"/>
+          <w:lang w:val="en-US"/>
+        </w:rPr>
+        <w:t>Core :</w:t>
+      </w:r>
+      <w:proofErr w:type="gramEnd"/>
+      <w:r>
+        <w:rPr>
+          <w:rFonts w:ascii="Times New Roman" w:hAnsi="Times New Roman" w:cs="Times New Roman"/>
+          <w:sz w:val="28"/>
+          <w:szCs w:val="28"/>
+          <w:lang w:val="en-US"/>
+        </w:rPr>
+        <w:t xml:space="preserve"> [official documentation]. – URL: https://learn.microsoft.com/en-us/ef/core/ (</w:t>
+      </w:r>
+      <w:proofErr w:type="spellStart"/>
+      <w:r>
+        <w:rPr>
+          <w:rFonts w:ascii="Times New Roman" w:hAnsi="Times New Roman" w:cs="Times New Roman"/>
+          <w:sz w:val="28"/>
+          <w:szCs w:val="28"/>
+          <w:lang w:val="en-US"/>
+        </w:rPr>
+        <w:t>дата</w:t>
+      </w:r>
+      <w:proofErr w:type="spellEnd"/>
+      <w:r>
+        <w:rPr>
+          <w:rFonts w:ascii="Times New Roman" w:hAnsi="Times New Roman" w:cs="Times New Roman"/>
+          <w:sz w:val="28"/>
+          <w:szCs w:val="28"/>
+          <w:lang w:val="en-US"/>
+        </w:rPr>
+        <w:t xml:space="preserve"> </w:t>
+      </w:r>
+      <w:proofErr w:type="spellStart"/>
+      <w:r>
+        <w:rPr>
+          <w:rFonts w:ascii="Times New Roman" w:hAnsi="Times New Roman" w:cs="Times New Roman"/>
+          <w:sz w:val="28"/>
+          <w:szCs w:val="28"/>
+          <w:lang w:val="en-US"/>
+        </w:rPr>
+        <w:t>обращения</w:t>
+      </w:r>
+      <w:proofErr w:type="spellEnd"/>
+      <w:r>
+        <w:rPr>
+          <w:rFonts w:ascii="Times New Roman" w:hAnsi="Times New Roman" w:cs="Times New Roman"/>
+          <w:sz w:val="28"/>
+          <w:szCs w:val="28"/>
+          <w:lang w:val="en-US"/>
+        </w:rPr>
+        <w:t xml:space="preserve">: 10.03.2026). – </w:t>
+      </w:r>
+      <w:proofErr w:type="spellStart"/>
+      <w:proofErr w:type="gramStart"/>
+      <w:r>
+        <w:rPr>
+          <w:rFonts w:ascii="Times New Roman" w:hAnsi="Times New Roman" w:cs="Times New Roman"/>
+          <w:sz w:val="28"/>
+          <w:szCs w:val="28"/>
+          <w:lang w:val="en-US"/>
+        </w:rPr>
+        <w:t>Текст</w:t>
+      </w:r>
+      <w:proofErr w:type="spellEnd"/>
+      <w:r>
+        <w:rPr>
+          <w:rFonts w:ascii="Times New Roman" w:hAnsi="Times New Roman" w:cs="Times New Roman"/>
+          <w:sz w:val="28"/>
+          <w:szCs w:val="28"/>
+          <w:lang w:val="en-US"/>
+        </w:rPr>
+        <w:t xml:space="preserve"> :</w:t>
+      </w:r>
+      <w:proofErr w:type="gramEnd"/>
+      <w:r>
+        <w:rPr>
+          <w:rFonts w:ascii="Times New Roman" w:hAnsi="Times New Roman" w:cs="Times New Roman"/>
+          <w:sz w:val="28"/>
+          <w:szCs w:val="28"/>
+          <w:lang w:val="en-US"/>
+        </w:rPr>
+        <w:t xml:space="preserve"> </w:t>
+      </w:r>
+      <w:proofErr w:type="spellStart"/>
+      <w:r>
+        <w:rPr>
+          <w:rFonts w:ascii="Times New Roman" w:hAnsi="Times New Roman" w:cs="Times New Roman"/>
+          <w:sz w:val="28"/>
+          <w:szCs w:val="28"/>
+          <w:lang w:val="en-US"/>
+        </w:rPr>
+        <w:t>электронный</w:t>
+      </w:r>
+      <w:proofErr w:type="spellEnd"/>
+      <w:r>
+        <w:rPr>
+          <w:rFonts w:ascii="Times New Roman" w:hAnsi="Times New Roman" w:cs="Times New Roman"/>
+          <w:sz w:val="28"/>
+          <w:szCs w:val="28"/>
+          <w:lang w:val="en-US"/>
+        </w:rPr>
+        <w:t>.</w:t>
       </w:r>
     </w:p>
     <w:p>
@@ -25392,7 +27351,118 @@
           <w:szCs w:val="28"/>
           <w:lang w:val="en-US"/>
         </w:rPr>
-        <w:t>MySQL 8.0 Reference Manual : [official documentation]. – URL: https://dev.mysql.com/doc/refman/8.0/en/ (дата обращения: 10.03.2026). – Текст : электронный.</w:t>
+        <w:t xml:space="preserve">MySQL 8.0 Reference </w:t>
+      </w:r>
+      <w:proofErr w:type="gramStart"/>
+      <w:r>
+        <w:rPr>
+          <w:rFonts w:ascii="Times New Roman" w:hAnsi="Times New Roman" w:cs="Times New Roman"/>
+          <w:sz w:val="28"/>
+          <w:szCs w:val="28"/>
+          <w:lang w:val="en-US"/>
+        </w:rPr>
+        <w:t>Manual :</w:t>
+      </w:r>
+      <w:proofErr w:type="gramEnd"/>
+      <w:r>
+        <w:rPr>
+          <w:rFonts w:ascii="Times New Roman" w:hAnsi="Times New Roman" w:cs="Times New Roman"/>
+          <w:sz w:val="28"/>
+          <w:szCs w:val="28"/>
+          <w:lang w:val="en-US"/>
+        </w:rPr>
+        <w:t xml:space="preserve"> [official documentation]. – URL: https://dev.mysql.com/doc/refman/8.0/en/ (</w:t>
+      </w:r>
+      <w:proofErr w:type="spellStart"/>
+      <w:r>
+        <w:rPr>
+          <w:rFonts w:ascii="Times New Roman" w:hAnsi="Times New Roman" w:cs="Times New Roman"/>
+          <w:sz w:val="28"/>
+          <w:szCs w:val="28"/>
+          <w:lang w:val="en-US"/>
+        </w:rPr>
+        <w:t>дата</w:t>
+      </w:r>
+      <w:proofErr w:type="spellEnd"/>
+      <w:r>
+        <w:rPr>
+          <w:rFonts w:ascii="Times New Roman" w:hAnsi="Times New Roman" w:cs="Times New Roman"/>
+          <w:sz w:val="28"/>
+          <w:szCs w:val="28"/>
+          <w:lang w:val="en-US"/>
+        </w:rPr>
+        <w:t xml:space="preserve"> </w:t>
+      </w:r>
+      <w:proofErr w:type="spellStart"/>
+      <w:r>
+        <w:rPr>
+          <w:rFonts w:ascii="Times New Roman" w:hAnsi="Times New Roman" w:cs="Times New Roman"/>
+          <w:sz w:val="28"/>
+          <w:szCs w:val="28"/>
+          <w:lang w:val="en-US"/>
+        </w:rPr>
+        <w:t>обращения</w:t>
+      </w:r>
+      <w:proofErr w:type="spellEnd"/>
+      <w:r>
+        <w:rPr>
+          <w:rFonts w:ascii="Times New Roman" w:hAnsi="Times New Roman" w:cs="Times New Roman"/>
+          <w:sz w:val="28"/>
+          <w:szCs w:val="28"/>
+          <w:lang w:val="en-US"/>
+        </w:rPr>
+        <w:t xml:space="preserve">: 10.03.2026). – </w:t>
+      </w:r>
+      <w:proofErr w:type="spellStart"/>
+      <w:proofErr w:type="gramStart"/>
+      <w:r>
+        <w:rPr>
+          <w:rFonts w:ascii="Times New Roman" w:hAnsi="Times New Roman" w:cs="Times New Roman"/>
+          <w:sz w:val="28"/>
+          <w:szCs w:val="28"/>
+          <w:lang w:val="en-US"/>
+        </w:rPr>
+        <w:t>Текст</w:t>
+      </w:r>
+      <w:proofErr w:type="spellEnd"/>
+      <w:r>
+        <w:rPr>
+          <w:rFonts w:ascii="Times New Roman" w:hAnsi="Times New Roman" w:cs="Times New Roman"/>
+          <w:sz w:val="28"/>
+          <w:szCs w:val="28"/>
+          <w:lang w:val="en-US"/>
+        </w:rPr>
+        <w:t xml:space="preserve"> :</w:t>
+      </w:r>
+      <w:proofErr w:type="gramEnd"/>
+      <w:r>
+        <w:rPr>
+          <w:rFonts w:ascii="Times New Roman" w:hAnsi="Times New Roman" w:cs="Times New Roman"/>
+          <w:sz w:val="28"/>
+          <w:szCs w:val="28"/>
+          <w:lang w:val="en-US"/>
+        </w:rPr>
+        <w:t xml:space="preserve"> </w:t>
+      </w:r>
+      <w:proofErr w:type="spellStart"/>
+      <w:r>
+        <w:rPr>
+          <w:rFonts w:ascii="Times New Roman" w:hAnsi="Times New Roman" w:cs="Times New Roman"/>
+          <w:sz w:val="28"/>
+          <w:szCs w:val="28"/>
+          <w:lang w:val="en-US"/>
+        </w:rPr>
+        <w:t>электронный</w:t>
+      </w:r>
+      <w:proofErr w:type="spellEnd"/>
+      <w:r>
+        <w:rPr>
+          <w:rFonts w:ascii="Times New Roman" w:hAnsi="Times New Roman" w:cs="Times New Roman"/>
+          <w:sz w:val="28"/>
+          <w:szCs w:val="28"/>
+          <w:lang w:val="en-US"/>
+        </w:rPr>
+        <w:t>.</w:t>
       </w:r>
     </w:p>
     <w:p>
@@ -25431,7 +27501,118 @@
           <w:szCs w:val="28"/>
           <w:lang w:val="en-US"/>
         </w:rPr>
-        <w:t>Windows Presentation Foundation (WPF) : [official documentation]. – URL: https://learn.microsoft.com/en-us/dotnet/desktop/wpf/ (дата обращения: 10.03.2026). – Текст : электронный.</w:t>
+        <w:t>Windows Presentation Foundation (WPF</w:t>
+      </w:r>
+      <w:proofErr w:type="gramStart"/>
+      <w:r>
+        <w:rPr>
+          <w:rFonts w:ascii="Times New Roman" w:hAnsi="Times New Roman" w:cs="Times New Roman"/>
+          <w:sz w:val="28"/>
+          <w:szCs w:val="28"/>
+          <w:lang w:val="en-US"/>
+        </w:rPr>
+        <w:t>) :</w:t>
+      </w:r>
+      <w:proofErr w:type="gramEnd"/>
+      <w:r>
+        <w:rPr>
+          <w:rFonts w:ascii="Times New Roman" w:hAnsi="Times New Roman" w:cs="Times New Roman"/>
+          <w:sz w:val="28"/>
+          <w:szCs w:val="28"/>
+          <w:lang w:val="en-US"/>
+        </w:rPr>
+        <w:t xml:space="preserve"> [official documentation]. – URL: https://learn.microsoft.com/en-us/dotnet/desktop/wpf/ (</w:t>
+      </w:r>
+      <w:proofErr w:type="spellStart"/>
+      <w:r>
+        <w:rPr>
+          <w:rFonts w:ascii="Times New Roman" w:hAnsi="Times New Roman" w:cs="Times New Roman"/>
+          <w:sz w:val="28"/>
+          <w:szCs w:val="28"/>
+          <w:lang w:val="en-US"/>
+        </w:rPr>
+        <w:t>дата</w:t>
+      </w:r>
+      <w:proofErr w:type="spellEnd"/>
+      <w:r>
+        <w:rPr>
+          <w:rFonts w:ascii="Times New Roman" w:hAnsi="Times New Roman" w:cs="Times New Roman"/>
+          <w:sz w:val="28"/>
+          <w:szCs w:val="28"/>
+          <w:lang w:val="en-US"/>
+        </w:rPr>
+        <w:t xml:space="preserve"> </w:t>
+      </w:r>
+      <w:proofErr w:type="spellStart"/>
+      <w:r>
+        <w:rPr>
+          <w:rFonts w:ascii="Times New Roman" w:hAnsi="Times New Roman" w:cs="Times New Roman"/>
+          <w:sz w:val="28"/>
+          <w:szCs w:val="28"/>
+          <w:lang w:val="en-US"/>
+        </w:rPr>
+        <w:t>обращения</w:t>
+      </w:r>
+      <w:proofErr w:type="spellEnd"/>
+      <w:r>
+        <w:rPr>
+          <w:rFonts w:ascii="Times New Roman" w:hAnsi="Times New Roman" w:cs="Times New Roman"/>
+          <w:sz w:val="28"/>
+          <w:szCs w:val="28"/>
+          <w:lang w:val="en-US"/>
+        </w:rPr>
+        <w:t xml:space="preserve">: 10.03.2026). – </w:t>
+      </w:r>
+      <w:proofErr w:type="spellStart"/>
+      <w:proofErr w:type="gramStart"/>
+      <w:r>
+        <w:rPr>
+          <w:rFonts w:ascii="Times New Roman" w:hAnsi="Times New Roman" w:cs="Times New Roman"/>
+          <w:sz w:val="28"/>
+          <w:szCs w:val="28"/>
+          <w:lang w:val="en-US"/>
+        </w:rPr>
+        <w:t>Текст</w:t>
+      </w:r>
+      <w:proofErr w:type="spellEnd"/>
+      <w:r>
+        <w:rPr>
+          <w:rFonts w:ascii="Times New Roman" w:hAnsi="Times New Roman" w:cs="Times New Roman"/>
+          <w:sz w:val="28"/>
+          <w:szCs w:val="28"/>
+          <w:lang w:val="en-US"/>
+        </w:rPr>
+        <w:t xml:space="preserve"> :</w:t>
+      </w:r>
+      <w:proofErr w:type="gramEnd"/>
+      <w:r>
+        <w:rPr>
+          <w:rFonts w:ascii="Times New Roman" w:hAnsi="Times New Roman" w:cs="Times New Roman"/>
+          <w:sz w:val="28"/>
+          <w:szCs w:val="28"/>
+          <w:lang w:val="en-US"/>
+        </w:rPr>
+        <w:t xml:space="preserve"> </w:t>
+      </w:r>
+      <w:proofErr w:type="spellStart"/>
+      <w:r>
+        <w:rPr>
+          <w:rFonts w:ascii="Times New Roman" w:hAnsi="Times New Roman" w:cs="Times New Roman"/>
+          <w:sz w:val="28"/>
+          <w:szCs w:val="28"/>
+          <w:lang w:val="en-US"/>
+        </w:rPr>
+        <w:t>электронный</w:t>
+      </w:r>
+      <w:proofErr w:type="spellEnd"/>
+      <w:r>
+        <w:rPr>
+          <w:rFonts w:ascii="Times New Roman" w:hAnsi="Times New Roman" w:cs="Times New Roman"/>
+          <w:sz w:val="28"/>
+          <w:szCs w:val="28"/>
+          <w:lang w:val="en-US"/>
+        </w:rPr>
+        <w:t>.</w:t>
       </w:r>
     </w:p>
     <w:p>
@@ -26371,12 +28552,28 @@
                 <w:rFonts w:ascii="Times New Roman" w:hAnsi="Times New Roman" w:cs="Times New Roman"/>
               </w:rPr>
             </w:pPr>
-            <w:r>
-              <w:rPr>
-                <w:rFonts w:ascii="Times New Roman" w:hAnsi="Times New Roman" w:cs="Times New Roman"/>
-              </w:rPr>
-              <w:t>Alessio Nesca</w:t>
-            </w:r>
+            <w:proofErr w:type="spellStart"/>
+            <w:r>
+              <w:rPr>
+                <w:rFonts w:ascii="Times New Roman" w:hAnsi="Times New Roman" w:cs="Times New Roman"/>
+              </w:rPr>
+              <w:t>Alessio</w:t>
+            </w:r>
+            <w:proofErr w:type="spellEnd"/>
+            <w:r>
+              <w:rPr>
+                <w:rFonts w:ascii="Times New Roman" w:hAnsi="Times New Roman" w:cs="Times New Roman"/>
+              </w:rPr>
+              <w:t xml:space="preserve"> </w:t>
+            </w:r>
+            <w:proofErr w:type="spellStart"/>
+            <w:r>
+              <w:rPr>
+                <w:rFonts w:ascii="Times New Roman" w:hAnsi="Times New Roman" w:cs="Times New Roman"/>
+              </w:rPr>
+              <w:t>Nesca</w:t>
+            </w:r>
+            <w:proofErr w:type="spellEnd"/>
           </w:p>
         </w:tc>
         <w:tc>
@@ -26471,7 +28668,35 @@
               <w:rPr>
                 <w:rFonts w:ascii="Times New Roman" w:hAnsi="Times New Roman" w:cs="Times New Roman"/>
               </w:rPr>
-              <w:t>Полуботинки Alessio Nesca женские</w:t>
+              <w:t xml:space="preserve">Полуботинки </w:t>
+            </w:r>
+            <w:proofErr w:type="spellStart"/>
+            <w:r>
+              <w:rPr>
+                <w:rFonts w:ascii="Times New Roman" w:hAnsi="Times New Roman" w:cs="Times New Roman"/>
+              </w:rPr>
+              <w:t>Alessio</w:t>
+            </w:r>
+            <w:proofErr w:type="spellEnd"/>
+            <w:r>
+              <w:rPr>
+                <w:rFonts w:ascii="Times New Roman" w:hAnsi="Times New Roman" w:cs="Times New Roman"/>
+              </w:rPr>
+              <w:t xml:space="preserve"> </w:t>
+            </w:r>
+            <w:proofErr w:type="spellStart"/>
+            <w:r>
+              <w:rPr>
+                <w:rFonts w:ascii="Times New Roman" w:hAnsi="Times New Roman" w:cs="Times New Roman"/>
+              </w:rPr>
+              <w:t>Nesca</w:t>
+            </w:r>
+            <w:proofErr w:type="spellEnd"/>
+            <w:r>
+              <w:rPr>
+                <w:rFonts w:ascii="Times New Roman" w:hAnsi="Times New Roman" w:cs="Times New Roman"/>
+              </w:rPr>
+              <w:t xml:space="preserve"> женские</w:t>
             </w:r>
           </w:p>
         </w:tc>
@@ -27258,11 +29483,33 @@
                 <w:rFonts w:ascii="Times New Roman" w:hAnsi="Times New Roman" w:cs="Times New Roman"/>
               </w:rPr>
             </w:pPr>
-            <w:r>
-              <w:rPr>
-                <w:rFonts w:ascii="Times New Roman" w:hAnsi="Times New Roman" w:cs="Times New Roman"/>
-              </w:rPr>
-              <w:t>г.Лесной, ул.Чехова, 3</w:t>
+            <w:proofErr w:type="spellStart"/>
+            <w:r>
+              <w:rPr>
+                <w:rFonts w:ascii="Times New Roman" w:hAnsi="Times New Roman" w:cs="Times New Roman"/>
+              </w:rPr>
+              <w:t>г.Лесной</w:t>
+            </w:r>
+            <w:proofErr w:type="spellEnd"/>
+            <w:r>
+              <w:rPr>
+                <w:rFonts w:ascii="Times New Roman" w:hAnsi="Times New Roman" w:cs="Times New Roman"/>
+              </w:rPr>
+              <w:t xml:space="preserve">, </w:t>
+            </w:r>
+            <w:proofErr w:type="spellStart"/>
+            <w:r>
+              <w:rPr>
+                <w:rFonts w:ascii="Times New Roman" w:hAnsi="Times New Roman" w:cs="Times New Roman"/>
+              </w:rPr>
+              <w:t>ул.Чехова</w:t>
+            </w:r>
+            <w:proofErr w:type="spellEnd"/>
+            <w:r>
+              <w:rPr>
+                <w:rFonts w:ascii="Times New Roman" w:hAnsi="Times New Roman" w:cs="Times New Roman"/>
+              </w:rPr>
+              <w:t>, 3</w:t>
             </w:r>
           </w:p>
         </w:tc>
@@ -27428,11 +29675,33 @@
                 <w:rFonts w:ascii="Times New Roman" w:hAnsi="Times New Roman" w:cs="Times New Roman"/>
               </w:rPr>
             </w:pPr>
-            <w:r>
-              <w:rPr>
-                <w:rFonts w:ascii="Times New Roman" w:hAnsi="Times New Roman" w:cs="Times New Roman"/>
-              </w:rPr>
-              <w:t>г.Лесной, ул.Чехова, 1</w:t>
+            <w:proofErr w:type="spellStart"/>
+            <w:r>
+              <w:rPr>
+                <w:rFonts w:ascii="Times New Roman" w:hAnsi="Times New Roman" w:cs="Times New Roman"/>
+              </w:rPr>
+              <w:t>г.Лесной</w:t>
+            </w:r>
+            <w:proofErr w:type="spellEnd"/>
+            <w:r>
+              <w:rPr>
+                <w:rFonts w:ascii="Times New Roman" w:hAnsi="Times New Roman" w:cs="Times New Roman"/>
+              </w:rPr>
+              <w:t xml:space="preserve">, </w:t>
+            </w:r>
+            <w:proofErr w:type="spellStart"/>
+            <w:r>
+              <w:rPr>
+                <w:rFonts w:ascii="Times New Roman" w:hAnsi="Times New Roman" w:cs="Times New Roman"/>
+              </w:rPr>
+              <w:t>ул.Чехова</w:t>
+            </w:r>
+            <w:proofErr w:type="spellEnd"/>
+            <w:r>
+              <w:rPr>
+                <w:rFonts w:ascii="Times New Roman" w:hAnsi="Times New Roman" w:cs="Times New Roman"/>
+              </w:rPr>
+              <w:t>, 1</w:t>
             </w:r>
           </w:p>
         </w:tc>
@@ -28228,11 +30497,19 @@
                                 <w:sz w:val="18"/>
                               </w:rPr>
                             </w:pPr>
+                            <w:proofErr w:type="spellStart"/>
                             <w:r>
                               <w:rPr>
                                 <w:sz w:val="18"/>
                               </w:rPr>
-                              <w:t>Изм.</w:t>
+                              <w:t>Изм</w:t>
+                            </w:r>
+                            <w:proofErr w:type="spellEnd"/>
+                            <w:r>
+                              <w:rPr>
+                                <w:sz w:val="18"/>
+                              </w:rPr>
+                              <w:t>.</w:t>
                             </w:r>
                           </w:p>
                         </w:txbxContent>
@@ -28354,7 +30631,21 @@
                               <w:rPr>
                                 <w:sz w:val="18"/>
                               </w:rPr>
-                              <w:t>№ докум.</w:t>
+                              <w:t xml:space="preserve">№ </w:t>
+                            </w:r>
+                            <w:proofErr w:type="spellStart"/>
+                            <w:r>
+                              <w:rPr>
+                                <w:sz w:val="18"/>
+                              </w:rPr>
+                              <w:t>докум</w:t>
+                            </w:r>
+                            <w:proofErr w:type="spellEnd"/>
+                            <w:r>
+                              <w:rPr>
+                                <w:sz w:val="18"/>
+                              </w:rPr>
+                              <w:t>.</w:t>
                             </w:r>
                           </w:p>
                         </w:txbxContent>
@@ -28411,12 +30702,14 @@
                                 <w:sz w:val="18"/>
                               </w:rPr>
                             </w:pPr>
+                            <w:proofErr w:type="spellStart"/>
                             <w:r>
                               <w:rPr>
                                 <w:sz w:val="18"/>
                               </w:rPr>
                               <w:t>Подпись</w:t>
                             </w:r>
+                            <w:proofErr w:type="spellEnd"/>
                           </w:p>
                         </w:txbxContent>
                       </wps:txbx>
@@ -28598,7 +30891,43 @@
                               <w:rPr>
                                 <w:lang w:val="ru-RU"/>
                               </w:rPr>
-                              <w:t>40.С2506 - 2025 09.02.07 КП-ПЗ</w:t>
+                              <w:t>40.</w:t>
+                            </w:r>
+                            <w:r>
+                              <w:rPr>
+                                <w:lang w:val="ru-RU"/>
+                              </w:rPr>
+                              <w:t>И995</w:t>
+                            </w:r>
+                            <w:r>
+                              <w:rPr>
+                                <w:lang w:val="ru-RU"/>
+                              </w:rPr>
+                              <w:t xml:space="preserve"> - 202</w:t>
+                            </w:r>
+                            <w:r>
+                              <w:rPr>
+                                <w:lang w:val="ru-RU"/>
+                              </w:rPr>
+                              <w:t>6</w:t>
+                            </w:r>
+                            <w:r>
+                              <w:rPr>
+                                <w:lang w:val="ru-RU"/>
+                              </w:rPr>
+                              <w:t xml:space="preserve"> 09.02.07 </w:t>
+                            </w:r>
+                            <w:r>
+                              <w:rPr>
+                                <w:lang w:val="ru-RU"/>
+                              </w:rPr>
+                              <w:t>И</w:t>
+                            </w:r>
+                            <w:r>
+                              <w:rPr>
+                                <w:lang w:val="ru-RU"/>
+                              </w:rPr>
+                              <w:t>П-ПЗ</w:t>
                             </w:r>
                           </w:p>
                         </w:txbxContent>
@@ -28645,11 +30974,19 @@
                           <w:sz w:val="18"/>
                         </w:rPr>
                       </w:pPr>
+                      <w:proofErr w:type="spellStart"/>
                       <w:r>
                         <w:rPr>
                           <w:sz w:val="18"/>
                         </w:rPr>
-                        <w:t>Изм.</w:t>
+                        <w:t>Изм</w:t>
+                      </w:r>
+                      <w:proofErr w:type="spellEnd"/>
+                      <w:r>
+                        <w:rPr>
+                          <w:sz w:val="18"/>
+                        </w:rPr>
+                        <w:t>.</w:t>
                       </w:r>
                     </w:p>
                   </w:txbxContent>
@@ -28693,7 +31030,21 @@
                         <w:rPr>
                           <w:sz w:val="18"/>
                         </w:rPr>
-                        <w:t>№ докум.</w:t>
+                        <w:t xml:space="preserve">№ </w:t>
+                      </w:r>
+                      <w:proofErr w:type="spellStart"/>
+                      <w:r>
+                        <w:rPr>
+                          <w:sz w:val="18"/>
+                        </w:rPr>
+                        <w:t>докум</w:t>
+                      </w:r>
+                      <w:proofErr w:type="spellEnd"/>
+                      <w:r>
+                        <w:rPr>
+                          <w:sz w:val="18"/>
+                        </w:rPr>
+                        <w:t>.</w:t>
                       </w:r>
                     </w:p>
                   </w:txbxContent>
@@ -28711,12 +31062,14 @@
                           <w:sz w:val="18"/>
                         </w:rPr>
                       </w:pPr>
+                      <w:proofErr w:type="spellStart"/>
                       <w:r>
                         <w:rPr>
                           <w:sz w:val="18"/>
                         </w:rPr>
                         <w:t>Подпись</w:t>
                       </w:r>
+                      <w:proofErr w:type="spellEnd"/>
                     </w:p>
                   </w:txbxContent>
                 </v:textbox>
@@ -28781,7 +31134,43 @@
                         <w:rPr>
                           <w:lang w:val="ru-RU"/>
                         </w:rPr>
-                        <w:t>40.С2506 - 2025 09.02.07 КП-ПЗ</w:t>
+                        <w:t>40.</w:t>
+                      </w:r>
+                      <w:r>
+                        <w:rPr>
+                          <w:lang w:val="ru-RU"/>
+                        </w:rPr>
+                        <w:t>И995</w:t>
+                      </w:r>
+                      <w:r>
+                        <w:rPr>
+                          <w:lang w:val="ru-RU"/>
+                        </w:rPr>
+                        <w:t xml:space="preserve"> - 202</w:t>
+                      </w:r>
+                      <w:r>
+                        <w:rPr>
+                          <w:lang w:val="ru-RU"/>
+                        </w:rPr>
+                        <w:t>6</w:t>
+                      </w:r>
+                      <w:r>
+                        <w:rPr>
+                          <w:lang w:val="ru-RU"/>
+                        </w:rPr>
+                        <w:t xml:space="preserve"> 09.02.07 </w:t>
+                      </w:r>
+                      <w:r>
+                        <w:rPr>
+                          <w:lang w:val="ru-RU"/>
+                        </w:rPr>
+                        <w:t>И</w:t>
+                      </w:r>
+                      <w:r>
+                        <w:rPr>
+                          <w:lang w:val="ru-RU"/>
+                        </w:rPr>
+                        <w:t>П-ПЗ</w:t>
                       </w:r>
                     </w:p>
                   </w:txbxContent>
